--- a/report/report.docx
+++ b/report/report.docx
@@ -30,25 +30,19 @@
         </w:rPr>
         <w:br/>
       </w:r>
-      <w:proofErr w:type="spellStart"/>
       <w:r>
         <w:rPr>
           <w:rStyle w:val="berschrift2Zchn"/>
+          <w:lang w:val="en-US"/>
         </w:rPr>
         <w:t>E</w:t>
       </w:r>
       <w:r>
         <w:rPr>
           <w:rStyle w:val="berschrift2Zchn"/>
-        </w:rPr>
-        <w:t>xercise</w:t>
-      </w:r>
-      <w:proofErr w:type="spellEnd"/>
-      <w:r>
-        <w:rPr>
-          <w:rStyle w:val="berschrift2Zchn"/>
-        </w:rPr>
-        <w:t xml:space="preserve"> 1: 8-Puzzle</w:t>
+          <w:lang w:val="en-US"/>
+        </w:rPr>
+        <w:t>xercise 1: 8-Puzzle</w:t>
       </w:r>
     </w:p>
     <w:p>
@@ -72,9 +66,9 @@
           <w:lang w:val="en-US"/>
         </w:rPr>
         <w:drawing>
-          <wp:inline distT="0" distB="0" distL="0" distR="0" wp14:anchorId="6B4EE288" wp14:editId="2F2BB069">
-            <wp:extent cx="4627659" cy="4627659"/>
-            <wp:effectExtent l="0" t="0" r="1905" b="1905"/>
+          <wp:inline distT="0" distB="0" distL="0" distR="0" wp14:anchorId="6B4EE288" wp14:editId="7CBF7DBE">
+            <wp:extent cx="4924425" cy="4924425"/>
+            <wp:effectExtent l="0" t="0" r="9525" b="9525"/>
             <wp:docPr id="1525176085" name="Grafik 3"/>
             <wp:cNvGraphicFramePr>
               <a:graphicFrameLocks xmlns:a="http://schemas.openxmlformats.org/drawingml/2006/main" noChangeAspect="1"/>
@@ -104,7 +98,7 @@
                   <pic:spPr bwMode="auto">
                     <a:xfrm>
                       <a:off x="0" y="0"/>
-                      <a:ext cx="4630550" cy="4630550"/>
+                      <a:ext cx="4927940" cy="4927940"/>
                     </a:xfrm>
                     <a:prstGeom prst="rect">
                       <a:avLst/>
@@ -123,6 +117,7 @@
     </w:p>
     <w:p>
       <w:pPr>
+        <w:spacing w:after="0"/>
         <w:jc w:val="center"/>
         <w:rPr>
           <w:b/>
@@ -145,24 +140,30 @@
     </w:p>
     <w:tbl>
       <w:tblPr>
-        <w:tblStyle w:val="Tabellenraster"/>
+        <w:tblStyle w:val="Listentabelle4Akzent1"/>
         <w:tblW w:w="0" w:type="auto"/>
+        <w:tblInd w:w="988" w:type="dxa"/>
         <w:tblLook w:val="04A0" w:firstRow="1" w:lastRow="0" w:firstColumn="1" w:lastColumn="0" w:noHBand="0" w:noVBand="1"/>
       </w:tblPr>
       <w:tblGrid>
-        <w:gridCol w:w="9062"/>
+        <w:gridCol w:w="7087"/>
       </w:tblGrid>
       <w:tr>
-        <w:tc>
-          <w:tcPr>
-            <w:tcW w:w="9062" w:type="dxa"/>
+        <w:trPr>
+          <w:cnfStyle w:val="100000000000" w:firstRow="1" w:lastRow="0" w:firstColumn="0" w:lastColumn="0" w:oddVBand="0" w:evenVBand="0" w:oddHBand="0" w:evenHBand="0" w:firstRowFirstColumn="0" w:firstRowLastColumn="0" w:lastRowFirstColumn="0" w:lastRowLastColumn="0"/>
+          <w:trHeight w:val="256"/>
+        </w:trPr>
+        <w:tc>
+          <w:tcPr>
+            <w:cnfStyle w:val="001000000000" w:firstRow="0" w:lastRow="0" w:firstColumn="1" w:lastColumn="0" w:oddVBand="0" w:evenVBand="0" w:oddHBand="0" w:evenHBand="0" w:firstRowFirstColumn="0" w:firstRowLastColumn="0" w:lastRowFirstColumn="0" w:lastRowLastColumn="0"/>
+            <w:tcW w:w="7087" w:type="dxa"/>
           </w:tcPr>
           <w:p>
             <w:pPr>
               <w:jc w:val="center"/>
               <w:rPr>
-                <w:b/>
-                <w:bCs/>
+                <w:b w:val="0"/>
+                <w:bCs w:val="0"/>
                 <w:sz w:val="24"/>
                 <w:szCs w:val="24"/>
                 <w:lang w:val="en-US"/>
@@ -170,8 +171,6 @@
             </w:pPr>
             <w:r>
               <w:rPr>
-                <w:b/>
-                <w:bCs/>
                 <w:sz w:val="24"/>
                 <w:szCs w:val="24"/>
                 <w:lang w:val="en-US"/>
@@ -182,16 +181,21 @@
         </w:tc>
       </w:tr>
       <w:tr>
-        <w:tc>
-          <w:tcPr>
-            <w:tcW w:w="9062" w:type="dxa"/>
+        <w:trPr>
+          <w:cnfStyle w:val="000000100000" w:firstRow="0" w:lastRow="0" w:firstColumn="0" w:lastColumn="0" w:oddVBand="0" w:evenVBand="0" w:oddHBand="1" w:evenHBand="0" w:firstRowFirstColumn="0" w:firstRowLastColumn="0" w:lastRowFirstColumn="0" w:lastRowLastColumn="0"/>
+          <w:trHeight w:val="256"/>
+        </w:trPr>
+        <w:tc>
+          <w:tcPr>
+            <w:cnfStyle w:val="001000000000" w:firstRow="0" w:lastRow="0" w:firstColumn="1" w:lastColumn="0" w:oddVBand="0" w:evenVBand="0" w:oddHBand="0" w:evenHBand="0" w:firstRowFirstColumn="0" w:firstRowLastColumn="0" w:lastRowFirstColumn="0" w:lastRowLastColumn="0"/>
+            <w:tcW w:w="7087" w:type="dxa"/>
           </w:tcPr>
           <w:p>
             <w:pPr>
               <w:jc w:val="center"/>
               <w:rPr>
-                <w:b/>
-                <w:bCs/>
+                <w:b w:val="0"/>
+                <w:bCs w:val="0"/>
                 <w:sz w:val="24"/>
                 <w:szCs w:val="24"/>
                 <w:lang w:val="en-US"/>
@@ -199,8 +203,8 @@
             </w:pPr>
             <w:r>
               <w:rPr>
-                <w:b/>
-                <w:bCs/>
+                <w:b w:val="0"/>
+                <w:bCs w:val="0"/>
                 <w:sz w:val="24"/>
                 <w:szCs w:val="24"/>
                 <w:lang w:val="en-US"/>
@@ -211,16 +215,20 @@
         </w:tc>
       </w:tr>
       <w:tr>
-        <w:tc>
-          <w:tcPr>
-            <w:tcW w:w="9062" w:type="dxa"/>
+        <w:trPr>
+          <w:trHeight w:val="270"/>
+        </w:trPr>
+        <w:tc>
+          <w:tcPr>
+            <w:cnfStyle w:val="001000000000" w:firstRow="0" w:lastRow="0" w:firstColumn="1" w:lastColumn="0" w:oddVBand="0" w:evenVBand="0" w:oddHBand="0" w:evenHBand="0" w:firstRowFirstColumn="0" w:firstRowLastColumn="0" w:lastRowFirstColumn="0" w:lastRowLastColumn="0"/>
+            <w:tcW w:w="7087" w:type="dxa"/>
           </w:tcPr>
           <w:p>
             <w:pPr>
               <w:jc w:val="center"/>
               <w:rPr>
-                <w:b/>
-                <w:bCs/>
+                <w:b w:val="0"/>
+                <w:bCs w:val="0"/>
                 <w:sz w:val="24"/>
                 <w:szCs w:val="24"/>
                 <w:lang w:val="en-US"/>
@@ -228,8 +236,8 @@
             </w:pPr>
             <w:r>
               <w:rPr>
-                <w:b/>
-                <w:bCs/>
+                <w:b w:val="0"/>
+                <w:bCs w:val="0"/>
                 <w:sz w:val="24"/>
                 <w:szCs w:val="24"/>
                 <w:lang w:val="en-US"/>
@@ -240,16 +248,21 @@
         </w:tc>
       </w:tr>
       <w:tr>
-        <w:tc>
-          <w:tcPr>
-            <w:tcW w:w="9062" w:type="dxa"/>
+        <w:trPr>
+          <w:cnfStyle w:val="000000100000" w:firstRow="0" w:lastRow="0" w:firstColumn="0" w:lastColumn="0" w:oddVBand="0" w:evenVBand="0" w:oddHBand="1" w:evenHBand="0" w:firstRowFirstColumn="0" w:firstRowLastColumn="0" w:lastRowFirstColumn="0" w:lastRowLastColumn="0"/>
+          <w:trHeight w:val="256"/>
+        </w:trPr>
+        <w:tc>
+          <w:tcPr>
+            <w:cnfStyle w:val="001000000000" w:firstRow="0" w:lastRow="0" w:firstColumn="1" w:lastColumn="0" w:oddVBand="0" w:evenVBand="0" w:oddHBand="0" w:evenHBand="0" w:firstRowFirstColumn="0" w:firstRowLastColumn="0" w:lastRowFirstColumn="0" w:lastRowLastColumn="0"/>
+            <w:tcW w:w="7087" w:type="dxa"/>
           </w:tcPr>
           <w:p>
             <w:pPr>
               <w:jc w:val="center"/>
               <w:rPr>
-                <w:b/>
-                <w:bCs/>
+                <w:b w:val="0"/>
+                <w:bCs w:val="0"/>
                 <w:sz w:val="24"/>
                 <w:szCs w:val="24"/>
                 <w:lang w:val="en-US"/>
@@ -257,8 +270,8 @@
             </w:pPr>
             <w:r>
               <w:rPr>
-                <w:b/>
-                <w:bCs/>
+                <w:b w:val="0"/>
+                <w:bCs w:val="0"/>
                 <w:sz w:val="24"/>
                 <w:szCs w:val="24"/>
                 <w:lang w:val="en-US"/>
@@ -269,16 +282,20 @@
         </w:tc>
       </w:tr>
       <w:tr>
-        <w:tc>
-          <w:tcPr>
-            <w:tcW w:w="9062" w:type="dxa"/>
+        <w:trPr>
+          <w:trHeight w:val="256"/>
+        </w:trPr>
+        <w:tc>
+          <w:tcPr>
+            <w:cnfStyle w:val="001000000000" w:firstRow="0" w:lastRow="0" w:firstColumn="1" w:lastColumn="0" w:oddVBand="0" w:evenVBand="0" w:oddHBand="0" w:evenHBand="0" w:firstRowFirstColumn="0" w:firstRowLastColumn="0" w:lastRowFirstColumn="0" w:lastRowLastColumn="0"/>
+            <w:tcW w:w="7087" w:type="dxa"/>
           </w:tcPr>
           <w:p>
             <w:pPr>
               <w:jc w:val="center"/>
               <w:rPr>
-                <w:b/>
-                <w:bCs/>
+                <w:b w:val="0"/>
+                <w:bCs w:val="0"/>
                 <w:sz w:val="24"/>
                 <w:szCs w:val="24"/>
                 <w:lang w:val="en-US"/>
@@ -286,8 +303,8 @@
             </w:pPr>
             <w:r>
               <w:rPr>
-                <w:b/>
-                <w:bCs/>
+                <w:b w:val="0"/>
+                <w:bCs w:val="0"/>
                 <w:sz w:val="24"/>
                 <w:szCs w:val="24"/>
                 <w:lang w:val="en-US"/>
@@ -298,17 +315,16 @@
         </w:tc>
       </w:tr>
     </w:tbl>
-    <w:p>
-      <w:pPr>
-        <w:rPr>
-          <w:lang w:val="en-US"/>
-        </w:rPr>
-      </w:pPr>
-    </w:p>
     <w:sdt>
       <w:sdtPr>
         <w:rPr>
-          <w:lang w:val="en-US"/>
+          <w:rFonts w:asciiTheme="minorHAnsi" w:eastAsiaTheme="minorHAnsi" w:hAnsiTheme="minorHAnsi" w:cstheme="minorBidi"/>
+          <w:color w:val="auto"/>
+          <w:kern w:val="2"/>
+          <w:sz w:val="22"/>
+          <w:szCs w:val="22"/>
+          <w:lang w:val="en-US" w:eastAsia="en-US"/>
+          <w14:ligatures w14:val="standardContextual"/>
         </w:rPr>
         <w:id w:val="-2109332579"/>
         <w:docPartObj>
@@ -318,15 +334,8 @@
       </w:sdtPr>
       <w:sdtEndPr>
         <w:rPr>
-          <w:rFonts w:asciiTheme="minorHAnsi" w:eastAsiaTheme="minorHAnsi" w:hAnsiTheme="minorHAnsi" w:cstheme="minorBidi"/>
           <w:b/>
           <w:bCs/>
-          <w:color w:val="auto"/>
-          <w:kern w:val="2"/>
-          <w:sz w:val="22"/>
-          <w:szCs w:val="22"/>
-          <w:lang w:eastAsia="en-US"/>
-          <w14:ligatures w14:val="standardContextual"/>
         </w:rPr>
       </w:sdtEndPr>
       <w:sdtContent>
@@ -743,19 +752,11 @@
           <w:lang w:val="en-US"/>
         </w:rPr>
       </w:pPr>
-      <w:proofErr w:type="gramStart"/>
-      <w:r>
-        <w:rPr>
-          <w:lang w:val="en-US"/>
-        </w:rPr>
-        <w:t>Generate</w:t>
-      </w:r>
-      <w:proofErr w:type="gramEnd"/>
-      <w:r>
-        <w:rPr>
-          <w:lang w:val="en-US"/>
-        </w:rPr>
-        <w:t xml:space="preserve"> goal state</w:t>
+      <w:r>
+        <w:rPr>
+          <w:lang w:val="en-US"/>
+        </w:rPr>
+        <w:t>Generate goal state</w:t>
       </w:r>
     </w:p>
     <w:p>
@@ -883,14 +884,12 @@
         </w:rPr>
         <w:t xml:space="preserve"> </w:t>
       </w:r>
-      <w:proofErr w:type="gramStart"/>
       <w:r>
         <w:rPr>
           <w:lang w:val="en-US"/>
         </w:rPr>
         <w:t>heuristics</w:t>
       </w:r>
-      <w:proofErr w:type="gramEnd"/>
     </w:p>
     <w:p>
       <w:pPr>
@@ -931,16 +930,8 @@
         <w:rPr>
           <w:lang w:val="en-US"/>
         </w:rPr>
-        <w:t xml:space="preserve">for each </w:t>
-      </w:r>
-      <w:proofErr w:type="gramStart"/>
-      <w:r>
-        <w:rPr>
-          <w:lang w:val="en-US"/>
-        </w:rPr>
-        <w:t>heuristics</w:t>
-      </w:r>
-      <w:proofErr w:type="gramEnd"/>
+        <w:t>for each heuristics</w:t>
+      </w:r>
     </w:p>
     <w:p>
       <w:pPr>
@@ -957,6 +948,7 @@
       </w:pPr>
       <w:r>
         <w:rPr>
+          <w:noProof/>
           <w:lang w:val="en-US"/>
         </w:rPr>
         <w:drawing>
@@ -1103,7 +1095,6 @@
         </w:rPr>
         <w:t xml:space="preserve">Setup Python-Version </w:t>
       </w:r>
-      <w:proofErr w:type="gramStart"/>
       <w:r>
         <w:rPr>
           <w:lang w:val="en-US"/>
@@ -1124,7 +1115,6 @@
         <w:t>venv</w:t>
       </w:r>
       <w:proofErr w:type="spellEnd"/>
-      <w:proofErr w:type="gramEnd"/>
     </w:p>
     <w:p>
       <w:pPr>
@@ -1915,21 +1905,7 @@
         <w:rPr>
           <w:lang w:val="en-US"/>
         </w:rPr>
-        <w:t xml:space="preserve">Provide </w:t>
-      </w:r>
-      <w:proofErr w:type="gramStart"/>
-      <w:r>
-        <w:rPr>
-          <w:lang w:val="en-US"/>
-        </w:rPr>
-        <w:t>you</w:t>
-      </w:r>
-      <w:proofErr w:type="gramEnd"/>
-      <w:r>
-        <w:rPr>
-          <w:lang w:val="en-US"/>
-        </w:rPr>
-        <w:t xml:space="preserve"> own structure</w:t>
+        <w:t>Provide you own structure</w:t>
       </w:r>
     </w:p>
     <w:p>
@@ -1962,19 +1938,11 @@
           </w:r>
         </w:sdtContent>
       </w:sdt>
-      <w:proofErr w:type="gramStart"/>
-      <w:r>
-        <w:rPr>
-          <w:lang w:val="en-US"/>
-        </w:rPr>
-        <w:t>Comment</w:t>
-      </w:r>
-      <w:proofErr w:type="gramEnd"/>
-      <w:r>
-        <w:rPr>
-          <w:lang w:val="en-US"/>
-        </w:rPr>
-        <w:t xml:space="preserve"> the code (see above)</w:t>
+      <w:r>
+        <w:rPr>
+          <w:lang w:val="en-US"/>
+        </w:rPr>
+        <w:t>Comment the code (see above)</w:t>
       </w:r>
     </w:p>
     <w:p>
@@ -2011,16 +1979,8 @@
         <w:rPr>
           <w:lang w:val="en-US"/>
         </w:rPr>
-        <w:t xml:space="preserve">Measure space (memory) and time complexity of each </w:t>
-      </w:r>
-      <w:proofErr w:type="gramStart"/>
-      <w:r>
-        <w:rPr>
-          <w:lang w:val="en-US"/>
-        </w:rPr>
-        <w:t>heuristics</w:t>
-      </w:r>
-      <w:proofErr w:type="gramEnd"/>
+        <w:t>Measure space (memory) and time complexity of each heuristics</w:t>
+      </w:r>
     </w:p>
     <w:p>
       <w:pPr>
@@ -2090,6 +2050,114 @@
     </w:p>
     <w:p>
       <w:pPr>
+        <w:rPr>
+          <w:lang w:val="en-US"/>
+        </w:rPr>
+      </w:pPr>
+      <w:r>
+        <w:rPr>
+          <w:lang w:val="en-US"/>
+        </w:rPr>
+        <w:t>The goal of this assignment was to implement and analyze an A* search solver for the 8-puzzle (3×3 sliding puzzle).</w:t>
+      </w:r>
+      <w:r>
+        <w:rPr>
+          <w:lang w:val="en-US"/>
+        </w:rPr>
+        <w:t xml:space="preserve"> </w:t>
+      </w:r>
+      <w:r>
+        <w:rPr>
+          <w:lang w:val="en-US"/>
+        </w:rPr>
+        <w:t>The program can solve any solvable random puzzle automatically using two different heuristics:</w:t>
+      </w:r>
+    </w:p>
+    <w:p>
+      <w:pPr>
+        <w:pStyle w:val="Listenabsatz"/>
+        <w:numPr>
+          <w:ilvl w:val="0"/>
+          <w:numId w:val="12"/>
+        </w:numPr>
+        <w:rPr>
+          <w:lang w:val="en-US"/>
+        </w:rPr>
+      </w:pPr>
+      <w:r>
+        <w:rPr>
+          <w:b/>
+          <w:bCs/>
+          <w:lang w:val="en-US"/>
+        </w:rPr>
+        <w:t>Manhattan distance</w:t>
+      </w:r>
+      <w:r>
+        <w:rPr>
+          <w:lang w:val="en-US"/>
+        </w:rPr>
+        <w:t xml:space="preserve">: </w:t>
+      </w:r>
+      <w:r>
+        <w:rPr>
+          <w:lang w:val="en-US"/>
+        </w:rPr>
+        <w:t>total number of moves each tile is away from its goal position</w:t>
+      </w:r>
+    </w:p>
+    <w:p>
+      <w:pPr>
+        <w:pStyle w:val="Listenabsatz"/>
+        <w:numPr>
+          <w:ilvl w:val="0"/>
+          <w:numId w:val="12"/>
+        </w:numPr>
+        <w:rPr>
+          <w:lang w:val="en-US"/>
+        </w:rPr>
+      </w:pPr>
+      <w:r>
+        <w:rPr>
+          <w:b/>
+          <w:bCs/>
+          <w:lang w:val="en-US"/>
+        </w:rPr>
+        <w:t>Hamming distance</w:t>
+      </w:r>
+      <w:r>
+        <w:rPr>
+          <w:lang w:val="en-US"/>
+        </w:rPr>
+        <w:t xml:space="preserve">: </w:t>
+      </w:r>
+      <w:r>
+        <w:rPr>
+          <w:lang w:val="en-US"/>
+        </w:rPr>
+        <w:t>number of misplaced tiles (excluding the blank)</w:t>
+      </w:r>
+    </w:p>
+    <w:p>
+      <w:pPr>
+        <w:rPr>
+          <w:lang w:val="en-US"/>
+        </w:rPr>
+      </w:pPr>
+      <w:r>
+        <w:rPr>
+          <w:lang w:val="en-US"/>
+        </w:rPr>
+        <w:t>The solver finds the optimal path from a start state to the goal state, while the GUI visualizes the puzzle, lets the user play manually, and can run 100-board benchmarks to compare both heuristics in terms of runtime and nodes expanded</w:t>
+      </w:r>
+      <w:r>
+        <w:rPr>
+          <w:lang w:val="en-US"/>
+        </w:rPr>
+        <w:t>.</w:t>
+      </w:r>
+    </w:p>
+    <w:p>
+      <w:pPr>
         <w:pStyle w:val="Untertitel"/>
         <w:numPr>
           <w:ilvl w:val="0"/>
@@ -2108,6 +2176,117 @@
     </w:p>
     <w:p>
       <w:pPr>
+        <w:keepNext/>
+        <w:jc w:val="center"/>
+      </w:pPr>
+      <w:r>
+        <w:rPr>
+          <w:lang w:val="en-US"/>
+        </w:rPr>
+        <w:drawing>
+          <wp:inline distT="0" distB="0" distL="0" distR="0" wp14:anchorId="52BB008A" wp14:editId="13E0BD2F">
+            <wp:extent cx="4152815" cy="5172075"/>
+            <wp:effectExtent l="0" t="0" r="635" b="0"/>
+            <wp:docPr id="1577045280" name="Grafik 1" descr="Ein Bild, das Text, Screenshot, Schrift, Design enthält.&#10;&#10;KI-generierte Inhalte können fehlerhaft sein."/>
+            <wp:cNvGraphicFramePr>
+              <a:graphicFrameLocks xmlns:a="http://schemas.openxmlformats.org/drawingml/2006/main" noChangeAspect="1"/>
+            </wp:cNvGraphicFramePr>
+            <a:graphic xmlns:a="http://schemas.openxmlformats.org/drawingml/2006/main">
+              <a:graphicData uri="http://schemas.openxmlformats.org/drawingml/2006/picture">
+                <pic:pic xmlns:pic="http://schemas.openxmlformats.org/drawingml/2006/picture">
+                  <pic:nvPicPr>
+                    <pic:cNvPr id="1577045280" name="Grafik 1" descr="Ein Bild, das Text, Screenshot, Schrift, Design enthält.&#10;&#10;KI-generierte Inhalte können fehlerhaft sein."/>
+                    <pic:cNvPicPr/>
+                  </pic:nvPicPr>
+                  <pic:blipFill rotWithShape="1">
+                    <a:blip r:embed="rId10"/>
+                    <a:srcRect b="3883"/>
+                    <a:stretch>
+                      <a:fillRect/>
+                    </a:stretch>
+                  </pic:blipFill>
+                  <pic:spPr bwMode="auto">
+                    <a:xfrm>
+                      <a:off x="0" y="0"/>
+                      <a:ext cx="4152815" cy="5172075"/>
+                    </a:xfrm>
+                    <a:prstGeom prst="rect">
+                      <a:avLst/>
+                    </a:prstGeom>
+                    <a:ln>
+                      <a:noFill/>
+                    </a:ln>
+                    <a:extLst>
+                      <a:ext uri="{53640926-AAD7-44D8-BBD7-CCE9431645EC}">
+                        <a14:shadowObscured xmlns:a14="http://schemas.microsoft.com/office/drawing/2010/main"/>
+                      </a:ext>
+                    </a:extLst>
+                  </pic:spPr>
+                </pic:pic>
+              </a:graphicData>
+            </a:graphic>
+          </wp:inline>
+        </w:drawing>
+      </w:r>
+    </w:p>
+    <w:p>
+      <w:pPr>
+        <w:pStyle w:val="Beschriftung"/>
+        <w:jc w:val="center"/>
+        <w:rPr>
+          <w:lang w:val="en-US"/>
+        </w:rPr>
+      </w:pPr>
+      <w:r>
+        <w:rPr>
+          <w:lang w:val="en-US"/>
+        </w:rPr>
+        <w:t xml:space="preserve">Figure </w:t>
+      </w:r>
+      <w:r>
+        <w:fldChar w:fldCharType="begin"/>
+      </w:r>
+      <w:r>
+        <w:rPr>
+          <w:lang w:val="en-US"/>
+        </w:rPr>
+        <w:instrText xml:space="preserve"> SEQ Figure \* ARABIC </w:instrText>
+      </w:r>
+      <w:r>
+        <w:fldChar w:fldCharType="separate"/>
+      </w:r>
+      <w:r>
+        <w:rPr>
+          <w:noProof/>
+          <w:lang w:val="en-US"/>
+        </w:rPr>
+        <w:t>1</w:t>
+      </w:r>
+      <w:r>
+        <w:fldChar w:fldCharType="end"/>
+      </w:r>
+      <w:r>
+        <w:rPr>
+          <w:lang w:val="en-US"/>
+        </w:rPr>
+        <w:t>: SAD 8-Puzzle by G</w:t>
+      </w:r>
+      <w:r>
+        <w:rPr>
+          <w:lang w:val="en-US"/>
+        </w:rPr>
+        <w:t>roup4F</w:t>
+      </w:r>
+    </w:p>
+    <w:p>
+      <w:pPr>
+        <w:rPr>
+          <w:lang w:val="en-US"/>
+        </w:rPr>
+      </w:pPr>
+    </w:p>
+    <w:p>
+      <w:pPr>
         <w:pStyle w:val="Untertitel"/>
         <w:numPr>
           <w:ilvl w:val="0"/>
@@ -2121,8 +2300,3267 @@
         <w:rPr>
           <w:lang w:val="en-US"/>
         </w:rPr>
+        <w:lastRenderedPageBreak/>
         <w:t>Short descriptions of modules and interfaces</w:t>
       </w:r>
+    </w:p>
+    <w:tbl>
+      <w:tblPr>
+        <w:tblStyle w:val="Gitternetztabelle4Akzent1"/>
+        <w:tblW w:w="11058" w:type="dxa"/>
+        <w:tblInd w:w="-998" w:type="dxa"/>
+        <w:tblLayout w:type="fixed"/>
+        <w:tblLook w:val="04A0" w:firstRow="1" w:lastRow="0" w:firstColumn="1" w:lastColumn="0" w:noHBand="0" w:noVBand="1"/>
+      </w:tblPr>
+      <w:tblGrid>
+        <w:gridCol w:w="1419"/>
+        <w:gridCol w:w="3827"/>
+        <w:gridCol w:w="5812"/>
+      </w:tblGrid>
+      <w:tr>
+        <w:trPr>
+          <w:cnfStyle w:val="100000000000" w:firstRow="1" w:lastRow="0" w:firstColumn="0" w:lastColumn="0" w:oddVBand="0" w:evenVBand="0" w:oddHBand="0" w:evenHBand="0" w:firstRowFirstColumn="0" w:firstRowLastColumn="0" w:lastRowFirstColumn="0" w:lastRowLastColumn="0"/>
+        </w:trPr>
+        <w:tc>
+          <w:tcPr>
+            <w:cnfStyle w:val="001000000000" w:firstRow="0" w:lastRow="0" w:firstColumn="1" w:lastColumn="0" w:oddVBand="0" w:evenVBand="0" w:oddHBand="0" w:evenHBand="0" w:firstRowFirstColumn="0" w:firstRowLastColumn="0" w:lastRowFirstColumn="0" w:lastRowLastColumn="0"/>
+            <w:tcW w:w="1419" w:type="dxa"/>
+          </w:tcPr>
+          <w:p>
+            <w:pPr>
+              <w:jc w:val="center"/>
+              <w:rPr>
+                <w:b w:val="0"/>
+                <w:bCs w:val="0"/>
+                <w:lang w:val="en-US"/>
+              </w:rPr>
+            </w:pPr>
+            <w:r>
+              <w:rPr>
+                <w:b w:val="0"/>
+                <w:bCs w:val="0"/>
+                <w:lang w:val="en-US"/>
+              </w:rPr>
+              <w:t>Module</w:t>
+            </w:r>
+          </w:p>
+        </w:tc>
+        <w:tc>
+          <w:tcPr>
+            <w:tcW w:w="9639" w:type="dxa"/>
+            <w:gridSpan w:val="2"/>
+          </w:tcPr>
+          <w:p>
+            <w:pPr>
+              <w:cnfStyle w:val="100000000000" w:firstRow="1" w:lastRow="0" w:firstColumn="0" w:lastColumn="0" w:oddVBand="0" w:evenVBand="0" w:oddHBand="0" w:evenHBand="0" w:firstRowFirstColumn="0" w:firstRowLastColumn="0" w:lastRowFirstColumn="0" w:lastRowLastColumn="0"/>
+              <w:rPr>
+                <w:lang w:val="en-US"/>
+              </w:rPr>
+            </w:pPr>
+            <w:r>
+              <w:rPr>
+                <w:b w:val="0"/>
+                <w:bCs w:val="0"/>
+                <w:lang w:val="en-US"/>
+              </w:rPr>
+              <w:t>gui.py</w:t>
+            </w:r>
+          </w:p>
+        </w:tc>
+      </w:tr>
+      <w:tr>
+        <w:trPr>
+          <w:cnfStyle w:val="000000100000" w:firstRow="0" w:lastRow="0" w:firstColumn="0" w:lastColumn="0" w:oddVBand="0" w:evenVBand="0" w:oddHBand="1" w:evenHBand="0" w:firstRowFirstColumn="0" w:firstRowLastColumn="0" w:lastRowFirstColumn="0" w:lastRowLastColumn="0"/>
+        </w:trPr>
+        <w:tc>
+          <w:tcPr>
+            <w:cnfStyle w:val="001000000000" w:firstRow="0" w:lastRow="0" w:firstColumn="1" w:lastColumn="0" w:oddVBand="0" w:evenVBand="0" w:oddHBand="0" w:evenHBand="0" w:firstRowFirstColumn="0" w:firstRowLastColumn="0" w:lastRowFirstColumn="0" w:lastRowLastColumn="0"/>
+            <w:tcW w:w="1419" w:type="dxa"/>
+          </w:tcPr>
+          <w:p>
+            <w:pPr>
+              <w:jc w:val="center"/>
+              <w:rPr>
+                <w:b w:val="0"/>
+                <w:bCs w:val="0"/>
+                <w:lang w:val="en-US"/>
+              </w:rPr>
+            </w:pPr>
+            <w:r>
+              <w:rPr>
+                <w:b w:val="0"/>
+                <w:bCs w:val="0"/>
+                <w:lang w:val="en-US"/>
+              </w:rPr>
+              <w:t>Main Component</w:t>
+            </w:r>
+          </w:p>
+        </w:tc>
+        <w:tc>
+          <w:tcPr>
+            <w:tcW w:w="9639" w:type="dxa"/>
+            <w:gridSpan w:val="2"/>
+          </w:tcPr>
+          <w:p>
+            <w:pPr>
+              <w:cnfStyle w:val="000000100000" w:firstRow="0" w:lastRow="0" w:firstColumn="0" w:lastColumn="0" w:oddVBand="0" w:evenVBand="0" w:oddHBand="1" w:evenHBand="0" w:firstRowFirstColumn="0" w:firstRowLastColumn="0" w:lastRowFirstColumn="0" w:lastRowLastColumn="0"/>
+              <w:rPr>
+                <w:lang w:val="en-US"/>
+              </w:rPr>
+            </w:pPr>
+            <w:proofErr w:type="spellStart"/>
+            <w:r>
+              <w:rPr>
+                <w:lang w:val="en-US"/>
+              </w:rPr>
+              <w:t>SlidePuzzleGUI</w:t>
+            </w:r>
+            <w:proofErr w:type="spellEnd"/>
+          </w:p>
+        </w:tc>
+      </w:tr>
+      <w:tr>
+        <w:tc>
+          <w:tcPr>
+            <w:cnfStyle w:val="001000000000" w:firstRow="0" w:lastRow="0" w:firstColumn="1" w:lastColumn="0" w:oddVBand="0" w:evenVBand="0" w:oddHBand="0" w:evenHBand="0" w:firstRowFirstColumn="0" w:firstRowLastColumn="0" w:lastRowFirstColumn="0" w:lastRowLastColumn="0"/>
+            <w:tcW w:w="1419" w:type="dxa"/>
+          </w:tcPr>
+          <w:p>
+            <w:pPr>
+              <w:jc w:val="center"/>
+              <w:rPr>
+                <w:b w:val="0"/>
+                <w:bCs w:val="0"/>
+                <w:lang w:val="en-US"/>
+              </w:rPr>
+            </w:pPr>
+            <w:proofErr w:type="spellStart"/>
+            <w:r>
+              <w:rPr>
+                <w:b w:val="0"/>
+                <w:bCs w:val="0"/>
+                <w:lang w:val="en-US"/>
+              </w:rPr>
+              <w:t>Responsi</w:t>
+            </w:r>
+            <w:r>
+              <w:rPr>
+                <w:b w:val="0"/>
+                <w:bCs w:val="0"/>
+                <w:lang w:val="en-US"/>
+              </w:rPr>
+              <w:t>-</w:t>
+            </w:r>
+            <w:r>
+              <w:rPr>
+                <w:b w:val="0"/>
+                <w:bCs w:val="0"/>
+                <w:lang w:val="en-US"/>
+              </w:rPr>
+              <w:t>bilities</w:t>
+            </w:r>
+            <w:proofErr w:type="spellEnd"/>
+          </w:p>
+        </w:tc>
+        <w:tc>
+          <w:tcPr>
+            <w:tcW w:w="9639" w:type="dxa"/>
+            <w:gridSpan w:val="2"/>
+          </w:tcPr>
+          <w:p>
+            <w:pPr>
+              <w:cnfStyle w:val="000000000000" w:firstRow="0" w:lastRow="0" w:firstColumn="0" w:lastColumn="0" w:oddVBand="0" w:evenVBand="0" w:oddHBand="0" w:evenHBand="0" w:firstRowFirstColumn="0" w:firstRowLastColumn="0" w:lastRowFirstColumn="0" w:lastRowLastColumn="0"/>
+              <w:rPr>
+                <w:lang w:val="en-US"/>
+              </w:rPr>
+            </w:pPr>
+            <w:r>
+              <w:rPr>
+                <w:lang w:val="en-US"/>
+              </w:rPr>
+              <w:t xml:space="preserve">- Handles all user interactions via the </w:t>
+            </w:r>
+            <w:proofErr w:type="spellStart"/>
+            <w:r>
+              <w:rPr>
+                <w:lang w:val="en-US"/>
+              </w:rPr>
+              <w:t>Tkinter</w:t>
+            </w:r>
+            <w:proofErr w:type="spellEnd"/>
+            <w:r>
+              <w:rPr>
+                <w:lang w:val="en-US"/>
+              </w:rPr>
+              <w:t xml:space="preserve"> interface</w:t>
+            </w:r>
+            <w:r>
+              <w:rPr>
+                <w:lang w:val="en-US"/>
+              </w:rPr>
+              <w:br/>
+              <w:t>- Displays the 3×3 grid, moves tiles, and shows results of the solver</w:t>
+            </w:r>
+            <w:r>
+              <w:rPr>
+                <w:lang w:val="en-US"/>
+              </w:rPr>
+              <w:br/>
+              <w:t>- Starts solver and benchmark processes through button events</w:t>
+            </w:r>
+          </w:p>
+        </w:tc>
+      </w:tr>
+      <w:tr>
+        <w:trPr>
+          <w:cnfStyle w:val="000000100000" w:firstRow="0" w:lastRow="0" w:firstColumn="0" w:lastColumn="0" w:oddVBand="0" w:evenVBand="0" w:oddHBand="1" w:evenHBand="0" w:firstRowFirstColumn="0" w:firstRowLastColumn="0" w:lastRowFirstColumn="0" w:lastRowLastColumn="0"/>
+        </w:trPr>
+        <w:tc>
+          <w:tcPr>
+            <w:cnfStyle w:val="001000000000" w:firstRow="0" w:lastRow="0" w:firstColumn="1" w:lastColumn="0" w:oddVBand="0" w:evenVBand="0" w:oddHBand="0" w:evenHBand="0" w:firstRowFirstColumn="0" w:firstRowLastColumn="0" w:lastRowFirstColumn="0" w:lastRowLastColumn="0"/>
+            <w:tcW w:w="1419" w:type="dxa"/>
+            <w:vMerge w:val="restart"/>
+          </w:tcPr>
+          <w:p>
+            <w:pPr>
+              <w:jc w:val="center"/>
+              <w:rPr>
+                <w:b w:val="0"/>
+                <w:bCs w:val="0"/>
+                <w:lang w:val="en-US"/>
+              </w:rPr>
+            </w:pPr>
+            <w:r>
+              <w:rPr>
+                <w:b w:val="0"/>
+                <w:bCs w:val="0"/>
+                <w:lang w:val="en-US"/>
+              </w:rPr>
+              <w:t>Methods</w:t>
+            </w:r>
+          </w:p>
+        </w:tc>
+        <w:tc>
+          <w:tcPr>
+            <w:tcW w:w="3827" w:type="dxa"/>
+          </w:tcPr>
+          <w:p>
+            <w:pPr>
+              <w:cnfStyle w:val="000000100000" w:firstRow="0" w:lastRow="0" w:firstColumn="0" w:lastColumn="0" w:oddVBand="0" w:evenVBand="0" w:oddHBand="1" w:evenHBand="0" w:firstRowFirstColumn="0" w:firstRowLastColumn="0" w:lastRowFirstColumn="0" w:lastRowLastColumn="0"/>
+              <w:rPr>
+                <w:lang w:val="en-US"/>
+              </w:rPr>
+            </w:pPr>
+            <w:proofErr w:type="spellStart"/>
+            <w:r>
+              <w:t>create_widgets</w:t>
+            </w:r>
+            <w:proofErr w:type="spellEnd"/>
+            <w:r>
+              <w:t>()</w:t>
+            </w:r>
+          </w:p>
+        </w:tc>
+        <w:tc>
+          <w:tcPr>
+            <w:tcW w:w="5812" w:type="dxa"/>
+          </w:tcPr>
+          <w:p>
+            <w:pPr>
+              <w:cnfStyle w:val="000000100000" w:firstRow="0" w:lastRow="0" w:firstColumn="0" w:lastColumn="0" w:oddVBand="0" w:evenVBand="0" w:oddHBand="1" w:evenHBand="0" w:firstRowFirstColumn="0" w:firstRowLastColumn="0" w:lastRowFirstColumn="0" w:lastRowLastColumn="0"/>
+              <w:rPr>
+                <w:lang w:val="en-US"/>
+              </w:rPr>
+            </w:pPr>
+            <w:r>
+              <w:rPr>
+                <w:lang w:val="en-US"/>
+              </w:rPr>
+              <w:t>Builds the full GUI layout (grid, control panel, log area)</w:t>
+            </w:r>
+          </w:p>
+        </w:tc>
+      </w:tr>
+      <w:tr>
+        <w:tc>
+          <w:tcPr>
+            <w:cnfStyle w:val="001000000000" w:firstRow="0" w:lastRow="0" w:firstColumn="1" w:lastColumn="0" w:oddVBand="0" w:evenVBand="0" w:oddHBand="0" w:evenHBand="0" w:firstRowFirstColumn="0" w:firstRowLastColumn="0" w:lastRowFirstColumn="0" w:lastRowLastColumn="0"/>
+            <w:tcW w:w="1419" w:type="dxa"/>
+            <w:vMerge/>
+          </w:tcPr>
+          <w:p>
+            <w:pPr>
+              <w:jc w:val="center"/>
+              <w:rPr>
+                <w:lang w:val="en-US"/>
+              </w:rPr>
+            </w:pPr>
+          </w:p>
+        </w:tc>
+        <w:tc>
+          <w:tcPr>
+            <w:tcW w:w="3827" w:type="dxa"/>
+          </w:tcPr>
+          <w:p>
+            <w:pPr>
+              <w:cnfStyle w:val="000000000000" w:firstRow="0" w:lastRow="0" w:firstColumn="0" w:lastColumn="0" w:oddVBand="0" w:evenVBand="0" w:oddHBand="0" w:evenHBand="0" w:firstRowFirstColumn="0" w:firstRowLastColumn="0" w:lastRowFirstColumn="0" w:lastRowLastColumn="0"/>
+              <w:rPr>
+                <w:lang w:val="en-US"/>
+              </w:rPr>
+            </w:pPr>
+            <w:proofErr w:type="spellStart"/>
+            <w:r>
+              <w:rPr>
+                <w:lang w:val="en-US"/>
+              </w:rPr>
+              <w:t>log_message</w:t>
+            </w:r>
+            <w:proofErr w:type="spellEnd"/>
+            <w:r>
+              <w:rPr>
+                <w:lang w:val="en-US"/>
+              </w:rPr>
+              <w:t xml:space="preserve">(message, </w:t>
+            </w:r>
+            <w:r>
+              <w:rPr>
+                <w:lang w:val="en-US"/>
+              </w:rPr>
+              <w:t>…)</w:t>
+            </w:r>
+          </w:p>
+        </w:tc>
+        <w:tc>
+          <w:tcPr>
+            <w:tcW w:w="5812" w:type="dxa"/>
+          </w:tcPr>
+          <w:p>
+            <w:pPr>
+              <w:cnfStyle w:val="000000000000" w:firstRow="0" w:lastRow="0" w:firstColumn="0" w:lastColumn="0" w:oddVBand="0" w:evenVBand="0" w:oddHBand="0" w:evenHBand="0" w:firstRowFirstColumn="0" w:firstRowLastColumn="0" w:lastRowFirstColumn="0" w:lastRowLastColumn="0"/>
+              <w:rPr>
+                <w:lang w:val="en-US"/>
+              </w:rPr>
+            </w:pPr>
+            <w:r>
+              <w:rPr>
+                <w:lang w:val="en-US"/>
+              </w:rPr>
+              <w:t>Writes a timestamped message into the log window</w:t>
+            </w:r>
+          </w:p>
+        </w:tc>
+      </w:tr>
+      <w:tr>
+        <w:trPr>
+          <w:cnfStyle w:val="000000100000" w:firstRow="0" w:lastRow="0" w:firstColumn="0" w:lastColumn="0" w:oddVBand="0" w:evenVBand="0" w:oddHBand="1" w:evenHBand="0" w:firstRowFirstColumn="0" w:firstRowLastColumn="0" w:lastRowFirstColumn="0" w:lastRowLastColumn="0"/>
+        </w:trPr>
+        <w:tc>
+          <w:tcPr>
+            <w:cnfStyle w:val="001000000000" w:firstRow="0" w:lastRow="0" w:firstColumn="1" w:lastColumn="0" w:oddVBand="0" w:evenVBand="0" w:oddHBand="0" w:evenHBand="0" w:firstRowFirstColumn="0" w:firstRowLastColumn="0" w:lastRowFirstColumn="0" w:lastRowLastColumn="0"/>
+            <w:tcW w:w="1419" w:type="dxa"/>
+            <w:vMerge/>
+          </w:tcPr>
+          <w:p>
+            <w:pPr>
+              <w:jc w:val="center"/>
+              <w:rPr>
+                <w:lang w:val="en-US"/>
+              </w:rPr>
+            </w:pPr>
+          </w:p>
+        </w:tc>
+        <w:tc>
+          <w:tcPr>
+            <w:tcW w:w="3827" w:type="dxa"/>
+          </w:tcPr>
+          <w:p>
+            <w:pPr>
+              <w:cnfStyle w:val="000000100000" w:firstRow="0" w:lastRow="0" w:firstColumn="0" w:lastColumn="0" w:oddVBand="0" w:evenVBand="0" w:oddHBand="1" w:evenHBand="0" w:firstRowFirstColumn="0" w:firstRowLastColumn="0" w:lastRowFirstColumn="0" w:lastRowLastColumn="0"/>
+              <w:rPr>
+                <w:lang w:val="en-US"/>
+              </w:rPr>
+            </w:pPr>
+            <w:proofErr w:type="spellStart"/>
+            <w:r>
+              <w:t>shuffle_tiles</w:t>
+            </w:r>
+            <w:proofErr w:type="spellEnd"/>
+            <w:r>
+              <w:t>()</w:t>
+            </w:r>
+          </w:p>
+        </w:tc>
+        <w:tc>
+          <w:tcPr>
+            <w:tcW w:w="5812" w:type="dxa"/>
+          </w:tcPr>
+          <w:p>
+            <w:pPr>
+              <w:cnfStyle w:val="000000100000" w:firstRow="0" w:lastRow="0" w:firstColumn="0" w:lastColumn="0" w:oddVBand="0" w:evenVBand="0" w:oddHBand="1" w:evenHBand="0" w:firstRowFirstColumn="0" w:firstRowLastColumn="0" w:lastRowFirstColumn="0" w:lastRowLastColumn="0"/>
+              <w:rPr>
+                <w:lang w:val="en-US"/>
+              </w:rPr>
+            </w:pPr>
+            <w:r>
+              <w:rPr>
+                <w:lang w:val="en-US"/>
+              </w:rPr>
+              <w:t>Generates new random solvable board</w:t>
+            </w:r>
+            <w:r>
+              <w:rPr>
+                <w:lang w:val="en-US"/>
+              </w:rPr>
+              <w:t xml:space="preserve">, </w:t>
+            </w:r>
+            <w:r>
+              <w:rPr>
+                <w:lang w:val="en-US"/>
+              </w:rPr>
+              <w:t>updates display</w:t>
+            </w:r>
+          </w:p>
+        </w:tc>
+      </w:tr>
+      <w:tr>
+        <w:tc>
+          <w:tcPr>
+            <w:cnfStyle w:val="001000000000" w:firstRow="0" w:lastRow="0" w:firstColumn="1" w:lastColumn="0" w:oddVBand="0" w:evenVBand="0" w:oddHBand="0" w:evenHBand="0" w:firstRowFirstColumn="0" w:firstRowLastColumn="0" w:lastRowFirstColumn="0" w:lastRowLastColumn="0"/>
+            <w:tcW w:w="1419" w:type="dxa"/>
+            <w:vMerge/>
+          </w:tcPr>
+          <w:p>
+            <w:pPr>
+              <w:jc w:val="center"/>
+              <w:rPr>
+                <w:lang w:val="en-US"/>
+              </w:rPr>
+            </w:pPr>
+          </w:p>
+        </w:tc>
+        <w:tc>
+          <w:tcPr>
+            <w:tcW w:w="3827" w:type="dxa"/>
+          </w:tcPr>
+          <w:p>
+            <w:pPr>
+              <w:cnfStyle w:val="000000000000" w:firstRow="0" w:lastRow="0" w:firstColumn="0" w:lastColumn="0" w:oddVBand="0" w:evenVBand="0" w:oddHBand="0" w:evenHBand="0" w:firstRowFirstColumn="0" w:firstRowLastColumn="0" w:lastRowFirstColumn="0" w:lastRowLastColumn="0"/>
+              <w:rPr>
+                <w:lang w:val="en-US"/>
+              </w:rPr>
+            </w:pPr>
+            <w:proofErr w:type="spellStart"/>
+            <w:r>
+              <w:t>move_tile</w:t>
+            </w:r>
+            <w:proofErr w:type="spellEnd"/>
+            <w:r>
+              <w:t>(i, j)</w:t>
+            </w:r>
+          </w:p>
+        </w:tc>
+        <w:tc>
+          <w:tcPr>
+            <w:tcW w:w="5812" w:type="dxa"/>
+          </w:tcPr>
+          <w:p>
+            <w:pPr>
+              <w:cnfStyle w:val="000000000000" w:firstRow="0" w:lastRow="0" w:firstColumn="0" w:lastColumn="0" w:oddVBand="0" w:evenVBand="0" w:oddHBand="0" w:evenHBand="0" w:firstRowFirstColumn="0" w:firstRowLastColumn="0" w:lastRowFirstColumn="0" w:lastRowLastColumn="0"/>
+              <w:rPr>
+                <w:lang w:val="en-US"/>
+              </w:rPr>
+            </w:pPr>
+            <w:r>
+              <w:rPr>
+                <w:lang w:val="en-US"/>
+              </w:rPr>
+              <w:t>Moves a tile into the empty space if the move is valid</w:t>
+            </w:r>
+          </w:p>
+        </w:tc>
+      </w:tr>
+      <w:tr>
+        <w:trPr>
+          <w:cnfStyle w:val="000000100000" w:firstRow="0" w:lastRow="0" w:firstColumn="0" w:lastColumn="0" w:oddVBand="0" w:evenVBand="0" w:oddHBand="1" w:evenHBand="0" w:firstRowFirstColumn="0" w:firstRowLastColumn="0" w:lastRowFirstColumn="0" w:lastRowLastColumn="0"/>
+        </w:trPr>
+        <w:tc>
+          <w:tcPr>
+            <w:cnfStyle w:val="001000000000" w:firstRow="0" w:lastRow="0" w:firstColumn="1" w:lastColumn="0" w:oddVBand="0" w:evenVBand="0" w:oddHBand="0" w:evenHBand="0" w:firstRowFirstColumn="0" w:firstRowLastColumn="0" w:lastRowFirstColumn="0" w:lastRowLastColumn="0"/>
+            <w:tcW w:w="1419" w:type="dxa"/>
+            <w:vMerge/>
+          </w:tcPr>
+          <w:p>
+            <w:pPr>
+              <w:jc w:val="center"/>
+              <w:rPr>
+                <w:lang w:val="en-US"/>
+              </w:rPr>
+            </w:pPr>
+          </w:p>
+        </w:tc>
+        <w:tc>
+          <w:tcPr>
+            <w:tcW w:w="3827" w:type="dxa"/>
+          </w:tcPr>
+          <w:p>
+            <w:pPr>
+              <w:cnfStyle w:val="000000100000" w:firstRow="0" w:lastRow="0" w:firstColumn="0" w:lastColumn="0" w:oddVBand="0" w:evenVBand="0" w:oddHBand="1" w:evenHBand="0" w:firstRowFirstColumn="0" w:firstRowLastColumn="0" w:lastRowFirstColumn="0" w:lastRowLastColumn="0"/>
+              <w:rPr>
+                <w:lang w:val="en-US"/>
+              </w:rPr>
+            </w:pPr>
+            <w:proofErr w:type="spellStart"/>
+            <w:r>
+              <w:t>check_win</w:t>
+            </w:r>
+            <w:proofErr w:type="spellEnd"/>
+            <w:r>
+              <w:t>()</w:t>
+            </w:r>
+          </w:p>
+        </w:tc>
+        <w:tc>
+          <w:tcPr>
+            <w:tcW w:w="5812" w:type="dxa"/>
+          </w:tcPr>
+          <w:p>
+            <w:pPr>
+              <w:cnfStyle w:val="000000100000" w:firstRow="0" w:lastRow="0" w:firstColumn="0" w:lastColumn="0" w:oddVBand="0" w:evenVBand="0" w:oddHBand="1" w:evenHBand="0" w:firstRowFirstColumn="0" w:firstRowLastColumn="0" w:lastRowFirstColumn="0" w:lastRowLastColumn="0"/>
+              <w:rPr>
+                <w:lang w:val="en-US"/>
+              </w:rPr>
+            </w:pPr>
+            <w:r>
+              <w:rPr>
+                <w:lang w:val="en-US"/>
+              </w:rPr>
+              <w:t xml:space="preserve">Checks whether current puzzle state </w:t>
+            </w:r>
+            <w:r>
+              <w:rPr>
+                <w:lang w:val="en-US"/>
+              </w:rPr>
+              <w:t>==</w:t>
+            </w:r>
+            <w:r>
+              <w:rPr>
+                <w:lang w:val="en-US"/>
+              </w:rPr>
+              <w:t xml:space="preserve"> goal state</w:t>
+            </w:r>
+          </w:p>
+        </w:tc>
+      </w:tr>
+      <w:tr>
+        <w:tc>
+          <w:tcPr>
+            <w:cnfStyle w:val="001000000000" w:firstRow="0" w:lastRow="0" w:firstColumn="1" w:lastColumn="0" w:oddVBand="0" w:evenVBand="0" w:oddHBand="0" w:evenHBand="0" w:firstRowFirstColumn="0" w:firstRowLastColumn="0" w:lastRowFirstColumn="0" w:lastRowLastColumn="0"/>
+            <w:tcW w:w="1419" w:type="dxa"/>
+            <w:vMerge/>
+          </w:tcPr>
+          <w:p>
+            <w:pPr>
+              <w:jc w:val="center"/>
+              <w:rPr>
+                <w:lang w:val="en-US"/>
+              </w:rPr>
+            </w:pPr>
+          </w:p>
+        </w:tc>
+        <w:tc>
+          <w:tcPr>
+            <w:tcW w:w="3827" w:type="dxa"/>
+          </w:tcPr>
+          <w:p>
+            <w:pPr>
+              <w:cnfStyle w:val="000000000000" w:firstRow="0" w:lastRow="0" w:firstColumn="0" w:lastColumn="0" w:oddVBand="0" w:evenVBand="0" w:oddHBand="0" w:evenHBand="0" w:firstRowFirstColumn="0" w:firstRowLastColumn="0" w:lastRowFirstColumn="0" w:lastRowLastColumn="0"/>
+              <w:rPr>
+                <w:lang w:val="en-US"/>
+              </w:rPr>
+            </w:pPr>
+            <w:proofErr w:type="spellStart"/>
+            <w:r>
+              <w:t>reset_game</w:t>
+            </w:r>
+            <w:proofErr w:type="spellEnd"/>
+            <w:r>
+              <w:t>()</w:t>
+            </w:r>
+          </w:p>
+        </w:tc>
+        <w:tc>
+          <w:tcPr>
+            <w:tcW w:w="5812" w:type="dxa"/>
+          </w:tcPr>
+          <w:p>
+            <w:pPr>
+              <w:cnfStyle w:val="000000000000" w:firstRow="0" w:lastRow="0" w:firstColumn="0" w:lastColumn="0" w:oddVBand="0" w:evenVBand="0" w:oddHBand="0" w:evenHBand="0" w:firstRowFirstColumn="0" w:firstRowLastColumn="0" w:lastRowFirstColumn="0" w:lastRowLastColumn="0"/>
+              <w:rPr>
+                <w:lang w:val="en-US"/>
+              </w:rPr>
+            </w:pPr>
+            <w:r>
+              <w:rPr>
+                <w:lang w:val="en-US"/>
+              </w:rPr>
+              <w:t>Resets all variables</w:t>
+            </w:r>
+            <w:r>
+              <w:rPr>
+                <w:lang w:val="en-US"/>
+              </w:rPr>
+              <w:t xml:space="preserve">, </w:t>
+            </w:r>
+            <w:r>
+              <w:rPr>
+                <w:lang w:val="en-US"/>
+              </w:rPr>
+              <w:t>generates a new shuffled board</w:t>
+            </w:r>
+          </w:p>
+        </w:tc>
+      </w:tr>
+      <w:tr>
+        <w:trPr>
+          <w:cnfStyle w:val="000000100000" w:firstRow="0" w:lastRow="0" w:firstColumn="0" w:lastColumn="0" w:oddVBand="0" w:evenVBand="0" w:oddHBand="1" w:evenHBand="0" w:firstRowFirstColumn="0" w:firstRowLastColumn="0" w:lastRowFirstColumn="0" w:lastRowLastColumn="0"/>
+        </w:trPr>
+        <w:tc>
+          <w:tcPr>
+            <w:cnfStyle w:val="001000000000" w:firstRow="0" w:lastRow="0" w:firstColumn="1" w:lastColumn="0" w:oddVBand="0" w:evenVBand="0" w:oddHBand="0" w:evenHBand="0" w:firstRowFirstColumn="0" w:firstRowLastColumn="0" w:lastRowFirstColumn="0" w:lastRowLastColumn="0"/>
+            <w:tcW w:w="1419" w:type="dxa"/>
+            <w:vMerge/>
+          </w:tcPr>
+          <w:p>
+            <w:pPr>
+              <w:jc w:val="center"/>
+              <w:rPr>
+                <w:lang w:val="en-US"/>
+              </w:rPr>
+            </w:pPr>
+          </w:p>
+        </w:tc>
+        <w:tc>
+          <w:tcPr>
+            <w:tcW w:w="3827" w:type="dxa"/>
+          </w:tcPr>
+          <w:p>
+            <w:pPr>
+              <w:cnfStyle w:val="000000100000" w:firstRow="0" w:lastRow="0" w:firstColumn="0" w:lastColumn="0" w:oddVBand="0" w:evenVBand="0" w:oddHBand="1" w:evenHBand="0" w:firstRowFirstColumn="0" w:firstRowLastColumn="0" w:lastRowFirstColumn="0" w:lastRowLastColumn="0"/>
+            </w:pPr>
+            <w:proofErr w:type="spellStart"/>
+            <w:r>
+              <w:t>update_buttons</w:t>
+            </w:r>
+            <w:proofErr w:type="spellEnd"/>
+            <w:r>
+              <w:t>()</w:t>
+            </w:r>
+          </w:p>
+        </w:tc>
+        <w:tc>
+          <w:tcPr>
+            <w:tcW w:w="5812" w:type="dxa"/>
+          </w:tcPr>
+          <w:p>
+            <w:pPr>
+              <w:cnfStyle w:val="000000100000" w:firstRow="0" w:lastRow="0" w:firstColumn="0" w:lastColumn="0" w:oddVBand="0" w:evenVBand="0" w:oddHBand="1" w:evenHBand="0" w:firstRowFirstColumn="0" w:firstRowLastColumn="0" w:lastRowFirstColumn="0" w:lastRowLastColumn="0"/>
+              <w:rPr>
+                <w:lang w:val="en-US"/>
+              </w:rPr>
+            </w:pPr>
+            <w:r>
+              <w:rPr>
+                <w:lang w:val="en-US"/>
+              </w:rPr>
+              <w:t>Updates button texts</w:t>
+            </w:r>
+            <w:r>
+              <w:rPr>
+                <w:lang w:val="en-US"/>
+              </w:rPr>
+              <w:t xml:space="preserve">, </w:t>
+            </w:r>
+            <w:r>
+              <w:rPr>
+                <w:lang w:val="en-US"/>
+              </w:rPr>
+              <w:t>colors to match current tile layout</w:t>
+            </w:r>
+          </w:p>
+        </w:tc>
+      </w:tr>
+      <w:tr>
+        <w:tc>
+          <w:tcPr>
+            <w:cnfStyle w:val="001000000000" w:firstRow="0" w:lastRow="0" w:firstColumn="1" w:lastColumn="0" w:oddVBand="0" w:evenVBand="0" w:oddHBand="0" w:evenHBand="0" w:firstRowFirstColumn="0" w:firstRowLastColumn="0" w:lastRowFirstColumn="0" w:lastRowLastColumn="0"/>
+            <w:tcW w:w="1419" w:type="dxa"/>
+            <w:vMerge/>
+          </w:tcPr>
+          <w:p>
+            <w:pPr>
+              <w:jc w:val="center"/>
+              <w:rPr>
+                <w:lang w:val="en-US"/>
+              </w:rPr>
+            </w:pPr>
+          </w:p>
+        </w:tc>
+        <w:tc>
+          <w:tcPr>
+            <w:tcW w:w="3827" w:type="dxa"/>
+          </w:tcPr>
+          <w:p>
+            <w:pPr>
+              <w:cnfStyle w:val="000000000000" w:firstRow="0" w:lastRow="0" w:firstColumn="0" w:lastColumn="0" w:oddVBand="0" w:evenVBand="0" w:oddHBand="0" w:evenHBand="0" w:firstRowFirstColumn="0" w:firstRowLastColumn="0" w:lastRowFirstColumn="0" w:lastRowLastColumn="0"/>
+            </w:pPr>
+            <w:proofErr w:type="spellStart"/>
+            <w:r>
+              <w:t>calculate_heuristics</w:t>
+            </w:r>
+            <w:proofErr w:type="spellEnd"/>
+            <w:r>
+              <w:t>()</w:t>
+            </w:r>
+          </w:p>
+        </w:tc>
+        <w:tc>
+          <w:tcPr>
+            <w:tcW w:w="5812" w:type="dxa"/>
+          </w:tcPr>
+          <w:p>
+            <w:pPr>
+              <w:cnfStyle w:val="000000000000" w:firstRow="0" w:lastRow="0" w:firstColumn="0" w:lastColumn="0" w:oddVBand="0" w:evenVBand="0" w:oddHBand="0" w:evenHBand="0" w:firstRowFirstColumn="0" w:firstRowLastColumn="0" w:lastRowFirstColumn="0" w:lastRowLastColumn="0"/>
+              <w:rPr>
+                <w:lang w:val="en-US"/>
+              </w:rPr>
+            </w:pPr>
+            <w:r>
+              <w:rPr>
+                <w:lang w:val="en-US"/>
+              </w:rPr>
+              <w:t>Computes</w:t>
+            </w:r>
+            <w:r>
+              <w:rPr>
+                <w:lang w:val="en-US"/>
+              </w:rPr>
+              <w:t>/</w:t>
+            </w:r>
+            <w:r>
+              <w:rPr>
+                <w:lang w:val="en-US"/>
+              </w:rPr>
+              <w:t>displays current Manhattan</w:t>
+            </w:r>
+            <w:r>
+              <w:rPr>
+                <w:lang w:val="en-US"/>
+              </w:rPr>
+              <w:t xml:space="preserve"> | </w:t>
+            </w:r>
+            <w:r>
+              <w:rPr>
+                <w:lang w:val="en-US"/>
+              </w:rPr>
+              <w:t>Hamming values</w:t>
+            </w:r>
+          </w:p>
+        </w:tc>
+      </w:tr>
+      <w:tr>
+        <w:trPr>
+          <w:cnfStyle w:val="000000100000" w:firstRow="0" w:lastRow="0" w:firstColumn="0" w:lastColumn="0" w:oddVBand="0" w:evenVBand="0" w:oddHBand="1" w:evenHBand="0" w:firstRowFirstColumn="0" w:firstRowLastColumn="0" w:lastRowFirstColumn="0" w:lastRowLastColumn="0"/>
+        </w:trPr>
+        <w:tc>
+          <w:tcPr>
+            <w:cnfStyle w:val="001000000000" w:firstRow="0" w:lastRow="0" w:firstColumn="1" w:lastColumn="0" w:oddVBand="0" w:evenVBand="0" w:oddHBand="0" w:evenHBand="0" w:firstRowFirstColumn="0" w:firstRowLastColumn="0" w:lastRowFirstColumn="0" w:lastRowLastColumn="0"/>
+            <w:tcW w:w="1419" w:type="dxa"/>
+            <w:vMerge/>
+          </w:tcPr>
+          <w:p>
+            <w:pPr>
+              <w:jc w:val="center"/>
+              <w:rPr>
+                <w:lang w:val="en-US"/>
+              </w:rPr>
+            </w:pPr>
+          </w:p>
+        </w:tc>
+        <w:tc>
+          <w:tcPr>
+            <w:tcW w:w="3827" w:type="dxa"/>
+          </w:tcPr>
+          <w:p>
+            <w:pPr>
+              <w:cnfStyle w:val="000000100000" w:firstRow="0" w:lastRow="0" w:firstColumn="0" w:lastColumn="0" w:oddVBand="0" w:evenVBand="0" w:oddHBand="1" w:evenHBand="0" w:firstRowFirstColumn="0" w:firstRowLastColumn="0" w:lastRowFirstColumn="0" w:lastRowLastColumn="0"/>
+            </w:pPr>
+            <w:proofErr w:type="spellStart"/>
+            <w:r>
+              <w:t>update_timer</w:t>
+            </w:r>
+            <w:proofErr w:type="spellEnd"/>
+            <w:r>
+              <w:t>()</w:t>
+            </w:r>
+          </w:p>
+        </w:tc>
+        <w:tc>
+          <w:tcPr>
+            <w:tcW w:w="5812" w:type="dxa"/>
+          </w:tcPr>
+          <w:p>
+            <w:pPr>
+              <w:cnfStyle w:val="000000100000" w:firstRow="0" w:lastRow="0" w:firstColumn="0" w:lastColumn="0" w:oddVBand="0" w:evenVBand="0" w:oddHBand="1" w:evenHBand="0" w:firstRowFirstColumn="0" w:firstRowLastColumn="0" w:lastRowFirstColumn="0" w:lastRowLastColumn="0"/>
+              <w:rPr>
+                <w:lang w:val="en-US"/>
+              </w:rPr>
+            </w:pPr>
+            <w:r>
+              <w:rPr>
+                <w:lang w:val="en-US"/>
+              </w:rPr>
+              <w:t>Updates the displayed search time while the solver runs</w:t>
+            </w:r>
+          </w:p>
+        </w:tc>
+      </w:tr>
+      <w:tr>
+        <w:tc>
+          <w:tcPr>
+            <w:cnfStyle w:val="001000000000" w:firstRow="0" w:lastRow="0" w:firstColumn="1" w:lastColumn="0" w:oddVBand="0" w:evenVBand="0" w:oddHBand="0" w:evenHBand="0" w:firstRowFirstColumn="0" w:firstRowLastColumn="0" w:lastRowFirstColumn="0" w:lastRowLastColumn="0"/>
+            <w:tcW w:w="1419" w:type="dxa"/>
+            <w:vMerge/>
+          </w:tcPr>
+          <w:p>
+            <w:pPr>
+              <w:jc w:val="center"/>
+              <w:rPr>
+                <w:lang w:val="en-US"/>
+              </w:rPr>
+            </w:pPr>
+          </w:p>
+        </w:tc>
+        <w:tc>
+          <w:tcPr>
+            <w:tcW w:w="3827" w:type="dxa"/>
+          </w:tcPr>
+          <w:p>
+            <w:pPr>
+              <w:cnfStyle w:val="000000000000" w:firstRow="0" w:lastRow="0" w:firstColumn="0" w:lastColumn="0" w:oddVBand="0" w:evenVBand="0" w:oddHBand="0" w:evenHBand="0" w:firstRowFirstColumn="0" w:firstRowLastColumn="0" w:lastRowFirstColumn="0" w:lastRowLastColumn="0"/>
+            </w:pPr>
+            <w:r>
+              <w:t>get_current_state_2d()</w:t>
+            </w:r>
+          </w:p>
+        </w:tc>
+        <w:tc>
+          <w:tcPr>
+            <w:tcW w:w="5812" w:type="dxa"/>
+          </w:tcPr>
+          <w:p>
+            <w:pPr>
+              <w:cnfStyle w:val="000000000000" w:firstRow="0" w:lastRow="0" w:firstColumn="0" w:lastColumn="0" w:oddVBand="0" w:evenVBand="0" w:oddHBand="0" w:evenHBand="0" w:firstRowFirstColumn="0" w:firstRowLastColumn="0" w:lastRowFirstColumn="0" w:lastRowLastColumn="0"/>
+              <w:rPr>
+                <w:lang w:val="en-US"/>
+              </w:rPr>
+            </w:pPr>
+            <w:r>
+              <w:rPr>
+                <w:lang w:val="en-US"/>
+              </w:rPr>
+              <w:t>Converts internal 1D tile list into 2D tuple state for solver</w:t>
+            </w:r>
+          </w:p>
+        </w:tc>
+      </w:tr>
+      <w:tr>
+        <w:trPr>
+          <w:cnfStyle w:val="000000100000" w:firstRow="0" w:lastRow="0" w:firstColumn="0" w:lastColumn="0" w:oddVBand="0" w:evenVBand="0" w:oddHBand="1" w:evenHBand="0" w:firstRowFirstColumn="0" w:firstRowLastColumn="0" w:lastRowFirstColumn="0" w:lastRowLastColumn="0"/>
+        </w:trPr>
+        <w:tc>
+          <w:tcPr>
+            <w:cnfStyle w:val="001000000000" w:firstRow="0" w:lastRow="0" w:firstColumn="1" w:lastColumn="0" w:oddVBand="0" w:evenVBand="0" w:oddHBand="0" w:evenHBand="0" w:firstRowFirstColumn="0" w:firstRowLastColumn="0" w:lastRowFirstColumn="0" w:lastRowLastColumn="0"/>
+            <w:tcW w:w="1419" w:type="dxa"/>
+            <w:vMerge/>
+          </w:tcPr>
+          <w:p>
+            <w:pPr>
+              <w:jc w:val="center"/>
+              <w:rPr>
+                <w:lang w:val="en-US"/>
+              </w:rPr>
+            </w:pPr>
+          </w:p>
+        </w:tc>
+        <w:tc>
+          <w:tcPr>
+            <w:tcW w:w="3827" w:type="dxa"/>
+          </w:tcPr>
+          <w:p>
+            <w:pPr>
+              <w:cnfStyle w:val="000000100000" w:firstRow="0" w:lastRow="0" w:firstColumn="0" w:lastColumn="0" w:oddVBand="0" w:evenVBand="0" w:oddHBand="1" w:evenHBand="0" w:firstRowFirstColumn="0" w:firstRowLastColumn="0" w:lastRowFirstColumn="0" w:lastRowLastColumn="0"/>
+              <w:rPr>
+                <w:lang w:val="en-US"/>
+              </w:rPr>
+            </w:pPr>
+            <w:r>
+              <w:rPr>
+                <w:lang w:val="en-US"/>
+              </w:rPr>
+              <w:t>set_current_state_from_2d(state_2d)</w:t>
+            </w:r>
+          </w:p>
+        </w:tc>
+        <w:tc>
+          <w:tcPr>
+            <w:tcW w:w="5812" w:type="dxa"/>
+          </w:tcPr>
+          <w:p>
+            <w:pPr>
+              <w:cnfStyle w:val="000000100000" w:firstRow="0" w:lastRow="0" w:firstColumn="0" w:lastColumn="0" w:oddVBand="0" w:evenVBand="0" w:oddHBand="1" w:evenHBand="0" w:firstRowFirstColumn="0" w:firstRowLastColumn="0" w:lastRowFirstColumn="0" w:lastRowLastColumn="0"/>
+              <w:rPr>
+                <w:lang w:val="en-US"/>
+              </w:rPr>
+            </w:pPr>
+            <w:r>
+              <w:rPr>
+                <w:lang w:val="en-US"/>
+              </w:rPr>
+              <w:t>Loads a 2D state (from solver) back into GUI</w:t>
+            </w:r>
+          </w:p>
+        </w:tc>
+      </w:tr>
+      <w:tr>
+        <w:tc>
+          <w:tcPr>
+            <w:cnfStyle w:val="001000000000" w:firstRow="0" w:lastRow="0" w:firstColumn="1" w:lastColumn="0" w:oddVBand="0" w:evenVBand="0" w:oddHBand="0" w:evenHBand="0" w:firstRowFirstColumn="0" w:firstRowLastColumn="0" w:lastRowFirstColumn="0" w:lastRowLastColumn="0"/>
+            <w:tcW w:w="1419" w:type="dxa"/>
+            <w:vMerge/>
+          </w:tcPr>
+          <w:p>
+            <w:pPr>
+              <w:jc w:val="center"/>
+              <w:rPr>
+                <w:lang w:val="en-US"/>
+              </w:rPr>
+            </w:pPr>
+          </w:p>
+        </w:tc>
+        <w:tc>
+          <w:tcPr>
+            <w:tcW w:w="3827" w:type="dxa"/>
+          </w:tcPr>
+          <w:p>
+            <w:pPr>
+              <w:cnfStyle w:val="000000000000" w:firstRow="0" w:lastRow="0" w:firstColumn="0" w:lastColumn="0" w:oddVBand="0" w:evenVBand="0" w:oddHBand="0" w:evenHBand="0" w:firstRowFirstColumn="0" w:firstRowLastColumn="0" w:lastRowFirstColumn="0" w:lastRowLastColumn="0"/>
+            </w:pPr>
+            <w:proofErr w:type="spellStart"/>
+            <w:r>
+              <w:t>run_single_benchmark</w:t>
+            </w:r>
+            <w:proofErr w:type="spellEnd"/>
+            <w:r>
+              <w:t>(</w:t>
+            </w:r>
+            <w:proofErr w:type="spellStart"/>
+            <w:r>
+              <w:t>heuristic</w:t>
+            </w:r>
+            <w:proofErr w:type="spellEnd"/>
+            <w:r>
+              <w:t>)</w:t>
+            </w:r>
+          </w:p>
+        </w:tc>
+        <w:tc>
+          <w:tcPr>
+            <w:tcW w:w="5812" w:type="dxa"/>
+          </w:tcPr>
+          <w:p>
+            <w:pPr>
+              <w:cnfStyle w:val="000000000000" w:firstRow="0" w:lastRow="0" w:firstColumn="0" w:lastColumn="0" w:oddVBand="0" w:evenVBand="0" w:oddHBand="0" w:evenHBand="0" w:firstRowFirstColumn="0" w:firstRowLastColumn="0" w:lastRowFirstColumn="0" w:lastRowLastColumn="0"/>
+              <w:rPr>
+                <w:lang w:val="en-US"/>
+              </w:rPr>
+            </w:pPr>
+            <w:r>
+              <w:rPr>
+                <w:lang w:val="en-US"/>
+              </w:rPr>
+              <w:t>Runs 100-board benchmark for selected heuristic</w:t>
+            </w:r>
+          </w:p>
+        </w:tc>
+      </w:tr>
+      <w:tr>
+        <w:trPr>
+          <w:cnfStyle w:val="000000100000" w:firstRow="0" w:lastRow="0" w:firstColumn="0" w:lastColumn="0" w:oddVBand="0" w:evenVBand="0" w:oddHBand="1" w:evenHBand="0" w:firstRowFirstColumn="0" w:firstRowLastColumn="0" w:lastRowFirstColumn="0" w:lastRowLastColumn="0"/>
+        </w:trPr>
+        <w:tc>
+          <w:tcPr>
+            <w:cnfStyle w:val="001000000000" w:firstRow="0" w:lastRow="0" w:firstColumn="1" w:lastColumn="0" w:oddVBand="0" w:evenVBand="0" w:oddHBand="0" w:evenHBand="0" w:firstRowFirstColumn="0" w:firstRowLastColumn="0" w:lastRowFirstColumn="0" w:lastRowLastColumn="0"/>
+            <w:tcW w:w="1419" w:type="dxa"/>
+            <w:vMerge/>
+          </w:tcPr>
+          <w:p>
+            <w:pPr>
+              <w:jc w:val="center"/>
+              <w:rPr>
+                <w:lang w:val="en-US"/>
+              </w:rPr>
+            </w:pPr>
+          </w:p>
+        </w:tc>
+        <w:tc>
+          <w:tcPr>
+            <w:tcW w:w="3827" w:type="dxa"/>
+          </w:tcPr>
+          <w:p>
+            <w:pPr>
+              <w:cnfStyle w:val="000000100000" w:firstRow="0" w:lastRow="0" w:firstColumn="0" w:lastColumn="0" w:oddVBand="0" w:evenVBand="0" w:oddHBand="1" w:evenHBand="0" w:firstRowFirstColumn="0" w:firstRowLastColumn="0" w:lastRowFirstColumn="0" w:lastRowLastColumn="0"/>
+              <w:rPr>
+                <w:lang w:val="en-US"/>
+              </w:rPr>
+            </w:pPr>
+            <w:proofErr w:type="spellStart"/>
+            <w:r>
+              <w:rPr>
+                <w:lang w:val="en-US"/>
+              </w:rPr>
+              <w:t>find_and_show_solution</w:t>
+            </w:r>
+            <w:proofErr w:type="spellEnd"/>
+            <w:r>
+              <w:rPr>
+                <w:lang w:val="en-US"/>
+              </w:rPr>
+              <w:t>(heuristic)</w:t>
+            </w:r>
+          </w:p>
+        </w:tc>
+        <w:tc>
+          <w:tcPr>
+            <w:tcW w:w="5812" w:type="dxa"/>
+          </w:tcPr>
+          <w:p>
+            <w:pPr>
+              <w:cnfStyle w:val="000000100000" w:firstRow="0" w:lastRow="0" w:firstColumn="0" w:lastColumn="0" w:oddVBand="0" w:evenVBand="0" w:oddHBand="1" w:evenHBand="0" w:firstRowFirstColumn="0" w:firstRowLastColumn="0" w:lastRowFirstColumn="0" w:lastRowLastColumn="0"/>
+              <w:rPr>
+                <w:lang w:val="en-US"/>
+              </w:rPr>
+            </w:pPr>
+            <w:r>
+              <w:rPr>
+                <w:lang w:val="en-US"/>
+              </w:rPr>
+              <w:t>Runs A* solver with heuristic and animates solution path</w:t>
+            </w:r>
+          </w:p>
+        </w:tc>
+      </w:tr>
+      <w:tr>
+        <w:tc>
+          <w:tcPr>
+            <w:cnfStyle w:val="001000000000" w:firstRow="0" w:lastRow="0" w:firstColumn="1" w:lastColumn="0" w:oddVBand="0" w:evenVBand="0" w:oddHBand="0" w:evenHBand="0" w:firstRowFirstColumn="0" w:firstRowLastColumn="0" w:lastRowFirstColumn="0" w:lastRowLastColumn="0"/>
+            <w:tcW w:w="1419" w:type="dxa"/>
+            <w:vMerge/>
+          </w:tcPr>
+          <w:p>
+            <w:pPr>
+              <w:jc w:val="center"/>
+              <w:rPr>
+                <w:lang w:val="en-US"/>
+              </w:rPr>
+            </w:pPr>
+          </w:p>
+        </w:tc>
+        <w:tc>
+          <w:tcPr>
+            <w:tcW w:w="3827" w:type="dxa"/>
+          </w:tcPr>
+          <w:p>
+            <w:pPr>
+              <w:cnfStyle w:val="000000000000" w:firstRow="0" w:lastRow="0" w:firstColumn="0" w:lastColumn="0" w:oddVBand="0" w:evenVBand="0" w:oddHBand="0" w:evenHBand="0" w:firstRowFirstColumn="0" w:firstRowLastColumn="0" w:lastRowFirstColumn="0" w:lastRowLastColumn="0"/>
+              <w:rPr>
+                <w:lang w:val="en-US"/>
+              </w:rPr>
+            </w:pPr>
+            <w:proofErr w:type="spellStart"/>
+            <w:r>
+              <w:t>animate_solution</w:t>
+            </w:r>
+            <w:proofErr w:type="spellEnd"/>
+            <w:r>
+              <w:t>()</w:t>
+            </w:r>
+          </w:p>
+        </w:tc>
+        <w:tc>
+          <w:tcPr>
+            <w:tcW w:w="5812" w:type="dxa"/>
+          </w:tcPr>
+          <w:p>
+            <w:pPr>
+              <w:cnfStyle w:val="000000000000" w:firstRow="0" w:lastRow="0" w:firstColumn="0" w:lastColumn="0" w:oddVBand="0" w:evenVBand="0" w:oddHBand="0" w:evenHBand="0" w:firstRowFirstColumn="0" w:firstRowLastColumn="0" w:lastRowFirstColumn="0" w:lastRowLastColumn="0"/>
+              <w:rPr>
+                <w:lang w:val="en-US"/>
+              </w:rPr>
+            </w:pPr>
+            <w:r>
+              <w:rPr>
+                <w:lang w:val="en-US"/>
+              </w:rPr>
+              <w:t>Step-by-step animation of solution path on board</w:t>
+            </w:r>
+          </w:p>
+        </w:tc>
+      </w:tr>
+    </w:tbl>
+    <w:p>
+      <w:pPr>
+        <w:spacing w:after="0"/>
+        <w:rPr>
+          <w:lang w:val="en-US"/>
+        </w:rPr>
+      </w:pPr>
+    </w:p>
+    <w:tbl>
+      <w:tblPr>
+        <w:tblStyle w:val="Gitternetztabelle4Akzent1"/>
+        <w:tblW w:w="11058" w:type="dxa"/>
+        <w:tblInd w:w="-998" w:type="dxa"/>
+        <w:tblLayout w:type="fixed"/>
+        <w:tblLook w:val="04A0" w:firstRow="1" w:lastRow="0" w:firstColumn="1" w:lastColumn="0" w:noHBand="0" w:noVBand="1"/>
+      </w:tblPr>
+      <w:tblGrid>
+        <w:gridCol w:w="1419"/>
+        <w:gridCol w:w="3827"/>
+        <w:gridCol w:w="5812"/>
+      </w:tblGrid>
+      <w:tr>
+        <w:trPr>
+          <w:cnfStyle w:val="100000000000" w:firstRow="1" w:lastRow="0" w:firstColumn="0" w:lastColumn="0" w:oddVBand="0" w:evenVBand="0" w:oddHBand="0" w:evenHBand="0" w:firstRowFirstColumn="0" w:firstRowLastColumn="0" w:lastRowFirstColumn="0" w:lastRowLastColumn="0"/>
+        </w:trPr>
+        <w:tc>
+          <w:tcPr>
+            <w:cnfStyle w:val="001000000000" w:firstRow="0" w:lastRow="0" w:firstColumn="1" w:lastColumn="0" w:oddVBand="0" w:evenVBand="0" w:oddHBand="0" w:evenHBand="0" w:firstRowFirstColumn="0" w:firstRowLastColumn="0" w:lastRowFirstColumn="0" w:lastRowLastColumn="0"/>
+            <w:tcW w:w="1419" w:type="dxa"/>
+          </w:tcPr>
+          <w:p>
+            <w:pPr>
+              <w:jc w:val="center"/>
+              <w:rPr>
+                <w:b w:val="0"/>
+                <w:bCs w:val="0"/>
+                <w:lang w:val="en-US"/>
+              </w:rPr>
+            </w:pPr>
+            <w:r>
+              <w:rPr>
+                <w:b w:val="0"/>
+                <w:bCs w:val="0"/>
+                <w:lang w:val="en-US"/>
+              </w:rPr>
+              <w:t>Module</w:t>
+            </w:r>
+          </w:p>
+        </w:tc>
+        <w:tc>
+          <w:tcPr>
+            <w:tcW w:w="9639" w:type="dxa"/>
+            <w:gridSpan w:val="2"/>
+          </w:tcPr>
+          <w:p>
+            <w:pPr>
+              <w:cnfStyle w:val="100000000000" w:firstRow="1" w:lastRow="0" w:firstColumn="0" w:lastColumn="0" w:oddVBand="0" w:evenVBand="0" w:oddHBand="0" w:evenHBand="0" w:firstRowFirstColumn="0" w:firstRowLastColumn="0" w:lastRowFirstColumn="0" w:lastRowLastColumn="0"/>
+              <w:rPr>
+                <w:lang w:val="en-US"/>
+              </w:rPr>
+            </w:pPr>
+            <w:r>
+              <w:rPr>
+                <w:b w:val="0"/>
+                <w:bCs w:val="0"/>
+              </w:rPr>
+              <w:t>solver.py</w:t>
+            </w:r>
+          </w:p>
+        </w:tc>
+      </w:tr>
+      <w:tr>
+        <w:trPr>
+          <w:cnfStyle w:val="000000100000" w:firstRow="0" w:lastRow="0" w:firstColumn="0" w:lastColumn="0" w:oddVBand="0" w:evenVBand="0" w:oddHBand="1" w:evenHBand="0" w:firstRowFirstColumn="0" w:firstRowLastColumn="0" w:lastRowFirstColumn="0" w:lastRowLastColumn="0"/>
+        </w:trPr>
+        <w:tc>
+          <w:tcPr>
+            <w:cnfStyle w:val="001000000000" w:firstRow="0" w:lastRow="0" w:firstColumn="1" w:lastColumn="0" w:oddVBand="0" w:evenVBand="0" w:oddHBand="0" w:evenHBand="0" w:firstRowFirstColumn="0" w:firstRowLastColumn="0" w:lastRowFirstColumn="0" w:lastRowLastColumn="0"/>
+            <w:tcW w:w="1419" w:type="dxa"/>
+          </w:tcPr>
+          <w:p>
+            <w:pPr>
+              <w:jc w:val="center"/>
+              <w:rPr>
+                <w:b w:val="0"/>
+                <w:bCs w:val="0"/>
+                <w:lang w:val="en-US"/>
+              </w:rPr>
+            </w:pPr>
+            <w:r>
+              <w:rPr>
+                <w:b w:val="0"/>
+                <w:bCs w:val="0"/>
+                <w:lang w:val="en-US"/>
+              </w:rPr>
+              <w:t>Main Component</w:t>
+            </w:r>
+          </w:p>
+        </w:tc>
+        <w:tc>
+          <w:tcPr>
+            <w:tcW w:w="9639" w:type="dxa"/>
+            <w:gridSpan w:val="2"/>
+          </w:tcPr>
+          <w:p>
+            <w:pPr>
+              <w:cnfStyle w:val="000000100000" w:firstRow="0" w:lastRow="0" w:firstColumn="0" w:lastColumn="0" w:oddVBand="0" w:evenVBand="0" w:oddHBand="1" w:evenHBand="0" w:firstRowFirstColumn="0" w:firstRowLastColumn="0" w:lastRowFirstColumn="0" w:lastRowLastColumn="0"/>
+              <w:rPr>
+                <w:lang w:val="en-US"/>
+              </w:rPr>
+            </w:pPr>
+            <w:r>
+              <w:t>Solver</w:t>
+            </w:r>
+          </w:p>
+        </w:tc>
+      </w:tr>
+      <w:tr>
+        <w:tc>
+          <w:tcPr>
+            <w:cnfStyle w:val="001000000000" w:firstRow="0" w:lastRow="0" w:firstColumn="1" w:lastColumn="0" w:oddVBand="0" w:evenVBand="0" w:oddHBand="0" w:evenHBand="0" w:firstRowFirstColumn="0" w:firstRowLastColumn="0" w:lastRowFirstColumn="0" w:lastRowLastColumn="0"/>
+            <w:tcW w:w="1419" w:type="dxa"/>
+          </w:tcPr>
+          <w:p>
+            <w:pPr>
+              <w:jc w:val="center"/>
+              <w:rPr>
+                <w:b w:val="0"/>
+                <w:bCs w:val="0"/>
+                <w:lang w:val="en-US"/>
+              </w:rPr>
+            </w:pPr>
+            <w:proofErr w:type="spellStart"/>
+            <w:r>
+              <w:rPr>
+                <w:b w:val="0"/>
+                <w:bCs w:val="0"/>
+                <w:lang w:val="en-US"/>
+              </w:rPr>
+              <w:t>Responsi</w:t>
+            </w:r>
+            <w:r>
+              <w:rPr>
+                <w:b w:val="0"/>
+                <w:bCs w:val="0"/>
+                <w:lang w:val="en-US"/>
+              </w:rPr>
+              <w:t>-</w:t>
+            </w:r>
+            <w:r>
+              <w:rPr>
+                <w:b w:val="0"/>
+                <w:bCs w:val="0"/>
+                <w:lang w:val="en-US"/>
+              </w:rPr>
+              <w:t>bilities</w:t>
+            </w:r>
+            <w:proofErr w:type="spellEnd"/>
+          </w:p>
+        </w:tc>
+        <w:tc>
+          <w:tcPr>
+            <w:tcW w:w="9639" w:type="dxa"/>
+            <w:gridSpan w:val="2"/>
+          </w:tcPr>
+          <w:p>
+            <w:pPr>
+              <w:cnfStyle w:val="000000000000" w:firstRow="0" w:lastRow="0" w:firstColumn="0" w:lastColumn="0" w:oddVBand="0" w:evenVBand="0" w:oddHBand="0" w:evenHBand="0" w:firstRowFirstColumn="0" w:firstRowLastColumn="0" w:lastRowFirstColumn="0" w:lastRowLastColumn="0"/>
+              <w:rPr>
+                <w:lang w:val="en-US"/>
+              </w:rPr>
+            </w:pPr>
+            <w:r>
+              <w:rPr>
+                <w:lang w:val="en-US"/>
+              </w:rPr>
+              <w:t>- Implements the A* search algorithm for the 8-puzzle</w:t>
+            </w:r>
+            <w:r>
+              <w:rPr>
+                <w:lang w:val="en-US"/>
+              </w:rPr>
+              <w:br/>
+              <w:t>- Handles state expansion, cost calculation, and benchmarking</w:t>
+            </w:r>
+            <w:r>
+              <w:rPr>
+                <w:lang w:val="en-US"/>
+              </w:rPr>
+              <w:br/>
+              <w:t>- Calls Heuristics class to compute the heuristic values for each state</w:t>
+            </w:r>
+          </w:p>
+        </w:tc>
+      </w:tr>
+      <w:tr>
+        <w:trPr>
+          <w:cnfStyle w:val="000000100000" w:firstRow="0" w:lastRow="0" w:firstColumn="0" w:lastColumn="0" w:oddVBand="0" w:evenVBand="0" w:oddHBand="1" w:evenHBand="0" w:firstRowFirstColumn="0" w:firstRowLastColumn="0" w:lastRowFirstColumn="0" w:lastRowLastColumn="0"/>
+        </w:trPr>
+        <w:tc>
+          <w:tcPr>
+            <w:cnfStyle w:val="001000000000" w:firstRow="0" w:lastRow="0" w:firstColumn="1" w:lastColumn="0" w:oddVBand="0" w:evenVBand="0" w:oddHBand="0" w:evenHBand="0" w:firstRowFirstColumn="0" w:firstRowLastColumn="0" w:lastRowFirstColumn="0" w:lastRowLastColumn="0"/>
+            <w:tcW w:w="1419" w:type="dxa"/>
+            <w:vMerge w:val="restart"/>
+          </w:tcPr>
+          <w:p>
+            <w:pPr>
+              <w:jc w:val="center"/>
+              <w:rPr>
+                <w:lang w:val="en-US"/>
+              </w:rPr>
+            </w:pPr>
+            <w:r>
+              <w:rPr>
+                <w:b w:val="0"/>
+                <w:bCs w:val="0"/>
+                <w:lang w:val="en-US"/>
+              </w:rPr>
+              <w:t>Methods</w:t>
+            </w:r>
+          </w:p>
+        </w:tc>
+        <w:tc>
+          <w:tcPr>
+            <w:tcW w:w="3827" w:type="dxa"/>
+          </w:tcPr>
+          <w:p>
+            <w:pPr>
+              <w:cnfStyle w:val="000000100000" w:firstRow="0" w:lastRow="0" w:firstColumn="0" w:lastColumn="0" w:oddVBand="0" w:evenVBand="0" w:oddHBand="1" w:evenHBand="0" w:firstRowFirstColumn="0" w:firstRowLastColumn="0" w:lastRowFirstColumn="0" w:lastRowLastColumn="0"/>
+            </w:pPr>
+            <w:proofErr w:type="spellStart"/>
+            <w:r>
+              <w:t>flatten</w:t>
+            </w:r>
+            <w:proofErr w:type="spellEnd"/>
+            <w:r>
+              <w:t>(</w:t>
+            </w:r>
+            <w:proofErr w:type="spellStart"/>
+            <w:r>
+              <w:t>state</w:t>
+            </w:r>
+            <w:proofErr w:type="spellEnd"/>
+            <w:r>
+              <w:t>)</w:t>
+            </w:r>
+          </w:p>
+        </w:tc>
+        <w:tc>
+          <w:tcPr>
+            <w:tcW w:w="5812" w:type="dxa"/>
+          </w:tcPr>
+          <w:p>
+            <w:pPr>
+              <w:cnfStyle w:val="000000100000" w:firstRow="0" w:lastRow="0" w:firstColumn="0" w:lastColumn="0" w:oddVBand="0" w:evenVBand="0" w:oddHBand="1" w:evenHBand="0" w:firstRowFirstColumn="0" w:firstRowLastColumn="0" w:lastRowFirstColumn="0" w:lastRowLastColumn="0"/>
+              <w:rPr>
+                <w:lang w:val="en-US"/>
+              </w:rPr>
+            </w:pPr>
+            <w:r>
+              <w:rPr>
+                <w:lang w:val="en-US"/>
+              </w:rPr>
+              <w:t>Flattens a 2D tuple state into a 1D list of tiles</w:t>
+            </w:r>
+          </w:p>
+        </w:tc>
+      </w:tr>
+      <w:tr>
+        <w:tc>
+          <w:tcPr>
+            <w:cnfStyle w:val="001000000000" w:firstRow="0" w:lastRow="0" w:firstColumn="1" w:lastColumn="0" w:oddVBand="0" w:evenVBand="0" w:oddHBand="0" w:evenHBand="0" w:firstRowFirstColumn="0" w:firstRowLastColumn="0" w:lastRowFirstColumn="0" w:lastRowLastColumn="0"/>
+            <w:tcW w:w="1419" w:type="dxa"/>
+            <w:vMerge/>
+            <w:shd w:val="clear" w:color="auto" w:fill="C1E4F5" w:themeFill="accent1" w:themeFillTint="33"/>
+          </w:tcPr>
+          <w:p>
+            <w:pPr>
+              <w:jc w:val="center"/>
+              <w:rPr>
+                <w:b w:val="0"/>
+                <w:bCs w:val="0"/>
+                <w:lang w:val="en-US"/>
+              </w:rPr>
+            </w:pPr>
+          </w:p>
+        </w:tc>
+        <w:tc>
+          <w:tcPr>
+            <w:tcW w:w="3827" w:type="dxa"/>
+          </w:tcPr>
+          <w:p>
+            <w:pPr>
+              <w:cnfStyle w:val="000000000000" w:firstRow="0" w:lastRow="0" w:firstColumn="0" w:lastColumn="0" w:oddVBand="0" w:evenVBand="0" w:oddHBand="0" w:evenHBand="0" w:firstRowFirstColumn="0" w:firstRowLastColumn="0" w:lastRowFirstColumn="0" w:lastRowLastColumn="0"/>
+              <w:rPr>
+                <w:lang w:val="en-US"/>
+              </w:rPr>
+            </w:pPr>
+            <w:proofErr w:type="spellStart"/>
+            <w:r>
+              <w:t>generateRandomSolvableBoard</w:t>
+            </w:r>
+            <w:proofErr w:type="spellEnd"/>
+            <w:r>
+              <w:t>()</w:t>
+            </w:r>
+          </w:p>
+        </w:tc>
+        <w:tc>
+          <w:tcPr>
+            <w:tcW w:w="5812" w:type="dxa"/>
+          </w:tcPr>
+          <w:p>
+            <w:pPr>
+              <w:cnfStyle w:val="000000000000" w:firstRow="0" w:lastRow="0" w:firstColumn="0" w:lastColumn="0" w:oddVBand="0" w:evenVBand="0" w:oddHBand="0" w:evenHBand="0" w:firstRowFirstColumn="0" w:firstRowLastColumn="0" w:lastRowFirstColumn="0" w:lastRowLastColumn="0"/>
+              <w:rPr>
+                <w:lang w:val="en-US"/>
+              </w:rPr>
+            </w:pPr>
+            <w:r>
+              <w:rPr>
+                <w:lang w:val="en-US"/>
+              </w:rPr>
+              <w:t>Creates a random solvable 3×3 puzzle configuration</w:t>
+            </w:r>
+          </w:p>
+        </w:tc>
+      </w:tr>
+      <w:tr>
+        <w:trPr>
+          <w:cnfStyle w:val="000000100000" w:firstRow="0" w:lastRow="0" w:firstColumn="0" w:lastColumn="0" w:oddVBand="0" w:evenVBand="0" w:oddHBand="1" w:evenHBand="0" w:firstRowFirstColumn="0" w:firstRowLastColumn="0" w:lastRowFirstColumn="0" w:lastRowLastColumn="0"/>
+        </w:trPr>
+        <w:tc>
+          <w:tcPr>
+            <w:cnfStyle w:val="001000000000" w:firstRow="0" w:lastRow="0" w:firstColumn="1" w:lastColumn="0" w:oddVBand="0" w:evenVBand="0" w:oddHBand="0" w:evenHBand="0" w:firstRowFirstColumn="0" w:firstRowLastColumn="0" w:lastRowFirstColumn="0" w:lastRowLastColumn="0"/>
+            <w:tcW w:w="1419" w:type="dxa"/>
+            <w:vMerge/>
+          </w:tcPr>
+          <w:p>
+            <w:pPr>
+              <w:jc w:val="center"/>
+              <w:rPr>
+                <w:lang w:val="en-US"/>
+              </w:rPr>
+            </w:pPr>
+          </w:p>
+        </w:tc>
+        <w:tc>
+          <w:tcPr>
+            <w:tcW w:w="3827" w:type="dxa"/>
+          </w:tcPr>
+          <w:p>
+            <w:pPr>
+              <w:cnfStyle w:val="000000100000" w:firstRow="0" w:lastRow="0" w:firstColumn="0" w:lastColumn="0" w:oddVBand="0" w:evenVBand="0" w:oddHBand="1" w:evenHBand="0" w:firstRowFirstColumn="0" w:firstRowLastColumn="0" w:lastRowFirstColumn="0" w:lastRowLastColumn="0"/>
+              <w:rPr>
+                <w:lang w:val="en-US"/>
+              </w:rPr>
+            </w:pPr>
+            <w:proofErr w:type="spellStart"/>
+            <w:r>
+              <w:t>isSolvable</w:t>
+            </w:r>
+            <w:proofErr w:type="spellEnd"/>
+            <w:r>
+              <w:t>(</w:t>
+            </w:r>
+            <w:proofErr w:type="spellStart"/>
+            <w:r>
+              <w:t>state</w:t>
+            </w:r>
+            <w:proofErr w:type="spellEnd"/>
+            <w:r>
+              <w:t>)</w:t>
+            </w:r>
+          </w:p>
+        </w:tc>
+        <w:tc>
+          <w:tcPr>
+            <w:tcW w:w="5812" w:type="dxa"/>
+          </w:tcPr>
+          <w:p>
+            <w:pPr>
+              <w:cnfStyle w:val="000000100000" w:firstRow="0" w:lastRow="0" w:firstColumn="0" w:lastColumn="0" w:oddVBand="0" w:evenVBand="0" w:oddHBand="1" w:evenHBand="0" w:firstRowFirstColumn="0" w:firstRowLastColumn="0" w:lastRowFirstColumn="0" w:lastRowLastColumn="0"/>
+              <w:rPr>
+                <w:lang w:val="en-US"/>
+              </w:rPr>
+            </w:pPr>
+            <w:r>
+              <w:rPr>
+                <w:lang w:val="en-US"/>
+              </w:rPr>
+              <w:t>Checks if a flattened board configuration is solvable</w:t>
+            </w:r>
+          </w:p>
+        </w:tc>
+      </w:tr>
+      <w:tr>
+        <w:tc>
+          <w:tcPr>
+            <w:cnfStyle w:val="001000000000" w:firstRow="0" w:lastRow="0" w:firstColumn="1" w:lastColumn="0" w:oddVBand="0" w:evenVBand="0" w:oddHBand="0" w:evenHBand="0" w:firstRowFirstColumn="0" w:firstRowLastColumn="0" w:lastRowFirstColumn="0" w:lastRowLastColumn="0"/>
+            <w:tcW w:w="1419" w:type="dxa"/>
+            <w:vMerge/>
+            <w:shd w:val="clear" w:color="auto" w:fill="C1E4F5" w:themeFill="accent1" w:themeFillTint="33"/>
+          </w:tcPr>
+          <w:p>
+            <w:pPr>
+              <w:jc w:val="center"/>
+              <w:rPr>
+                <w:lang w:val="en-US"/>
+              </w:rPr>
+            </w:pPr>
+          </w:p>
+        </w:tc>
+        <w:tc>
+          <w:tcPr>
+            <w:tcW w:w="3827" w:type="dxa"/>
+          </w:tcPr>
+          <w:p>
+            <w:pPr>
+              <w:cnfStyle w:val="000000000000" w:firstRow="0" w:lastRow="0" w:firstColumn="0" w:lastColumn="0" w:oddVBand="0" w:evenVBand="0" w:oddHBand="0" w:evenHBand="0" w:firstRowFirstColumn="0" w:firstRowLastColumn="0" w:lastRowFirstColumn="0" w:lastRowLastColumn="0"/>
+              <w:rPr>
+                <w:lang w:val="en-US"/>
+              </w:rPr>
+            </w:pPr>
+            <w:proofErr w:type="spellStart"/>
+            <w:r>
+              <w:t>neighbors</w:t>
+            </w:r>
+            <w:proofErr w:type="spellEnd"/>
+            <w:r>
+              <w:t>(</w:t>
+            </w:r>
+            <w:proofErr w:type="spellStart"/>
+            <w:r>
+              <w:t>state</w:t>
+            </w:r>
+            <w:proofErr w:type="spellEnd"/>
+            <w:r>
+              <w:t>)</w:t>
+            </w:r>
+          </w:p>
+        </w:tc>
+        <w:tc>
+          <w:tcPr>
+            <w:tcW w:w="5812" w:type="dxa"/>
+          </w:tcPr>
+          <w:p>
+            <w:pPr>
+              <w:cnfStyle w:val="000000000000" w:firstRow="0" w:lastRow="0" w:firstColumn="0" w:lastColumn="0" w:oddVBand="0" w:evenVBand="0" w:oddHBand="0" w:evenHBand="0" w:firstRowFirstColumn="0" w:firstRowLastColumn="0" w:lastRowFirstColumn="0" w:lastRowLastColumn="0"/>
+              <w:rPr>
+                <w:lang w:val="en-US"/>
+              </w:rPr>
+            </w:pPr>
+            <w:r>
+              <w:rPr>
+                <w:lang w:val="en-US"/>
+              </w:rPr>
+              <w:t>Generates all valid neighbor states by sliding the blank</w:t>
+            </w:r>
+          </w:p>
+        </w:tc>
+      </w:tr>
+      <w:tr>
+        <w:trPr>
+          <w:cnfStyle w:val="000000100000" w:firstRow="0" w:lastRow="0" w:firstColumn="0" w:lastColumn="0" w:oddVBand="0" w:evenVBand="0" w:oddHBand="1" w:evenHBand="0" w:firstRowFirstColumn="0" w:firstRowLastColumn="0" w:lastRowFirstColumn="0" w:lastRowLastColumn="0"/>
+        </w:trPr>
+        <w:tc>
+          <w:tcPr>
+            <w:cnfStyle w:val="001000000000" w:firstRow="0" w:lastRow="0" w:firstColumn="1" w:lastColumn="0" w:oddVBand="0" w:evenVBand="0" w:oddHBand="0" w:evenHBand="0" w:firstRowFirstColumn="0" w:firstRowLastColumn="0" w:lastRowFirstColumn="0" w:lastRowLastColumn="0"/>
+            <w:tcW w:w="1419" w:type="dxa"/>
+            <w:vMerge/>
+          </w:tcPr>
+          <w:p>
+            <w:pPr>
+              <w:jc w:val="center"/>
+              <w:rPr>
+                <w:lang w:val="en-US"/>
+              </w:rPr>
+            </w:pPr>
+          </w:p>
+        </w:tc>
+        <w:tc>
+          <w:tcPr>
+            <w:tcW w:w="3827" w:type="dxa"/>
+          </w:tcPr>
+          <w:p>
+            <w:pPr>
+              <w:cnfStyle w:val="000000100000" w:firstRow="0" w:lastRow="0" w:firstColumn="0" w:lastColumn="0" w:oddVBand="0" w:evenVBand="0" w:oddHBand="1" w:evenHBand="0" w:firstRowFirstColumn="0" w:firstRowLastColumn="0" w:lastRowFirstColumn="0" w:lastRowLastColumn="0"/>
+              <w:rPr>
+                <w:lang w:val="en-US"/>
+              </w:rPr>
+            </w:pPr>
+            <w:proofErr w:type="spellStart"/>
+            <w:r>
+              <w:t>calculateCosts</w:t>
+            </w:r>
+            <w:proofErr w:type="spellEnd"/>
+            <w:r>
+              <w:t>(</w:t>
+            </w:r>
+            <w:proofErr w:type="spellStart"/>
+            <w:r>
+              <w:t>state</w:t>
+            </w:r>
+            <w:proofErr w:type="spellEnd"/>
+            <w:r>
+              <w:t xml:space="preserve">, g, </w:t>
+            </w:r>
+            <w:proofErr w:type="spellStart"/>
+            <w:r>
+              <w:t>heuristic</w:t>
+            </w:r>
+            <w:proofErr w:type="spellEnd"/>
+            <w:r>
+              <w:t>)</w:t>
+            </w:r>
+          </w:p>
+        </w:tc>
+        <w:tc>
+          <w:tcPr>
+            <w:tcW w:w="5812" w:type="dxa"/>
+          </w:tcPr>
+          <w:p>
+            <w:pPr>
+              <w:cnfStyle w:val="000000100000" w:firstRow="0" w:lastRow="0" w:firstColumn="0" w:lastColumn="0" w:oddVBand="0" w:evenVBand="0" w:oddHBand="1" w:evenHBand="0" w:firstRowFirstColumn="0" w:firstRowLastColumn="0" w:lastRowFirstColumn="0" w:lastRowLastColumn="0"/>
+              <w:rPr>
+                <w:lang w:val="en-US"/>
+              </w:rPr>
+            </w:pPr>
+            <w:r>
+              <w:rPr>
+                <w:lang w:val="en-US"/>
+              </w:rPr>
+              <w:t>Calculates total A* cost f = g + h for a given state</w:t>
+            </w:r>
+          </w:p>
+        </w:tc>
+      </w:tr>
+      <w:tr>
+        <w:tc>
+          <w:tcPr>
+            <w:cnfStyle w:val="001000000000" w:firstRow="0" w:lastRow="0" w:firstColumn="1" w:lastColumn="0" w:oddVBand="0" w:evenVBand="0" w:oddHBand="0" w:evenHBand="0" w:firstRowFirstColumn="0" w:firstRowLastColumn="0" w:lastRowFirstColumn="0" w:lastRowLastColumn="0"/>
+            <w:tcW w:w="1419" w:type="dxa"/>
+            <w:vMerge/>
+            <w:shd w:val="clear" w:color="auto" w:fill="C1E4F5" w:themeFill="accent1" w:themeFillTint="33"/>
+          </w:tcPr>
+          <w:p>
+            <w:pPr>
+              <w:jc w:val="center"/>
+              <w:rPr>
+                <w:lang w:val="en-US"/>
+              </w:rPr>
+            </w:pPr>
+          </w:p>
+        </w:tc>
+        <w:tc>
+          <w:tcPr>
+            <w:tcW w:w="3827" w:type="dxa"/>
+          </w:tcPr>
+          <w:p>
+            <w:pPr>
+              <w:cnfStyle w:val="000000000000" w:firstRow="0" w:lastRow="0" w:firstColumn="0" w:lastColumn="0" w:oddVBand="0" w:evenVBand="0" w:oddHBand="0" w:evenHBand="0" w:firstRowFirstColumn="0" w:firstRowLastColumn="0" w:lastRowFirstColumn="0" w:lastRowLastColumn="0"/>
+              <w:rPr>
+                <w:lang w:val="en-US"/>
+              </w:rPr>
+            </w:pPr>
+            <w:proofErr w:type="spellStart"/>
+            <w:r>
+              <w:t>solve</w:t>
+            </w:r>
+            <w:proofErr w:type="spellEnd"/>
+            <w:r>
+              <w:t>(</w:t>
+            </w:r>
+            <w:proofErr w:type="spellStart"/>
+            <w:r>
+              <w:t>startState</w:t>
+            </w:r>
+            <w:proofErr w:type="spellEnd"/>
+            <w:r>
+              <w:t xml:space="preserve">, </w:t>
+            </w:r>
+            <w:proofErr w:type="spellStart"/>
+            <w:r>
+              <w:t>goalState</w:t>
+            </w:r>
+            <w:proofErr w:type="spellEnd"/>
+            <w:r>
+              <w:t xml:space="preserve">, </w:t>
+            </w:r>
+            <w:proofErr w:type="spellStart"/>
+            <w:r>
+              <w:t>heuristic</w:t>
+            </w:r>
+            <w:proofErr w:type="spellEnd"/>
+            <w:r>
+              <w:t>)</w:t>
+            </w:r>
+          </w:p>
+        </w:tc>
+        <w:tc>
+          <w:tcPr>
+            <w:tcW w:w="5812" w:type="dxa"/>
+          </w:tcPr>
+          <w:p>
+            <w:pPr>
+              <w:cnfStyle w:val="000000000000" w:firstRow="0" w:lastRow="0" w:firstColumn="0" w:lastColumn="0" w:oddVBand="0" w:evenVBand="0" w:oddHBand="0" w:evenHBand="0" w:firstRowFirstColumn="0" w:firstRowLastColumn="0" w:lastRowFirstColumn="0" w:lastRowLastColumn="0"/>
+              <w:rPr>
+                <w:lang w:val="en-US"/>
+              </w:rPr>
+            </w:pPr>
+            <w:r>
+              <w:rPr>
+                <w:lang w:val="en-US"/>
+              </w:rPr>
+              <w:t>Performs A* search</w:t>
+            </w:r>
+            <w:r>
+              <w:rPr>
+                <w:lang w:val="en-US"/>
+              </w:rPr>
+              <w:t xml:space="preserve">, </w:t>
+            </w:r>
+            <w:r>
+              <w:rPr>
+                <w:lang w:val="en-US"/>
+              </w:rPr>
+              <w:t>returns path and expanded node count</w:t>
+            </w:r>
+          </w:p>
+        </w:tc>
+      </w:tr>
+      <w:tr>
+        <w:trPr>
+          <w:cnfStyle w:val="000000100000" w:firstRow="0" w:lastRow="0" w:firstColumn="0" w:lastColumn="0" w:oddVBand="0" w:evenVBand="0" w:oddHBand="1" w:evenHBand="0" w:firstRowFirstColumn="0" w:firstRowLastColumn="0" w:lastRowFirstColumn="0" w:lastRowLastColumn="0"/>
+        </w:trPr>
+        <w:tc>
+          <w:tcPr>
+            <w:cnfStyle w:val="001000000000" w:firstRow="0" w:lastRow="0" w:firstColumn="1" w:lastColumn="0" w:oddVBand="0" w:evenVBand="0" w:oddHBand="0" w:evenHBand="0" w:firstRowFirstColumn="0" w:firstRowLastColumn="0" w:lastRowFirstColumn="0" w:lastRowLastColumn="0"/>
+            <w:tcW w:w="1419" w:type="dxa"/>
+            <w:vMerge/>
+          </w:tcPr>
+          <w:p>
+            <w:pPr>
+              <w:jc w:val="center"/>
+              <w:rPr>
+                <w:lang w:val="en-US"/>
+              </w:rPr>
+            </w:pPr>
+          </w:p>
+        </w:tc>
+        <w:tc>
+          <w:tcPr>
+            <w:tcW w:w="3827" w:type="dxa"/>
+          </w:tcPr>
+          <w:p>
+            <w:pPr>
+              <w:cnfStyle w:val="000000100000" w:firstRow="0" w:lastRow="0" w:firstColumn="0" w:lastColumn="0" w:oddVBand="0" w:evenVBand="0" w:oddHBand="1" w:evenHBand="0" w:firstRowFirstColumn="0" w:firstRowLastColumn="0" w:lastRowFirstColumn="0" w:lastRowLastColumn="0"/>
+              <w:rPr>
+                <w:lang w:val="en-US"/>
+              </w:rPr>
+            </w:pPr>
+            <w:proofErr w:type="spellStart"/>
+            <w:r>
+              <w:t>runBenchmark</w:t>
+            </w:r>
+            <w:proofErr w:type="spellEnd"/>
+            <w:r>
+              <w:t>()</w:t>
+            </w:r>
+          </w:p>
+        </w:tc>
+        <w:tc>
+          <w:tcPr>
+            <w:tcW w:w="5812" w:type="dxa"/>
+          </w:tcPr>
+          <w:p>
+            <w:pPr>
+              <w:cnfStyle w:val="000000100000" w:firstRow="0" w:lastRow="0" w:firstColumn="0" w:lastColumn="0" w:oddVBand="0" w:evenVBand="0" w:oddHBand="1" w:evenHBand="0" w:firstRowFirstColumn="0" w:firstRowLastColumn="0" w:lastRowFirstColumn="0" w:lastRowLastColumn="0"/>
+              <w:rPr>
+                <w:lang w:val="en-US"/>
+              </w:rPr>
+            </w:pPr>
+            <w:r>
+              <w:rPr>
+                <w:lang w:val="en-US"/>
+              </w:rPr>
+              <w:t>Runs 100 random boards for both heuristics and logs mean/</w:t>
+            </w:r>
+            <w:proofErr w:type="spellStart"/>
+            <w:r>
+              <w:rPr>
+                <w:lang w:val="en-US"/>
+              </w:rPr>
+              <w:t>stdev</w:t>
+            </w:r>
+            <w:proofErr w:type="spellEnd"/>
+            <w:r>
+              <w:rPr>
+                <w:lang w:val="en-US"/>
+              </w:rPr>
+              <w:t xml:space="preserve"> results</w:t>
+            </w:r>
+          </w:p>
+        </w:tc>
+      </w:tr>
+    </w:tbl>
+    <w:p>
+      <w:pPr>
+        <w:spacing w:after="0"/>
+        <w:rPr>
+          <w:lang w:val="en-US"/>
+        </w:rPr>
+      </w:pPr>
+    </w:p>
+    <w:tbl>
+      <w:tblPr>
+        <w:tblStyle w:val="Gitternetztabelle4Akzent1"/>
+        <w:tblW w:w="11058" w:type="dxa"/>
+        <w:tblInd w:w="-998" w:type="dxa"/>
+        <w:tblLayout w:type="fixed"/>
+        <w:tblLook w:val="04A0" w:firstRow="1" w:lastRow="0" w:firstColumn="1" w:lastColumn="0" w:noHBand="0" w:noVBand="1"/>
+      </w:tblPr>
+      <w:tblGrid>
+        <w:gridCol w:w="1419"/>
+        <w:gridCol w:w="2409"/>
+        <w:gridCol w:w="7230"/>
+      </w:tblGrid>
+      <w:tr>
+        <w:trPr>
+          <w:cnfStyle w:val="100000000000" w:firstRow="1" w:lastRow="0" w:firstColumn="0" w:lastColumn="0" w:oddVBand="0" w:evenVBand="0" w:oddHBand="0" w:evenHBand="0" w:firstRowFirstColumn="0" w:firstRowLastColumn="0" w:lastRowFirstColumn="0" w:lastRowLastColumn="0"/>
+        </w:trPr>
+        <w:tc>
+          <w:tcPr>
+            <w:cnfStyle w:val="001000000000" w:firstRow="0" w:lastRow="0" w:firstColumn="1" w:lastColumn="0" w:oddVBand="0" w:evenVBand="0" w:oddHBand="0" w:evenHBand="0" w:firstRowFirstColumn="0" w:firstRowLastColumn="0" w:lastRowFirstColumn="0" w:lastRowLastColumn="0"/>
+            <w:tcW w:w="1419" w:type="dxa"/>
+          </w:tcPr>
+          <w:p>
+            <w:pPr>
+              <w:jc w:val="center"/>
+              <w:rPr>
+                <w:b w:val="0"/>
+                <w:bCs w:val="0"/>
+                <w:lang w:val="en-US"/>
+              </w:rPr>
+            </w:pPr>
+            <w:r>
+              <w:rPr>
+                <w:b w:val="0"/>
+                <w:bCs w:val="0"/>
+                <w:lang w:val="en-US"/>
+              </w:rPr>
+              <w:t>Module</w:t>
+            </w:r>
+          </w:p>
+        </w:tc>
+        <w:tc>
+          <w:tcPr>
+            <w:tcW w:w="9639" w:type="dxa"/>
+            <w:gridSpan w:val="2"/>
+          </w:tcPr>
+          <w:p>
+            <w:pPr>
+              <w:cnfStyle w:val="100000000000" w:firstRow="1" w:lastRow="0" w:firstColumn="0" w:lastColumn="0" w:oddVBand="0" w:evenVBand="0" w:oddHBand="0" w:evenHBand="0" w:firstRowFirstColumn="0" w:firstRowLastColumn="0" w:lastRowFirstColumn="0" w:lastRowLastColumn="0"/>
+              <w:rPr>
+                <w:lang w:val="en-US"/>
+              </w:rPr>
+            </w:pPr>
+            <w:r>
+              <w:rPr>
+                <w:b w:val="0"/>
+                <w:bCs w:val="0"/>
+              </w:rPr>
+              <w:t>heuristics.py</w:t>
+            </w:r>
+          </w:p>
+        </w:tc>
+      </w:tr>
+      <w:tr>
+        <w:trPr>
+          <w:cnfStyle w:val="000000100000" w:firstRow="0" w:lastRow="0" w:firstColumn="0" w:lastColumn="0" w:oddVBand="0" w:evenVBand="0" w:oddHBand="1" w:evenHBand="0" w:firstRowFirstColumn="0" w:firstRowLastColumn="0" w:lastRowFirstColumn="0" w:lastRowLastColumn="0"/>
+        </w:trPr>
+        <w:tc>
+          <w:tcPr>
+            <w:cnfStyle w:val="001000000000" w:firstRow="0" w:lastRow="0" w:firstColumn="1" w:lastColumn="0" w:oddVBand="0" w:evenVBand="0" w:oddHBand="0" w:evenHBand="0" w:firstRowFirstColumn="0" w:firstRowLastColumn="0" w:lastRowFirstColumn="0" w:lastRowLastColumn="0"/>
+            <w:tcW w:w="1419" w:type="dxa"/>
+          </w:tcPr>
+          <w:p>
+            <w:pPr>
+              <w:jc w:val="center"/>
+              <w:rPr>
+                <w:b w:val="0"/>
+                <w:bCs w:val="0"/>
+                <w:lang w:val="en-US"/>
+              </w:rPr>
+            </w:pPr>
+            <w:r>
+              <w:rPr>
+                <w:b w:val="0"/>
+                <w:bCs w:val="0"/>
+                <w:lang w:val="en-US"/>
+              </w:rPr>
+              <w:t>Main Component</w:t>
+            </w:r>
+          </w:p>
+        </w:tc>
+        <w:tc>
+          <w:tcPr>
+            <w:tcW w:w="9639" w:type="dxa"/>
+            <w:gridSpan w:val="2"/>
+          </w:tcPr>
+          <w:p>
+            <w:pPr>
+              <w:cnfStyle w:val="000000100000" w:firstRow="0" w:lastRow="0" w:firstColumn="0" w:lastColumn="0" w:oddVBand="0" w:evenVBand="0" w:oddHBand="1" w:evenHBand="0" w:firstRowFirstColumn="0" w:firstRowLastColumn="0" w:lastRowFirstColumn="0" w:lastRowLastColumn="0"/>
+              <w:rPr>
+                <w:lang w:val="en-US"/>
+              </w:rPr>
+            </w:pPr>
+            <w:proofErr w:type="spellStart"/>
+            <w:r>
+              <w:t>Heuristics</w:t>
+            </w:r>
+            <w:proofErr w:type="spellEnd"/>
+          </w:p>
+        </w:tc>
+      </w:tr>
+      <w:tr>
+        <w:tc>
+          <w:tcPr>
+            <w:cnfStyle w:val="001000000000" w:firstRow="0" w:lastRow="0" w:firstColumn="1" w:lastColumn="0" w:oddVBand="0" w:evenVBand="0" w:oddHBand="0" w:evenHBand="0" w:firstRowFirstColumn="0" w:firstRowLastColumn="0" w:lastRowFirstColumn="0" w:lastRowLastColumn="0"/>
+            <w:tcW w:w="1419" w:type="dxa"/>
+          </w:tcPr>
+          <w:p>
+            <w:pPr>
+              <w:jc w:val="center"/>
+              <w:rPr>
+                <w:b w:val="0"/>
+                <w:bCs w:val="0"/>
+                <w:lang w:val="en-US"/>
+              </w:rPr>
+            </w:pPr>
+            <w:proofErr w:type="spellStart"/>
+            <w:r>
+              <w:rPr>
+                <w:b w:val="0"/>
+                <w:bCs w:val="0"/>
+                <w:lang w:val="en-US"/>
+              </w:rPr>
+              <w:t>Responsi</w:t>
+            </w:r>
+            <w:r>
+              <w:rPr>
+                <w:b w:val="0"/>
+                <w:bCs w:val="0"/>
+                <w:lang w:val="en-US"/>
+              </w:rPr>
+              <w:t>-</w:t>
+            </w:r>
+            <w:r>
+              <w:rPr>
+                <w:b w:val="0"/>
+                <w:bCs w:val="0"/>
+                <w:lang w:val="en-US"/>
+              </w:rPr>
+              <w:t>bilities</w:t>
+            </w:r>
+            <w:proofErr w:type="spellEnd"/>
+          </w:p>
+        </w:tc>
+        <w:tc>
+          <w:tcPr>
+            <w:tcW w:w="9639" w:type="dxa"/>
+            <w:gridSpan w:val="2"/>
+          </w:tcPr>
+          <w:p>
+            <w:pPr>
+              <w:cnfStyle w:val="000000000000" w:firstRow="0" w:lastRow="0" w:firstColumn="0" w:lastColumn="0" w:oddVBand="0" w:evenVBand="0" w:oddHBand="0" w:evenHBand="0" w:firstRowFirstColumn="0" w:firstRowLastColumn="0" w:lastRowFirstColumn="0" w:lastRowLastColumn="0"/>
+              <w:rPr>
+                <w:lang w:val="en-US"/>
+              </w:rPr>
+            </w:pPr>
+            <w:r>
+              <w:rPr>
+                <w:lang w:val="en-US"/>
+              </w:rPr>
+              <w:t>- Contains heuristic functions used by A*</w:t>
+            </w:r>
+            <w:r>
+              <w:rPr>
+                <w:lang w:val="en-US"/>
+              </w:rPr>
+              <w:br/>
+              <w:t>- Precomputes goal tile coordinates for fast lookup</w:t>
+            </w:r>
+            <w:r>
+              <w:rPr>
+                <w:lang w:val="en-US"/>
+              </w:rPr>
+              <w:br/>
+              <w:t>- Contains no dependency on Solver or GUI</w:t>
+            </w:r>
+          </w:p>
+        </w:tc>
+      </w:tr>
+      <w:tr>
+        <w:trPr>
+          <w:cnfStyle w:val="000000100000" w:firstRow="0" w:lastRow="0" w:firstColumn="0" w:lastColumn="0" w:oddVBand="0" w:evenVBand="0" w:oddHBand="1" w:evenHBand="0" w:firstRowFirstColumn="0" w:firstRowLastColumn="0" w:lastRowFirstColumn="0" w:lastRowLastColumn="0"/>
+        </w:trPr>
+        <w:tc>
+          <w:tcPr>
+            <w:cnfStyle w:val="001000000000" w:firstRow="0" w:lastRow="0" w:firstColumn="1" w:lastColumn="0" w:oddVBand="0" w:evenVBand="0" w:oddHBand="0" w:evenHBand="0" w:firstRowFirstColumn="0" w:firstRowLastColumn="0" w:lastRowFirstColumn="0" w:lastRowLastColumn="0"/>
+            <w:tcW w:w="1419" w:type="dxa"/>
+            <w:vMerge w:val="restart"/>
+          </w:tcPr>
+          <w:p>
+            <w:pPr>
+              <w:jc w:val="center"/>
+              <w:rPr>
+                <w:lang w:val="en-US"/>
+              </w:rPr>
+            </w:pPr>
+            <w:r>
+              <w:rPr>
+                <w:b w:val="0"/>
+                <w:bCs w:val="0"/>
+                <w:lang w:val="en-US"/>
+              </w:rPr>
+              <w:t>Methods</w:t>
+            </w:r>
+          </w:p>
+        </w:tc>
+        <w:tc>
+          <w:tcPr>
+            <w:tcW w:w="2409" w:type="dxa"/>
+          </w:tcPr>
+          <w:p>
+            <w:pPr>
+              <w:cnfStyle w:val="000000100000" w:firstRow="0" w:lastRow="0" w:firstColumn="0" w:lastColumn="0" w:oddVBand="0" w:evenVBand="0" w:oddHBand="1" w:evenHBand="0" w:firstRowFirstColumn="0" w:firstRowLastColumn="0" w:lastRowFirstColumn="0" w:lastRowLastColumn="0"/>
+            </w:pPr>
+            <w:r>
+              <w:t>__</w:t>
+            </w:r>
+            <w:proofErr w:type="spellStart"/>
+            <w:r>
+              <w:t>init</w:t>
+            </w:r>
+            <w:proofErr w:type="spellEnd"/>
+            <w:r>
+              <w:t>__(</w:t>
+            </w:r>
+            <w:proofErr w:type="spellStart"/>
+            <w:r>
+              <w:t>goalState</w:t>
+            </w:r>
+            <w:proofErr w:type="spellEnd"/>
+            <w:r>
+              <w:t>)</w:t>
+            </w:r>
+          </w:p>
+        </w:tc>
+        <w:tc>
+          <w:tcPr>
+            <w:tcW w:w="7230" w:type="dxa"/>
+          </w:tcPr>
+          <w:p>
+            <w:pPr>
+              <w:cnfStyle w:val="000000100000" w:firstRow="0" w:lastRow="0" w:firstColumn="0" w:lastColumn="0" w:oddVBand="0" w:evenVBand="0" w:oddHBand="1" w:evenHBand="0" w:firstRowFirstColumn="0" w:firstRowLastColumn="0" w:lastRowFirstColumn="0" w:lastRowLastColumn="0"/>
+              <w:rPr>
+                <w:lang w:val="en-US"/>
+              </w:rPr>
+            </w:pPr>
+            <w:r>
+              <w:rPr>
+                <w:lang w:val="en-US"/>
+              </w:rPr>
+              <w:t>Stores goal positions of each tile for quick lookup.</w:t>
+            </w:r>
+          </w:p>
+        </w:tc>
+      </w:tr>
+      <w:tr>
+        <w:tc>
+          <w:tcPr>
+            <w:cnfStyle w:val="001000000000" w:firstRow="0" w:lastRow="0" w:firstColumn="1" w:lastColumn="0" w:oddVBand="0" w:evenVBand="0" w:oddHBand="0" w:evenHBand="0" w:firstRowFirstColumn="0" w:firstRowLastColumn="0" w:lastRowFirstColumn="0" w:lastRowLastColumn="0"/>
+            <w:tcW w:w="1419" w:type="dxa"/>
+            <w:vMerge/>
+            <w:shd w:val="clear" w:color="auto" w:fill="C1E4F5" w:themeFill="accent1" w:themeFillTint="33"/>
+          </w:tcPr>
+          <w:p>
+            <w:pPr>
+              <w:jc w:val="center"/>
+              <w:rPr>
+                <w:b w:val="0"/>
+                <w:bCs w:val="0"/>
+                <w:lang w:val="en-US"/>
+              </w:rPr>
+            </w:pPr>
+          </w:p>
+        </w:tc>
+        <w:tc>
+          <w:tcPr>
+            <w:tcW w:w="2409" w:type="dxa"/>
+          </w:tcPr>
+          <w:p>
+            <w:pPr>
+              <w:cnfStyle w:val="000000000000" w:firstRow="0" w:lastRow="0" w:firstColumn="0" w:lastColumn="0" w:oddVBand="0" w:evenVBand="0" w:oddHBand="0" w:evenHBand="0" w:firstRowFirstColumn="0" w:firstRowLastColumn="0" w:lastRowFirstColumn="0" w:lastRowLastColumn="0"/>
+              <w:rPr>
+                <w:lang w:val="en-US"/>
+              </w:rPr>
+            </w:pPr>
+            <w:r>
+              <w:t>_</w:t>
+            </w:r>
+            <w:proofErr w:type="spellStart"/>
+            <w:r>
+              <w:t>validate_state</w:t>
+            </w:r>
+            <w:proofErr w:type="spellEnd"/>
+            <w:r>
+              <w:t>(</w:t>
+            </w:r>
+            <w:proofErr w:type="spellStart"/>
+            <w:r>
+              <w:t>state</w:t>
+            </w:r>
+            <w:proofErr w:type="spellEnd"/>
+            <w:r>
+              <w:t>)</w:t>
+            </w:r>
+          </w:p>
+        </w:tc>
+        <w:tc>
+          <w:tcPr>
+            <w:tcW w:w="7230" w:type="dxa"/>
+          </w:tcPr>
+          <w:p>
+            <w:pPr>
+              <w:cnfStyle w:val="000000000000" w:firstRow="0" w:lastRow="0" w:firstColumn="0" w:lastColumn="0" w:oddVBand="0" w:evenVBand="0" w:oddHBand="0" w:evenHBand="0" w:firstRowFirstColumn="0" w:firstRowLastColumn="0" w:lastRowFirstColumn="0" w:lastRowLastColumn="0"/>
+              <w:rPr>
+                <w:lang w:val="en-US"/>
+              </w:rPr>
+            </w:pPr>
+            <w:r>
+              <w:rPr>
+                <w:lang w:val="en-US"/>
+              </w:rPr>
+              <w:t>Checks that a given state matches the expected 3×3 dimensions</w:t>
+            </w:r>
+          </w:p>
+        </w:tc>
+      </w:tr>
+      <w:tr>
+        <w:trPr>
+          <w:cnfStyle w:val="000000100000" w:firstRow="0" w:lastRow="0" w:firstColumn="0" w:lastColumn="0" w:oddVBand="0" w:evenVBand="0" w:oddHBand="1" w:evenHBand="0" w:firstRowFirstColumn="0" w:firstRowLastColumn="0" w:lastRowFirstColumn="0" w:lastRowLastColumn="0"/>
+        </w:trPr>
+        <w:tc>
+          <w:tcPr>
+            <w:cnfStyle w:val="001000000000" w:firstRow="0" w:lastRow="0" w:firstColumn="1" w:lastColumn="0" w:oddVBand="0" w:evenVBand="0" w:oddHBand="0" w:evenHBand="0" w:firstRowFirstColumn="0" w:firstRowLastColumn="0" w:lastRowFirstColumn="0" w:lastRowLastColumn="0"/>
+            <w:tcW w:w="1419" w:type="dxa"/>
+            <w:vMerge/>
+          </w:tcPr>
+          <w:p>
+            <w:pPr>
+              <w:jc w:val="center"/>
+              <w:rPr>
+                <w:lang w:val="en-US"/>
+              </w:rPr>
+            </w:pPr>
+          </w:p>
+        </w:tc>
+        <w:tc>
+          <w:tcPr>
+            <w:tcW w:w="2409" w:type="dxa"/>
+          </w:tcPr>
+          <w:p>
+            <w:pPr>
+              <w:cnfStyle w:val="000000100000" w:firstRow="0" w:lastRow="0" w:firstColumn="0" w:lastColumn="0" w:oddVBand="0" w:evenVBand="0" w:oddHBand="1" w:evenHBand="0" w:firstRowFirstColumn="0" w:firstRowLastColumn="0" w:lastRowFirstColumn="0" w:lastRowLastColumn="0"/>
+              <w:rPr>
+                <w:lang w:val="en-US"/>
+              </w:rPr>
+            </w:pPr>
+            <w:proofErr w:type="spellStart"/>
+            <w:r>
+              <w:t>manhattan</w:t>
+            </w:r>
+            <w:proofErr w:type="spellEnd"/>
+            <w:r>
+              <w:t>(</w:t>
+            </w:r>
+            <w:proofErr w:type="spellStart"/>
+            <w:r>
+              <w:t>state</w:t>
+            </w:r>
+            <w:proofErr w:type="spellEnd"/>
+            <w:r>
+              <w:t>)</w:t>
+            </w:r>
+          </w:p>
+        </w:tc>
+        <w:tc>
+          <w:tcPr>
+            <w:tcW w:w="7230" w:type="dxa"/>
+          </w:tcPr>
+          <w:p>
+            <w:pPr>
+              <w:cnfStyle w:val="000000100000" w:firstRow="0" w:lastRow="0" w:firstColumn="0" w:lastColumn="0" w:oddVBand="0" w:evenVBand="0" w:oddHBand="1" w:evenHBand="0" w:firstRowFirstColumn="0" w:firstRowLastColumn="0" w:lastRowFirstColumn="0" w:lastRowLastColumn="0"/>
+              <w:rPr>
+                <w:lang w:val="en-US"/>
+              </w:rPr>
+            </w:pPr>
+            <w:r>
+              <w:rPr>
+                <w:lang w:val="en-US"/>
+              </w:rPr>
+              <w:t xml:space="preserve">Calculates total Manhattan distance for all tiles </w:t>
+            </w:r>
+          </w:p>
+        </w:tc>
+      </w:tr>
+      <w:tr>
+        <w:tc>
+          <w:tcPr>
+            <w:cnfStyle w:val="001000000000" w:firstRow="0" w:lastRow="0" w:firstColumn="1" w:lastColumn="0" w:oddVBand="0" w:evenVBand="0" w:oddHBand="0" w:evenHBand="0" w:firstRowFirstColumn="0" w:firstRowLastColumn="0" w:lastRowFirstColumn="0" w:lastRowLastColumn="0"/>
+            <w:tcW w:w="1419" w:type="dxa"/>
+            <w:vMerge/>
+            <w:shd w:val="clear" w:color="auto" w:fill="C1E4F5" w:themeFill="accent1" w:themeFillTint="33"/>
+          </w:tcPr>
+          <w:p>
+            <w:pPr>
+              <w:jc w:val="center"/>
+              <w:rPr>
+                <w:lang w:val="en-US"/>
+              </w:rPr>
+            </w:pPr>
+          </w:p>
+        </w:tc>
+        <w:tc>
+          <w:tcPr>
+            <w:tcW w:w="2409" w:type="dxa"/>
+          </w:tcPr>
+          <w:p>
+            <w:pPr>
+              <w:cnfStyle w:val="000000000000" w:firstRow="0" w:lastRow="0" w:firstColumn="0" w:lastColumn="0" w:oddVBand="0" w:evenVBand="0" w:oddHBand="0" w:evenHBand="0" w:firstRowFirstColumn="0" w:firstRowLastColumn="0" w:lastRowFirstColumn="0" w:lastRowLastColumn="0"/>
+              <w:rPr>
+                <w:lang w:val="en-US"/>
+              </w:rPr>
+            </w:pPr>
+            <w:proofErr w:type="spellStart"/>
+            <w:r>
+              <w:t>hamming</w:t>
+            </w:r>
+            <w:proofErr w:type="spellEnd"/>
+            <w:r>
+              <w:t>(</w:t>
+            </w:r>
+            <w:proofErr w:type="spellStart"/>
+            <w:r>
+              <w:t>state</w:t>
+            </w:r>
+            <w:proofErr w:type="spellEnd"/>
+            <w:r>
+              <w:t>)</w:t>
+            </w:r>
+          </w:p>
+        </w:tc>
+        <w:tc>
+          <w:tcPr>
+            <w:tcW w:w="7230" w:type="dxa"/>
+          </w:tcPr>
+          <w:p>
+            <w:pPr>
+              <w:cnfStyle w:val="000000000000" w:firstRow="0" w:lastRow="0" w:firstColumn="0" w:lastColumn="0" w:oddVBand="0" w:evenVBand="0" w:oddHBand="0" w:evenHBand="0" w:firstRowFirstColumn="0" w:firstRowLastColumn="0" w:lastRowFirstColumn="0" w:lastRowLastColumn="0"/>
+              <w:rPr>
+                <w:lang w:val="en-US"/>
+              </w:rPr>
+            </w:pPr>
+            <w:r>
+              <w:rPr>
+                <w:lang w:val="en-US"/>
+              </w:rPr>
+              <w:t xml:space="preserve">Counts how many tiles are </w:t>
+            </w:r>
+            <w:r>
+              <w:rPr>
+                <w:lang w:val="en-US"/>
+              </w:rPr>
+              <w:t>misplaced</w:t>
+            </w:r>
+          </w:p>
+        </w:tc>
+      </w:tr>
+    </w:tbl>
+    <w:p>
+      <w:pPr>
+        <w:spacing w:after="0"/>
+        <w:rPr>
+          <w:lang w:val="en-US"/>
+        </w:rPr>
+      </w:pPr>
+    </w:p>
+    <w:p>
+      <w:pPr>
+        <w:spacing w:after="0"/>
+        <w:rPr>
+          <w:lang w:val="en-US"/>
+        </w:rPr>
+      </w:pPr>
+    </w:p>
+    <w:tbl>
+      <w:tblPr>
+        <w:tblStyle w:val="Gitternetztabelle4Akzent1"/>
+        <w:tblW w:w="0" w:type="auto"/>
+        <w:tblLook w:val="04A0" w:firstRow="1" w:lastRow="0" w:firstColumn="1" w:lastColumn="0" w:noHBand="0" w:noVBand="1"/>
+      </w:tblPr>
+      <w:tblGrid>
+        <w:gridCol w:w="9062"/>
+      </w:tblGrid>
+      <w:tr>
+        <w:trPr>
+          <w:cnfStyle w:val="100000000000" w:firstRow="1" w:lastRow="0" w:firstColumn="0" w:lastColumn="0" w:oddVBand="0" w:evenVBand="0" w:oddHBand="0" w:evenHBand="0" w:firstRowFirstColumn="0" w:firstRowLastColumn="0" w:lastRowFirstColumn="0" w:lastRowLastColumn="0"/>
+        </w:trPr>
+        <w:tc>
+          <w:tcPr>
+            <w:cnfStyle w:val="001000000000" w:firstRow="0" w:lastRow="0" w:firstColumn="1" w:lastColumn="0" w:oddVBand="0" w:evenVBand="0" w:oddHBand="0" w:evenHBand="0" w:firstRowFirstColumn="0" w:firstRowLastColumn="0" w:lastRowFirstColumn="0" w:lastRowLastColumn="0"/>
+            <w:tcW w:w="9062" w:type="dxa"/>
+            <w:shd w:val="clear" w:color="auto" w:fill="FFFFFF" w:themeFill="background1"/>
+          </w:tcPr>
+          <w:p>
+            <w:pPr>
+              <w:rPr>
+                <w:b w:val="0"/>
+                <w:bCs w:val="0"/>
+              </w:rPr>
+            </w:pPr>
+            <w:r>
+              <w:rPr>
+                <w:color w:val="0E2841" w:themeColor="text2"/>
+                <w:lang w:val="en-US"/>
+              </w:rPr>
+              <w:lastRenderedPageBreak/>
+              <w:t>Module interactions:</w:t>
+            </w:r>
+          </w:p>
+        </w:tc>
+      </w:tr>
+      <w:tr>
+        <w:trPr>
+          <w:cnfStyle w:val="000000100000" w:firstRow="0" w:lastRow="0" w:firstColumn="0" w:lastColumn="0" w:oddVBand="0" w:evenVBand="0" w:oddHBand="1" w:evenHBand="0" w:firstRowFirstColumn="0" w:firstRowLastColumn="0" w:lastRowFirstColumn="0" w:lastRowLastColumn="0"/>
+        </w:trPr>
+        <w:tc>
+          <w:tcPr>
+            <w:cnfStyle w:val="001000000000" w:firstRow="0" w:lastRow="0" w:firstColumn="1" w:lastColumn="0" w:oddVBand="0" w:evenVBand="0" w:oddHBand="0" w:evenHBand="0" w:firstRowFirstColumn="0" w:firstRowLastColumn="0" w:lastRowFirstColumn="0" w:lastRowLastColumn="0"/>
+            <w:tcW w:w="9062" w:type="dxa"/>
+            <w:shd w:val="clear" w:color="auto" w:fill="156082" w:themeFill="accent1"/>
+          </w:tcPr>
+          <w:p>
+            <w:pPr>
+              <w:jc w:val="center"/>
+              <w:rPr>
+                <w:lang w:val="en-US"/>
+              </w:rPr>
+            </w:pPr>
+            <w:proofErr w:type="spellStart"/>
+            <w:r>
+              <w:rPr>
+                <w:color w:val="FFFFFF" w:themeColor="background1"/>
+              </w:rPr>
+              <w:t>SlidePuzzleGUI</w:t>
+            </w:r>
+            <w:proofErr w:type="spellEnd"/>
+            <w:r>
+              <w:rPr>
+                <w:color w:val="FFFFFF" w:themeColor="background1"/>
+              </w:rPr>
+              <w:t xml:space="preserve"> </w:t>
+            </w:r>
+            <w:r>
+              <w:rPr>
+                <w:b w:val="0"/>
+                <w:bCs w:val="0"/>
+                <w:color w:val="FFFFFF" w:themeColor="background1"/>
+              </w:rPr>
+              <w:sym w:font="Wingdings" w:char="F0E0"/>
+            </w:r>
+            <w:r>
+              <w:rPr>
+                <w:color w:val="FFFFFF" w:themeColor="background1"/>
+              </w:rPr>
+              <w:t xml:space="preserve"> Solver</w:t>
+            </w:r>
+          </w:p>
+        </w:tc>
+      </w:tr>
+      <w:tr>
+        <w:tc>
+          <w:tcPr>
+            <w:cnfStyle w:val="001000000000" w:firstRow="0" w:lastRow="0" w:firstColumn="1" w:lastColumn="0" w:oddVBand="0" w:evenVBand="0" w:oddHBand="0" w:evenHBand="0" w:firstRowFirstColumn="0" w:firstRowLastColumn="0" w:lastRowFirstColumn="0" w:lastRowLastColumn="0"/>
+            <w:tcW w:w="9062" w:type="dxa"/>
+          </w:tcPr>
+          <w:p>
+            <w:pPr>
+              <w:spacing w:line="276" w:lineRule="auto"/>
+              <w:rPr>
+                <w:b w:val="0"/>
+                <w:bCs w:val="0"/>
+                <w:lang w:val="en-US"/>
+              </w:rPr>
+            </w:pPr>
+            <w:r>
+              <w:rPr>
+                <w:b w:val="0"/>
+                <w:bCs w:val="0"/>
+                <w:lang w:val="en-US"/>
+              </w:rPr>
+              <w:t xml:space="preserve">GUI calls </w:t>
+            </w:r>
+            <w:proofErr w:type="spellStart"/>
+            <w:r>
+              <w:rPr>
+                <w:b w:val="0"/>
+                <w:bCs w:val="0"/>
+                <w:i/>
+                <w:iCs/>
+                <w:lang w:val="en-US"/>
+              </w:rPr>
+              <w:t>solver.solve</w:t>
+            </w:r>
+            <w:proofErr w:type="spellEnd"/>
+            <w:r>
+              <w:rPr>
+                <w:b w:val="0"/>
+                <w:bCs w:val="0"/>
+                <w:i/>
+                <w:iCs/>
+                <w:lang w:val="en-US"/>
+              </w:rPr>
+              <w:t>()</w:t>
+            </w:r>
+            <w:r>
+              <w:rPr>
+                <w:b w:val="0"/>
+                <w:bCs w:val="0"/>
+                <w:lang w:val="en-US"/>
+              </w:rPr>
+              <w:t xml:space="preserve"> or </w:t>
+            </w:r>
+            <w:proofErr w:type="spellStart"/>
+            <w:r>
+              <w:rPr>
+                <w:b w:val="0"/>
+                <w:bCs w:val="0"/>
+                <w:i/>
+                <w:iCs/>
+                <w:lang w:val="en-US"/>
+              </w:rPr>
+              <w:t>solver.runBenchmark</w:t>
+            </w:r>
+            <w:proofErr w:type="spellEnd"/>
+            <w:r>
+              <w:rPr>
+                <w:b w:val="0"/>
+                <w:bCs w:val="0"/>
+                <w:i/>
+                <w:iCs/>
+                <w:lang w:val="en-US"/>
+              </w:rPr>
+              <w:t>()</w:t>
+            </w:r>
+            <w:r>
+              <w:rPr>
+                <w:b w:val="0"/>
+                <w:bCs w:val="0"/>
+                <w:lang w:val="en-US"/>
+              </w:rPr>
+              <w:t xml:space="preserve"> when user presses “Solve” or “Benchmark.”</w:t>
+            </w:r>
+          </w:p>
+          <w:p>
+            <w:pPr>
+              <w:spacing w:line="276" w:lineRule="auto"/>
+              <w:rPr>
+                <w:lang w:val="en-US"/>
+              </w:rPr>
+            </w:pPr>
+            <w:r>
+              <w:rPr>
+                <w:b w:val="0"/>
+                <w:bCs w:val="0"/>
+                <w:lang w:val="en-US"/>
+              </w:rPr>
+              <w:t>The solver returns the solution path and nodes expanded, which the GUI animates and logs.</w:t>
+            </w:r>
+          </w:p>
+        </w:tc>
+      </w:tr>
+      <w:tr>
+        <w:trPr>
+          <w:cnfStyle w:val="000000100000" w:firstRow="0" w:lastRow="0" w:firstColumn="0" w:lastColumn="0" w:oddVBand="0" w:evenVBand="0" w:oddHBand="1" w:evenHBand="0" w:firstRowFirstColumn="0" w:firstRowLastColumn="0" w:lastRowFirstColumn="0" w:lastRowLastColumn="0"/>
+        </w:trPr>
+        <w:tc>
+          <w:tcPr>
+            <w:cnfStyle w:val="001000000000" w:firstRow="0" w:lastRow="0" w:firstColumn="1" w:lastColumn="0" w:oddVBand="0" w:evenVBand="0" w:oddHBand="0" w:evenHBand="0" w:firstRowFirstColumn="0" w:firstRowLastColumn="0" w:lastRowFirstColumn="0" w:lastRowLastColumn="0"/>
+            <w:tcW w:w="9062" w:type="dxa"/>
+            <w:shd w:val="clear" w:color="auto" w:fill="156082" w:themeFill="accent1"/>
+          </w:tcPr>
+          <w:p>
+            <w:pPr>
+              <w:spacing w:line="276" w:lineRule="auto"/>
+              <w:jc w:val="center"/>
+              <w:rPr>
+                <w:lang w:val="en-US"/>
+              </w:rPr>
+            </w:pPr>
+            <w:r>
+              <w:rPr>
+                <w:color w:val="FFFFFF" w:themeColor="background1"/>
+              </w:rPr>
+              <w:t xml:space="preserve">Solver </w:t>
+            </w:r>
+            <w:r>
+              <w:rPr>
+                <w:b w:val="0"/>
+                <w:bCs w:val="0"/>
+                <w:color w:val="FFFFFF" w:themeColor="background1"/>
+              </w:rPr>
+              <w:sym w:font="Wingdings" w:char="F0E0"/>
+            </w:r>
+            <w:r>
+              <w:rPr>
+                <w:color w:val="FFFFFF" w:themeColor="background1"/>
+              </w:rPr>
+              <w:t xml:space="preserve"> </w:t>
+            </w:r>
+            <w:proofErr w:type="spellStart"/>
+            <w:r>
+              <w:rPr>
+                <w:color w:val="FFFFFF" w:themeColor="background1"/>
+              </w:rPr>
+              <w:t>Heuristics</w:t>
+            </w:r>
+            <w:proofErr w:type="spellEnd"/>
+          </w:p>
+        </w:tc>
+      </w:tr>
+      <w:tr>
+        <w:tc>
+          <w:tcPr>
+            <w:cnfStyle w:val="001000000000" w:firstRow="0" w:lastRow="0" w:firstColumn="1" w:lastColumn="0" w:oddVBand="0" w:evenVBand="0" w:oddHBand="0" w:evenHBand="0" w:firstRowFirstColumn="0" w:firstRowLastColumn="0" w:lastRowFirstColumn="0" w:lastRowLastColumn="0"/>
+            <w:tcW w:w="9062" w:type="dxa"/>
+          </w:tcPr>
+          <w:p>
+            <w:pPr>
+              <w:spacing w:line="276" w:lineRule="auto"/>
+              <w:rPr>
+                <w:b w:val="0"/>
+                <w:bCs w:val="0"/>
+                <w:lang w:val="en-US"/>
+              </w:rPr>
+            </w:pPr>
+            <w:r>
+              <w:rPr>
+                <w:b w:val="0"/>
+                <w:bCs w:val="0"/>
+                <w:lang w:val="en-US"/>
+              </w:rPr>
+              <w:t>For each state during the A* search, the solver calls either:</w:t>
+            </w:r>
+          </w:p>
+          <w:p>
+            <w:pPr>
+              <w:spacing w:line="276" w:lineRule="auto"/>
+              <w:rPr>
+                <w:lang w:val="en-US"/>
+              </w:rPr>
+            </w:pPr>
+            <w:proofErr w:type="spellStart"/>
+            <w:r>
+              <w:rPr>
+                <w:b w:val="0"/>
+                <w:bCs w:val="0"/>
+                <w:i/>
+                <w:iCs/>
+                <w:lang w:val="en-US"/>
+              </w:rPr>
+              <w:t>heuristic.manhattan</w:t>
+            </w:r>
+            <w:proofErr w:type="spellEnd"/>
+            <w:r>
+              <w:rPr>
+                <w:b w:val="0"/>
+                <w:bCs w:val="0"/>
+                <w:i/>
+                <w:iCs/>
+                <w:lang w:val="en-US"/>
+              </w:rPr>
+              <w:t>(state)</w:t>
+            </w:r>
+            <w:r>
+              <w:rPr>
+                <w:b w:val="0"/>
+                <w:bCs w:val="0"/>
+                <w:lang w:val="en-US"/>
+              </w:rPr>
+              <w:t xml:space="preserve"> or</w:t>
+            </w:r>
+            <w:r>
+              <w:rPr>
+                <w:b w:val="0"/>
+                <w:bCs w:val="0"/>
+                <w:lang w:val="en-US"/>
+              </w:rPr>
+              <w:t xml:space="preserve"> </w:t>
+            </w:r>
+            <w:proofErr w:type="spellStart"/>
+            <w:r>
+              <w:rPr>
+                <w:b w:val="0"/>
+                <w:bCs w:val="0"/>
+                <w:i/>
+                <w:iCs/>
+                <w:lang w:val="en-US"/>
+              </w:rPr>
+              <w:t>heuristic.hamming</w:t>
+            </w:r>
+            <w:proofErr w:type="spellEnd"/>
+            <w:r>
+              <w:rPr>
+                <w:b w:val="0"/>
+                <w:bCs w:val="0"/>
+                <w:i/>
+                <w:iCs/>
+                <w:lang w:val="en-US"/>
+              </w:rPr>
+              <w:t>(state)</w:t>
+            </w:r>
+            <w:r>
+              <w:rPr>
+                <w:b w:val="0"/>
+                <w:bCs w:val="0"/>
+                <w:lang w:val="en-US"/>
+              </w:rPr>
+              <w:t xml:space="preserve"> </w:t>
+            </w:r>
+            <w:r>
+              <w:rPr>
+                <w:b w:val="0"/>
+                <w:bCs w:val="0"/>
+                <w:lang w:val="en-US"/>
+              </w:rPr>
+              <w:t>to compute the heuristic cost h(n).</w:t>
+            </w:r>
+          </w:p>
+        </w:tc>
+      </w:tr>
+      <w:tr>
+        <w:trPr>
+          <w:cnfStyle w:val="000000100000" w:firstRow="0" w:lastRow="0" w:firstColumn="0" w:lastColumn="0" w:oddVBand="0" w:evenVBand="0" w:oddHBand="1" w:evenHBand="0" w:firstRowFirstColumn="0" w:firstRowLastColumn="0" w:lastRowFirstColumn="0" w:lastRowLastColumn="0"/>
+        </w:trPr>
+        <w:tc>
+          <w:tcPr>
+            <w:cnfStyle w:val="001000000000" w:firstRow="0" w:lastRow="0" w:firstColumn="1" w:lastColumn="0" w:oddVBand="0" w:evenVBand="0" w:oddHBand="0" w:evenHBand="0" w:firstRowFirstColumn="0" w:firstRowLastColumn="0" w:lastRowFirstColumn="0" w:lastRowLastColumn="0"/>
+            <w:tcW w:w="9062" w:type="dxa"/>
+            <w:shd w:val="clear" w:color="auto" w:fill="156082" w:themeFill="accent1"/>
+          </w:tcPr>
+          <w:p>
+            <w:pPr>
+              <w:jc w:val="center"/>
+              <w:rPr>
+                <w:lang w:val="en-US"/>
+              </w:rPr>
+            </w:pPr>
+            <w:r>
+              <w:rPr>
+                <w:color w:val="FFFFFF" w:themeColor="background1"/>
+              </w:rPr>
+              <w:t>Return Flow</w:t>
+            </w:r>
+          </w:p>
+        </w:tc>
+      </w:tr>
+      <w:tr>
+        <w:tc>
+          <w:tcPr>
+            <w:cnfStyle w:val="001000000000" w:firstRow="0" w:lastRow="0" w:firstColumn="1" w:lastColumn="0" w:oddVBand="0" w:evenVBand="0" w:oddHBand="0" w:evenHBand="0" w:firstRowFirstColumn="0" w:firstRowLastColumn="0" w:lastRowFirstColumn="0" w:lastRowLastColumn="0"/>
+            <w:tcW w:w="9062" w:type="dxa"/>
+          </w:tcPr>
+          <w:p>
+            <w:pPr>
+              <w:spacing w:line="276" w:lineRule="auto"/>
+              <w:rPr>
+                <w:lang w:val="en-US"/>
+              </w:rPr>
+            </w:pPr>
+            <w:r>
+              <w:rPr>
+                <w:b w:val="0"/>
+                <w:bCs w:val="0"/>
+                <w:lang w:val="en-US"/>
+              </w:rPr>
+              <w:t>After the solver finishes, the GUI displays</w:t>
+            </w:r>
+            <w:r>
+              <w:rPr>
+                <w:b w:val="0"/>
+                <w:bCs w:val="0"/>
+                <w:lang w:val="en-US"/>
+              </w:rPr>
+              <w:t xml:space="preserve"> t</w:t>
+            </w:r>
+            <w:r>
+              <w:rPr>
+                <w:b w:val="0"/>
+                <w:bCs w:val="0"/>
+                <w:lang w:val="en-US"/>
+              </w:rPr>
+              <w:t xml:space="preserve">he </w:t>
+            </w:r>
+            <w:r>
+              <w:rPr>
+                <w:b w:val="0"/>
+                <w:bCs w:val="0"/>
+                <w:i/>
+                <w:iCs/>
+                <w:lang w:val="en-US"/>
+              </w:rPr>
+              <w:t>runtime</w:t>
+            </w:r>
+            <w:r>
+              <w:rPr>
+                <w:b w:val="0"/>
+                <w:bCs w:val="0"/>
+                <w:i/>
+                <w:iCs/>
+                <w:lang w:val="en-US"/>
+              </w:rPr>
+              <w:t xml:space="preserve">, </w:t>
+            </w:r>
+            <w:r>
+              <w:rPr>
+                <w:b w:val="0"/>
+                <w:bCs w:val="0"/>
+                <w:i/>
+                <w:iCs/>
+                <w:lang w:val="en-US"/>
+              </w:rPr>
+              <w:t>moves count, and expanded nodes</w:t>
+            </w:r>
+            <w:r>
+              <w:rPr>
+                <w:b w:val="0"/>
+                <w:bCs w:val="0"/>
+                <w:lang w:val="en-US"/>
+              </w:rPr>
+              <w:t xml:space="preserve"> in the text log.</w:t>
+            </w:r>
+          </w:p>
+        </w:tc>
+      </w:tr>
+    </w:tbl>
+    <w:p>
+      <w:pPr>
+        <w:spacing w:after="0"/>
+        <w:rPr>
+          <w:lang w:val="en-US"/>
+        </w:rPr>
+      </w:pPr>
+    </w:p>
+    <w:tbl>
+      <w:tblPr>
+        <w:tblStyle w:val="Listentabelle4Akzent1"/>
+        <w:tblW w:w="0" w:type="auto"/>
+        <w:tblLook w:val="04A0" w:firstRow="1" w:lastRow="0" w:firstColumn="1" w:lastColumn="0" w:noHBand="0" w:noVBand="1"/>
+      </w:tblPr>
+      <w:tblGrid>
+        <w:gridCol w:w="2263"/>
+        <w:gridCol w:w="1701"/>
+        <w:gridCol w:w="5098"/>
+      </w:tblGrid>
+      <w:tr>
+        <w:trPr>
+          <w:cnfStyle w:val="100000000000" w:firstRow="1" w:lastRow="0" w:firstColumn="0" w:lastColumn="0" w:oddVBand="0" w:evenVBand="0" w:oddHBand="0" w:evenHBand="0" w:firstRowFirstColumn="0" w:firstRowLastColumn="0" w:lastRowFirstColumn="0" w:lastRowLastColumn="0"/>
+        </w:trPr>
+        <w:tc>
+          <w:tcPr>
+            <w:cnfStyle w:val="001000000000" w:firstRow="0" w:lastRow="0" w:firstColumn="1" w:lastColumn="0" w:oddVBand="0" w:evenVBand="0" w:oddHBand="0" w:evenHBand="0" w:firstRowFirstColumn="0" w:firstRowLastColumn="0" w:lastRowFirstColumn="0" w:lastRowLastColumn="0"/>
+            <w:tcW w:w="9062" w:type="dxa"/>
+            <w:gridSpan w:val="3"/>
+            <w:shd w:val="clear" w:color="auto" w:fill="FFFFFF" w:themeFill="background1"/>
+          </w:tcPr>
+          <w:p>
+            <w:pPr>
+              <w:rPr>
+                <w:color w:val="0E2841" w:themeColor="text2"/>
+                <w:lang w:val="en-US"/>
+              </w:rPr>
+            </w:pPr>
+            <w:r>
+              <w:rPr>
+                <w:color w:val="0E2841" w:themeColor="text2"/>
+                <w:lang w:val="en-US"/>
+              </w:rPr>
+              <w:t>Interfaces Between Layers</w:t>
+            </w:r>
+            <w:r>
+              <w:rPr>
+                <w:color w:val="0E2841" w:themeColor="text2"/>
+                <w:lang w:val="en-US"/>
+              </w:rPr>
+              <w:t>:</w:t>
+            </w:r>
+          </w:p>
+        </w:tc>
+      </w:tr>
+      <w:tr>
+        <w:trPr>
+          <w:cnfStyle w:val="000000100000" w:firstRow="0" w:lastRow="0" w:firstColumn="0" w:lastColumn="0" w:oddVBand="0" w:evenVBand="0" w:oddHBand="1" w:evenHBand="0" w:firstRowFirstColumn="0" w:firstRowLastColumn="0" w:lastRowFirstColumn="0" w:lastRowLastColumn="0"/>
+        </w:trPr>
+        <w:tc>
+          <w:tcPr>
+            <w:cnfStyle w:val="001000000000" w:firstRow="0" w:lastRow="0" w:firstColumn="1" w:lastColumn="0" w:oddVBand="0" w:evenVBand="0" w:oddHBand="0" w:evenHBand="0" w:firstRowFirstColumn="0" w:firstRowLastColumn="0" w:lastRowFirstColumn="0" w:lastRowLastColumn="0"/>
+            <w:tcW w:w="2263" w:type="dxa"/>
+            <w:shd w:val="clear" w:color="auto" w:fill="156082" w:themeFill="accent1"/>
+          </w:tcPr>
+          <w:p>
+            <w:pPr>
+              <w:jc w:val="center"/>
+              <w:rPr>
+                <w:b w:val="0"/>
+                <w:bCs w:val="0"/>
+                <w:color w:val="FFFFFF" w:themeColor="background1"/>
+              </w:rPr>
+            </w:pPr>
+            <w:proofErr w:type="spellStart"/>
+            <w:r>
+              <w:rPr>
+                <w:color w:val="FFFFFF" w:themeColor="background1"/>
+              </w:rPr>
+              <w:t>Direction</w:t>
+            </w:r>
+            <w:proofErr w:type="spellEnd"/>
+          </w:p>
+        </w:tc>
+        <w:tc>
+          <w:tcPr>
+            <w:tcW w:w="1701" w:type="dxa"/>
+            <w:shd w:val="clear" w:color="auto" w:fill="156082" w:themeFill="accent1"/>
+          </w:tcPr>
+          <w:p>
+            <w:pPr>
+              <w:jc w:val="center"/>
+              <w:cnfStyle w:val="000000100000" w:firstRow="0" w:lastRow="0" w:firstColumn="0" w:lastColumn="0" w:oddVBand="0" w:evenVBand="0" w:oddHBand="1" w:evenHBand="0" w:firstRowFirstColumn="0" w:firstRowLastColumn="0" w:lastRowFirstColumn="0" w:lastRowLastColumn="0"/>
+              <w:rPr>
+                <w:b/>
+                <w:bCs/>
+                <w:color w:val="FFFFFF" w:themeColor="background1"/>
+              </w:rPr>
+            </w:pPr>
+            <w:proofErr w:type="spellStart"/>
+            <w:r>
+              <w:rPr>
+                <w:b/>
+                <w:bCs/>
+                <w:color w:val="FFFFFF" w:themeColor="background1"/>
+              </w:rPr>
+              <w:t>From</w:t>
+            </w:r>
+            <w:proofErr w:type="spellEnd"/>
+            <w:r>
+              <w:rPr>
+                <w:b/>
+                <w:bCs/>
+                <w:color w:val="FFFFFF" w:themeColor="background1"/>
+              </w:rPr>
+              <w:t xml:space="preserve"> </w:t>
+            </w:r>
+            <w:r>
+              <w:rPr>
+                <w:b/>
+                <w:bCs/>
+                <w:color w:val="FFFFFF" w:themeColor="background1"/>
+              </w:rPr>
+              <w:sym w:font="Wingdings" w:char="F0E0"/>
+            </w:r>
+            <w:r>
+              <w:rPr>
+                <w:b/>
+                <w:bCs/>
+                <w:color w:val="FFFFFF" w:themeColor="background1"/>
+              </w:rPr>
+              <w:t xml:space="preserve"> </w:t>
+            </w:r>
+            <w:proofErr w:type="spellStart"/>
+            <w:r>
+              <w:rPr>
+                <w:b/>
+                <w:bCs/>
+                <w:color w:val="FFFFFF" w:themeColor="background1"/>
+              </w:rPr>
+              <w:t>To</w:t>
+            </w:r>
+            <w:proofErr w:type="spellEnd"/>
+          </w:p>
+        </w:tc>
+        <w:tc>
+          <w:tcPr>
+            <w:tcW w:w="5098" w:type="dxa"/>
+            <w:shd w:val="clear" w:color="auto" w:fill="156082" w:themeFill="accent1"/>
+          </w:tcPr>
+          <w:p>
+            <w:pPr>
+              <w:jc w:val="center"/>
+              <w:cnfStyle w:val="000000100000" w:firstRow="0" w:lastRow="0" w:firstColumn="0" w:lastColumn="0" w:oddVBand="0" w:evenVBand="0" w:oddHBand="1" w:evenHBand="0" w:firstRowFirstColumn="0" w:firstRowLastColumn="0" w:lastRowFirstColumn="0" w:lastRowLastColumn="0"/>
+              <w:rPr>
+                <w:b/>
+                <w:bCs/>
+                <w:color w:val="FFFFFF" w:themeColor="background1"/>
+              </w:rPr>
+            </w:pPr>
+            <w:r>
+              <w:rPr>
+                <w:b/>
+                <w:bCs/>
+                <w:color w:val="FFFFFF" w:themeColor="background1"/>
+              </w:rPr>
+              <w:t xml:space="preserve">Type </w:t>
+            </w:r>
+            <w:proofErr w:type="spellStart"/>
+            <w:r>
+              <w:rPr>
+                <w:b/>
+                <w:bCs/>
+                <w:color w:val="FFFFFF" w:themeColor="background1"/>
+              </w:rPr>
+              <w:t>of</w:t>
+            </w:r>
+            <w:proofErr w:type="spellEnd"/>
+            <w:r>
+              <w:rPr>
+                <w:b/>
+                <w:bCs/>
+                <w:color w:val="FFFFFF" w:themeColor="background1"/>
+              </w:rPr>
+              <w:t xml:space="preserve"> Interaction</w:t>
+            </w:r>
+          </w:p>
+        </w:tc>
+      </w:tr>
+      <w:tr>
+        <w:tc>
+          <w:tcPr>
+            <w:cnfStyle w:val="001000000000" w:firstRow="0" w:lastRow="0" w:firstColumn="1" w:lastColumn="0" w:oddVBand="0" w:evenVBand="0" w:oddHBand="0" w:evenHBand="0" w:firstRowFirstColumn="0" w:firstRowLastColumn="0" w:lastRowFirstColumn="0" w:lastRowLastColumn="0"/>
+            <w:tcW w:w="2263" w:type="dxa"/>
+          </w:tcPr>
+          <w:p>
+            <w:pPr>
+              <w:rPr>
+                <w:lang w:val="en-US"/>
+              </w:rPr>
+            </w:pPr>
+            <w:r>
+              <w:rPr>
+                <w:lang w:val="en-US"/>
+              </w:rPr>
+              <w:t xml:space="preserve">GUI </w:t>
+            </w:r>
+            <w:r>
+              <w:rPr>
+                <w:lang w:val="en-US"/>
+              </w:rPr>
+              <w:sym w:font="Wingdings" w:char="F0E0"/>
+            </w:r>
+            <w:r>
+              <w:rPr>
+                <w:lang w:val="en-US"/>
+              </w:rPr>
+              <w:t xml:space="preserve"> Solver</w:t>
+            </w:r>
+          </w:p>
+        </w:tc>
+        <w:tc>
+          <w:tcPr>
+            <w:tcW w:w="1701" w:type="dxa"/>
+          </w:tcPr>
+          <w:p>
+            <w:pPr>
+              <w:cnfStyle w:val="000000000000" w:firstRow="0" w:lastRow="0" w:firstColumn="0" w:lastColumn="0" w:oddVBand="0" w:evenVBand="0" w:oddHBand="0" w:evenHBand="0" w:firstRowFirstColumn="0" w:firstRowLastColumn="0" w:lastRowFirstColumn="0" w:lastRowLastColumn="0"/>
+              <w:rPr>
+                <w:lang w:val="en-US"/>
+              </w:rPr>
+            </w:pPr>
+            <w:r>
+              <w:rPr>
+                <w:lang w:val="en-US"/>
+              </w:rPr>
+              <w:t>Function Calls</w:t>
+            </w:r>
+          </w:p>
+        </w:tc>
+        <w:tc>
+          <w:tcPr>
+            <w:tcW w:w="5098" w:type="dxa"/>
+          </w:tcPr>
+          <w:p>
+            <w:pPr>
+              <w:cnfStyle w:val="000000000000" w:firstRow="0" w:lastRow="0" w:firstColumn="0" w:lastColumn="0" w:oddVBand="0" w:evenVBand="0" w:oddHBand="0" w:evenHBand="0" w:firstRowFirstColumn="0" w:firstRowLastColumn="0" w:lastRowFirstColumn="0" w:lastRowLastColumn="0"/>
+              <w:rPr>
+                <w:lang w:val="en-US"/>
+              </w:rPr>
+            </w:pPr>
+            <w:r>
+              <w:rPr>
+                <w:lang w:val="en-US"/>
+              </w:rPr>
+              <w:t>GUI triggers solving/benchmarking functions and passes selected heuristic</w:t>
+            </w:r>
+          </w:p>
+        </w:tc>
+      </w:tr>
+      <w:tr>
+        <w:trPr>
+          <w:cnfStyle w:val="000000100000" w:firstRow="0" w:lastRow="0" w:firstColumn="0" w:lastColumn="0" w:oddVBand="0" w:evenVBand="0" w:oddHBand="1" w:evenHBand="0" w:firstRowFirstColumn="0" w:firstRowLastColumn="0" w:lastRowFirstColumn="0" w:lastRowLastColumn="0"/>
+        </w:trPr>
+        <w:tc>
+          <w:tcPr>
+            <w:cnfStyle w:val="001000000000" w:firstRow="0" w:lastRow="0" w:firstColumn="1" w:lastColumn="0" w:oddVBand="0" w:evenVBand="0" w:oddHBand="0" w:evenHBand="0" w:firstRowFirstColumn="0" w:firstRowLastColumn="0" w:lastRowFirstColumn="0" w:lastRowLastColumn="0"/>
+            <w:tcW w:w="2263" w:type="dxa"/>
+          </w:tcPr>
+          <w:p>
+            <w:pPr>
+              <w:rPr>
+                <w:lang w:val="en-US"/>
+              </w:rPr>
+            </w:pPr>
+            <w:r>
+              <w:rPr>
+                <w:lang w:val="en-US"/>
+              </w:rPr>
+              <w:t xml:space="preserve">Solver </w:t>
+            </w:r>
+            <w:r>
+              <w:rPr>
+                <w:lang w:val="en-US"/>
+              </w:rPr>
+              <w:sym w:font="Wingdings" w:char="F0E0"/>
+            </w:r>
+            <w:r>
+              <w:rPr>
+                <w:lang w:val="en-US"/>
+              </w:rPr>
+              <w:t xml:space="preserve"> Heuristics</w:t>
+            </w:r>
+          </w:p>
+        </w:tc>
+        <w:tc>
+          <w:tcPr>
+            <w:tcW w:w="1701" w:type="dxa"/>
+          </w:tcPr>
+          <w:p>
+            <w:pPr>
+              <w:cnfStyle w:val="000000100000" w:firstRow="0" w:lastRow="0" w:firstColumn="0" w:lastColumn="0" w:oddVBand="0" w:evenVBand="0" w:oddHBand="1" w:evenHBand="0" w:firstRowFirstColumn="0" w:firstRowLastColumn="0" w:lastRowFirstColumn="0" w:lastRowLastColumn="0"/>
+              <w:rPr>
+                <w:lang w:val="en-US"/>
+              </w:rPr>
+            </w:pPr>
+            <w:r>
+              <w:rPr>
+                <w:lang w:val="en-US"/>
+              </w:rPr>
+              <w:t>Function Calls</w:t>
+            </w:r>
+          </w:p>
+        </w:tc>
+        <w:tc>
+          <w:tcPr>
+            <w:tcW w:w="5098" w:type="dxa"/>
+          </w:tcPr>
+          <w:p>
+            <w:pPr>
+              <w:cnfStyle w:val="000000100000" w:firstRow="0" w:lastRow="0" w:firstColumn="0" w:lastColumn="0" w:oddVBand="0" w:evenVBand="0" w:oddHBand="1" w:evenHBand="0" w:firstRowFirstColumn="0" w:firstRowLastColumn="0" w:lastRowFirstColumn="0" w:lastRowLastColumn="0"/>
+              <w:rPr>
+                <w:lang w:val="en-US"/>
+              </w:rPr>
+            </w:pPr>
+            <w:r>
+              <w:rPr>
+                <w:lang w:val="en-US"/>
+              </w:rPr>
+              <w:t>Solver uses heuristic functions to evaluate each board state</w:t>
+            </w:r>
+          </w:p>
+        </w:tc>
+      </w:tr>
+      <w:tr>
+        <w:tc>
+          <w:tcPr>
+            <w:cnfStyle w:val="001000000000" w:firstRow="0" w:lastRow="0" w:firstColumn="1" w:lastColumn="0" w:oddVBand="0" w:evenVBand="0" w:oddHBand="0" w:evenHBand="0" w:firstRowFirstColumn="0" w:firstRowLastColumn="0" w:lastRowFirstColumn="0" w:lastRowLastColumn="0"/>
+            <w:tcW w:w="2263" w:type="dxa"/>
+          </w:tcPr>
+          <w:p>
+            <w:pPr>
+              <w:rPr>
+                <w:lang w:val="en-US"/>
+              </w:rPr>
+            </w:pPr>
+            <w:r>
+              <w:rPr>
+                <w:lang w:val="en-US"/>
+              </w:rPr>
+              <w:t xml:space="preserve">Solver </w:t>
+            </w:r>
+            <w:r>
+              <w:rPr>
+                <w:lang w:val="en-US"/>
+              </w:rPr>
+              <w:sym w:font="Wingdings" w:char="F0E0"/>
+            </w:r>
+            <w:r>
+              <w:rPr>
+                <w:lang w:val="en-US"/>
+              </w:rPr>
+              <w:t xml:space="preserve"> GUI</w:t>
+            </w:r>
+          </w:p>
+        </w:tc>
+        <w:tc>
+          <w:tcPr>
+            <w:tcW w:w="1701" w:type="dxa"/>
+          </w:tcPr>
+          <w:p>
+            <w:pPr>
+              <w:cnfStyle w:val="000000000000" w:firstRow="0" w:lastRow="0" w:firstColumn="0" w:lastColumn="0" w:oddVBand="0" w:evenVBand="0" w:oddHBand="0" w:evenHBand="0" w:firstRowFirstColumn="0" w:firstRowLastColumn="0" w:lastRowFirstColumn="0" w:lastRowLastColumn="0"/>
+              <w:rPr>
+                <w:lang w:val="en-US"/>
+              </w:rPr>
+            </w:pPr>
+            <w:r>
+              <w:rPr>
+                <w:lang w:val="en-US"/>
+              </w:rPr>
+              <w:t>Return Values</w:t>
+            </w:r>
+          </w:p>
+        </w:tc>
+        <w:tc>
+          <w:tcPr>
+            <w:tcW w:w="5098" w:type="dxa"/>
+          </w:tcPr>
+          <w:p>
+            <w:pPr>
+              <w:cnfStyle w:val="000000000000" w:firstRow="0" w:lastRow="0" w:firstColumn="0" w:lastColumn="0" w:oddVBand="0" w:evenVBand="0" w:oddHBand="0" w:evenHBand="0" w:firstRowFirstColumn="0" w:firstRowLastColumn="0" w:lastRowFirstColumn="0" w:lastRowLastColumn="0"/>
+              <w:rPr>
+                <w:lang w:val="en-US"/>
+              </w:rPr>
+            </w:pPr>
+            <w:r>
+              <w:rPr>
+                <w:lang w:val="en-US"/>
+              </w:rPr>
+              <w:t>Solver returns solution path/runtime/statistics</w:t>
+            </w:r>
+          </w:p>
+        </w:tc>
+      </w:tr>
+      <w:tr>
+        <w:trPr>
+          <w:cnfStyle w:val="000000100000" w:firstRow="0" w:lastRow="0" w:firstColumn="0" w:lastColumn="0" w:oddVBand="0" w:evenVBand="0" w:oddHBand="1" w:evenHBand="0" w:firstRowFirstColumn="0" w:firstRowLastColumn="0" w:lastRowFirstColumn="0" w:lastRowLastColumn="0"/>
+        </w:trPr>
+        <w:tc>
+          <w:tcPr>
+            <w:cnfStyle w:val="001000000000" w:firstRow="0" w:lastRow="0" w:firstColumn="1" w:lastColumn="0" w:oddVBand="0" w:evenVBand="0" w:oddHBand="0" w:evenHBand="0" w:firstRowFirstColumn="0" w:firstRowLastColumn="0" w:lastRowFirstColumn="0" w:lastRowLastColumn="0"/>
+            <w:tcW w:w="2263" w:type="dxa"/>
+          </w:tcPr>
+          <w:p>
+            <w:pPr>
+              <w:rPr>
+                <w:lang w:val="en-US"/>
+              </w:rPr>
+            </w:pPr>
+            <w:r>
+              <w:rPr>
+                <w:lang w:val="en-US"/>
+              </w:rPr>
+              <w:t xml:space="preserve">Heuristics </w:t>
+            </w:r>
+            <w:r>
+              <w:rPr>
+                <w:lang w:val="en-US"/>
+              </w:rPr>
+              <w:sym w:font="Wingdings" w:char="F0E0"/>
+            </w:r>
+            <w:r>
+              <w:rPr>
+                <w:lang w:val="en-US"/>
+              </w:rPr>
+              <w:t xml:space="preserve"> (none)</w:t>
+            </w:r>
+          </w:p>
+        </w:tc>
+        <w:tc>
+          <w:tcPr>
+            <w:tcW w:w="1701" w:type="dxa"/>
+          </w:tcPr>
+          <w:p>
+            <w:pPr>
+              <w:cnfStyle w:val="000000100000" w:firstRow="0" w:lastRow="0" w:firstColumn="0" w:lastColumn="0" w:oddVBand="0" w:evenVBand="0" w:oddHBand="1" w:evenHBand="0" w:firstRowFirstColumn="0" w:firstRowLastColumn="0" w:lastRowFirstColumn="0" w:lastRowLastColumn="0"/>
+              <w:rPr>
+                <w:lang w:val="en-US"/>
+              </w:rPr>
+            </w:pPr>
+            <w:r>
+              <w:rPr>
+                <w:lang w:val="en-US"/>
+              </w:rPr>
+              <w:t>/</w:t>
+            </w:r>
+          </w:p>
+        </w:tc>
+        <w:tc>
+          <w:tcPr>
+            <w:tcW w:w="5098" w:type="dxa"/>
+          </w:tcPr>
+          <w:p>
+            <w:pPr>
+              <w:cnfStyle w:val="000000100000" w:firstRow="0" w:lastRow="0" w:firstColumn="0" w:lastColumn="0" w:oddVBand="0" w:evenVBand="0" w:oddHBand="1" w:evenHBand="0" w:firstRowFirstColumn="0" w:firstRowLastColumn="0" w:lastRowFirstColumn="0" w:lastRowLastColumn="0"/>
+              <w:rPr>
+                <w:lang w:val="en-US"/>
+              </w:rPr>
+            </w:pPr>
+            <w:r>
+              <w:rPr>
+                <w:lang w:val="en-US"/>
+              </w:rPr>
+              <w:t>Heuristic module is independent, does not call any higher-level functions</w:t>
+            </w:r>
+          </w:p>
+        </w:tc>
+      </w:tr>
+    </w:tbl>
+    <w:p>
+      <w:pPr>
+        <w:rPr>
+          <w:lang w:val="en-US"/>
+        </w:rPr>
+      </w:pPr>
     </w:p>
     <w:p>
       <w:pPr>
@@ -2144,6 +5582,306 @@
     </w:p>
     <w:p>
       <w:pPr>
+        <w:rPr>
+          <w:lang w:val="en-US"/>
+        </w:rPr>
+      </w:pPr>
+      <w:r>
+        <w:rPr>
+          <w:lang w:val="en-US"/>
+        </w:rPr>
+        <w:t xml:space="preserve">The project was designed with a </w:t>
+      </w:r>
+      <w:r>
+        <w:rPr>
+          <w:b/>
+          <w:bCs/>
+          <w:lang w:val="en-US"/>
+        </w:rPr>
+        <w:t>three-layer structure:</w:t>
+      </w:r>
+    </w:p>
+    <w:p>
+      <w:pPr>
+        <w:pStyle w:val="Listenabsatz"/>
+        <w:numPr>
+          <w:ilvl w:val="0"/>
+          <w:numId w:val="20"/>
+        </w:numPr>
+        <w:rPr>
+          <w:lang w:val="en-US"/>
+        </w:rPr>
+      </w:pPr>
+      <w:r>
+        <w:rPr>
+          <w:lang w:val="en-US"/>
+        </w:rPr>
+        <w:t xml:space="preserve">graphical user interface (GUI), </w:t>
+      </w:r>
+    </w:p>
+    <w:p>
+      <w:pPr>
+        <w:pStyle w:val="Listenabsatz"/>
+        <w:numPr>
+          <w:ilvl w:val="0"/>
+          <w:numId w:val="20"/>
+        </w:numPr>
+        <w:rPr>
+          <w:lang w:val="en-US"/>
+        </w:rPr>
+      </w:pPr>
+      <w:r>
+        <w:rPr>
+          <w:lang w:val="en-US"/>
+        </w:rPr>
+        <w:t xml:space="preserve">a solver (A* algorithm), </w:t>
+      </w:r>
+    </w:p>
+    <w:p>
+      <w:pPr>
+        <w:pStyle w:val="Listenabsatz"/>
+        <w:numPr>
+          <w:ilvl w:val="0"/>
+          <w:numId w:val="20"/>
+        </w:numPr>
+        <w:rPr>
+          <w:lang w:val="en-US"/>
+        </w:rPr>
+      </w:pPr>
+      <w:r>
+        <w:rPr>
+          <w:lang w:val="en-US"/>
+        </w:rPr>
+        <w:t>and a heuristics module</w:t>
+      </w:r>
+      <w:r>
+        <w:rPr>
+          <w:lang w:val="en-US"/>
+        </w:rPr>
+        <w:t xml:space="preserve"> (</w:t>
+      </w:r>
+      <w:proofErr w:type="spellStart"/>
+      <w:r>
+        <w:rPr>
+          <w:lang w:val="en-US"/>
+        </w:rPr>
+        <w:t>manhattan</w:t>
+      </w:r>
+      <w:proofErr w:type="spellEnd"/>
+      <w:r>
+        <w:rPr>
+          <w:lang w:val="en-US"/>
+        </w:rPr>
+        <w:t>/hamming)</w:t>
+      </w:r>
+      <w:r>
+        <w:rPr>
+          <w:lang w:val="en-US"/>
+        </w:rPr>
+        <w:t>.</w:t>
+      </w:r>
+    </w:p>
+    <w:p>
+      <w:pPr>
+        <w:rPr>
+          <w:lang w:val="en-US"/>
+        </w:rPr>
+      </w:pPr>
+      <w:r>
+        <w:rPr>
+          <w:lang w:val="en-US"/>
+        </w:rPr>
+        <w:t>This separation makes the code easier to understand, test, and extend.</w:t>
+      </w:r>
+    </w:p>
+    <w:p>
+      <w:pPr>
+        <w:rPr>
+          <w:lang w:val="en-US"/>
+        </w:rPr>
+      </w:pPr>
+      <w:r>
+        <w:rPr>
+          <w:b/>
+          <w:bCs/>
+          <w:lang w:val="en-US"/>
+        </w:rPr>
+        <w:t>Python</w:t>
+      </w:r>
+      <w:r>
+        <w:rPr>
+          <w:lang w:val="en-US"/>
+        </w:rPr>
+        <w:t xml:space="preserve"> was chosen because it is simple and has all required libraries built-in.</w:t>
+      </w:r>
+      <w:r>
+        <w:rPr>
+          <w:lang w:val="en-US"/>
+        </w:rPr>
+        <w:t xml:space="preserve"> </w:t>
+      </w:r>
+      <w:r>
+        <w:rPr>
+          <w:lang w:val="en-US"/>
+        </w:rPr>
+        <w:t xml:space="preserve">The </w:t>
+      </w:r>
+      <w:proofErr w:type="spellStart"/>
+      <w:r>
+        <w:rPr>
+          <w:i/>
+          <w:iCs/>
+          <w:lang w:val="en-US"/>
+        </w:rPr>
+        <w:t>Tkinter</w:t>
+      </w:r>
+      <w:proofErr w:type="spellEnd"/>
+      <w:r>
+        <w:rPr>
+          <w:lang w:val="en-US"/>
+        </w:rPr>
+        <w:t xml:space="preserve"> library was used for the interface since it is lightweight and included in Python by default.</w:t>
+      </w:r>
+    </w:p>
+    <w:p>
+      <w:pPr>
+        <w:rPr>
+          <w:lang w:val="en-US"/>
+        </w:rPr>
+      </w:pPr>
+      <w:r>
+        <w:rPr>
+          <w:lang w:val="en-US"/>
+        </w:rPr>
+        <w:t xml:space="preserve">The </w:t>
+      </w:r>
+      <w:r>
+        <w:rPr>
+          <w:b/>
+          <w:bCs/>
+          <w:lang w:val="en-US"/>
+        </w:rPr>
+        <w:t xml:space="preserve">A* algorithm </w:t>
+      </w:r>
+      <w:r>
+        <w:rPr>
+          <w:lang w:val="en-US"/>
+        </w:rPr>
+        <w:t>was used because it guarantees the shortest solution when paired with admissible heuristics.</w:t>
+      </w:r>
+      <w:r>
+        <w:rPr>
+          <w:lang w:val="en-US"/>
+        </w:rPr>
+        <w:t xml:space="preserve"> </w:t>
+      </w:r>
+      <w:r>
+        <w:rPr>
+          <w:lang w:val="en-US"/>
+        </w:rPr>
+        <w:t xml:space="preserve">Both </w:t>
+      </w:r>
+      <w:r>
+        <w:rPr>
+          <w:b/>
+          <w:bCs/>
+          <w:lang w:val="en-US"/>
+        </w:rPr>
+        <w:t>Manhattan</w:t>
+      </w:r>
+      <w:r>
+        <w:rPr>
+          <w:lang w:val="en-US"/>
+        </w:rPr>
+        <w:t xml:space="preserve"> and </w:t>
+      </w:r>
+      <w:r>
+        <w:rPr>
+          <w:b/>
+          <w:bCs/>
+          <w:lang w:val="en-US"/>
+        </w:rPr>
+        <w:t>Hamming</w:t>
+      </w:r>
+      <w:r>
+        <w:rPr>
+          <w:lang w:val="en-US"/>
+        </w:rPr>
+        <w:t xml:space="preserve"> were implemented</w:t>
+      </w:r>
+      <w:r>
+        <w:rPr>
+          <w:lang w:val="en-US"/>
+        </w:rPr>
+        <w:t xml:space="preserve"> as demanded</w:t>
+      </w:r>
+      <w:r>
+        <w:rPr>
+          <w:lang w:val="en-US"/>
+        </w:rPr>
+        <w:t>.</w:t>
+      </w:r>
+    </w:p>
+    <w:p>
+      <w:pPr>
+        <w:rPr>
+          <w:lang w:val="en-US"/>
+        </w:rPr>
+      </w:pPr>
+      <w:r>
+        <w:rPr>
+          <w:lang w:val="en-US"/>
+        </w:rPr>
+        <w:t>Puzzle states are stored as tuples of tuples, which makes them immutable and fast to compare or store in sets.</w:t>
+      </w:r>
+      <w:r>
+        <w:rPr>
+          <w:lang w:val="en-US"/>
+        </w:rPr>
+        <w:t xml:space="preserve"> </w:t>
+      </w:r>
+      <w:r>
+        <w:rPr>
+          <w:lang w:val="en-US"/>
+        </w:rPr>
+        <w:t>A helper function converts between 1D and 2D layouts for the solver and GUI.</w:t>
+      </w:r>
+    </w:p>
+    <w:p>
+      <w:pPr>
+        <w:rPr>
+          <w:lang w:val="en-US"/>
+        </w:rPr>
+      </w:pPr>
+      <w:r>
+        <w:rPr>
+          <w:lang w:val="en-US"/>
+        </w:rPr>
+        <w:t>During development, the focus was on keeping the program easy to read and modular, so that future extensions (like new heuristics or bigger puzzles) can be added easily.</w:t>
+      </w:r>
+      <w:r>
+        <w:rPr>
+          <w:lang w:val="en-US"/>
+        </w:rPr>
+        <w:br/>
+        <w:t>This design also helped in debugging and testing, since each module can be verified separately before integrating everything together.</w:t>
+      </w:r>
+    </w:p>
+    <w:p>
+      <w:pPr>
+        <w:rPr>
+          <w:lang w:val="en-US"/>
+        </w:rPr>
+      </w:pPr>
+      <w:r>
+        <w:rPr>
+          <w:lang w:val="en-US"/>
+        </w:rPr>
+        <w:br w:type="page"/>
+      </w:r>
+    </w:p>
+    <w:p>
+      <w:pPr>
         <w:pStyle w:val="Untertitel"/>
         <w:numPr>
           <w:ilvl w:val="0"/>
@@ -2157,6 +5895,7 @@
         <w:rPr>
           <w:lang w:val="en-US"/>
         </w:rPr>
+        <w:lastRenderedPageBreak/>
         <w:t>Discussion and conclusions</w:t>
       </w:r>
     </w:p>
@@ -2168,23 +5907,31 @@
           <w:numId w:val="8"/>
         </w:numPr>
         <w:rPr>
-          <w:lang w:val="en-US"/>
-        </w:rPr>
-      </w:pPr>
-      <w:r>
-        <w:rPr>
+          <w:b/>
+          <w:bCs/>
+          <w:lang w:val="en-US"/>
+        </w:rPr>
+      </w:pPr>
+      <w:r>
+        <w:rPr>
+          <w:b/>
+          <w:bCs/>
           <w:lang w:val="en-US"/>
         </w:rPr>
         <w:t>Describe you</w:t>
       </w:r>
       <w:r>
         <w:rPr>
+          <w:b/>
+          <w:bCs/>
           <w:lang w:val="en-US"/>
         </w:rPr>
         <w:t>r</w:t>
       </w:r>
       <w:r>
         <w:rPr>
+          <w:b/>
+          <w:bCs/>
           <w:lang w:val="en-US"/>
         </w:rPr>
         <w:t xml:space="preserve"> experience</w:t>
@@ -2196,6 +5943,36 @@
           <w:lang w:val="en-US"/>
         </w:rPr>
       </w:pPr>
+      <w:r>
+        <w:rPr>
+          <w:lang w:val="en-US"/>
+        </w:rPr>
+        <w:t>Developing this project was a good learning experience for understanding how search algorithms work in practice.</w:t>
+      </w:r>
+      <w:r>
+        <w:rPr>
+          <w:lang w:val="en-US"/>
+        </w:rPr>
+        <w:t xml:space="preserve"> </w:t>
+      </w:r>
+      <w:r>
+        <w:rPr>
+          <w:lang w:val="en-US"/>
+        </w:rPr>
+        <w:t xml:space="preserve">Implementing the A* algorithm helped </w:t>
+      </w:r>
+      <w:r>
+        <w:rPr>
+          <w:lang w:val="en-US"/>
+        </w:rPr>
+        <w:t>us</w:t>
+      </w:r>
+      <w:r>
+        <w:rPr>
+          <w:lang w:val="en-US"/>
+        </w:rPr>
+        <w:t xml:space="preserve"> see how heuristics directly influence both performance and memory usage.</w:t>
+      </w:r>
     </w:p>
     <w:p>
       <w:pPr>
@@ -2205,36 +5982,1891 @@
           <w:numId w:val="8"/>
         </w:numPr>
         <w:rPr>
-          <w:lang w:val="en-US"/>
-        </w:rPr>
-      </w:pPr>
-      <w:r>
-        <w:rPr>
-          <w:lang w:val="en-US"/>
-        </w:rPr>
-        <w:t xml:space="preserve">Provide a table with </w:t>
-      </w:r>
-      <w:proofErr w:type="gramStart"/>
-      <w:r>
-        <w:rPr>
-          <w:lang w:val="en-US"/>
-        </w:rPr>
-        <w:t>complexity</w:t>
-      </w:r>
-      <w:proofErr w:type="gramEnd"/>
-      <w:r>
-        <w:rPr>
-          <w:lang w:val="en-US"/>
-        </w:rPr>
-        <w:t xml:space="preserve"> comparisons of different heuristics</w:t>
-      </w:r>
+          <w:b/>
+          <w:bCs/>
+          <w:lang w:val="en-US"/>
+        </w:rPr>
+      </w:pPr>
+      <w:r>
+        <w:rPr>
+          <w:b/>
+          <w:bCs/>
+          <w:lang w:val="en-US"/>
+        </w:rPr>
+        <w:t>Provide a table with complexity comparisons of different heuristics</w:t>
+      </w:r>
+    </w:p>
+    <w:tbl>
+      <w:tblPr>
+        <w:tblStyle w:val="Gitternetztabelle1hellAkzent4"/>
+        <w:tblW w:w="0" w:type="auto"/>
+        <w:tblLook w:val="04A0" w:firstRow="1" w:lastRow="0" w:firstColumn="1" w:lastColumn="0" w:noHBand="0" w:noVBand="1"/>
+      </w:tblPr>
+      <w:tblGrid>
+        <w:gridCol w:w="2122"/>
+        <w:gridCol w:w="6940"/>
+      </w:tblGrid>
+      <w:tr>
+        <w:trPr>
+          <w:cnfStyle w:val="100000000000" w:firstRow="1" w:lastRow="0" w:firstColumn="0" w:lastColumn="0" w:oddVBand="0" w:evenVBand="0" w:oddHBand="0" w:evenHBand="0" w:firstRowFirstColumn="0" w:firstRowLastColumn="0" w:lastRowFirstColumn="0" w:lastRowLastColumn="0"/>
+        </w:trPr>
+        <w:tc>
+          <w:tcPr>
+            <w:cnfStyle w:val="001000000000" w:firstRow="0" w:lastRow="0" w:firstColumn="1" w:lastColumn="0" w:oddVBand="0" w:evenVBand="0" w:oddHBand="0" w:evenHBand="0" w:firstRowFirstColumn="0" w:firstRowLastColumn="0" w:lastRowFirstColumn="0" w:lastRowLastColumn="0"/>
+            <w:tcW w:w="9062" w:type="dxa"/>
+            <w:gridSpan w:val="2"/>
+            <w:tcBorders>
+              <w:bottom w:val="single" w:sz="4" w:space="0" w:color="0F9ED5" w:themeColor="accent4"/>
+            </w:tcBorders>
+          </w:tcPr>
+          <w:p>
+            <w:pPr>
+              <w:rPr>
+                <w:sz w:val="21"/>
+                <w:szCs w:val="21"/>
+                <w:lang w:val="en-US"/>
+              </w:rPr>
+            </w:pPr>
+            <w:r>
+              <w:rPr>
+                <w:sz w:val="21"/>
+                <w:szCs w:val="21"/>
+                <w:lang w:val="en-GB"/>
+              </w:rPr>
+              <w:t xml:space="preserve">Time Complexity: </w:t>
+            </w:r>
+            <w:r>
+              <w:rPr>
+                <w:b w:val="0"/>
+                <w:bCs w:val="0"/>
+                <w:sz w:val="21"/>
+                <w:szCs w:val="21"/>
+                <w:lang w:val="en-US"/>
+              </w:rPr>
+              <w:t>The time complexity of an algorithm measures how the running time increases as a function of the input size. In simple terms, it shows how the time needed to execute an algorithm grows when the amount of input data becomes larger.</w:t>
+            </w:r>
+          </w:p>
+          <w:p>
+            <w:pPr>
+              <w:rPr>
+                <w:b w:val="0"/>
+                <w:bCs w:val="0"/>
+                <w:sz w:val="21"/>
+                <w:szCs w:val="21"/>
+                <w:lang w:val="en-US"/>
+              </w:rPr>
+            </w:pPr>
+          </w:p>
+        </w:tc>
+      </w:tr>
+      <w:tr>
+        <w:tc>
+          <w:tcPr>
+            <w:cnfStyle w:val="001000000000" w:firstRow="0" w:lastRow="0" w:firstColumn="1" w:lastColumn="0" w:oddVBand="0" w:evenVBand="0" w:oddHBand="0" w:evenHBand="0" w:firstRowFirstColumn="0" w:firstRowLastColumn="0" w:lastRowFirstColumn="0" w:lastRowLastColumn="0"/>
+            <w:tcW w:w="9062" w:type="dxa"/>
+            <w:gridSpan w:val="2"/>
+            <w:tcBorders>
+              <w:top w:val="single" w:sz="4" w:space="0" w:color="0F9ED5" w:themeColor="accent4"/>
+            </w:tcBorders>
+          </w:tcPr>
+          <w:p>
+            <w:pPr>
+              <w:rPr>
+                <w:sz w:val="21"/>
+                <w:szCs w:val="21"/>
+                <w:lang w:val="en-GB"/>
+              </w:rPr>
+            </w:pPr>
+            <w:r>
+              <w:rPr>
+                <w:sz w:val="21"/>
+                <w:szCs w:val="21"/>
+                <w:lang w:val="en-GB"/>
+              </w:rPr>
+              <w:t xml:space="preserve">O(N2) Complexity: </w:t>
+            </w:r>
+            <w:r>
+              <w:rPr>
+                <w:b w:val="0"/>
+                <w:bCs w:val="0"/>
+                <w:sz w:val="21"/>
+                <w:szCs w:val="21"/>
+                <w:lang w:val="en-US"/>
+              </w:rPr>
+              <w:t xml:space="preserve">This is also called Quadratic Time Complexity. In this case, the running time of the algorithm increases proportionally to the square of the input size. For large inputs, this can result in very long execution times. The letter O in O(N²) represents the </w:t>
+            </w:r>
+            <w:r>
+              <w:rPr>
+                <w:b w:val="0"/>
+                <w:bCs w:val="0"/>
+                <w:i/>
+                <w:iCs/>
+                <w:sz w:val="21"/>
+                <w:szCs w:val="21"/>
+                <w:lang w:val="en-US"/>
+              </w:rPr>
+              <w:t>worst-case scenario</w:t>
+            </w:r>
+            <w:r>
+              <w:rPr>
+                <w:b w:val="0"/>
+                <w:bCs w:val="0"/>
+                <w:sz w:val="21"/>
+                <w:szCs w:val="21"/>
+                <w:lang w:val="en-US"/>
+              </w:rPr>
+              <w:t xml:space="preserve"> for how the algorithm’s running time scales.</w:t>
+            </w:r>
+          </w:p>
+          <w:p>
+            <w:pPr>
+              <w:rPr>
+                <w:b w:val="0"/>
+                <w:bCs w:val="0"/>
+                <w:sz w:val="21"/>
+                <w:szCs w:val="21"/>
+                <w:lang w:val="en-US"/>
+              </w:rPr>
+            </w:pPr>
+          </w:p>
+        </w:tc>
+      </w:tr>
+      <w:tr>
+        <w:tc>
+          <w:tcPr>
+            <w:cnfStyle w:val="001000000000" w:firstRow="0" w:lastRow="0" w:firstColumn="1" w:lastColumn="0" w:oddVBand="0" w:evenVBand="0" w:oddHBand="0" w:evenHBand="0" w:firstRowFirstColumn="0" w:firstRowLastColumn="0" w:lastRowFirstColumn="0" w:lastRowLastColumn="0"/>
+            <w:tcW w:w="2122" w:type="dxa"/>
+          </w:tcPr>
+          <w:p>
+            <w:pPr>
+              <w:rPr>
+                <w:b w:val="0"/>
+                <w:bCs w:val="0"/>
+                <w:sz w:val="21"/>
+                <w:szCs w:val="21"/>
+                <w:lang w:val="en-US"/>
+              </w:rPr>
+            </w:pPr>
+            <w:r>
+              <w:rPr>
+                <w:sz w:val="21"/>
+                <w:szCs w:val="21"/>
+              </w:rPr>
+              <w:t>Hamming</w:t>
+            </w:r>
+            <w:r>
+              <w:rPr>
+                <w:sz w:val="21"/>
+                <w:szCs w:val="21"/>
+              </w:rPr>
+              <w:t>:</w:t>
+            </w:r>
+            <w:r>
+              <w:rPr>
+                <w:sz w:val="21"/>
+                <w:szCs w:val="21"/>
+              </w:rPr>
+              <w:t xml:space="preserve"> O(n²)</w:t>
+            </w:r>
+          </w:p>
+        </w:tc>
+        <w:tc>
+          <w:tcPr>
+            <w:tcW w:w="6940" w:type="dxa"/>
+          </w:tcPr>
+          <w:p>
+            <w:pPr>
+              <w:numPr>
+                <w:ilvl w:val="0"/>
+                <w:numId w:val="21"/>
+              </w:numPr>
+              <w:cnfStyle w:val="000000000000" w:firstRow="0" w:lastRow="0" w:firstColumn="0" w:lastColumn="0" w:oddVBand="0" w:evenVBand="0" w:oddHBand="0" w:evenHBand="0" w:firstRowFirstColumn="0" w:firstRowLastColumn="0" w:lastRowFirstColumn="0" w:lastRowLastColumn="0"/>
+              <w:rPr>
+                <w:sz w:val="21"/>
+                <w:szCs w:val="21"/>
+                <w:lang w:val="en-US"/>
+              </w:rPr>
+            </w:pPr>
+            <w:r>
+              <w:rPr>
+                <w:sz w:val="21"/>
+                <w:szCs w:val="21"/>
+                <w:lang w:val="en-US"/>
+              </w:rPr>
+              <w:t xml:space="preserve">For an </w:t>
+            </w:r>
+            <w:proofErr w:type="spellStart"/>
+            <w:r>
+              <w:rPr>
+                <w:sz w:val="21"/>
+                <w:szCs w:val="21"/>
+                <w:lang w:val="en-US"/>
+              </w:rPr>
+              <w:t>n×n</w:t>
+            </w:r>
+            <w:proofErr w:type="spellEnd"/>
+            <w:r>
+              <w:rPr>
+                <w:sz w:val="21"/>
+                <w:szCs w:val="21"/>
+                <w:lang w:val="en-US"/>
+              </w:rPr>
+              <w:t xml:space="preserve"> puzzle (e.g., 3×3 → n=3), you have n² tiles</w:t>
+            </w:r>
+          </w:p>
+          <w:p>
+            <w:pPr>
+              <w:numPr>
+                <w:ilvl w:val="0"/>
+                <w:numId w:val="21"/>
+              </w:numPr>
+              <w:cnfStyle w:val="000000000000" w:firstRow="0" w:lastRow="0" w:firstColumn="0" w:lastColumn="0" w:oddVBand="0" w:evenVBand="0" w:oddHBand="0" w:evenHBand="0" w:firstRowFirstColumn="0" w:firstRowLastColumn="0" w:lastRowFirstColumn="0" w:lastRowLastColumn="0"/>
+              <w:rPr>
+                <w:sz w:val="21"/>
+                <w:szCs w:val="21"/>
+                <w:lang w:val="en-US"/>
+              </w:rPr>
+            </w:pPr>
+            <w:r>
+              <w:rPr>
+                <w:sz w:val="21"/>
+                <w:szCs w:val="21"/>
+                <w:lang w:val="en-US"/>
+              </w:rPr>
+              <w:t>The function checks each tile once to see if it’s misplaced</w:t>
+            </w:r>
+            <w:r>
+              <w:rPr>
+                <w:sz w:val="21"/>
+                <w:szCs w:val="21"/>
+                <w:lang w:val="en-US"/>
+              </w:rPr>
+              <w:t xml:space="preserve"> </w:t>
+            </w:r>
+            <w:r>
+              <w:rPr>
+                <w:sz w:val="21"/>
+                <w:szCs w:val="21"/>
+                <w:lang w:val="en-US"/>
+              </w:rPr>
+              <w:sym w:font="Wingdings" w:char="F0E0"/>
+            </w:r>
+            <w:r>
+              <w:rPr>
+                <w:sz w:val="21"/>
+                <w:szCs w:val="21"/>
+                <w:lang w:val="en-US"/>
+              </w:rPr>
+              <w:t xml:space="preserve"> </w:t>
+            </w:r>
+            <w:r>
+              <w:rPr>
+                <w:sz w:val="21"/>
+                <w:szCs w:val="21"/>
+                <w:lang w:val="en-US"/>
+              </w:rPr>
+              <w:t>linear in the number of tiles → O(n²)</w:t>
+            </w:r>
+          </w:p>
+          <w:p>
+            <w:pPr>
+              <w:numPr>
+                <w:ilvl w:val="0"/>
+                <w:numId w:val="21"/>
+              </w:numPr>
+              <w:cnfStyle w:val="000000000000" w:firstRow="0" w:lastRow="0" w:firstColumn="0" w:lastColumn="0" w:oddVBand="0" w:evenVBand="0" w:oddHBand="0" w:evenHBand="0" w:firstRowFirstColumn="0" w:firstRowLastColumn="0" w:lastRowFirstColumn="0" w:lastRowLastColumn="0"/>
+              <w:rPr>
+                <w:b/>
+                <w:bCs/>
+                <w:sz w:val="21"/>
+                <w:szCs w:val="21"/>
+                <w:lang w:val="en-US"/>
+              </w:rPr>
+            </w:pPr>
+            <w:r>
+              <w:rPr>
+                <w:sz w:val="21"/>
+                <w:szCs w:val="21"/>
+              </w:rPr>
+              <w:t xml:space="preserve">This </w:t>
+            </w:r>
+            <w:proofErr w:type="spellStart"/>
+            <w:r>
+              <w:rPr>
+                <w:sz w:val="21"/>
+                <w:szCs w:val="21"/>
+              </w:rPr>
+              <w:t>is</w:t>
+            </w:r>
+            <w:proofErr w:type="spellEnd"/>
+            <w:r>
+              <w:rPr>
+                <w:sz w:val="21"/>
+                <w:szCs w:val="21"/>
+              </w:rPr>
+              <w:t xml:space="preserve"> </w:t>
+            </w:r>
+            <w:proofErr w:type="spellStart"/>
+            <w:r>
+              <w:rPr>
+                <w:sz w:val="21"/>
+                <w:szCs w:val="21"/>
+              </w:rPr>
+              <w:t>very</w:t>
+            </w:r>
+            <w:proofErr w:type="spellEnd"/>
+            <w:r>
+              <w:rPr>
+                <w:sz w:val="21"/>
+                <w:szCs w:val="21"/>
+              </w:rPr>
+              <w:t xml:space="preserve"> fast</w:t>
+            </w:r>
+          </w:p>
+        </w:tc>
+      </w:tr>
+      <w:tr>
+        <w:tc>
+          <w:tcPr>
+            <w:cnfStyle w:val="001000000000" w:firstRow="0" w:lastRow="0" w:firstColumn="1" w:lastColumn="0" w:oddVBand="0" w:evenVBand="0" w:oddHBand="0" w:evenHBand="0" w:firstRowFirstColumn="0" w:firstRowLastColumn="0" w:lastRowFirstColumn="0" w:lastRowLastColumn="0"/>
+            <w:tcW w:w="2122" w:type="dxa"/>
+          </w:tcPr>
+          <w:p>
+            <w:pPr>
+              <w:rPr>
+                <w:b w:val="0"/>
+                <w:bCs w:val="0"/>
+                <w:sz w:val="21"/>
+                <w:szCs w:val="21"/>
+                <w:lang w:val="en-US"/>
+              </w:rPr>
+            </w:pPr>
+            <w:r>
+              <w:rPr>
+                <w:sz w:val="21"/>
+                <w:szCs w:val="21"/>
+              </w:rPr>
+              <w:t>Manhattan</w:t>
+            </w:r>
+            <w:r>
+              <w:rPr>
+                <w:sz w:val="21"/>
+                <w:szCs w:val="21"/>
+              </w:rPr>
+              <w:t>:</w:t>
+            </w:r>
+            <w:r>
+              <w:rPr>
+                <w:sz w:val="21"/>
+                <w:szCs w:val="21"/>
+              </w:rPr>
+              <w:t xml:space="preserve"> O(n²)</w:t>
+            </w:r>
+          </w:p>
+        </w:tc>
+        <w:tc>
+          <w:tcPr>
+            <w:tcW w:w="6940" w:type="dxa"/>
+          </w:tcPr>
+          <w:p>
+            <w:pPr>
+              <w:numPr>
+                <w:ilvl w:val="0"/>
+                <w:numId w:val="22"/>
+              </w:numPr>
+              <w:cnfStyle w:val="000000000000" w:firstRow="0" w:lastRow="0" w:firstColumn="0" w:lastColumn="0" w:oddVBand="0" w:evenVBand="0" w:oddHBand="0" w:evenHBand="0" w:firstRowFirstColumn="0" w:firstRowLastColumn="0" w:lastRowFirstColumn="0" w:lastRowLastColumn="0"/>
+              <w:rPr>
+                <w:sz w:val="21"/>
+                <w:szCs w:val="21"/>
+                <w:lang w:val="en-US"/>
+              </w:rPr>
+            </w:pPr>
+            <w:r>
+              <w:rPr>
+                <w:sz w:val="21"/>
+                <w:szCs w:val="21"/>
+                <w:lang w:val="en-US"/>
+              </w:rPr>
+              <w:t xml:space="preserve">Also checks each tile </w:t>
+            </w:r>
+            <w:r>
+              <w:rPr>
+                <w:sz w:val="21"/>
+                <w:szCs w:val="21"/>
+                <w:lang w:val="en-US"/>
+              </w:rPr>
+              <w:t>once but</w:t>
+            </w:r>
+            <w:r>
+              <w:rPr>
+                <w:sz w:val="21"/>
+                <w:szCs w:val="21"/>
+                <w:lang w:val="en-US"/>
+              </w:rPr>
+              <w:t xml:space="preserve"> performs two subtractions and two absolute values (row and column differences)</w:t>
+            </w:r>
+          </w:p>
+          <w:p>
+            <w:pPr>
+              <w:numPr>
+                <w:ilvl w:val="0"/>
+                <w:numId w:val="22"/>
+              </w:numPr>
+              <w:cnfStyle w:val="000000000000" w:firstRow="0" w:lastRow="0" w:firstColumn="0" w:lastColumn="0" w:oddVBand="0" w:evenVBand="0" w:oddHBand="0" w:evenHBand="0" w:firstRowFirstColumn="0" w:firstRowLastColumn="0" w:lastRowFirstColumn="0" w:lastRowLastColumn="0"/>
+              <w:rPr>
+                <w:b/>
+                <w:bCs/>
+                <w:sz w:val="21"/>
+                <w:szCs w:val="21"/>
+                <w:lang w:val="en-US"/>
+              </w:rPr>
+            </w:pPr>
+            <w:r>
+              <w:rPr>
+                <w:sz w:val="21"/>
+                <w:szCs w:val="21"/>
+                <w:lang w:val="en-US"/>
+              </w:rPr>
+              <w:t>S</w:t>
+            </w:r>
+            <w:r>
+              <w:rPr>
+                <w:sz w:val="21"/>
+                <w:szCs w:val="21"/>
+                <w:lang w:val="en-US"/>
+              </w:rPr>
+              <w:t>lightly slower in constant time (not in order of growth)</w:t>
+            </w:r>
+          </w:p>
+        </w:tc>
+      </w:tr>
+      <w:tr>
+        <w:tc>
+          <w:tcPr>
+            <w:cnfStyle w:val="001000000000" w:firstRow="0" w:lastRow="0" w:firstColumn="1" w:lastColumn="0" w:oddVBand="0" w:evenVBand="0" w:oddHBand="0" w:evenHBand="0" w:firstRowFirstColumn="0" w:firstRowLastColumn="0" w:lastRowFirstColumn="0" w:lastRowLastColumn="0"/>
+            <w:tcW w:w="2122" w:type="dxa"/>
+          </w:tcPr>
+          <w:p>
+            <w:pPr>
+              <w:rPr>
+                <w:b w:val="0"/>
+                <w:bCs w:val="0"/>
+                <w:sz w:val="21"/>
+                <w:szCs w:val="21"/>
+                <w:lang w:val="en-US"/>
+              </w:rPr>
+            </w:pPr>
+            <w:r>
+              <w:rPr>
+                <w:sz w:val="21"/>
+                <w:szCs w:val="21"/>
+              </w:rPr>
+              <w:t>A* Search</w:t>
+            </w:r>
+            <w:r>
+              <w:rPr>
+                <w:sz w:val="21"/>
+                <w:szCs w:val="21"/>
+              </w:rPr>
+              <w:t>:</w:t>
+            </w:r>
+            <w:r>
+              <w:rPr>
+                <w:sz w:val="21"/>
+                <w:szCs w:val="21"/>
+              </w:rPr>
+              <w:t xml:space="preserve"> O(b</w:t>
+            </w:r>
+            <w:r>
+              <w:rPr>
+                <w:rFonts w:ascii="Arial" w:hAnsi="Arial" w:cs="Arial"/>
+                <w:sz w:val="21"/>
+                <w:szCs w:val="21"/>
+              </w:rPr>
+              <w:t>ᵈ</w:t>
+            </w:r>
+            <w:r>
+              <w:rPr>
+                <w:sz w:val="21"/>
+                <w:szCs w:val="21"/>
+              </w:rPr>
+              <w:t>)</w:t>
+            </w:r>
+          </w:p>
+        </w:tc>
+        <w:tc>
+          <w:tcPr>
+            <w:tcW w:w="6940" w:type="dxa"/>
+          </w:tcPr>
+          <w:p>
+            <w:pPr>
+              <w:numPr>
+                <w:ilvl w:val="0"/>
+                <w:numId w:val="23"/>
+              </w:numPr>
+              <w:cnfStyle w:val="000000000000" w:firstRow="0" w:lastRow="0" w:firstColumn="0" w:lastColumn="0" w:oddVBand="0" w:evenVBand="0" w:oddHBand="0" w:evenHBand="0" w:firstRowFirstColumn="0" w:firstRowLastColumn="0" w:lastRowFirstColumn="0" w:lastRowLastColumn="0"/>
+              <w:rPr>
+                <w:sz w:val="21"/>
+                <w:szCs w:val="21"/>
+                <w:lang w:val="en-US"/>
+              </w:rPr>
+            </w:pPr>
+            <w:r>
+              <w:rPr>
+                <w:sz w:val="21"/>
+                <w:szCs w:val="21"/>
+                <w:lang w:val="en-US"/>
+              </w:rPr>
+              <w:t xml:space="preserve">Here, </w:t>
+            </w:r>
+            <w:r>
+              <w:rPr>
+                <w:i/>
+                <w:iCs/>
+                <w:sz w:val="21"/>
+                <w:szCs w:val="21"/>
+                <w:lang w:val="en-US"/>
+              </w:rPr>
+              <w:t>b</w:t>
+            </w:r>
+            <w:r>
+              <w:rPr>
+                <w:sz w:val="21"/>
+                <w:szCs w:val="21"/>
+                <w:lang w:val="en-US"/>
+              </w:rPr>
+              <w:t xml:space="preserve"> = branching factor (</w:t>
+            </w:r>
+            <w:r>
+              <w:rPr>
+                <w:sz w:val="21"/>
+                <w:szCs w:val="21"/>
+                <w:lang w:val="en-US"/>
+              </w:rPr>
+              <w:t xml:space="preserve">=&gt; </w:t>
+            </w:r>
+            <w:r>
+              <w:rPr>
+                <w:sz w:val="21"/>
+                <w:szCs w:val="21"/>
+                <w:lang w:val="en-US"/>
+              </w:rPr>
+              <w:t>how many possible moves from each state, typically up to 4).</w:t>
+            </w:r>
+          </w:p>
+          <w:p>
+            <w:pPr>
+              <w:numPr>
+                <w:ilvl w:val="0"/>
+                <w:numId w:val="23"/>
+              </w:numPr>
+              <w:cnfStyle w:val="000000000000" w:firstRow="0" w:lastRow="0" w:firstColumn="0" w:lastColumn="0" w:oddVBand="0" w:evenVBand="0" w:oddHBand="0" w:evenHBand="0" w:firstRowFirstColumn="0" w:firstRowLastColumn="0" w:lastRowFirstColumn="0" w:lastRowLastColumn="0"/>
+              <w:rPr>
+                <w:sz w:val="21"/>
+                <w:szCs w:val="21"/>
+                <w:lang w:val="en-US"/>
+              </w:rPr>
+            </w:pPr>
+            <w:r>
+              <w:rPr>
+                <w:i/>
+                <w:iCs/>
+                <w:sz w:val="21"/>
+                <w:szCs w:val="21"/>
+                <w:lang w:val="en-US"/>
+              </w:rPr>
+              <w:t>d</w:t>
+            </w:r>
+            <w:r>
+              <w:rPr>
+                <w:sz w:val="21"/>
+                <w:szCs w:val="21"/>
+                <w:lang w:val="en-US"/>
+              </w:rPr>
+              <w:t xml:space="preserve"> = depth of the solution (number of moves in the shortest path)</w:t>
+            </w:r>
+          </w:p>
+          <w:p>
+            <w:pPr>
+              <w:numPr>
+                <w:ilvl w:val="0"/>
+                <w:numId w:val="23"/>
+              </w:numPr>
+              <w:cnfStyle w:val="000000000000" w:firstRow="0" w:lastRow="0" w:firstColumn="0" w:lastColumn="0" w:oddVBand="0" w:evenVBand="0" w:oddHBand="0" w:evenHBand="0" w:firstRowFirstColumn="0" w:firstRowLastColumn="0" w:lastRowFirstColumn="0" w:lastRowLastColumn="0"/>
+              <w:rPr>
+                <w:sz w:val="21"/>
+                <w:szCs w:val="21"/>
+                <w:lang w:val="en-US"/>
+              </w:rPr>
+            </w:pPr>
+            <w:r>
+              <w:rPr>
+                <w:sz w:val="21"/>
+                <w:szCs w:val="21"/>
+                <w:lang w:val="en-US"/>
+              </w:rPr>
+              <w:t xml:space="preserve">This means the number of states grows exponentially with </w:t>
+            </w:r>
+            <w:r>
+              <w:rPr>
+                <w:i/>
+                <w:iCs/>
+                <w:sz w:val="21"/>
+                <w:szCs w:val="21"/>
+                <w:lang w:val="en-US"/>
+              </w:rPr>
+              <w:t>d</w:t>
+            </w:r>
+            <w:r>
+              <w:rPr>
+                <w:sz w:val="21"/>
+                <w:szCs w:val="21"/>
+                <w:lang w:val="en-US"/>
+              </w:rPr>
+              <w:t>.</w:t>
+            </w:r>
+          </w:p>
+          <w:p>
+            <w:pPr>
+              <w:numPr>
+                <w:ilvl w:val="0"/>
+                <w:numId w:val="23"/>
+              </w:numPr>
+              <w:cnfStyle w:val="000000000000" w:firstRow="0" w:lastRow="0" w:firstColumn="0" w:lastColumn="0" w:oddVBand="0" w:evenVBand="0" w:oddHBand="0" w:evenHBand="0" w:firstRowFirstColumn="0" w:firstRowLastColumn="0" w:lastRowFirstColumn="0" w:lastRowLastColumn="0"/>
+              <w:rPr>
+                <w:sz w:val="21"/>
+                <w:szCs w:val="21"/>
+                <w:lang w:val="en-US"/>
+              </w:rPr>
+            </w:pPr>
+            <w:r>
+              <w:rPr>
+                <w:sz w:val="21"/>
+                <w:szCs w:val="21"/>
+                <w:lang w:val="en-US"/>
+              </w:rPr>
+              <w:t xml:space="preserve">That’s why A* can become slow for </w:t>
+            </w:r>
+            <w:r>
+              <w:rPr>
+                <w:sz w:val="21"/>
+                <w:szCs w:val="21"/>
+                <w:lang w:val="en-US"/>
+              </w:rPr>
+              <w:t>bigger</w:t>
+            </w:r>
+            <w:r>
+              <w:rPr>
+                <w:sz w:val="21"/>
+                <w:szCs w:val="21"/>
+                <w:lang w:val="en-US"/>
+              </w:rPr>
+              <w:t xml:space="preserve"> puzzles </w:t>
+            </w:r>
+          </w:p>
+          <w:p>
+            <w:pPr>
+              <w:numPr>
+                <w:ilvl w:val="0"/>
+                <w:numId w:val="23"/>
+              </w:numPr>
+              <w:cnfStyle w:val="000000000000" w:firstRow="0" w:lastRow="0" w:firstColumn="0" w:lastColumn="0" w:oddVBand="0" w:evenVBand="0" w:oddHBand="0" w:evenHBand="0" w:firstRowFirstColumn="0" w:firstRowLastColumn="0" w:lastRowFirstColumn="0" w:lastRowLastColumn="0"/>
+              <w:rPr>
+                <w:b/>
+                <w:bCs/>
+                <w:sz w:val="21"/>
+                <w:szCs w:val="21"/>
+                <w:lang w:val="en-US"/>
+              </w:rPr>
+            </w:pPr>
+            <w:r>
+              <w:rPr>
+                <w:sz w:val="21"/>
+                <w:szCs w:val="21"/>
+                <w:lang w:val="en-US"/>
+              </w:rPr>
+              <w:t xml:space="preserve">If heuristics are good, A* explores much fewer nodes, reducing the </w:t>
+            </w:r>
+            <w:r>
+              <w:rPr>
+                <w:i/>
+                <w:iCs/>
+                <w:sz w:val="21"/>
+                <w:szCs w:val="21"/>
+                <w:lang w:val="en-US"/>
+              </w:rPr>
+              <w:t>effective branching factor</w:t>
+            </w:r>
+            <w:r>
+              <w:rPr>
+                <w:sz w:val="21"/>
+                <w:szCs w:val="21"/>
+                <w:lang w:val="en-US"/>
+              </w:rPr>
+              <w:t>.</w:t>
+            </w:r>
+          </w:p>
+        </w:tc>
+      </w:tr>
+    </w:tbl>
+    <w:p>
+      <w:pPr>
+        <w:spacing w:after="0" w:line="240" w:lineRule="auto"/>
+        <w:rPr>
+          <w:sz w:val="21"/>
+          <w:szCs w:val="21"/>
+          <w:lang w:val="en-US"/>
+        </w:rPr>
+      </w:pPr>
+    </w:p>
+    <w:tbl>
+      <w:tblPr>
+        <w:tblStyle w:val="Gitternetztabelle1hellAkzent4"/>
+        <w:tblW w:w="0" w:type="auto"/>
+        <w:tblLook w:val="04A0" w:firstRow="1" w:lastRow="0" w:firstColumn="1" w:lastColumn="0" w:noHBand="0" w:noVBand="1"/>
+      </w:tblPr>
+      <w:tblGrid>
+        <w:gridCol w:w="2122"/>
+        <w:gridCol w:w="6940"/>
+      </w:tblGrid>
+      <w:tr>
+        <w:trPr>
+          <w:cnfStyle w:val="100000000000" w:firstRow="1" w:lastRow="0" w:firstColumn="0" w:lastColumn="0" w:oddVBand="0" w:evenVBand="0" w:oddHBand="0" w:evenHBand="0" w:firstRowFirstColumn="0" w:firstRowLastColumn="0" w:lastRowFirstColumn="0" w:lastRowLastColumn="0"/>
+        </w:trPr>
+        <w:tc>
+          <w:tcPr>
+            <w:cnfStyle w:val="001000000000" w:firstRow="0" w:lastRow="0" w:firstColumn="1" w:lastColumn="0" w:oddVBand="0" w:evenVBand="0" w:oddHBand="0" w:evenHBand="0" w:firstRowFirstColumn="0" w:firstRowLastColumn="0" w:lastRowFirstColumn="0" w:lastRowLastColumn="0"/>
+            <w:tcW w:w="9062" w:type="dxa"/>
+            <w:gridSpan w:val="2"/>
+            <w:tcBorders>
+              <w:bottom w:val="single" w:sz="4" w:space="0" w:color="0F9ED5" w:themeColor="accent4"/>
+            </w:tcBorders>
+          </w:tcPr>
+          <w:p>
+            <w:pPr>
+              <w:rPr>
+                <w:sz w:val="21"/>
+                <w:szCs w:val="21"/>
+                <w:lang w:val="en-US"/>
+              </w:rPr>
+            </w:pPr>
+            <w:r>
+              <w:rPr>
+                <w:sz w:val="21"/>
+                <w:szCs w:val="21"/>
+                <w:lang w:val="en-US"/>
+              </w:rPr>
+              <w:t>Space Complexity:</w:t>
+            </w:r>
+            <w:r>
+              <w:rPr>
+                <w:b w:val="0"/>
+                <w:bCs w:val="0"/>
+                <w:sz w:val="21"/>
+                <w:szCs w:val="21"/>
+                <w:lang w:val="en-US"/>
+              </w:rPr>
+              <w:t xml:space="preserve"> </w:t>
+            </w:r>
+            <w:r>
+              <w:rPr>
+                <w:b w:val="0"/>
+                <w:bCs w:val="0"/>
+                <w:sz w:val="21"/>
+                <w:szCs w:val="21"/>
+                <w:lang w:val="en-US"/>
+              </w:rPr>
+              <w:t>The space complexity of an algorithm measures how much memory or storage space it requires as a function of the input size.</w:t>
+            </w:r>
+            <w:r>
+              <w:rPr>
+                <w:b w:val="0"/>
+                <w:bCs w:val="0"/>
+                <w:sz w:val="21"/>
+                <w:szCs w:val="21"/>
+                <w:lang w:val="en-US"/>
+              </w:rPr>
+              <w:t xml:space="preserve"> </w:t>
+            </w:r>
+            <w:r>
+              <w:rPr>
+                <w:b w:val="0"/>
+                <w:bCs w:val="0"/>
+                <w:sz w:val="21"/>
+                <w:szCs w:val="21"/>
+                <w:lang w:val="en-US"/>
+              </w:rPr>
+              <w:t>It includes both the memory used by variables and data structures, as well as any additional temporary space needed during execution.</w:t>
+            </w:r>
+            <w:r>
+              <w:rPr>
+                <w:b w:val="0"/>
+                <w:bCs w:val="0"/>
+                <w:sz w:val="21"/>
+                <w:szCs w:val="21"/>
+                <w:lang w:val="en-US"/>
+              </w:rPr>
+              <w:t xml:space="preserve"> </w:t>
+            </w:r>
+            <w:r>
+              <w:rPr>
+                <w:b w:val="0"/>
+                <w:bCs w:val="0"/>
+                <w:sz w:val="21"/>
+                <w:szCs w:val="21"/>
+                <w:lang w:val="en-US"/>
+              </w:rPr>
+              <w:t>In simple terms, it describes how the memory usage grows when the size of the input increases.</w:t>
+            </w:r>
+          </w:p>
+          <w:p>
+            <w:pPr>
+              <w:rPr>
+                <w:b w:val="0"/>
+                <w:bCs w:val="0"/>
+                <w:sz w:val="21"/>
+                <w:szCs w:val="21"/>
+                <w:lang w:val="en-US"/>
+              </w:rPr>
+            </w:pPr>
+          </w:p>
+        </w:tc>
+      </w:tr>
+      <w:tr>
+        <w:tc>
+          <w:tcPr>
+            <w:cnfStyle w:val="001000000000" w:firstRow="0" w:lastRow="0" w:firstColumn="1" w:lastColumn="0" w:oddVBand="0" w:evenVBand="0" w:oddHBand="0" w:evenHBand="0" w:firstRowFirstColumn="0" w:firstRowLastColumn="0" w:lastRowFirstColumn="0" w:lastRowLastColumn="0"/>
+            <w:tcW w:w="9062" w:type="dxa"/>
+            <w:gridSpan w:val="2"/>
+            <w:tcBorders>
+              <w:top w:val="single" w:sz="4" w:space="0" w:color="0F9ED5" w:themeColor="accent4"/>
+            </w:tcBorders>
+          </w:tcPr>
+          <w:p>
+            <w:pPr>
+              <w:rPr>
+                <w:b w:val="0"/>
+                <w:bCs w:val="0"/>
+                <w:sz w:val="21"/>
+                <w:szCs w:val="21"/>
+                <w:lang w:val="en-US"/>
+              </w:rPr>
+            </w:pPr>
+            <w:r>
+              <w:rPr>
+                <w:sz w:val="21"/>
+                <w:szCs w:val="21"/>
+                <w:lang w:val="en-US"/>
+              </w:rPr>
+              <w:t>O(1) Complexity:</w:t>
+            </w:r>
+            <w:r>
+              <w:rPr>
+                <w:b w:val="0"/>
+                <w:bCs w:val="0"/>
+                <w:sz w:val="21"/>
+                <w:szCs w:val="21"/>
+                <w:lang w:val="en-US"/>
+              </w:rPr>
+              <w:t xml:space="preserve"> </w:t>
+            </w:r>
+            <w:r>
+              <w:rPr>
+                <w:b w:val="0"/>
+                <w:bCs w:val="0"/>
+                <w:sz w:val="21"/>
+                <w:szCs w:val="21"/>
+                <w:lang w:val="en-US"/>
+              </w:rPr>
+              <w:t>This is also called Constant Space Complexity.</w:t>
+            </w:r>
+            <w:r>
+              <w:rPr>
+                <w:b w:val="0"/>
+                <w:bCs w:val="0"/>
+                <w:sz w:val="21"/>
+                <w:szCs w:val="21"/>
+                <w:lang w:val="en-US"/>
+              </w:rPr>
+              <w:t xml:space="preserve"> </w:t>
+            </w:r>
+            <w:r>
+              <w:rPr>
+                <w:b w:val="0"/>
+                <w:bCs w:val="0"/>
+                <w:sz w:val="21"/>
+                <w:szCs w:val="21"/>
+                <w:lang w:val="en-US"/>
+              </w:rPr>
+              <w:t>It means the algorithm uses a fixed amount of memory, regardless of the input size.</w:t>
+            </w:r>
+            <w:r>
+              <w:rPr>
+                <w:b w:val="0"/>
+                <w:bCs w:val="0"/>
+                <w:sz w:val="21"/>
+                <w:szCs w:val="21"/>
+                <w:lang w:val="en-US"/>
+              </w:rPr>
+              <w:t xml:space="preserve"> </w:t>
+            </w:r>
+            <w:r>
+              <w:rPr>
+                <w:b w:val="0"/>
+                <w:bCs w:val="0"/>
+                <w:sz w:val="21"/>
+                <w:szCs w:val="21"/>
+                <w:lang w:val="en-US"/>
+              </w:rPr>
+              <w:t>The space required does not increase even if the amount of input data becomes larger.</w:t>
+            </w:r>
+            <w:r>
+              <w:rPr>
+                <w:b w:val="0"/>
+                <w:bCs w:val="0"/>
+                <w:sz w:val="21"/>
+                <w:szCs w:val="21"/>
+                <w:lang w:val="en-US"/>
+              </w:rPr>
+              <w:t xml:space="preserve"> </w:t>
+            </w:r>
+            <w:r>
+              <w:rPr>
+                <w:b w:val="0"/>
+                <w:bCs w:val="0"/>
+                <w:sz w:val="21"/>
+                <w:szCs w:val="21"/>
+                <w:lang w:val="en-US"/>
+              </w:rPr>
+              <w:t>For example, when only a few counters or variables are used to process data one piece at a time, the space complexity is O(1).</w:t>
+            </w:r>
+          </w:p>
+          <w:p>
+            <w:pPr>
+              <w:rPr>
+                <w:b w:val="0"/>
+                <w:bCs w:val="0"/>
+                <w:sz w:val="21"/>
+                <w:szCs w:val="21"/>
+                <w:lang w:val="en-US"/>
+              </w:rPr>
+            </w:pPr>
+          </w:p>
+        </w:tc>
+      </w:tr>
+      <w:tr>
+        <w:tc>
+          <w:tcPr>
+            <w:cnfStyle w:val="001000000000" w:firstRow="0" w:lastRow="0" w:firstColumn="1" w:lastColumn="0" w:oddVBand="0" w:evenVBand="0" w:oddHBand="0" w:evenHBand="0" w:firstRowFirstColumn="0" w:firstRowLastColumn="0" w:lastRowFirstColumn="0" w:lastRowLastColumn="0"/>
+            <w:tcW w:w="2122" w:type="dxa"/>
+          </w:tcPr>
+          <w:p>
+            <w:pPr>
+              <w:rPr>
+                <w:b w:val="0"/>
+                <w:bCs w:val="0"/>
+                <w:sz w:val="21"/>
+                <w:szCs w:val="21"/>
+                <w:lang w:val="en-US"/>
+              </w:rPr>
+            </w:pPr>
+            <w:r>
+              <w:rPr>
+                <w:sz w:val="21"/>
+                <w:szCs w:val="21"/>
+              </w:rPr>
+              <w:t>Hamming / Manhattan</w:t>
+            </w:r>
+            <w:r>
+              <w:rPr>
+                <w:sz w:val="21"/>
+                <w:szCs w:val="21"/>
+              </w:rPr>
+              <w:t>:</w:t>
+            </w:r>
+            <w:r>
+              <w:rPr>
+                <w:sz w:val="21"/>
+                <w:szCs w:val="21"/>
+              </w:rPr>
+              <w:t xml:space="preserve"> O(1)</w:t>
+            </w:r>
+          </w:p>
+        </w:tc>
+        <w:tc>
+          <w:tcPr>
+            <w:tcW w:w="6940" w:type="dxa"/>
+          </w:tcPr>
+          <w:p>
+            <w:pPr>
+              <w:numPr>
+                <w:ilvl w:val="0"/>
+                <w:numId w:val="24"/>
+              </w:numPr>
+              <w:cnfStyle w:val="000000000000" w:firstRow="0" w:lastRow="0" w:firstColumn="0" w:lastColumn="0" w:oddVBand="0" w:evenVBand="0" w:oddHBand="0" w:evenHBand="0" w:firstRowFirstColumn="0" w:firstRowLastColumn="0" w:lastRowFirstColumn="0" w:lastRowLastColumn="0"/>
+              <w:rPr>
+                <w:sz w:val="21"/>
+                <w:szCs w:val="21"/>
+                <w:lang w:val="en-US"/>
+              </w:rPr>
+            </w:pPr>
+            <w:r>
+              <w:rPr>
+                <w:sz w:val="21"/>
+                <w:szCs w:val="21"/>
+                <w:lang w:val="en-US"/>
+              </w:rPr>
+              <w:t>They don’t store large data structures</w:t>
+            </w:r>
+            <w:r>
+              <w:rPr>
+                <w:sz w:val="21"/>
+                <w:szCs w:val="21"/>
+                <w:lang w:val="en-US"/>
+              </w:rPr>
+              <w:t>;</w:t>
+            </w:r>
+            <w:r>
+              <w:rPr>
+                <w:sz w:val="21"/>
+                <w:szCs w:val="21"/>
+                <w:lang w:val="en-US"/>
+              </w:rPr>
+              <w:t xml:space="preserve"> just compute a number </w:t>
+            </w:r>
+            <w:r>
+              <w:rPr>
+                <w:sz w:val="21"/>
+                <w:szCs w:val="21"/>
+                <w:lang w:val="en-US"/>
+              </w:rPr>
+              <w:sym w:font="Wingdings" w:char="F0E0"/>
+            </w:r>
+            <w:r>
+              <w:rPr>
+                <w:sz w:val="21"/>
+                <w:szCs w:val="21"/>
+                <w:lang w:val="en-US"/>
+              </w:rPr>
+              <w:t xml:space="preserve"> </w:t>
+            </w:r>
+            <w:r>
+              <w:rPr>
+                <w:sz w:val="21"/>
+                <w:szCs w:val="21"/>
+                <w:lang w:val="en-US"/>
+              </w:rPr>
+              <w:t>constant memory</w:t>
+            </w:r>
+          </w:p>
+        </w:tc>
+      </w:tr>
+      <w:tr>
+        <w:tc>
+          <w:tcPr>
+            <w:cnfStyle w:val="001000000000" w:firstRow="0" w:lastRow="0" w:firstColumn="1" w:lastColumn="0" w:oddVBand="0" w:evenVBand="0" w:oddHBand="0" w:evenHBand="0" w:firstRowFirstColumn="0" w:firstRowLastColumn="0" w:lastRowFirstColumn="0" w:lastRowLastColumn="0"/>
+            <w:tcW w:w="2122" w:type="dxa"/>
+          </w:tcPr>
+          <w:p>
+            <w:pPr>
+              <w:rPr>
+                <w:b w:val="0"/>
+                <w:bCs w:val="0"/>
+                <w:sz w:val="21"/>
+                <w:szCs w:val="21"/>
+                <w:lang w:val="en-US"/>
+              </w:rPr>
+            </w:pPr>
+            <w:r>
+              <w:rPr>
+                <w:sz w:val="21"/>
+                <w:szCs w:val="21"/>
+              </w:rPr>
+              <w:t>A* Search</w:t>
+            </w:r>
+            <w:r>
+              <w:rPr>
+                <w:sz w:val="21"/>
+                <w:szCs w:val="21"/>
+              </w:rPr>
+              <w:t>:</w:t>
+            </w:r>
+            <w:r>
+              <w:rPr>
+                <w:sz w:val="21"/>
+                <w:szCs w:val="21"/>
+              </w:rPr>
+              <w:t xml:space="preserve"> O(b</w:t>
+            </w:r>
+            <w:r>
+              <w:rPr>
+                <w:rFonts w:ascii="Arial" w:hAnsi="Arial" w:cs="Arial"/>
+                <w:sz w:val="21"/>
+                <w:szCs w:val="21"/>
+              </w:rPr>
+              <w:t>ᵈ</w:t>
+            </w:r>
+            <w:r>
+              <w:rPr>
+                <w:sz w:val="21"/>
+                <w:szCs w:val="21"/>
+              </w:rPr>
+              <w:t>)</w:t>
+            </w:r>
+          </w:p>
+        </w:tc>
+        <w:tc>
+          <w:tcPr>
+            <w:tcW w:w="6940" w:type="dxa"/>
+          </w:tcPr>
+          <w:p>
+            <w:pPr>
+              <w:numPr>
+                <w:ilvl w:val="0"/>
+                <w:numId w:val="25"/>
+              </w:numPr>
+              <w:cnfStyle w:val="000000000000" w:firstRow="0" w:lastRow="0" w:firstColumn="0" w:lastColumn="0" w:oddVBand="0" w:evenVBand="0" w:oddHBand="0" w:evenHBand="0" w:firstRowFirstColumn="0" w:firstRowLastColumn="0" w:lastRowFirstColumn="0" w:lastRowLastColumn="0"/>
+              <w:rPr>
+                <w:sz w:val="21"/>
+                <w:szCs w:val="21"/>
+                <w:lang w:val="en-US"/>
+              </w:rPr>
+            </w:pPr>
+            <w:r>
+              <w:rPr>
+                <w:sz w:val="21"/>
+                <w:szCs w:val="21"/>
+                <w:lang w:val="en-US"/>
+              </w:rPr>
+              <w:t>A* keeps all visited and frontier (open list) states in memory.</w:t>
+            </w:r>
+          </w:p>
+          <w:p>
+            <w:pPr>
+              <w:numPr>
+                <w:ilvl w:val="0"/>
+                <w:numId w:val="25"/>
+              </w:numPr>
+              <w:cnfStyle w:val="000000000000" w:firstRow="0" w:lastRow="0" w:firstColumn="0" w:lastColumn="0" w:oddVBand="0" w:evenVBand="0" w:oddHBand="0" w:evenHBand="0" w:firstRowFirstColumn="0" w:firstRowLastColumn="0" w:lastRowFirstColumn="0" w:lastRowLastColumn="0"/>
+              <w:rPr>
+                <w:sz w:val="21"/>
+                <w:szCs w:val="21"/>
+                <w:lang w:val="en-US"/>
+              </w:rPr>
+            </w:pPr>
+            <w:r>
+              <w:rPr>
+                <w:sz w:val="21"/>
+                <w:szCs w:val="21"/>
+                <w:lang w:val="en-US"/>
+              </w:rPr>
+              <w:t xml:space="preserve">As the tree grows exponentially with </w:t>
+            </w:r>
+            <w:r>
+              <w:rPr>
+                <w:i/>
+                <w:iCs/>
+                <w:sz w:val="21"/>
+                <w:szCs w:val="21"/>
+                <w:lang w:val="en-US"/>
+              </w:rPr>
+              <w:t>d</w:t>
+            </w:r>
+            <w:r>
+              <w:rPr>
+                <w:i/>
+                <w:iCs/>
+                <w:sz w:val="21"/>
+                <w:szCs w:val="21"/>
+                <w:lang w:val="en-US"/>
+              </w:rPr>
+              <w:t xml:space="preserve"> (depth of solution)</w:t>
+            </w:r>
+            <w:r>
+              <w:rPr>
+                <w:sz w:val="21"/>
+                <w:szCs w:val="21"/>
+                <w:lang w:val="en-US"/>
+              </w:rPr>
+              <w:t xml:space="preserve">, </w:t>
+            </w:r>
+            <w:r>
+              <w:rPr>
+                <w:b/>
+                <w:bCs/>
+                <w:sz w:val="21"/>
+                <w:szCs w:val="21"/>
+                <w:lang w:val="en-US"/>
+              </w:rPr>
+              <w:t>A*</w:t>
+            </w:r>
+            <w:r>
+              <w:rPr>
+                <w:b/>
+                <w:bCs/>
+                <w:sz w:val="21"/>
+                <w:szCs w:val="21"/>
+                <w:lang w:val="en-US"/>
+              </w:rPr>
+              <w:t xml:space="preserve"> </w:t>
+            </w:r>
+            <w:r>
+              <w:rPr>
+                <w:sz w:val="21"/>
+                <w:szCs w:val="21"/>
+                <w:lang w:val="en-US"/>
+              </w:rPr>
+              <w:t xml:space="preserve">memory can </w:t>
+            </w:r>
+            <w:r>
+              <w:rPr>
+                <w:sz w:val="21"/>
+                <w:szCs w:val="21"/>
+                <w:lang w:val="en-US"/>
+              </w:rPr>
+              <w:t>grow very fast (memory is often the biggest problem)</w:t>
+            </w:r>
+          </w:p>
+        </w:tc>
+      </w:tr>
+    </w:tbl>
+    <w:p>
+      <w:pPr>
+        <w:spacing w:after="0" w:line="240" w:lineRule="auto"/>
+        <w:rPr>
+          <w:lang w:val="en-US"/>
+        </w:rPr>
+      </w:pPr>
     </w:p>
     <w:p>
       <w:pPr>
-        <w:rPr>
-          <w:lang w:val="en-US"/>
-        </w:rPr>
-      </w:pPr>
+        <w:spacing w:after="0" w:line="240" w:lineRule="auto"/>
+        <w:rPr>
+          <w:lang w:val="en-US"/>
+        </w:rPr>
+      </w:pPr>
+    </w:p>
+    <w:p>
+      <w:pPr>
+        <w:spacing w:after="0" w:line="240" w:lineRule="auto"/>
+        <w:rPr>
+          <w:lang w:val="en-US"/>
+        </w:rPr>
+      </w:pPr>
+    </w:p>
+    <w:p>
+      <w:pPr>
+        <w:spacing w:after="0" w:line="240" w:lineRule="auto"/>
+        <w:rPr>
+          <w:lang w:val="en-US"/>
+        </w:rPr>
+      </w:pPr>
+    </w:p>
+    <w:tbl>
+      <w:tblPr>
+        <w:tblStyle w:val="Gitternetztabelle4Akzent1"/>
+        <w:tblW w:w="9351" w:type="dxa"/>
+        <w:tblLook w:val="04A0" w:firstRow="1" w:lastRow="0" w:firstColumn="1" w:lastColumn="0" w:noHBand="0" w:noVBand="1"/>
+      </w:tblPr>
+      <w:tblGrid>
+        <w:gridCol w:w="1555"/>
+        <w:gridCol w:w="2126"/>
+        <w:gridCol w:w="2693"/>
+        <w:gridCol w:w="2977"/>
+      </w:tblGrid>
+      <w:tr>
+        <w:trPr>
+          <w:cnfStyle w:val="100000000000" w:firstRow="1" w:lastRow="0" w:firstColumn="0" w:lastColumn="0" w:oddVBand="0" w:evenVBand="0" w:oddHBand="0" w:evenHBand="0" w:firstRowFirstColumn="0" w:firstRowLastColumn="0" w:lastRowFirstColumn="0" w:lastRowLastColumn="0"/>
+        </w:trPr>
+        <w:tc>
+          <w:tcPr>
+            <w:cnfStyle w:val="001000000000" w:firstRow="0" w:lastRow="0" w:firstColumn="1" w:lastColumn="0" w:oddVBand="0" w:evenVBand="0" w:oddHBand="0" w:evenHBand="0" w:firstRowFirstColumn="0" w:firstRowLastColumn="0" w:lastRowFirstColumn="0" w:lastRowLastColumn="0"/>
+            <w:tcW w:w="9351" w:type="dxa"/>
+            <w:gridSpan w:val="4"/>
+            <w:shd w:val="clear" w:color="auto" w:fill="FFFFFF" w:themeFill="background1"/>
+          </w:tcPr>
+          <w:p>
+            <w:pPr>
+              <w:rPr>
+                <w:b w:val="0"/>
+                <w:bCs w:val="0"/>
+                <w:lang w:val="en-US"/>
+              </w:rPr>
+            </w:pPr>
+            <w:r>
+              <w:rPr>
+                <w:b w:val="0"/>
+                <w:bCs w:val="0"/>
+                <w:color w:val="auto"/>
+                <w:lang w:val="en-US"/>
+              </w:rPr>
+              <w:lastRenderedPageBreak/>
+              <w:t>Complexity Comparison Table</w:t>
+            </w:r>
+            <w:r>
+              <w:rPr>
+                <w:b w:val="0"/>
+                <w:bCs w:val="0"/>
+                <w:color w:val="auto"/>
+                <w:lang w:val="en-US"/>
+              </w:rPr>
+              <w:t>:</w:t>
+            </w:r>
+          </w:p>
+        </w:tc>
+      </w:tr>
+      <w:tr>
+        <w:trPr>
+          <w:cnfStyle w:val="000000100000" w:firstRow="0" w:lastRow="0" w:firstColumn="0" w:lastColumn="0" w:oddVBand="0" w:evenVBand="0" w:oddHBand="1" w:evenHBand="0" w:firstRowFirstColumn="0" w:firstRowLastColumn="0" w:lastRowFirstColumn="0" w:lastRowLastColumn="0"/>
+        </w:trPr>
+        <w:tc>
+          <w:tcPr>
+            <w:cnfStyle w:val="001000000000" w:firstRow="0" w:lastRow="0" w:firstColumn="1" w:lastColumn="0" w:oddVBand="0" w:evenVBand="0" w:oddHBand="0" w:evenHBand="0" w:firstRowFirstColumn="0" w:firstRowLastColumn="0" w:lastRowFirstColumn="0" w:lastRowLastColumn="0"/>
+            <w:tcW w:w="1555" w:type="dxa"/>
+            <w:shd w:val="clear" w:color="auto" w:fill="156082" w:themeFill="accent1"/>
+          </w:tcPr>
+          <w:p>
+            <w:pPr>
+              <w:rPr>
+                <w:color w:val="FFFFFF" w:themeColor="background1"/>
+                <w:lang w:val="en-US"/>
+              </w:rPr>
+            </w:pPr>
+          </w:p>
+        </w:tc>
+        <w:tc>
+          <w:tcPr>
+            <w:tcW w:w="2126" w:type="dxa"/>
+            <w:shd w:val="clear" w:color="auto" w:fill="156082" w:themeFill="accent1"/>
+          </w:tcPr>
+          <w:p>
+            <w:pPr>
+              <w:cnfStyle w:val="000000100000" w:firstRow="0" w:lastRow="0" w:firstColumn="0" w:lastColumn="0" w:oddVBand="0" w:evenVBand="0" w:oddHBand="1" w:evenHBand="0" w:firstRowFirstColumn="0" w:firstRowLastColumn="0" w:lastRowFirstColumn="0" w:lastRowLastColumn="0"/>
+              <w:rPr>
+                <w:color w:val="FFFFFF" w:themeColor="background1"/>
+                <w:lang w:val="en-US"/>
+              </w:rPr>
+            </w:pPr>
+            <w:r>
+              <w:rPr>
+                <w:color w:val="FFFFFF" w:themeColor="background1"/>
+                <w:lang w:val="en-US"/>
+              </w:rPr>
+              <w:t>Hamming Distance</w:t>
+            </w:r>
+          </w:p>
+        </w:tc>
+        <w:tc>
+          <w:tcPr>
+            <w:tcW w:w="2693" w:type="dxa"/>
+            <w:shd w:val="clear" w:color="auto" w:fill="156082" w:themeFill="accent1"/>
+          </w:tcPr>
+          <w:p>
+            <w:pPr>
+              <w:cnfStyle w:val="000000100000" w:firstRow="0" w:lastRow="0" w:firstColumn="0" w:lastColumn="0" w:oddVBand="0" w:evenVBand="0" w:oddHBand="1" w:evenHBand="0" w:firstRowFirstColumn="0" w:firstRowLastColumn="0" w:lastRowFirstColumn="0" w:lastRowLastColumn="0"/>
+              <w:rPr>
+                <w:color w:val="FFFFFF" w:themeColor="background1"/>
+                <w:lang w:val="en-US"/>
+              </w:rPr>
+            </w:pPr>
+            <w:r>
+              <w:rPr>
+                <w:color w:val="FFFFFF" w:themeColor="background1"/>
+                <w:lang w:val="en-US"/>
+              </w:rPr>
+              <w:t>Manhattan</w:t>
+            </w:r>
+            <w:r>
+              <w:rPr>
+                <w:color w:val="FFFFFF" w:themeColor="background1"/>
+                <w:lang w:val="en-US"/>
+              </w:rPr>
+              <w:t xml:space="preserve"> Distance</w:t>
+            </w:r>
+          </w:p>
+        </w:tc>
+        <w:tc>
+          <w:tcPr>
+            <w:tcW w:w="2977" w:type="dxa"/>
+            <w:shd w:val="clear" w:color="auto" w:fill="156082" w:themeFill="accent1"/>
+          </w:tcPr>
+          <w:p>
+            <w:pPr>
+              <w:cnfStyle w:val="000000100000" w:firstRow="0" w:lastRow="0" w:firstColumn="0" w:lastColumn="0" w:oddVBand="0" w:evenVBand="0" w:oddHBand="1" w:evenHBand="0" w:firstRowFirstColumn="0" w:firstRowLastColumn="0" w:lastRowFirstColumn="0" w:lastRowLastColumn="0"/>
+              <w:rPr>
+                <w:color w:val="FFFFFF" w:themeColor="background1"/>
+                <w:lang w:val="en-US"/>
+              </w:rPr>
+            </w:pPr>
+            <w:r>
+              <w:rPr>
+                <w:color w:val="FFFFFF" w:themeColor="background1"/>
+                <w:lang w:val="en-US"/>
+              </w:rPr>
+              <w:t>A* Search</w:t>
+            </w:r>
+          </w:p>
+        </w:tc>
+      </w:tr>
+      <w:tr>
+        <w:tc>
+          <w:tcPr>
+            <w:cnfStyle w:val="001000000000" w:firstRow="0" w:lastRow="0" w:firstColumn="1" w:lastColumn="0" w:oddVBand="0" w:evenVBand="0" w:oddHBand="0" w:evenHBand="0" w:firstRowFirstColumn="0" w:firstRowLastColumn="0" w:lastRowFirstColumn="0" w:lastRowLastColumn="0"/>
+            <w:tcW w:w="1555" w:type="dxa"/>
+          </w:tcPr>
+          <w:p>
+            <w:pPr>
+              <w:rPr>
+                <w:lang w:val="en-US"/>
+              </w:rPr>
+            </w:pPr>
+            <w:r>
+              <w:rPr>
+                <w:lang w:val="en-US"/>
+              </w:rPr>
+              <w:t>Time complexity (per state)</w:t>
+            </w:r>
+          </w:p>
+        </w:tc>
+        <w:tc>
+          <w:tcPr>
+            <w:tcW w:w="2126" w:type="dxa"/>
+          </w:tcPr>
+          <w:p>
+            <w:pPr>
+              <w:cnfStyle w:val="000000000000" w:firstRow="0" w:lastRow="0" w:firstColumn="0" w:lastColumn="0" w:oddVBand="0" w:evenVBand="0" w:oddHBand="0" w:evenHBand="0" w:firstRowFirstColumn="0" w:firstRowLastColumn="0" w:lastRowFirstColumn="0" w:lastRowLastColumn="0"/>
+            </w:pPr>
+            <w:r>
+              <w:t>O(n²)</w:t>
+            </w:r>
+          </w:p>
+        </w:tc>
+        <w:tc>
+          <w:tcPr>
+            <w:tcW w:w="2693" w:type="dxa"/>
+          </w:tcPr>
+          <w:p>
+            <w:pPr>
+              <w:cnfStyle w:val="000000000000" w:firstRow="0" w:lastRow="0" w:firstColumn="0" w:lastColumn="0" w:oddVBand="0" w:evenVBand="0" w:oddHBand="0" w:evenHBand="0" w:firstRowFirstColumn="0" w:firstRowLastColumn="0" w:lastRowFirstColumn="0" w:lastRowLastColumn="0"/>
+              <w:rPr>
+                <w:lang w:val="en-US"/>
+              </w:rPr>
+            </w:pPr>
+            <w:r>
+              <w:t>O(n²)</w:t>
+            </w:r>
+          </w:p>
+        </w:tc>
+        <w:tc>
+          <w:tcPr>
+            <w:tcW w:w="2977" w:type="dxa"/>
+          </w:tcPr>
+          <w:p>
+            <w:pPr>
+              <w:cnfStyle w:val="000000000000" w:firstRow="0" w:lastRow="0" w:firstColumn="0" w:lastColumn="0" w:oddVBand="0" w:evenVBand="0" w:oddHBand="0" w:evenHBand="0" w:firstRowFirstColumn="0" w:firstRowLastColumn="0" w:lastRowFirstColumn="0" w:lastRowLastColumn="0"/>
+            </w:pPr>
+            <w:r>
+              <w:t>O(b</w:t>
+            </w:r>
+            <w:r>
+              <w:rPr>
+                <w:rFonts w:ascii="Arial" w:hAnsi="Arial" w:cs="Arial"/>
+              </w:rPr>
+              <w:t>ᵈ</w:t>
+            </w:r>
+            <w:r>
+              <w:t>)</w:t>
+            </w:r>
+          </w:p>
+        </w:tc>
+      </w:tr>
+      <w:tr>
+        <w:trPr>
+          <w:cnfStyle w:val="000000100000" w:firstRow="0" w:lastRow="0" w:firstColumn="0" w:lastColumn="0" w:oddVBand="0" w:evenVBand="0" w:oddHBand="1" w:evenHBand="0" w:firstRowFirstColumn="0" w:firstRowLastColumn="0" w:lastRowFirstColumn="0" w:lastRowLastColumn="0"/>
+        </w:trPr>
+        <w:tc>
+          <w:tcPr>
+            <w:cnfStyle w:val="001000000000" w:firstRow="0" w:lastRow="0" w:firstColumn="1" w:lastColumn="0" w:oddVBand="0" w:evenVBand="0" w:oddHBand="0" w:evenHBand="0" w:firstRowFirstColumn="0" w:firstRowLastColumn="0" w:lastRowFirstColumn="0" w:lastRowLastColumn="0"/>
+            <w:tcW w:w="1555" w:type="dxa"/>
+          </w:tcPr>
+          <w:p>
+            <w:pPr>
+              <w:rPr>
+                <w:lang w:val="en-US"/>
+              </w:rPr>
+            </w:pPr>
+            <w:r>
+              <w:rPr>
+                <w:lang w:val="en-US"/>
+              </w:rPr>
+              <w:t>Space Complexity</w:t>
+            </w:r>
+          </w:p>
+        </w:tc>
+        <w:tc>
+          <w:tcPr>
+            <w:tcW w:w="2126" w:type="dxa"/>
+          </w:tcPr>
+          <w:p>
+            <w:pPr>
+              <w:cnfStyle w:val="000000100000" w:firstRow="0" w:lastRow="0" w:firstColumn="0" w:lastColumn="0" w:oddVBand="0" w:evenVBand="0" w:oddHBand="1" w:evenHBand="0" w:firstRowFirstColumn="0" w:firstRowLastColumn="0" w:lastRowFirstColumn="0" w:lastRowLastColumn="0"/>
+            </w:pPr>
+            <w:r>
+              <w:t>O(1)</w:t>
+            </w:r>
+          </w:p>
+        </w:tc>
+        <w:tc>
+          <w:tcPr>
+            <w:tcW w:w="2693" w:type="dxa"/>
+          </w:tcPr>
+          <w:p>
+            <w:pPr>
+              <w:cnfStyle w:val="000000100000" w:firstRow="0" w:lastRow="0" w:firstColumn="0" w:lastColumn="0" w:oddVBand="0" w:evenVBand="0" w:oddHBand="1" w:evenHBand="0" w:firstRowFirstColumn="0" w:firstRowLastColumn="0" w:lastRowFirstColumn="0" w:lastRowLastColumn="0"/>
+              <w:rPr>
+                <w:lang w:val="en-US"/>
+              </w:rPr>
+            </w:pPr>
+            <w:r>
+              <w:t>O(1)</w:t>
+            </w:r>
+          </w:p>
+        </w:tc>
+        <w:tc>
+          <w:tcPr>
+            <w:tcW w:w="2977" w:type="dxa"/>
+          </w:tcPr>
+          <w:p>
+            <w:pPr>
+              <w:cnfStyle w:val="000000100000" w:firstRow="0" w:lastRow="0" w:firstColumn="0" w:lastColumn="0" w:oddVBand="0" w:evenVBand="0" w:oddHBand="1" w:evenHBand="0" w:firstRowFirstColumn="0" w:firstRowLastColumn="0" w:lastRowFirstColumn="0" w:lastRowLastColumn="0"/>
+              <w:rPr>
+                <w:lang w:val="en-US"/>
+              </w:rPr>
+            </w:pPr>
+            <w:r>
+              <w:rPr>
+                <w:lang w:val="en-US"/>
+              </w:rPr>
+              <w:t>O(b</w:t>
+            </w:r>
+            <w:r>
+              <w:rPr>
+                <w:rFonts w:ascii="Arial" w:hAnsi="Arial" w:cs="Arial"/>
+                <w:lang w:val="en-US"/>
+              </w:rPr>
+              <w:t>ᵈ</w:t>
+            </w:r>
+            <w:r>
+              <w:rPr>
+                <w:lang w:val="en-US"/>
+              </w:rPr>
+              <w:t>)</w:t>
+            </w:r>
+          </w:p>
+        </w:tc>
+      </w:tr>
+      <w:tr>
+        <w:tc>
+          <w:tcPr>
+            <w:cnfStyle w:val="001000000000" w:firstRow="0" w:lastRow="0" w:firstColumn="1" w:lastColumn="0" w:oddVBand="0" w:evenVBand="0" w:oddHBand="0" w:evenHBand="0" w:firstRowFirstColumn="0" w:firstRowLastColumn="0" w:lastRowFirstColumn="0" w:lastRowLastColumn="0"/>
+            <w:tcW w:w="1555" w:type="dxa"/>
+          </w:tcPr>
+          <w:p>
+            <w:pPr>
+              <w:rPr>
+                <w:lang w:val="en-US"/>
+              </w:rPr>
+            </w:pPr>
+            <w:r>
+              <w:rPr>
+                <w:lang w:val="en-US"/>
+              </w:rPr>
+              <w:t>Description</w:t>
+            </w:r>
+          </w:p>
+        </w:tc>
+        <w:tc>
+          <w:tcPr>
+            <w:tcW w:w="2126" w:type="dxa"/>
+          </w:tcPr>
+          <w:p>
+            <w:pPr>
+              <w:cnfStyle w:val="000000000000" w:firstRow="0" w:lastRow="0" w:firstColumn="0" w:lastColumn="0" w:oddVBand="0" w:evenVBand="0" w:oddHBand="0" w:evenHBand="0" w:firstRowFirstColumn="0" w:firstRowLastColumn="0" w:lastRowFirstColumn="0" w:lastRowLastColumn="0"/>
+              <w:rPr>
+                <w:lang w:val="en-US"/>
+              </w:rPr>
+            </w:pPr>
+            <w:r>
+              <w:t xml:space="preserve">Counts </w:t>
+            </w:r>
+            <w:proofErr w:type="spellStart"/>
+            <w:r>
+              <w:t>misplaced</w:t>
+            </w:r>
+            <w:proofErr w:type="spellEnd"/>
+            <w:r>
+              <w:t xml:space="preserve"> </w:t>
+            </w:r>
+            <w:proofErr w:type="spellStart"/>
+            <w:r>
+              <w:t>tiles</w:t>
+            </w:r>
+            <w:proofErr w:type="spellEnd"/>
+          </w:p>
+        </w:tc>
+        <w:tc>
+          <w:tcPr>
+            <w:tcW w:w="2693" w:type="dxa"/>
+          </w:tcPr>
+          <w:p>
+            <w:pPr>
+              <w:cnfStyle w:val="000000000000" w:firstRow="0" w:lastRow="0" w:firstColumn="0" w:lastColumn="0" w:oddVBand="0" w:evenVBand="0" w:oddHBand="0" w:evenHBand="0" w:firstRowFirstColumn="0" w:firstRowLastColumn="0" w:lastRowFirstColumn="0" w:lastRowLastColumn="0"/>
+              <w:rPr>
+                <w:lang w:val="en-US"/>
+              </w:rPr>
+            </w:pPr>
+            <w:r>
+              <w:rPr>
+                <w:lang w:val="en-US"/>
+              </w:rPr>
+              <w:t>Sums distances of each tile from its goal position</w:t>
+            </w:r>
+          </w:p>
+        </w:tc>
+        <w:tc>
+          <w:tcPr>
+            <w:tcW w:w="2977" w:type="dxa"/>
+          </w:tcPr>
+          <w:p>
+            <w:pPr>
+              <w:cnfStyle w:val="000000000000" w:firstRow="0" w:lastRow="0" w:firstColumn="0" w:lastColumn="0" w:oddVBand="0" w:evenVBand="0" w:oddHBand="0" w:evenHBand="0" w:firstRowFirstColumn="0" w:firstRowLastColumn="0" w:lastRowFirstColumn="0" w:lastRowLastColumn="0"/>
+              <w:rPr>
+                <w:lang w:val="en-US"/>
+              </w:rPr>
+            </w:pPr>
+            <w:r>
+              <w:rPr>
+                <w:lang w:val="en-US"/>
+              </w:rPr>
+              <w:t>Explores nodes based on f(n)=g(n)+h(n); complete and optimal if h(n) is admissible</w:t>
+            </w:r>
+          </w:p>
+        </w:tc>
+      </w:tr>
+      <w:tr>
+        <w:trPr>
+          <w:cnfStyle w:val="000000100000" w:firstRow="0" w:lastRow="0" w:firstColumn="0" w:lastColumn="0" w:oddVBand="0" w:evenVBand="0" w:oddHBand="1" w:evenHBand="0" w:firstRowFirstColumn="0" w:firstRowLastColumn="0" w:lastRowFirstColumn="0" w:lastRowLastColumn="0"/>
+        </w:trPr>
+        <w:tc>
+          <w:tcPr>
+            <w:cnfStyle w:val="001000000000" w:firstRow="0" w:lastRow="0" w:firstColumn="1" w:lastColumn="0" w:oddVBand="0" w:evenVBand="0" w:oddHBand="0" w:evenHBand="0" w:firstRowFirstColumn="0" w:firstRowLastColumn="0" w:lastRowFirstColumn="0" w:lastRowLastColumn="0"/>
+            <w:tcW w:w="1555" w:type="dxa"/>
+          </w:tcPr>
+          <w:p>
+            <w:pPr>
+              <w:rPr>
+                <w:lang w:val="en-US"/>
+              </w:rPr>
+            </w:pPr>
+            <w:r>
+              <w:rPr>
+                <w:lang w:val="en-US"/>
+              </w:rPr>
+              <w:t>Observed Performance</w:t>
+            </w:r>
+          </w:p>
+        </w:tc>
+        <w:tc>
+          <w:tcPr>
+            <w:tcW w:w="2126" w:type="dxa"/>
+          </w:tcPr>
+          <w:p>
+            <w:pPr>
+              <w:cnfStyle w:val="000000100000" w:firstRow="0" w:lastRow="0" w:firstColumn="0" w:lastColumn="0" w:oddVBand="0" w:evenVBand="0" w:oddHBand="1" w:evenHBand="0" w:firstRowFirstColumn="0" w:firstRowLastColumn="0" w:lastRowFirstColumn="0" w:lastRowLastColumn="0"/>
+              <w:rPr>
+                <w:lang w:val="en-US"/>
+              </w:rPr>
+            </w:pPr>
+            <w:r>
+              <w:rPr>
+                <w:lang w:val="en-US"/>
+              </w:rPr>
+              <w:t>Simple but less informative</w:t>
+            </w:r>
+            <w:r>
+              <w:rPr>
+                <w:lang w:val="en-US"/>
+              </w:rPr>
+              <w:t>, expands more nodes during A*</w:t>
+            </w:r>
+          </w:p>
+        </w:tc>
+        <w:tc>
+          <w:tcPr>
+            <w:tcW w:w="2693" w:type="dxa"/>
+          </w:tcPr>
+          <w:p>
+            <w:pPr>
+              <w:cnfStyle w:val="000000100000" w:firstRow="0" w:lastRow="0" w:firstColumn="0" w:lastColumn="0" w:oddVBand="0" w:evenVBand="0" w:oddHBand="1" w:evenHBand="0" w:firstRowFirstColumn="0" w:firstRowLastColumn="0" w:lastRowFirstColumn="0" w:lastRowLastColumn="0"/>
+              <w:rPr>
+                <w:lang w:val="en-US"/>
+              </w:rPr>
+            </w:pPr>
+            <w:r>
+              <w:rPr>
+                <w:lang w:val="en-GB"/>
+              </w:rPr>
+              <w:t>More accurate and efficient in A*</w:t>
+            </w:r>
+          </w:p>
+        </w:tc>
+        <w:tc>
+          <w:tcPr>
+            <w:tcW w:w="2977" w:type="dxa"/>
+          </w:tcPr>
+          <w:p>
+            <w:pPr>
+              <w:cnfStyle w:val="000000100000" w:firstRow="0" w:lastRow="0" w:firstColumn="0" w:lastColumn="0" w:oddVBand="0" w:evenVBand="0" w:oddHBand="1" w:evenHBand="0" w:firstRowFirstColumn="0" w:firstRowLastColumn="0" w:lastRowFirstColumn="0" w:lastRowLastColumn="0"/>
+              <w:rPr>
+                <w:lang w:val="en-US"/>
+              </w:rPr>
+            </w:pPr>
+            <w:r>
+              <w:rPr>
+                <w:lang w:val="en-US"/>
+              </w:rPr>
+              <w:t>efficiency depends heavily on heuristic accuracy</w:t>
+            </w:r>
+          </w:p>
+        </w:tc>
+      </w:tr>
+    </w:tbl>
+    <w:p>
+      <w:pPr>
+        <w:rPr>
+          <w:lang w:val="en-US"/>
+        </w:rPr>
+      </w:pPr>
+    </w:p>
+    <w:p>
+      <w:pPr>
+        <w:rPr>
+          <w:lang w:val="en-US"/>
+        </w:rPr>
+      </w:pPr>
+      <w:r>
+        <w:rPr>
+          <w:lang w:val="en-US"/>
+        </w:rPr>
+        <w:t>Memory Usage:</w:t>
+      </w:r>
+    </w:p>
+    <w:p>
+      <w:pPr>
+        <w:rPr>
+          <w:lang w:val="en-US"/>
+        </w:rPr>
+      </w:pPr>
+      <w:r>
+        <w:rPr>
+          <w:lang w:val="en-US"/>
+        </w:rPr>
+        <w:drawing>
+          <wp:inline distT="0" distB="0" distL="0" distR="0" wp14:anchorId="67C0EABB" wp14:editId="77F870ED">
+            <wp:extent cx="5760720" cy="1442085"/>
+            <wp:effectExtent l="0" t="0" r="0" b="5715"/>
+            <wp:docPr id="1669437963" name="Grafik 1" descr="Ein Bild, das Screenshot, Text, Schrift enthält.&#10;&#10;KI-generierte Inhalte können fehlerhaft sein."/>
+            <wp:cNvGraphicFramePr>
+              <a:graphicFrameLocks xmlns:a="http://schemas.openxmlformats.org/drawingml/2006/main" noChangeAspect="1"/>
+            </wp:cNvGraphicFramePr>
+            <a:graphic xmlns:a="http://schemas.openxmlformats.org/drawingml/2006/main">
+              <a:graphicData uri="http://schemas.openxmlformats.org/drawingml/2006/picture">
+                <pic:pic xmlns:pic="http://schemas.openxmlformats.org/drawingml/2006/picture">
+                  <pic:nvPicPr>
+                    <pic:cNvPr id="1669437963" name="Grafik 1" descr="Ein Bild, das Screenshot, Text, Schrift enthält.&#10;&#10;KI-generierte Inhalte können fehlerhaft sein."/>
+                    <pic:cNvPicPr/>
+                  </pic:nvPicPr>
+                  <pic:blipFill>
+                    <a:blip r:embed="rId11"/>
+                    <a:stretch>
+                      <a:fillRect/>
+                    </a:stretch>
+                  </pic:blipFill>
+                  <pic:spPr>
+                    <a:xfrm>
+                      <a:off x="0" y="0"/>
+                      <a:ext cx="5760720" cy="1442085"/>
+                    </a:xfrm>
+                    <a:prstGeom prst="rect">
+                      <a:avLst/>
+                    </a:prstGeom>
+                  </pic:spPr>
+                </pic:pic>
+              </a:graphicData>
+            </a:graphic>
+          </wp:inline>
+        </w:drawing>
+      </w:r>
+    </w:p>
+    <w:p>
+      <w:pPr>
+        <w:rPr>
+          <w:lang w:val="en-US"/>
+        </w:rPr>
+      </w:pPr>
+      <w:r>
+        <w:rPr>
+          <w:lang w:val="en-US"/>
+        </w:rPr>
+        <w:t>Runtime:</w:t>
+      </w:r>
+    </w:p>
+    <w:p>
+      <w:pPr>
+        <w:rPr>
+          <w:lang w:val="en-US"/>
+        </w:rPr>
+      </w:pPr>
+      <w:r>
+        <w:rPr>
+          <w:lang w:val="en-US"/>
+        </w:rPr>
+        <w:drawing>
+          <wp:inline distT="0" distB="0" distL="0" distR="0" wp14:anchorId="0A3B696E" wp14:editId="64238737">
+            <wp:extent cx="5760720" cy="1408430"/>
+            <wp:effectExtent l="0" t="0" r="0" b="1270"/>
+            <wp:docPr id="798071320" name="Grafik 1" descr="Ein Bild, das Screenshot, Text, Schrift enthält.&#10;&#10;KI-generierte Inhalte können fehlerhaft sein."/>
+            <wp:cNvGraphicFramePr>
+              <a:graphicFrameLocks xmlns:a="http://schemas.openxmlformats.org/drawingml/2006/main" noChangeAspect="1"/>
+            </wp:cNvGraphicFramePr>
+            <a:graphic xmlns:a="http://schemas.openxmlformats.org/drawingml/2006/main">
+              <a:graphicData uri="http://schemas.openxmlformats.org/drawingml/2006/picture">
+                <pic:pic xmlns:pic="http://schemas.openxmlformats.org/drawingml/2006/picture">
+                  <pic:nvPicPr>
+                    <pic:cNvPr id="798071320" name="Grafik 1" descr="Ein Bild, das Screenshot, Text, Schrift enthält.&#10;&#10;KI-generierte Inhalte können fehlerhaft sein."/>
+                    <pic:cNvPicPr/>
+                  </pic:nvPicPr>
+                  <pic:blipFill>
+                    <a:blip r:embed="rId12"/>
+                    <a:stretch>
+                      <a:fillRect/>
+                    </a:stretch>
+                  </pic:blipFill>
+                  <pic:spPr>
+                    <a:xfrm>
+                      <a:off x="0" y="0"/>
+                      <a:ext cx="5760720" cy="1408430"/>
+                    </a:xfrm>
+                    <a:prstGeom prst="rect">
+                      <a:avLst/>
+                    </a:prstGeom>
+                  </pic:spPr>
+                </pic:pic>
+              </a:graphicData>
+            </a:graphic>
+          </wp:inline>
+        </w:drawing>
+      </w:r>
     </w:p>
     <w:p>
       <w:pPr>
@@ -2244,21 +7876,102 @@
           <w:numId w:val="8"/>
         </w:numPr>
         <w:rPr>
-          <w:lang w:val="en-US"/>
-        </w:rPr>
-      </w:pPr>
-      <w:r>
-        <w:rPr>
+          <w:b/>
+          <w:bCs/>
+          <w:lang w:val="en-US"/>
+        </w:rPr>
+      </w:pPr>
+      <w:r>
+        <w:rPr>
+          <w:b/>
+          <w:bCs/>
           <w:lang w:val="en-US"/>
         </w:rPr>
         <w:t>Possible improvements in future</w:t>
+      </w:r>
+    </w:p>
+    <w:p>
+      <w:pPr>
+        <w:rPr>
+          <w:lang w:val="en-US"/>
+        </w:rPr>
+      </w:pPr>
+      <w:r>
+        <w:rPr>
+          <w:lang w:val="en-US"/>
+        </w:rPr>
+        <w:t>In the future, this project could be improved by adding more advanced heuristics and support for larger puzzles like the 15-puzzle.</w:t>
+      </w:r>
+      <w:r>
+        <w:rPr>
+          <w:lang w:val="en-US"/>
+        </w:rPr>
+        <w:t xml:space="preserve"> </w:t>
+      </w:r>
+      <w:r>
+        <w:rPr>
+          <w:lang w:val="en-US"/>
+        </w:rPr>
+        <w:t>It would also be interesting to optimize the memory usage, since A* can use a lot of space for bigger boards.</w:t>
+      </w:r>
+      <w:r>
+        <w:rPr>
+          <w:lang w:val="en-US"/>
+        </w:rPr>
+        <w:br/>
+      </w:r>
+      <w:r>
+        <w:rPr>
+          <w:lang w:val="en-US"/>
+        </w:rPr>
+        <w:br/>
+        <w:t xml:space="preserve">The GUI could be made more </w:t>
+      </w:r>
+      <w:r>
+        <w:rPr>
+          <w:lang w:val="en-US"/>
+        </w:rPr>
+        <w:t xml:space="preserve">fun </w:t>
+      </w:r>
+      <w:r>
+        <w:rPr>
+          <w:lang w:val="en-US"/>
+        </w:rPr>
+        <w:t xml:space="preserve">with </w:t>
+      </w:r>
+      <w:r>
+        <w:rPr>
+          <w:lang w:val="en-US"/>
+        </w:rPr>
+        <w:t>newer</w:t>
+      </w:r>
+      <w:r>
+        <w:rPr>
+          <w:lang w:val="en-US"/>
+        </w:rPr>
+        <w:t xml:space="preserve"> animations and live statistics.</w:t>
+      </w:r>
+      <w:r>
+        <w:rPr>
+          <w:lang w:val="en-US"/>
+        </w:rPr>
+        <w:t xml:space="preserve"> </w:t>
+      </w:r>
+      <w:r>
+        <w:rPr>
+          <w:lang w:val="en-US"/>
+        </w:rPr>
+        <w:t>Lastly, running the benchmark in parallel and allowing the puzzle size to change dynamically would make the program faster and more flexible.</w:t>
       </w:r>
     </w:p>
     <w:sectPr>
-      <w:headerReference w:type="default" r:id="rId10"/>
+      <w:headerReference w:type="default" r:id="rId13"/>
+      <w:footerReference w:type="default" r:id="rId14"/>
+      <w:headerReference w:type="first" r:id="rId15"/>
       <w:pgSz w:w="11906" w:h="16838"/>
       <w:pgMar w:top="1417" w:right="1417" w:bottom="1134" w:left="1417" w:header="708" w:footer="708" w:gutter="0"/>
       <w:cols w:space="708"/>
+      <w:titlePg/>
       <w:docGrid w:linePitch="360"/>
     </w:sectPr>
   </w:body>
@@ -2288,6 +8001,51 @@
     </w:p>
   </w:endnote>
 </w:endnotes>
+</file>
+
+<file path=word/footer1.xml><?xml version="1.0" encoding="utf-8"?>
+<w:ftr xmlns:wpc="http://schemas.microsoft.com/office/word/2010/wordprocessingCanvas" xmlns:cx="http://schemas.microsoft.com/office/drawing/2014/chartex" xmlns:cx1="http://schemas.microsoft.com/office/drawing/2015/9/8/chartex" xmlns:cx2="http://schemas.microsoft.com/office/drawing/2015/10/21/chartex" xmlns:cx3="http://schemas.microsoft.com/office/drawing/2016/5/9/chartex" xmlns:cx4="http://schemas.microsoft.com/office/drawing/2016/5/10/chartex" xmlns:cx5="http://schemas.microsoft.com/office/drawing/2016/5/11/chartex" xmlns:cx6="http://schemas.microsoft.com/office/drawing/2016/5/12/chartex" xmlns:cx7="http://schemas.microsoft.com/office/drawing/2016/5/13/chartex" xmlns:cx8="http://schemas.microsoft.com/office/drawing/2016/5/14/chartex" xmlns:mc="http://schemas.openxmlformats.org/markup-compatibility/2006" xmlns:aink="http://schemas.microsoft.com/office/drawing/2016/ink" xmlns:am3d="http://schemas.microsoft.com/office/drawing/2017/model3d" xmlns:o="urn:schemas-microsoft-com:office:office" xmlns:oel="http://schemas.microsoft.com/office/2019/extlst" xmlns:r="http://schemas.openxmlformats.org/officeDocument/2006/relationships" xmlns:m="http://schemas.openxmlformats.org/officeDocument/2006/math" xmlns:v="urn:schemas-microsoft-com:vml" xmlns:wp14="http://schemas.microsoft.com/office/word/2010/wordprocessingDrawing" xmlns:wp="http://schemas.openxmlformats.org/drawingml/2006/wordprocessingDrawing" xmlns:w10="urn:schemas-microsoft-com:office:word" xmlns:w="http://schemas.openxmlformats.org/wordprocessingml/2006/main" xmlns:w14="http://schemas.microsoft.com/office/word/2010/wordml" xmlns:w15="http://schemas.microsoft.com/office/word/2012/wordml" xmlns:w16cex="http://schemas.microsoft.com/office/word/2018/wordml/cex" xmlns:w16cid="http://schemas.microsoft.com/office/word/2016/wordml/cid" xmlns:w16="http://schemas.microsoft.com/office/word/2018/wordml" xmlns:w16du="http://schemas.microsoft.com/office/word/2023/wordml/word16du" xmlns:w16sdtdh="http://schemas.microsoft.com/office/word/2020/wordml/sdtdatahash" xmlns:w16sdtfl="http://schemas.microsoft.com/office/word/2024/wordml/sdtformatlock" xmlns:w16se="http://schemas.microsoft.com/office/word/2015/wordml/symex" xmlns:wpg="http://schemas.microsoft.com/office/word/2010/wordprocessingGroup" xmlns:wpi="http://schemas.microsoft.com/office/word/2010/wordprocessingInk" xmlns:wne="http://schemas.microsoft.com/office/word/2006/wordml" xmlns:wps="http://schemas.microsoft.com/office/word/2010/wordprocessingShape" mc:Ignorable="w14 w15 w16se w16cid w16 w16cex w16sdtdh w16sdtfl w16du wp14">
+  <w:sdt>
+    <w:sdtPr>
+      <w:id w:val="2120869127"/>
+      <w:docPartObj>
+        <w:docPartGallery w:val="Page Numbers (Bottom of Page)"/>
+        <w:docPartUnique/>
+      </w:docPartObj>
+    </w:sdtPr>
+    <w:sdtContent>
+      <w:p>
+        <w:pPr>
+          <w:pStyle w:val="Fuzeile"/>
+          <w:jc w:val="right"/>
+        </w:pPr>
+        <w:r>
+          <w:fldChar w:fldCharType="begin"/>
+        </w:r>
+        <w:r>
+          <w:instrText>PAGE   \* MERGEFORMAT</w:instrText>
+        </w:r>
+        <w:r>
+          <w:fldChar w:fldCharType="separate"/>
+        </w:r>
+        <w:r>
+          <w:rPr>
+            <w:lang w:val="de-DE"/>
+          </w:rPr>
+          <w:t>2</w:t>
+        </w:r>
+        <w:r>
+          <w:fldChar w:fldCharType="end"/>
+        </w:r>
+      </w:p>
+    </w:sdtContent>
+  </w:sdt>
+  <w:p>
+    <w:pPr>
+      <w:pStyle w:val="Fuzeile"/>
+    </w:pPr>
+  </w:p>
+</w:ftr>
 </file>
 
 <file path=word/footnotes.xml><?xml version="1.0" encoding="utf-8"?>
@@ -2392,98 +8150,897 @@
 </w:hdr>
 </file>
 
+<file path=word/header2.xml><?xml version="1.0" encoding="utf-8"?>
+<w:hdr xmlns:wpc="http://schemas.microsoft.com/office/word/2010/wordprocessingCanvas" xmlns:cx="http://schemas.microsoft.com/office/drawing/2014/chartex" xmlns:cx1="http://schemas.microsoft.com/office/drawing/2015/9/8/chartex" xmlns:cx2="http://schemas.microsoft.com/office/drawing/2015/10/21/chartex" xmlns:cx3="http://schemas.microsoft.com/office/drawing/2016/5/9/chartex" xmlns:cx4="http://schemas.microsoft.com/office/drawing/2016/5/10/chartex" xmlns:cx5="http://schemas.microsoft.com/office/drawing/2016/5/11/chartex" xmlns:cx6="http://schemas.microsoft.com/office/drawing/2016/5/12/chartex" xmlns:cx7="http://schemas.microsoft.com/office/drawing/2016/5/13/chartex" xmlns:cx8="http://schemas.microsoft.com/office/drawing/2016/5/14/chartex" xmlns:mc="http://schemas.openxmlformats.org/markup-compatibility/2006" xmlns:aink="http://schemas.microsoft.com/office/drawing/2016/ink" xmlns:am3d="http://schemas.microsoft.com/office/drawing/2017/model3d" xmlns:o="urn:schemas-microsoft-com:office:office" xmlns:oel="http://schemas.microsoft.com/office/2019/extlst" xmlns:r="http://schemas.openxmlformats.org/officeDocument/2006/relationships" xmlns:m="http://schemas.openxmlformats.org/officeDocument/2006/math" xmlns:v="urn:schemas-microsoft-com:vml" xmlns:wp14="http://schemas.microsoft.com/office/word/2010/wordprocessingDrawing" xmlns:wp="http://schemas.openxmlformats.org/drawingml/2006/wordprocessingDrawing" xmlns:w10="urn:schemas-microsoft-com:office:word" xmlns:w="http://schemas.openxmlformats.org/wordprocessingml/2006/main" xmlns:w14="http://schemas.microsoft.com/office/word/2010/wordml" xmlns:w15="http://schemas.microsoft.com/office/word/2012/wordml" xmlns:w16cex="http://schemas.microsoft.com/office/word/2018/wordml/cex" xmlns:w16cid="http://schemas.microsoft.com/office/word/2016/wordml/cid" xmlns:w16="http://schemas.microsoft.com/office/word/2018/wordml" xmlns:w16du="http://schemas.microsoft.com/office/word/2023/wordml/word16du" xmlns:w16sdtdh="http://schemas.microsoft.com/office/word/2020/wordml/sdtdatahash" xmlns:w16sdtfl="http://schemas.microsoft.com/office/word/2024/wordml/sdtformatlock" xmlns:w16se="http://schemas.microsoft.com/office/word/2015/wordml/symex" xmlns:wpg="http://schemas.microsoft.com/office/word/2010/wordprocessingGroup" xmlns:wpi="http://schemas.microsoft.com/office/word/2010/wordprocessingInk" xmlns:wne="http://schemas.microsoft.com/office/word/2006/wordml" xmlns:wps="http://schemas.microsoft.com/office/word/2010/wordprocessingShape" mc:Ignorable="w14 w15 w16se w16cid w16 w16cex w16sdtdh w16sdtfl w16du wp14">
+  <w:p>
+    <w:pPr>
+      <w:pStyle w:val="Kopfzeile"/>
+    </w:pPr>
+    <w:r>
+      <w:rPr>
+        <w:noProof/>
+      </w:rPr>
+      <w:drawing>
+        <wp:anchor distT="0" distB="0" distL="114300" distR="114300" simplePos="0" relativeHeight="251661312" behindDoc="0" locked="0" layoutInCell="1" allowOverlap="1" wp14:anchorId="4F3779C5" wp14:editId="7E198C7A">
+          <wp:simplePos x="0" y="0"/>
+          <wp:positionH relativeFrom="column">
+            <wp:posOffset>-895350</wp:posOffset>
+          </wp:positionH>
+          <wp:positionV relativeFrom="paragraph">
+            <wp:posOffset>-457835</wp:posOffset>
+          </wp:positionV>
+          <wp:extent cx="1779270" cy="874395"/>
+          <wp:effectExtent l="0" t="0" r="0" b="1905"/>
+          <wp:wrapTopAndBottom/>
+          <wp:docPr id="488074870" name="Grafik 1" descr="Ein Bild, das Schrift, Text, Logo, Grafiken enthält.&#10;&#10;KI-generierte Inhalte können fehlerhaft sein."/>
+          <wp:cNvGraphicFramePr>
+            <a:graphicFrameLocks xmlns:a="http://schemas.openxmlformats.org/drawingml/2006/main" noChangeAspect="1"/>
+          </wp:cNvGraphicFramePr>
+          <a:graphic xmlns:a="http://schemas.openxmlformats.org/drawingml/2006/main">
+            <a:graphicData uri="http://schemas.openxmlformats.org/drawingml/2006/picture">
+              <pic:pic xmlns:pic="http://schemas.openxmlformats.org/drawingml/2006/picture">
+                <pic:nvPicPr>
+                  <pic:cNvPr id="573485346" name="Grafik 1" descr="Ein Bild, das Schrift, Text, Logo, Grafiken enthält.&#10;&#10;KI-generierte Inhalte können fehlerhaft sein."/>
+                  <pic:cNvPicPr>
+                    <a:picLocks noChangeAspect="1" noChangeArrowheads="1"/>
+                  </pic:cNvPicPr>
+                </pic:nvPicPr>
+                <pic:blipFill>
+                  <a:blip r:embed="rId1">
+                    <a:extLst>
+                      <a:ext uri="{28A0092B-C50C-407E-A947-70E740481C1C}">
+                        <a14:useLocalDpi xmlns:a14="http://schemas.microsoft.com/office/drawing/2010/main" val="0"/>
+                      </a:ext>
+                    </a:extLst>
+                  </a:blip>
+                  <a:srcRect/>
+                  <a:stretch>
+                    <a:fillRect/>
+                  </a:stretch>
+                </pic:blipFill>
+                <pic:spPr bwMode="auto">
+                  <a:xfrm>
+                    <a:off x="0" y="0"/>
+                    <a:ext cx="1779270" cy="874395"/>
+                  </a:xfrm>
+                  <a:prstGeom prst="rect">
+                    <a:avLst/>
+                  </a:prstGeom>
+                  <a:noFill/>
+                  <a:ln>
+                    <a:noFill/>
+                  </a:ln>
+                </pic:spPr>
+              </pic:pic>
+            </a:graphicData>
+          </a:graphic>
+          <wp14:sizeRelH relativeFrom="margin">
+            <wp14:pctWidth>0</wp14:pctWidth>
+          </wp14:sizeRelH>
+          <wp14:sizeRelV relativeFrom="margin">
+            <wp14:pctHeight>0</wp14:pctHeight>
+          </wp14:sizeRelV>
+        </wp:anchor>
+      </w:drawing>
+    </w:r>
+  </w:p>
+</w:hdr>
+</file>
+
 <file path=word/numbering.xml><?xml version="1.0" encoding="utf-8"?>
 <w:numbering xmlns:wpc="http://schemas.microsoft.com/office/word/2010/wordprocessingCanvas" xmlns:cx="http://schemas.microsoft.com/office/drawing/2014/chartex" xmlns:cx1="http://schemas.microsoft.com/office/drawing/2015/9/8/chartex" xmlns:cx2="http://schemas.microsoft.com/office/drawing/2015/10/21/chartex" xmlns:cx3="http://schemas.microsoft.com/office/drawing/2016/5/9/chartex" xmlns:cx4="http://schemas.microsoft.com/office/drawing/2016/5/10/chartex" xmlns:cx5="http://schemas.microsoft.com/office/drawing/2016/5/11/chartex" xmlns:cx6="http://schemas.microsoft.com/office/drawing/2016/5/12/chartex" xmlns:cx7="http://schemas.microsoft.com/office/drawing/2016/5/13/chartex" xmlns:cx8="http://schemas.microsoft.com/office/drawing/2016/5/14/chartex" xmlns:mc="http://schemas.openxmlformats.org/markup-compatibility/2006" xmlns:aink="http://schemas.microsoft.com/office/drawing/2016/ink" xmlns:am3d="http://schemas.microsoft.com/office/drawing/2017/model3d" xmlns:o="urn:schemas-microsoft-com:office:office" xmlns:oel="http://schemas.microsoft.com/office/2019/extlst" xmlns:r="http://schemas.openxmlformats.org/officeDocument/2006/relationships" xmlns:m="http://schemas.openxmlformats.org/officeDocument/2006/math" xmlns:v="urn:schemas-microsoft-com:vml" xmlns:wp14="http://schemas.microsoft.com/office/word/2010/wordprocessingDrawing" xmlns:wp="http://schemas.openxmlformats.org/drawingml/2006/wordprocessingDrawing" xmlns:w10="urn:schemas-microsoft-com:office:word" xmlns:w="http://schemas.openxmlformats.org/wordprocessingml/2006/main" xmlns:w14="http://schemas.microsoft.com/office/word/2010/wordml" xmlns:w15="http://schemas.microsoft.com/office/word/2012/wordml" xmlns:w16cex="http://schemas.microsoft.com/office/word/2018/wordml/cex" xmlns:w16cid="http://schemas.microsoft.com/office/word/2016/wordml/cid" xmlns:w16="http://schemas.microsoft.com/office/word/2018/wordml" xmlns:w16du="http://schemas.microsoft.com/office/word/2023/wordml/word16du" xmlns:w16sdtdh="http://schemas.microsoft.com/office/word/2020/wordml/sdtdatahash" xmlns:w16sdtfl="http://schemas.microsoft.com/office/word/2024/wordml/sdtformatlock" xmlns:w16se="http://schemas.microsoft.com/office/word/2015/wordml/symex" xmlns:wpg="http://schemas.microsoft.com/office/word/2010/wordprocessingGroup" xmlns:wpi="http://schemas.microsoft.com/office/word/2010/wordprocessingInk" xmlns:wne="http://schemas.microsoft.com/office/word/2006/wordml" xmlns:wps="http://schemas.microsoft.com/office/word/2010/wordprocessingShape" mc:Ignorable="w14 w15 w16se w16cid w16 w16cex w16sdtdh w16sdtfl w16du wp14">
   <w:abstractNum w:abstractNumId="0" w15:restartNumberingAfterBreak="0">
-    <w:nsid w:val="177B02D6"/>
+    <w:nsid w:val="0AD42279"/>
+    <w:multiLevelType w:val="multilevel"/>
+    <w:tmpl w:val="868ACCDC"/>
+    <w:lvl w:ilvl="0">
+      <w:start w:val="1"/>
+      <w:numFmt w:val="bullet"/>
+      <w:lvlText w:val=""/>
+      <w:lvlJc w:val="left"/>
+      <w:pPr>
+        <w:tabs>
+          <w:tab w:val="num" w:pos="720"/>
+        </w:tabs>
+        <w:ind w:left="720" w:hanging="360"/>
+      </w:pPr>
+      <w:rPr>
+        <w:rFonts w:ascii="Symbol" w:hAnsi="Symbol" w:hint="default"/>
+        <w:sz w:val="20"/>
+      </w:rPr>
+    </w:lvl>
+    <w:lvl w:ilvl="1" w:tentative="1">
+      <w:start w:val="1"/>
+      <w:numFmt w:val="bullet"/>
+      <w:lvlText w:val="o"/>
+      <w:lvlJc w:val="left"/>
+      <w:pPr>
+        <w:tabs>
+          <w:tab w:val="num" w:pos="1440"/>
+        </w:tabs>
+        <w:ind w:left="1440" w:hanging="360"/>
+      </w:pPr>
+      <w:rPr>
+        <w:rFonts w:ascii="Courier New" w:hAnsi="Courier New" w:hint="default"/>
+        <w:sz w:val="20"/>
+      </w:rPr>
+    </w:lvl>
+    <w:lvl w:ilvl="2" w:tentative="1">
+      <w:start w:val="1"/>
+      <w:numFmt w:val="bullet"/>
+      <w:lvlText w:val=""/>
+      <w:lvlJc w:val="left"/>
+      <w:pPr>
+        <w:tabs>
+          <w:tab w:val="num" w:pos="2160"/>
+        </w:tabs>
+        <w:ind w:left="2160" w:hanging="360"/>
+      </w:pPr>
+      <w:rPr>
+        <w:rFonts w:ascii="Wingdings" w:hAnsi="Wingdings" w:hint="default"/>
+        <w:sz w:val="20"/>
+      </w:rPr>
+    </w:lvl>
+    <w:lvl w:ilvl="3" w:tentative="1">
+      <w:start w:val="1"/>
+      <w:numFmt w:val="bullet"/>
+      <w:lvlText w:val=""/>
+      <w:lvlJc w:val="left"/>
+      <w:pPr>
+        <w:tabs>
+          <w:tab w:val="num" w:pos="2880"/>
+        </w:tabs>
+        <w:ind w:left="2880" w:hanging="360"/>
+      </w:pPr>
+      <w:rPr>
+        <w:rFonts w:ascii="Wingdings" w:hAnsi="Wingdings" w:hint="default"/>
+        <w:sz w:val="20"/>
+      </w:rPr>
+    </w:lvl>
+    <w:lvl w:ilvl="4" w:tentative="1">
+      <w:start w:val="1"/>
+      <w:numFmt w:val="bullet"/>
+      <w:lvlText w:val=""/>
+      <w:lvlJc w:val="left"/>
+      <w:pPr>
+        <w:tabs>
+          <w:tab w:val="num" w:pos="3600"/>
+        </w:tabs>
+        <w:ind w:left="3600" w:hanging="360"/>
+      </w:pPr>
+      <w:rPr>
+        <w:rFonts w:ascii="Wingdings" w:hAnsi="Wingdings" w:hint="default"/>
+        <w:sz w:val="20"/>
+      </w:rPr>
+    </w:lvl>
+    <w:lvl w:ilvl="5" w:tentative="1">
+      <w:start w:val="1"/>
+      <w:numFmt w:val="bullet"/>
+      <w:lvlText w:val=""/>
+      <w:lvlJc w:val="left"/>
+      <w:pPr>
+        <w:tabs>
+          <w:tab w:val="num" w:pos="4320"/>
+        </w:tabs>
+        <w:ind w:left="4320" w:hanging="360"/>
+      </w:pPr>
+      <w:rPr>
+        <w:rFonts w:ascii="Wingdings" w:hAnsi="Wingdings" w:hint="default"/>
+        <w:sz w:val="20"/>
+      </w:rPr>
+    </w:lvl>
+    <w:lvl w:ilvl="6" w:tentative="1">
+      <w:start w:val="1"/>
+      <w:numFmt w:val="bullet"/>
+      <w:lvlText w:val=""/>
+      <w:lvlJc w:val="left"/>
+      <w:pPr>
+        <w:tabs>
+          <w:tab w:val="num" w:pos="5040"/>
+        </w:tabs>
+        <w:ind w:left="5040" w:hanging="360"/>
+      </w:pPr>
+      <w:rPr>
+        <w:rFonts w:ascii="Wingdings" w:hAnsi="Wingdings" w:hint="default"/>
+        <w:sz w:val="20"/>
+      </w:rPr>
+    </w:lvl>
+    <w:lvl w:ilvl="7" w:tentative="1">
+      <w:start w:val="1"/>
+      <w:numFmt w:val="bullet"/>
+      <w:lvlText w:val=""/>
+      <w:lvlJc w:val="left"/>
+      <w:pPr>
+        <w:tabs>
+          <w:tab w:val="num" w:pos="5760"/>
+        </w:tabs>
+        <w:ind w:left="5760" w:hanging="360"/>
+      </w:pPr>
+      <w:rPr>
+        <w:rFonts w:ascii="Wingdings" w:hAnsi="Wingdings" w:hint="default"/>
+        <w:sz w:val="20"/>
+      </w:rPr>
+    </w:lvl>
+    <w:lvl w:ilvl="8" w:tentative="1">
+      <w:start w:val="1"/>
+      <w:numFmt w:val="bullet"/>
+      <w:lvlText w:val=""/>
+      <w:lvlJc w:val="left"/>
+      <w:pPr>
+        <w:tabs>
+          <w:tab w:val="num" w:pos="6480"/>
+        </w:tabs>
+        <w:ind w:left="6480" w:hanging="360"/>
+      </w:pPr>
+      <w:rPr>
+        <w:rFonts w:ascii="Wingdings" w:hAnsi="Wingdings" w:hint="default"/>
+        <w:sz w:val="20"/>
+      </w:rPr>
+    </w:lvl>
+  </w:abstractNum>
+  <w:abstractNum w:abstractNumId="1" w15:restartNumberingAfterBreak="0">
+    <w:nsid w:val="0D800F49"/>
     <w:multiLevelType w:val="hybridMultilevel"/>
-    <w:tmpl w:val="EAA8DF24"/>
-    <w:lvl w:ilvl="0" w:tplc="0C07000F">
+    <w:tmpl w:val="5D3643F8"/>
+    <w:lvl w:ilvl="0" w:tplc="0C070011">
       <w:start w:val="1"/>
       <w:numFmt w:val="decimal"/>
-      <w:lvlText w:val="%1."/>
-      <w:lvlJc w:val="left"/>
-      <w:pPr>
-        <w:ind w:left="720" w:hanging="360"/>
-      </w:pPr>
-      <w:rPr>
-        <w:rFonts w:hint="default"/>
-      </w:rPr>
-    </w:lvl>
-    <w:lvl w:ilvl="1" w:tplc="FFFFFFFF" w:tentative="1">
+      <w:lvlText w:val="%1)"/>
+      <w:lvlJc w:val="left"/>
+      <w:pPr>
+        <w:ind w:left="1080" w:hanging="360"/>
+      </w:pPr>
+    </w:lvl>
+    <w:lvl w:ilvl="1" w:tplc="0C070019" w:tentative="1">
       <w:start w:val="1"/>
       <w:numFmt w:val="lowerLetter"/>
       <w:lvlText w:val="%2."/>
       <w:lvlJc w:val="left"/>
       <w:pPr>
-        <w:ind w:left="1440" w:hanging="360"/>
-      </w:pPr>
-    </w:lvl>
-    <w:lvl w:ilvl="2" w:tplc="FFFFFFFF" w:tentative="1">
+        <w:ind w:left="1800" w:hanging="360"/>
+      </w:pPr>
+    </w:lvl>
+    <w:lvl w:ilvl="2" w:tplc="0C07001B" w:tentative="1">
       <w:start w:val="1"/>
       <w:numFmt w:val="lowerRoman"/>
       <w:lvlText w:val="%3."/>
       <w:lvlJc w:val="right"/>
       <w:pPr>
-        <w:ind w:left="2160" w:hanging="180"/>
-      </w:pPr>
-    </w:lvl>
-    <w:lvl w:ilvl="3" w:tplc="FFFFFFFF" w:tentative="1">
+        <w:ind w:left="2520" w:hanging="180"/>
+      </w:pPr>
+    </w:lvl>
+    <w:lvl w:ilvl="3" w:tplc="0C07000F" w:tentative="1">
       <w:start w:val="1"/>
       <w:numFmt w:val="decimal"/>
       <w:lvlText w:val="%4."/>
       <w:lvlJc w:val="left"/>
       <w:pPr>
-        <w:ind w:left="2880" w:hanging="360"/>
-      </w:pPr>
-    </w:lvl>
-    <w:lvl w:ilvl="4" w:tplc="FFFFFFFF" w:tentative="1">
+        <w:ind w:left="3240" w:hanging="360"/>
+      </w:pPr>
+    </w:lvl>
+    <w:lvl w:ilvl="4" w:tplc="0C070019" w:tentative="1">
       <w:start w:val="1"/>
       <w:numFmt w:val="lowerLetter"/>
       <w:lvlText w:val="%5."/>
       <w:lvlJc w:val="left"/>
       <w:pPr>
-        <w:ind w:left="3600" w:hanging="360"/>
-      </w:pPr>
-    </w:lvl>
-    <w:lvl w:ilvl="5" w:tplc="FFFFFFFF" w:tentative="1">
+        <w:ind w:left="3960" w:hanging="360"/>
+      </w:pPr>
+    </w:lvl>
+    <w:lvl w:ilvl="5" w:tplc="0C07001B" w:tentative="1">
       <w:start w:val="1"/>
       <w:numFmt w:val="lowerRoman"/>
       <w:lvlText w:val="%6."/>
       <w:lvlJc w:val="right"/>
       <w:pPr>
-        <w:ind w:left="4320" w:hanging="180"/>
-      </w:pPr>
-    </w:lvl>
-    <w:lvl w:ilvl="6" w:tplc="FFFFFFFF" w:tentative="1">
+        <w:ind w:left="4680" w:hanging="180"/>
+      </w:pPr>
+    </w:lvl>
+    <w:lvl w:ilvl="6" w:tplc="0C07000F" w:tentative="1">
       <w:start w:val="1"/>
       <w:numFmt w:val="decimal"/>
       <w:lvlText w:val="%7."/>
       <w:lvlJc w:val="left"/>
       <w:pPr>
-        <w:ind w:left="5040" w:hanging="360"/>
-      </w:pPr>
-    </w:lvl>
-    <w:lvl w:ilvl="7" w:tplc="FFFFFFFF" w:tentative="1">
+        <w:ind w:left="5400" w:hanging="360"/>
+      </w:pPr>
+    </w:lvl>
+    <w:lvl w:ilvl="7" w:tplc="0C070019" w:tentative="1">
       <w:start w:val="1"/>
       <w:numFmt w:val="lowerLetter"/>
       <w:lvlText w:val="%8."/>
       <w:lvlJc w:val="left"/>
       <w:pPr>
-        <w:ind w:left="5760" w:hanging="360"/>
-      </w:pPr>
-    </w:lvl>
-    <w:lvl w:ilvl="8" w:tplc="FFFFFFFF" w:tentative="1">
+        <w:ind w:left="6120" w:hanging="360"/>
+      </w:pPr>
+    </w:lvl>
+    <w:lvl w:ilvl="8" w:tplc="0C07001B" w:tentative="1">
       <w:start w:val="1"/>
       <w:numFmt w:val="lowerRoman"/>
       <w:lvlText w:val="%9."/>
       <w:lvlJc w:val="right"/>
       <w:pPr>
+        <w:ind w:left="6840" w:hanging="180"/>
+      </w:pPr>
+    </w:lvl>
+  </w:abstractNum>
+  <w:abstractNum w:abstractNumId="2" w15:restartNumberingAfterBreak="0">
+    <w:nsid w:val="0E770EC6"/>
+    <w:multiLevelType w:val="hybridMultilevel"/>
+    <w:tmpl w:val="D67CD856"/>
+    <w:lvl w:ilvl="0" w:tplc="18C6B55A">
+      <w:numFmt w:val="bullet"/>
+      <w:lvlText w:val=""/>
+      <w:lvlJc w:val="left"/>
+      <w:pPr>
+        <w:ind w:left="1080" w:hanging="360"/>
+      </w:pPr>
+      <w:rPr>
+        <w:rFonts w:ascii="Aptos" w:eastAsiaTheme="minorHAnsi" w:hAnsi="Aptos" w:cstheme="minorBidi" w:hint="default"/>
+      </w:rPr>
+    </w:lvl>
+    <w:lvl w:ilvl="1" w:tplc="0C070003" w:tentative="1">
+      <w:start w:val="1"/>
+      <w:numFmt w:val="bullet"/>
+      <w:lvlText w:val="o"/>
+      <w:lvlJc w:val="left"/>
+      <w:pPr>
+        <w:ind w:left="1800" w:hanging="360"/>
+      </w:pPr>
+      <w:rPr>
+        <w:rFonts w:ascii="Courier New" w:hAnsi="Courier New" w:cs="Courier New" w:hint="default"/>
+      </w:rPr>
+    </w:lvl>
+    <w:lvl w:ilvl="2" w:tplc="0C070005" w:tentative="1">
+      <w:start w:val="1"/>
+      <w:numFmt w:val="bullet"/>
+      <w:lvlText w:val=""/>
+      <w:lvlJc w:val="left"/>
+      <w:pPr>
+        <w:ind w:left="2520" w:hanging="360"/>
+      </w:pPr>
+      <w:rPr>
+        <w:rFonts w:ascii="Wingdings" w:hAnsi="Wingdings" w:hint="default"/>
+      </w:rPr>
+    </w:lvl>
+    <w:lvl w:ilvl="3" w:tplc="0C070001" w:tentative="1">
+      <w:start w:val="1"/>
+      <w:numFmt w:val="bullet"/>
+      <w:lvlText w:val=""/>
+      <w:lvlJc w:val="left"/>
+      <w:pPr>
+        <w:ind w:left="3240" w:hanging="360"/>
+      </w:pPr>
+      <w:rPr>
+        <w:rFonts w:ascii="Symbol" w:hAnsi="Symbol" w:hint="default"/>
+      </w:rPr>
+    </w:lvl>
+    <w:lvl w:ilvl="4" w:tplc="0C070003" w:tentative="1">
+      <w:start w:val="1"/>
+      <w:numFmt w:val="bullet"/>
+      <w:lvlText w:val="o"/>
+      <w:lvlJc w:val="left"/>
+      <w:pPr>
+        <w:ind w:left="3960" w:hanging="360"/>
+      </w:pPr>
+      <w:rPr>
+        <w:rFonts w:ascii="Courier New" w:hAnsi="Courier New" w:cs="Courier New" w:hint="default"/>
+      </w:rPr>
+    </w:lvl>
+    <w:lvl w:ilvl="5" w:tplc="0C070005" w:tentative="1">
+      <w:start w:val="1"/>
+      <w:numFmt w:val="bullet"/>
+      <w:lvlText w:val=""/>
+      <w:lvlJc w:val="left"/>
+      <w:pPr>
+        <w:ind w:left="4680" w:hanging="360"/>
+      </w:pPr>
+      <w:rPr>
+        <w:rFonts w:ascii="Wingdings" w:hAnsi="Wingdings" w:hint="default"/>
+      </w:rPr>
+    </w:lvl>
+    <w:lvl w:ilvl="6" w:tplc="0C070001" w:tentative="1">
+      <w:start w:val="1"/>
+      <w:numFmt w:val="bullet"/>
+      <w:lvlText w:val=""/>
+      <w:lvlJc w:val="left"/>
+      <w:pPr>
+        <w:ind w:left="5400" w:hanging="360"/>
+      </w:pPr>
+      <w:rPr>
+        <w:rFonts w:ascii="Symbol" w:hAnsi="Symbol" w:hint="default"/>
+      </w:rPr>
+    </w:lvl>
+    <w:lvl w:ilvl="7" w:tplc="0C070003" w:tentative="1">
+      <w:start w:val="1"/>
+      <w:numFmt w:val="bullet"/>
+      <w:lvlText w:val="o"/>
+      <w:lvlJc w:val="left"/>
+      <w:pPr>
+        <w:ind w:left="6120" w:hanging="360"/>
+      </w:pPr>
+      <w:rPr>
+        <w:rFonts w:ascii="Courier New" w:hAnsi="Courier New" w:cs="Courier New" w:hint="default"/>
+      </w:rPr>
+    </w:lvl>
+    <w:lvl w:ilvl="8" w:tplc="0C070005" w:tentative="1">
+      <w:start w:val="1"/>
+      <w:numFmt w:val="bullet"/>
+      <w:lvlText w:val=""/>
+      <w:lvlJc w:val="left"/>
+      <w:pPr>
+        <w:ind w:left="6840" w:hanging="360"/>
+      </w:pPr>
+      <w:rPr>
+        <w:rFonts w:ascii="Wingdings" w:hAnsi="Wingdings" w:hint="default"/>
+      </w:rPr>
+    </w:lvl>
+  </w:abstractNum>
+  <w:abstractNum w:abstractNumId="3" w15:restartNumberingAfterBreak="0">
+    <w:nsid w:val="10A12AB8"/>
+    <w:multiLevelType w:val="hybridMultilevel"/>
+    <w:tmpl w:val="6A62D17A"/>
+    <w:lvl w:ilvl="0" w:tplc="0C070001">
+      <w:start w:val="1"/>
+      <w:numFmt w:val="bullet"/>
+      <w:lvlText w:val=""/>
+      <w:lvlJc w:val="left"/>
+      <w:pPr>
+        <w:ind w:left="1080" w:hanging="360"/>
+      </w:pPr>
+      <w:rPr>
+        <w:rFonts w:ascii="Symbol" w:hAnsi="Symbol" w:hint="default"/>
+      </w:rPr>
+    </w:lvl>
+    <w:lvl w:ilvl="1" w:tplc="FFFFFFFF" w:tentative="1">
+      <w:start w:val="1"/>
+      <w:numFmt w:val="bullet"/>
+      <w:lvlText w:val="o"/>
+      <w:lvlJc w:val="left"/>
+      <w:pPr>
+        <w:ind w:left="1800" w:hanging="360"/>
+      </w:pPr>
+      <w:rPr>
+        <w:rFonts w:ascii="Courier New" w:hAnsi="Courier New" w:cs="Courier New" w:hint="default"/>
+      </w:rPr>
+    </w:lvl>
+    <w:lvl w:ilvl="2" w:tplc="FFFFFFFF" w:tentative="1">
+      <w:start w:val="1"/>
+      <w:numFmt w:val="bullet"/>
+      <w:lvlText w:val=""/>
+      <w:lvlJc w:val="left"/>
+      <w:pPr>
+        <w:ind w:left="2520" w:hanging="360"/>
+      </w:pPr>
+      <w:rPr>
+        <w:rFonts w:ascii="Wingdings" w:hAnsi="Wingdings" w:hint="default"/>
+      </w:rPr>
+    </w:lvl>
+    <w:lvl w:ilvl="3" w:tplc="FFFFFFFF" w:tentative="1">
+      <w:start w:val="1"/>
+      <w:numFmt w:val="bullet"/>
+      <w:lvlText w:val=""/>
+      <w:lvlJc w:val="left"/>
+      <w:pPr>
+        <w:ind w:left="3240" w:hanging="360"/>
+      </w:pPr>
+      <w:rPr>
+        <w:rFonts w:ascii="Symbol" w:hAnsi="Symbol" w:hint="default"/>
+      </w:rPr>
+    </w:lvl>
+    <w:lvl w:ilvl="4" w:tplc="FFFFFFFF" w:tentative="1">
+      <w:start w:val="1"/>
+      <w:numFmt w:val="bullet"/>
+      <w:lvlText w:val="o"/>
+      <w:lvlJc w:val="left"/>
+      <w:pPr>
+        <w:ind w:left="3960" w:hanging="360"/>
+      </w:pPr>
+      <w:rPr>
+        <w:rFonts w:ascii="Courier New" w:hAnsi="Courier New" w:cs="Courier New" w:hint="default"/>
+      </w:rPr>
+    </w:lvl>
+    <w:lvl w:ilvl="5" w:tplc="FFFFFFFF" w:tentative="1">
+      <w:start w:val="1"/>
+      <w:numFmt w:val="bullet"/>
+      <w:lvlText w:val=""/>
+      <w:lvlJc w:val="left"/>
+      <w:pPr>
+        <w:ind w:left="4680" w:hanging="360"/>
+      </w:pPr>
+      <w:rPr>
+        <w:rFonts w:ascii="Wingdings" w:hAnsi="Wingdings" w:hint="default"/>
+      </w:rPr>
+    </w:lvl>
+    <w:lvl w:ilvl="6" w:tplc="FFFFFFFF" w:tentative="1">
+      <w:start w:val="1"/>
+      <w:numFmt w:val="bullet"/>
+      <w:lvlText w:val=""/>
+      <w:lvlJc w:val="left"/>
+      <w:pPr>
+        <w:ind w:left="5400" w:hanging="360"/>
+      </w:pPr>
+      <w:rPr>
+        <w:rFonts w:ascii="Symbol" w:hAnsi="Symbol" w:hint="default"/>
+      </w:rPr>
+    </w:lvl>
+    <w:lvl w:ilvl="7" w:tplc="FFFFFFFF" w:tentative="1">
+      <w:start w:val="1"/>
+      <w:numFmt w:val="bullet"/>
+      <w:lvlText w:val="o"/>
+      <w:lvlJc w:val="left"/>
+      <w:pPr>
+        <w:ind w:left="6120" w:hanging="360"/>
+      </w:pPr>
+      <w:rPr>
+        <w:rFonts w:ascii="Courier New" w:hAnsi="Courier New" w:cs="Courier New" w:hint="default"/>
+      </w:rPr>
+    </w:lvl>
+    <w:lvl w:ilvl="8" w:tplc="FFFFFFFF" w:tentative="1">
+      <w:start w:val="1"/>
+      <w:numFmt w:val="bullet"/>
+      <w:lvlText w:val=""/>
+      <w:lvlJc w:val="left"/>
+      <w:pPr>
+        <w:ind w:left="6840" w:hanging="360"/>
+      </w:pPr>
+      <w:rPr>
+        <w:rFonts w:ascii="Wingdings" w:hAnsi="Wingdings" w:hint="default"/>
+      </w:rPr>
+    </w:lvl>
+  </w:abstractNum>
+  <w:abstractNum w:abstractNumId="4" w15:restartNumberingAfterBreak="0">
+    <w:nsid w:val="12743297"/>
+    <w:multiLevelType w:val="multilevel"/>
+    <w:tmpl w:val="0C7648AE"/>
+    <w:lvl w:ilvl="0">
+      <w:start w:val="1"/>
+      <w:numFmt w:val="bullet"/>
+      <w:lvlText w:val=""/>
+      <w:lvlJc w:val="left"/>
+      <w:pPr>
+        <w:tabs>
+          <w:tab w:val="num" w:pos="720"/>
+        </w:tabs>
+        <w:ind w:left="720" w:hanging="360"/>
+      </w:pPr>
+      <w:rPr>
+        <w:rFonts w:ascii="Symbol" w:hAnsi="Symbol" w:hint="default"/>
+        <w:sz w:val="20"/>
+      </w:rPr>
+    </w:lvl>
+    <w:lvl w:ilvl="1" w:tentative="1">
+      <w:start w:val="1"/>
+      <w:numFmt w:val="bullet"/>
+      <w:lvlText w:val="o"/>
+      <w:lvlJc w:val="left"/>
+      <w:pPr>
+        <w:tabs>
+          <w:tab w:val="num" w:pos="1440"/>
+        </w:tabs>
+        <w:ind w:left="1440" w:hanging="360"/>
+      </w:pPr>
+      <w:rPr>
+        <w:rFonts w:ascii="Courier New" w:hAnsi="Courier New" w:hint="default"/>
+        <w:sz w:val="20"/>
+      </w:rPr>
+    </w:lvl>
+    <w:lvl w:ilvl="2" w:tentative="1">
+      <w:start w:val="1"/>
+      <w:numFmt w:val="bullet"/>
+      <w:lvlText w:val=""/>
+      <w:lvlJc w:val="left"/>
+      <w:pPr>
+        <w:tabs>
+          <w:tab w:val="num" w:pos="2160"/>
+        </w:tabs>
+        <w:ind w:left="2160" w:hanging="360"/>
+      </w:pPr>
+      <w:rPr>
+        <w:rFonts w:ascii="Wingdings" w:hAnsi="Wingdings" w:hint="default"/>
+        <w:sz w:val="20"/>
+      </w:rPr>
+    </w:lvl>
+    <w:lvl w:ilvl="3" w:tentative="1">
+      <w:start w:val="1"/>
+      <w:numFmt w:val="bullet"/>
+      <w:lvlText w:val=""/>
+      <w:lvlJc w:val="left"/>
+      <w:pPr>
+        <w:tabs>
+          <w:tab w:val="num" w:pos="2880"/>
+        </w:tabs>
+        <w:ind w:left="2880" w:hanging="360"/>
+      </w:pPr>
+      <w:rPr>
+        <w:rFonts w:ascii="Wingdings" w:hAnsi="Wingdings" w:hint="default"/>
+        <w:sz w:val="20"/>
+      </w:rPr>
+    </w:lvl>
+    <w:lvl w:ilvl="4" w:tentative="1">
+      <w:start w:val="1"/>
+      <w:numFmt w:val="bullet"/>
+      <w:lvlText w:val=""/>
+      <w:lvlJc w:val="left"/>
+      <w:pPr>
+        <w:tabs>
+          <w:tab w:val="num" w:pos="3600"/>
+        </w:tabs>
+        <w:ind w:left="3600" w:hanging="360"/>
+      </w:pPr>
+      <w:rPr>
+        <w:rFonts w:ascii="Wingdings" w:hAnsi="Wingdings" w:hint="default"/>
+        <w:sz w:val="20"/>
+      </w:rPr>
+    </w:lvl>
+    <w:lvl w:ilvl="5" w:tentative="1">
+      <w:start w:val="1"/>
+      <w:numFmt w:val="bullet"/>
+      <w:lvlText w:val=""/>
+      <w:lvlJc w:val="left"/>
+      <w:pPr>
+        <w:tabs>
+          <w:tab w:val="num" w:pos="4320"/>
+        </w:tabs>
+        <w:ind w:left="4320" w:hanging="360"/>
+      </w:pPr>
+      <w:rPr>
+        <w:rFonts w:ascii="Wingdings" w:hAnsi="Wingdings" w:hint="default"/>
+        <w:sz w:val="20"/>
+      </w:rPr>
+    </w:lvl>
+    <w:lvl w:ilvl="6" w:tentative="1">
+      <w:start w:val="1"/>
+      <w:numFmt w:val="bullet"/>
+      <w:lvlText w:val=""/>
+      <w:lvlJc w:val="left"/>
+      <w:pPr>
+        <w:tabs>
+          <w:tab w:val="num" w:pos="5040"/>
+        </w:tabs>
+        <w:ind w:left="5040" w:hanging="360"/>
+      </w:pPr>
+      <w:rPr>
+        <w:rFonts w:ascii="Wingdings" w:hAnsi="Wingdings" w:hint="default"/>
+        <w:sz w:val="20"/>
+      </w:rPr>
+    </w:lvl>
+    <w:lvl w:ilvl="7" w:tentative="1">
+      <w:start w:val="1"/>
+      <w:numFmt w:val="bullet"/>
+      <w:lvlText w:val=""/>
+      <w:lvlJc w:val="left"/>
+      <w:pPr>
+        <w:tabs>
+          <w:tab w:val="num" w:pos="5760"/>
+        </w:tabs>
+        <w:ind w:left="5760" w:hanging="360"/>
+      </w:pPr>
+      <w:rPr>
+        <w:rFonts w:ascii="Wingdings" w:hAnsi="Wingdings" w:hint="default"/>
+        <w:sz w:val="20"/>
+      </w:rPr>
+    </w:lvl>
+    <w:lvl w:ilvl="8" w:tentative="1">
+      <w:start w:val="1"/>
+      <w:numFmt w:val="bullet"/>
+      <w:lvlText w:val=""/>
+      <w:lvlJc w:val="left"/>
+      <w:pPr>
+        <w:tabs>
+          <w:tab w:val="num" w:pos="6480"/>
+        </w:tabs>
+        <w:ind w:left="6480" w:hanging="360"/>
+      </w:pPr>
+      <w:rPr>
+        <w:rFonts w:ascii="Wingdings" w:hAnsi="Wingdings" w:hint="default"/>
+        <w:sz w:val="20"/>
+      </w:rPr>
+    </w:lvl>
+  </w:abstractNum>
+  <w:abstractNum w:abstractNumId="5" w15:restartNumberingAfterBreak="0">
+    <w:nsid w:val="160166AF"/>
+    <w:multiLevelType w:val="hybridMultilevel"/>
+    <w:tmpl w:val="1F7090A8"/>
+    <w:lvl w:ilvl="0" w:tplc="0C070001">
+      <w:start w:val="1"/>
+      <w:numFmt w:val="bullet"/>
+      <w:lvlText w:val=""/>
+      <w:lvlJc w:val="left"/>
+      <w:pPr>
+        <w:ind w:left="720" w:hanging="360"/>
+      </w:pPr>
+      <w:rPr>
+        <w:rFonts w:ascii="Symbol" w:hAnsi="Symbol" w:hint="default"/>
+      </w:rPr>
+    </w:lvl>
+    <w:lvl w:ilvl="1" w:tplc="0C070003" w:tentative="1">
+      <w:start w:val="1"/>
+      <w:numFmt w:val="bullet"/>
+      <w:lvlText w:val="o"/>
+      <w:lvlJc w:val="left"/>
+      <w:pPr>
+        <w:ind w:left="1440" w:hanging="360"/>
+      </w:pPr>
+      <w:rPr>
+        <w:rFonts w:ascii="Courier New" w:hAnsi="Courier New" w:cs="Courier New" w:hint="default"/>
+      </w:rPr>
+    </w:lvl>
+    <w:lvl w:ilvl="2" w:tplc="0C070005" w:tentative="1">
+      <w:start w:val="1"/>
+      <w:numFmt w:val="bullet"/>
+      <w:lvlText w:val=""/>
+      <w:lvlJc w:val="left"/>
+      <w:pPr>
+        <w:ind w:left="2160" w:hanging="360"/>
+      </w:pPr>
+      <w:rPr>
+        <w:rFonts w:ascii="Wingdings" w:hAnsi="Wingdings" w:hint="default"/>
+      </w:rPr>
+    </w:lvl>
+    <w:lvl w:ilvl="3" w:tplc="0C070001" w:tentative="1">
+      <w:start w:val="1"/>
+      <w:numFmt w:val="bullet"/>
+      <w:lvlText w:val=""/>
+      <w:lvlJc w:val="left"/>
+      <w:pPr>
+        <w:ind w:left="2880" w:hanging="360"/>
+      </w:pPr>
+      <w:rPr>
+        <w:rFonts w:ascii="Symbol" w:hAnsi="Symbol" w:hint="default"/>
+      </w:rPr>
+    </w:lvl>
+    <w:lvl w:ilvl="4" w:tplc="0C070003" w:tentative="1">
+      <w:start w:val="1"/>
+      <w:numFmt w:val="bullet"/>
+      <w:lvlText w:val="o"/>
+      <w:lvlJc w:val="left"/>
+      <w:pPr>
+        <w:ind w:left="3600" w:hanging="360"/>
+      </w:pPr>
+      <w:rPr>
+        <w:rFonts w:ascii="Courier New" w:hAnsi="Courier New" w:cs="Courier New" w:hint="default"/>
+      </w:rPr>
+    </w:lvl>
+    <w:lvl w:ilvl="5" w:tplc="0C070005" w:tentative="1">
+      <w:start w:val="1"/>
+      <w:numFmt w:val="bullet"/>
+      <w:lvlText w:val=""/>
+      <w:lvlJc w:val="left"/>
+      <w:pPr>
+        <w:ind w:left="4320" w:hanging="360"/>
+      </w:pPr>
+      <w:rPr>
+        <w:rFonts w:ascii="Wingdings" w:hAnsi="Wingdings" w:hint="default"/>
+      </w:rPr>
+    </w:lvl>
+    <w:lvl w:ilvl="6" w:tplc="0C070001" w:tentative="1">
+      <w:start w:val="1"/>
+      <w:numFmt w:val="bullet"/>
+      <w:lvlText w:val=""/>
+      <w:lvlJc w:val="left"/>
+      <w:pPr>
+        <w:ind w:left="5040" w:hanging="360"/>
+      </w:pPr>
+      <w:rPr>
+        <w:rFonts w:ascii="Symbol" w:hAnsi="Symbol" w:hint="default"/>
+      </w:rPr>
+    </w:lvl>
+    <w:lvl w:ilvl="7" w:tplc="0C070003" w:tentative="1">
+      <w:start w:val="1"/>
+      <w:numFmt w:val="bullet"/>
+      <w:lvlText w:val="o"/>
+      <w:lvlJc w:val="left"/>
+      <w:pPr>
+        <w:ind w:left="5760" w:hanging="360"/>
+      </w:pPr>
+      <w:rPr>
+        <w:rFonts w:ascii="Courier New" w:hAnsi="Courier New" w:cs="Courier New" w:hint="default"/>
+      </w:rPr>
+    </w:lvl>
+    <w:lvl w:ilvl="8" w:tplc="0C070005" w:tentative="1">
+      <w:start w:val="1"/>
+      <w:numFmt w:val="bullet"/>
+      <w:lvlText w:val=""/>
+      <w:lvlJc w:val="left"/>
+      <w:pPr>
+        <w:ind w:left="6480" w:hanging="360"/>
+      </w:pPr>
+      <w:rPr>
+        <w:rFonts w:ascii="Wingdings" w:hAnsi="Wingdings" w:hint="default"/>
+      </w:rPr>
+    </w:lvl>
+  </w:abstractNum>
+  <w:abstractNum w:abstractNumId="6" w15:restartNumberingAfterBreak="0">
+    <w:nsid w:val="177B02D6"/>
+    <w:multiLevelType w:val="hybridMultilevel"/>
+    <w:tmpl w:val="11786CF4"/>
+    <w:lvl w:ilvl="0" w:tplc="0C07000F">
+      <w:start w:val="1"/>
+      <w:numFmt w:val="decimal"/>
+      <w:lvlText w:val="%1."/>
+      <w:lvlJc w:val="left"/>
+      <w:pPr>
+        <w:ind w:left="720" w:hanging="360"/>
+      </w:pPr>
+      <w:rPr>
+        <w:rFonts w:hint="default"/>
+      </w:rPr>
+    </w:lvl>
+    <w:lvl w:ilvl="1" w:tplc="FFFFFFFF" w:tentative="1">
+      <w:start w:val="1"/>
+      <w:numFmt w:val="lowerLetter"/>
+      <w:lvlText w:val="%2."/>
+      <w:lvlJc w:val="left"/>
+      <w:pPr>
+        <w:ind w:left="1440" w:hanging="360"/>
+      </w:pPr>
+    </w:lvl>
+    <w:lvl w:ilvl="2" w:tplc="FFFFFFFF" w:tentative="1">
+      <w:start w:val="1"/>
+      <w:numFmt w:val="lowerRoman"/>
+      <w:lvlText w:val="%3."/>
+      <w:lvlJc w:val="right"/>
+      <w:pPr>
+        <w:ind w:left="2160" w:hanging="180"/>
+      </w:pPr>
+    </w:lvl>
+    <w:lvl w:ilvl="3" w:tplc="FFFFFFFF" w:tentative="1">
+      <w:start w:val="1"/>
+      <w:numFmt w:val="decimal"/>
+      <w:lvlText w:val="%4."/>
+      <w:lvlJc w:val="left"/>
+      <w:pPr>
+        <w:ind w:left="2880" w:hanging="360"/>
+      </w:pPr>
+    </w:lvl>
+    <w:lvl w:ilvl="4" w:tplc="FFFFFFFF" w:tentative="1">
+      <w:start w:val="1"/>
+      <w:numFmt w:val="lowerLetter"/>
+      <w:lvlText w:val="%5."/>
+      <w:lvlJc w:val="left"/>
+      <w:pPr>
+        <w:ind w:left="3600" w:hanging="360"/>
+      </w:pPr>
+    </w:lvl>
+    <w:lvl w:ilvl="5" w:tplc="FFFFFFFF" w:tentative="1">
+      <w:start w:val="1"/>
+      <w:numFmt w:val="lowerRoman"/>
+      <w:lvlText w:val="%6."/>
+      <w:lvlJc w:val="right"/>
+      <w:pPr>
+        <w:ind w:left="4320" w:hanging="180"/>
+      </w:pPr>
+    </w:lvl>
+    <w:lvl w:ilvl="6" w:tplc="FFFFFFFF" w:tentative="1">
+      <w:start w:val="1"/>
+      <w:numFmt w:val="decimal"/>
+      <w:lvlText w:val="%7."/>
+      <w:lvlJc w:val="left"/>
+      <w:pPr>
+        <w:ind w:left="5040" w:hanging="360"/>
+      </w:pPr>
+    </w:lvl>
+    <w:lvl w:ilvl="7" w:tplc="FFFFFFFF" w:tentative="1">
+      <w:start w:val="1"/>
+      <w:numFmt w:val="lowerLetter"/>
+      <w:lvlText w:val="%8."/>
+      <w:lvlJc w:val="left"/>
+      <w:pPr>
+        <w:ind w:left="5760" w:hanging="360"/>
+      </w:pPr>
+    </w:lvl>
+    <w:lvl w:ilvl="8" w:tplc="FFFFFFFF" w:tentative="1">
+      <w:start w:val="1"/>
+      <w:numFmt w:val="lowerRoman"/>
+      <w:lvlText w:val="%9."/>
+      <w:lvlJc w:val="right"/>
+      <w:pPr>
         <w:ind w:left="6480" w:hanging="180"/>
       </w:pPr>
     </w:lvl>
   </w:abstractNum>
-  <w:abstractNum w:abstractNumId="1" w15:restartNumberingAfterBreak="0">
+  <w:abstractNum w:abstractNumId="7" w15:restartNumberingAfterBreak="0">
     <w:nsid w:val="21631609"/>
     <w:multiLevelType w:val="hybridMultilevel"/>
     <w:tmpl w:val="B5F04850"/>
@@ -2596,7 +9153,7 @@
       </w:rPr>
     </w:lvl>
   </w:abstractNum>
-  <w:abstractNum w:abstractNumId="2" w15:restartNumberingAfterBreak="0">
+  <w:abstractNum w:abstractNumId="8" w15:restartNumberingAfterBreak="0">
     <w:nsid w:val="249F3281"/>
     <w:multiLevelType w:val="hybridMultilevel"/>
     <w:tmpl w:val="CD2CA870"/>
@@ -2688,7 +9245,7 @@
       </w:pPr>
     </w:lvl>
   </w:abstractNum>
-  <w:abstractNum w:abstractNumId="3" w15:restartNumberingAfterBreak="0">
+  <w:abstractNum w:abstractNumId="9" w15:restartNumberingAfterBreak="0">
     <w:nsid w:val="25E3374D"/>
     <w:multiLevelType w:val="hybridMultilevel"/>
     <w:tmpl w:val="E29C2284"/>
@@ -2801,7 +9358,7 @@
       </w:rPr>
     </w:lvl>
   </w:abstractNum>
-  <w:abstractNum w:abstractNumId="4" w15:restartNumberingAfterBreak="0">
+  <w:abstractNum w:abstractNumId="10" w15:restartNumberingAfterBreak="0">
     <w:nsid w:val="264E3E84"/>
     <w:multiLevelType w:val="hybridMultilevel"/>
     <w:tmpl w:val="A41C46F8"/>
@@ -2890,7 +9447,7 @@
       </w:pPr>
     </w:lvl>
   </w:abstractNum>
-  <w:abstractNum w:abstractNumId="5" w15:restartNumberingAfterBreak="0">
+  <w:abstractNum w:abstractNumId="11" w15:restartNumberingAfterBreak="0">
     <w:nsid w:val="34670244"/>
     <w:multiLevelType w:val="hybridMultilevel"/>
     <w:tmpl w:val="2AE600D0"/>
@@ -2982,7 +9539,7 @@
       </w:pPr>
     </w:lvl>
   </w:abstractNum>
-  <w:abstractNum w:abstractNumId="6" w15:restartNumberingAfterBreak="0">
+  <w:abstractNum w:abstractNumId="12" w15:restartNumberingAfterBreak="0">
     <w:nsid w:val="42463C38"/>
     <w:multiLevelType w:val="hybridMultilevel"/>
     <w:tmpl w:val="D9D664F2"/>
@@ -3071,7 +9628,394 @@
       </w:pPr>
     </w:lvl>
   </w:abstractNum>
-  <w:abstractNum w:abstractNumId="7" w15:restartNumberingAfterBreak="0">
+  <w:abstractNum w:abstractNumId="13" w15:restartNumberingAfterBreak="0">
+    <w:nsid w:val="485F3B8D"/>
+    <w:multiLevelType w:val="hybridMultilevel"/>
+    <w:tmpl w:val="B2DA018A"/>
+    <w:lvl w:ilvl="0" w:tplc="0C070019">
+      <w:start w:val="1"/>
+      <w:numFmt w:val="lowerLetter"/>
+      <w:lvlText w:val="%1."/>
+      <w:lvlJc w:val="left"/>
+      <w:pPr>
+        <w:ind w:left="720" w:hanging="360"/>
+      </w:pPr>
+      <w:rPr>
+        <w:rFonts w:hint="default"/>
+      </w:rPr>
+    </w:lvl>
+    <w:lvl w:ilvl="1" w:tplc="0C070019" w:tentative="1">
+      <w:start w:val="1"/>
+      <w:numFmt w:val="lowerLetter"/>
+      <w:lvlText w:val="%2."/>
+      <w:lvlJc w:val="left"/>
+      <w:pPr>
+        <w:ind w:left="1440" w:hanging="360"/>
+      </w:pPr>
+    </w:lvl>
+    <w:lvl w:ilvl="2" w:tplc="0C07001B" w:tentative="1">
+      <w:start w:val="1"/>
+      <w:numFmt w:val="lowerRoman"/>
+      <w:lvlText w:val="%3."/>
+      <w:lvlJc w:val="right"/>
+      <w:pPr>
+        <w:ind w:left="2160" w:hanging="180"/>
+      </w:pPr>
+    </w:lvl>
+    <w:lvl w:ilvl="3" w:tplc="0C07000F" w:tentative="1">
+      <w:start w:val="1"/>
+      <w:numFmt w:val="decimal"/>
+      <w:lvlText w:val="%4."/>
+      <w:lvlJc w:val="left"/>
+      <w:pPr>
+        <w:ind w:left="2880" w:hanging="360"/>
+      </w:pPr>
+    </w:lvl>
+    <w:lvl w:ilvl="4" w:tplc="0C070019" w:tentative="1">
+      <w:start w:val="1"/>
+      <w:numFmt w:val="lowerLetter"/>
+      <w:lvlText w:val="%5."/>
+      <w:lvlJc w:val="left"/>
+      <w:pPr>
+        <w:ind w:left="3600" w:hanging="360"/>
+      </w:pPr>
+    </w:lvl>
+    <w:lvl w:ilvl="5" w:tplc="0C07001B" w:tentative="1">
+      <w:start w:val="1"/>
+      <w:numFmt w:val="lowerRoman"/>
+      <w:lvlText w:val="%6."/>
+      <w:lvlJc w:val="right"/>
+      <w:pPr>
+        <w:ind w:left="4320" w:hanging="180"/>
+      </w:pPr>
+    </w:lvl>
+    <w:lvl w:ilvl="6" w:tplc="0C07000F" w:tentative="1">
+      <w:start w:val="1"/>
+      <w:numFmt w:val="decimal"/>
+      <w:lvlText w:val="%7."/>
+      <w:lvlJc w:val="left"/>
+      <w:pPr>
+        <w:ind w:left="5040" w:hanging="360"/>
+      </w:pPr>
+    </w:lvl>
+    <w:lvl w:ilvl="7" w:tplc="0C070019" w:tentative="1">
+      <w:start w:val="1"/>
+      <w:numFmt w:val="lowerLetter"/>
+      <w:lvlText w:val="%8."/>
+      <w:lvlJc w:val="left"/>
+      <w:pPr>
+        <w:ind w:left="5760" w:hanging="360"/>
+      </w:pPr>
+    </w:lvl>
+    <w:lvl w:ilvl="8" w:tplc="0C07001B" w:tentative="1">
+      <w:start w:val="1"/>
+      <w:numFmt w:val="lowerRoman"/>
+      <w:lvlText w:val="%9."/>
+      <w:lvlJc w:val="right"/>
+      <w:pPr>
+        <w:ind w:left="6480" w:hanging="180"/>
+      </w:pPr>
+    </w:lvl>
+  </w:abstractNum>
+  <w:abstractNum w:abstractNumId="14" w15:restartNumberingAfterBreak="0">
+    <w:nsid w:val="49CD0D07"/>
+    <w:multiLevelType w:val="multilevel"/>
+    <w:tmpl w:val="F6FE11A6"/>
+    <w:lvl w:ilvl="0">
+      <w:start w:val="1"/>
+      <w:numFmt w:val="bullet"/>
+      <w:lvlText w:val=""/>
+      <w:lvlJc w:val="left"/>
+      <w:pPr>
+        <w:tabs>
+          <w:tab w:val="num" w:pos="720"/>
+        </w:tabs>
+        <w:ind w:left="720" w:hanging="360"/>
+      </w:pPr>
+      <w:rPr>
+        <w:rFonts w:ascii="Symbol" w:hAnsi="Symbol" w:hint="default"/>
+        <w:sz w:val="20"/>
+      </w:rPr>
+    </w:lvl>
+    <w:lvl w:ilvl="1" w:tentative="1">
+      <w:start w:val="1"/>
+      <w:numFmt w:val="bullet"/>
+      <w:lvlText w:val="o"/>
+      <w:lvlJc w:val="left"/>
+      <w:pPr>
+        <w:tabs>
+          <w:tab w:val="num" w:pos="1440"/>
+        </w:tabs>
+        <w:ind w:left="1440" w:hanging="360"/>
+      </w:pPr>
+      <w:rPr>
+        <w:rFonts w:ascii="Courier New" w:hAnsi="Courier New" w:hint="default"/>
+        <w:sz w:val="20"/>
+      </w:rPr>
+    </w:lvl>
+    <w:lvl w:ilvl="2" w:tentative="1">
+      <w:start w:val="1"/>
+      <w:numFmt w:val="bullet"/>
+      <w:lvlText w:val=""/>
+      <w:lvlJc w:val="left"/>
+      <w:pPr>
+        <w:tabs>
+          <w:tab w:val="num" w:pos="2160"/>
+        </w:tabs>
+        <w:ind w:left="2160" w:hanging="360"/>
+      </w:pPr>
+      <w:rPr>
+        <w:rFonts w:ascii="Wingdings" w:hAnsi="Wingdings" w:hint="default"/>
+        <w:sz w:val="20"/>
+      </w:rPr>
+    </w:lvl>
+    <w:lvl w:ilvl="3" w:tentative="1">
+      <w:start w:val="1"/>
+      <w:numFmt w:val="bullet"/>
+      <w:lvlText w:val=""/>
+      <w:lvlJc w:val="left"/>
+      <w:pPr>
+        <w:tabs>
+          <w:tab w:val="num" w:pos="2880"/>
+        </w:tabs>
+        <w:ind w:left="2880" w:hanging="360"/>
+      </w:pPr>
+      <w:rPr>
+        <w:rFonts w:ascii="Wingdings" w:hAnsi="Wingdings" w:hint="default"/>
+        <w:sz w:val="20"/>
+      </w:rPr>
+    </w:lvl>
+    <w:lvl w:ilvl="4" w:tentative="1">
+      <w:start w:val="1"/>
+      <w:numFmt w:val="bullet"/>
+      <w:lvlText w:val=""/>
+      <w:lvlJc w:val="left"/>
+      <w:pPr>
+        <w:tabs>
+          <w:tab w:val="num" w:pos="3600"/>
+        </w:tabs>
+        <w:ind w:left="3600" w:hanging="360"/>
+      </w:pPr>
+      <w:rPr>
+        <w:rFonts w:ascii="Wingdings" w:hAnsi="Wingdings" w:hint="default"/>
+        <w:sz w:val="20"/>
+      </w:rPr>
+    </w:lvl>
+    <w:lvl w:ilvl="5" w:tentative="1">
+      <w:start w:val="1"/>
+      <w:numFmt w:val="bullet"/>
+      <w:lvlText w:val=""/>
+      <w:lvlJc w:val="left"/>
+      <w:pPr>
+        <w:tabs>
+          <w:tab w:val="num" w:pos="4320"/>
+        </w:tabs>
+        <w:ind w:left="4320" w:hanging="360"/>
+      </w:pPr>
+      <w:rPr>
+        <w:rFonts w:ascii="Wingdings" w:hAnsi="Wingdings" w:hint="default"/>
+        <w:sz w:val="20"/>
+      </w:rPr>
+    </w:lvl>
+    <w:lvl w:ilvl="6" w:tentative="1">
+      <w:start w:val="1"/>
+      <w:numFmt w:val="bullet"/>
+      <w:lvlText w:val=""/>
+      <w:lvlJc w:val="left"/>
+      <w:pPr>
+        <w:tabs>
+          <w:tab w:val="num" w:pos="5040"/>
+        </w:tabs>
+        <w:ind w:left="5040" w:hanging="360"/>
+      </w:pPr>
+      <w:rPr>
+        <w:rFonts w:ascii="Wingdings" w:hAnsi="Wingdings" w:hint="default"/>
+        <w:sz w:val="20"/>
+      </w:rPr>
+    </w:lvl>
+    <w:lvl w:ilvl="7" w:tentative="1">
+      <w:start w:val="1"/>
+      <w:numFmt w:val="bullet"/>
+      <w:lvlText w:val=""/>
+      <w:lvlJc w:val="left"/>
+      <w:pPr>
+        <w:tabs>
+          <w:tab w:val="num" w:pos="5760"/>
+        </w:tabs>
+        <w:ind w:left="5760" w:hanging="360"/>
+      </w:pPr>
+      <w:rPr>
+        <w:rFonts w:ascii="Wingdings" w:hAnsi="Wingdings" w:hint="default"/>
+        <w:sz w:val="20"/>
+      </w:rPr>
+    </w:lvl>
+    <w:lvl w:ilvl="8" w:tentative="1">
+      <w:start w:val="1"/>
+      <w:numFmt w:val="bullet"/>
+      <w:lvlText w:val=""/>
+      <w:lvlJc w:val="left"/>
+      <w:pPr>
+        <w:tabs>
+          <w:tab w:val="num" w:pos="6480"/>
+        </w:tabs>
+        <w:ind w:left="6480" w:hanging="360"/>
+      </w:pPr>
+      <w:rPr>
+        <w:rFonts w:ascii="Wingdings" w:hAnsi="Wingdings" w:hint="default"/>
+        <w:sz w:val="20"/>
+      </w:rPr>
+    </w:lvl>
+  </w:abstractNum>
+  <w:abstractNum w:abstractNumId="15" w15:restartNumberingAfterBreak="0">
+    <w:nsid w:val="4B012289"/>
+    <w:multiLevelType w:val="multilevel"/>
+    <w:tmpl w:val="505E8E88"/>
+    <w:lvl w:ilvl="0">
+      <w:start w:val="1"/>
+      <w:numFmt w:val="bullet"/>
+      <w:lvlText w:val=""/>
+      <w:lvlJc w:val="left"/>
+      <w:pPr>
+        <w:tabs>
+          <w:tab w:val="num" w:pos="720"/>
+        </w:tabs>
+        <w:ind w:left="720" w:hanging="360"/>
+      </w:pPr>
+      <w:rPr>
+        <w:rFonts w:ascii="Symbol" w:hAnsi="Symbol" w:hint="default"/>
+        <w:sz w:val="20"/>
+      </w:rPr>
+    </w:lvl>
+    <w:lvl w:ilvl="1" w:tentative="1">
+      <w:start w:val="1"/>
+      <w:numFmt w:val="bullet"/>
+      <w:lvlText w:val="o"/>
+      <w:lvlJc w:val="left"/>
+      <w:pPr>
+        <w:tabs>
+          <w:tab w:val="num" w:pos="1440"/>
+        </w:tabs>
+        <w:ind w:left="1440" w:hanging="360"/>
+      </w:pPr>
+      <w:rPr>
+        <w:rFonts w:ascii="Courier New" w:hAnsi="Courier New" w:hint="default"/>
+        <w:sz w:val="20"/>
+      </w:rPr>
+    </w:lvl>
+    <w:lvl w:ilvl="2" w:tentative="1">
+      <w:start w:val="1"/>
+      <w:numFmt w:val="bullet"/>
+      <w:lvlText w:val=""/>
+      <w:lvlJc w:val="left"/>
+      <w:pPr>
+        <w:tabs>
+          <w:tab w:val="num" w:pos="2160"/>
+        </w:tabs>
+        <w:ind w:left="2160" w:hanging="360"/>
+      </w:pPr>
+      <w:rPr>
+        <w:rFonts w:ascii="Wingdings" w:hAnsi="Wingdings" w:hint="default"/>
+        <w:sz w:val="20"/>
+      </w:rPr>
+    </w:lvl>
+    <w:lvl w:ilvl="3" w:tentative="1">
+      <w:start w:val="1"/>
+      <w:numFmt w:val="bullet"/>
+      <w:lvlText w:val=""/>
+      <w:lvlJc w:val="left"/>
+      <w:pPr>
+        <w:tabs>
+          <w:tab w:val="num" w:pos="2880"/>
+        </w:tabs>
+        <w:ind w:left="2880" w:hanging="360"/>
+      </w:pPr>
+      <w:rPr>
+        <w:rFonts w:ascii="Wingdings" w:hAnsi="Wingdings" w:hint="default"/>
+        <w:sz w:val="20"/>
+      </w:rPr>
+    </w:lvl>
+    <w:lvl w:ilvl="4" w:tentative="1">
+      <w:start w:val="1"/>
+      <w:numFmt w:val="bullet"/>
+      <w:lvlText w:val=""/>
+      <w:lvlJc w:val="left"/>
+      <w:pPr>
+        <w:tabs>
+          <w:tab w:val="num" w:pos="3600"/>
+        </w:tabs>
+        <w:ind w:left="3600" w:hanging="360"/>
+      </w:pPr>
+      <w:rPr>
+        <w:rFonts w:ascii="Wingdings" w:hAnsi="Wingdings" w:hint="default"/>
+        <w:sz w:val="20"/>
+      </w:rPr>
+    </w:lvl>
+    <w:lvl w:ilvl="5" w:tentative="1">
+      <w:start w:val="1"/>
+      <w:numFmt w:val="bullet"/>
+      <w:lvlText w:val=""/>
+      <w:lvlJc w:val="left"/>
+      <w:pPr>
+        <w:tabs>
+          <w:tab w:val="num" w:pos="4320"/>
+        </w:tabs>
+        <w:ind w:left="4320" w:hanging="360"/>
+      </w:pPr>
+      <w:rPr>
+        <w:rFonts w:ascii="Wingdings" w:hAnsi="Wingdings" w:hint="default"/>
+        <w:sz w:val="20"/>
+      </w:rPr>
+    </w:lvl>
+    <w:lvl w:ilvl="6" w:tentative="1">
+      <w:start w:val="1"/>
+      <w:numFmt w:val="bullet"/>
+      <w:lvlText w:val=""/>
+      <w:lvlJc w:val="left"/>
+      <w:pPr>
+        <w:tabs>
+          <w:tab w:val="num" w:pos="5040"/>
+        </w:tabs>
+        <w:ind w:left="5040" w:hanging="360"/>
+      </w:pPr>
+      <w:rPr>
+        <w:rFonts w:ascii="Wingdings" w:hAnsi="Wingdings" w:hint="default"/>
+        <w:sz w:val="20"/>
+      </w:rPr>
+    </w:lvl>
+    <w:lvl w:ilvl="7" w:tentative="1">
+      <w:start w:val="1"/>
+      <w:numFmt w:val="bullet"/>
+      <w:lvlText w:val=""/>
+      <w:lvlJc w:val="left"/>
+      <w:pPr>
+        <w:tabs>
+          <w:tab w:val="num" w:pos="5760"/>
+        </w:tabs>
+        <w:ind w:left="5760" w:hanging="360"/>
+      </w:pPr>
+      <w:rPr>
+        <w:rFonts w:ascii="Wingdings" w:hAnsi="Wingdings" w:hint="default"/>
+        <w:sz w:val="20"/>
+      </w:rPr>
+    </w:lvl>
+    <w:lvl w:ilvl="8" w:tentative="1">
+      <w:start w:val="1"/>
+      <w:numFmt w:val="bullet"/>
+      <w:lvlText w:val=""/>
+      <w:lvlJc w:val="left"/>
+      <w:pPr>
+        <w:tabs>
+          <w:tab w:val="num" w:pos="6480"/>
+        </w:tabs>
+        <w:ind w:left="6480" w:hanging="360"/>
+      </w:pPr>
+      <w:rPr>
+        <w:rFonts w:ascii="Wingdings" w:hAnsi="Wingdings" w:hint="default"/>
+        <w:sz w:val="20"/>
+      </w:rPr>
+    </w:lvl>
+  </w:abstractNum>
+  <w:abstractNum w:abstractNumId="16" w15:restartNumberingAfterBreak="0">
     <w:nsid w:val="4C180A23"/>
     <w:multiLevelType w:val="hybridMultilevel"/>
     <w:tmpl w:val="4FD89802"/>
@@ -3160,7 +10104,305 @@
       </w:pPr>
     </w:lvl>
   </w:abstractNum>
-  <w:abstractNum w:abstractNumId="8" w15:restartNumberingAfterBreak="0">
+  <w:abstractNum w:abstractNumId="17" w15:restartNumberingAfterBreak="0">
+    <w:nsid w:val="53D26B68"/>
+    <w:multiLevelType w:val="multilevel"/>
+    <w:tmpl w:val="76D42012"/>
+    <w:lvl w:ilvl="0">
+      <w:start w:val="1"/>
+      <w:numFmt w:val="bullet"/>
+      <w:lvlText w:val=""/>
+      <w:lvlJc w:val="left"/>
+      <w:pPr>
+        <w:tabs>
+          <w:tab w:val="num" w:pos="720"/>
+        </w:tabs>
+        <w:ind w:left="720" w:hanging="360"/>
+      </w:pPr>
+      <w:rPr>
+        <w:rFonts w:ascii="Symbol" w:hAnsi="Symbol" w:hint="default"/>
+        <w:sz w:val="20"/>
+      </w:rPr>
+    </w:lvl>
+    <w:lvl w:ilvl="1" w:tentative="1">
+      <w:start w:val="1"/>
+      <w:numFmt w:val="bullet"/>
+      <w:lvlText w:val="o"/>
+      <w:lvlJc w:val="left"/>
+      <w:pPr>
+        <w:tabs>
+          <w:tab w:val="num" w:pos="1440"/>
+        </w:tabs>
+        <w:ind w:left="1440" w:hanging="360"/>
+      </w:pPr>
+      <w:rPr>
+        <w:rFonts w:ascii="Courier New" w:hAnsi="Courier New" w:hint="default"/>
+        <w:sz w:val="20"/>
+      </w:rPr>
+    </w:lvl>
+    <w:lvl w:ilvl="2" w:tentative="1">
+      <w:start w:val="1"/>
+      <w:numFmt w:val="bullet"/>
+      <w:lvlText w:val=""/>
+      <w:lvlJc w:val="left"/>
+      <w:pPr>
+        <w:tabs>
+          <w:tab w:val="num" w:pos="2160"/>
+        </w:tabs>
+        <w:ind w:left="2160" w:hanging="360"/>
+      </w:pPr>
+      <w:rPr>
+        <w:rFonts w:ascii="Wingdings" w:hAnsi="Wingdings" w:hint="default"/>
+        <w:sz w:val="20"/>
+      </w:rPr>
+    </w:lvl>
+    <w:lvl w:ilvl="3" w:tentative="1">
+      <w:start w:val="1"/>
+      <w:numFmt w:val="bullet"/>
+      <w:lvlText w:val=""/>
+      <w:lvlJc w:val="left"/>
+      <w:pPr>
+        <w:tabs>
+          <w:tab w:val="num" w:pos="2880"/>
+        </w:tabs>
+        <w:ind w:left="2880" w:hanging="360"/>
+      </w:pPr>
+      <w:rPr>
+        <w:rFonts w:ascii="Wingdings" w:hAnsi="Wingdings" w:hint="default"/>
+        <w:sz w:val="20"/>
+      </w:rPr>
+    </w:lvl>
+    <w:lvl w:ilvl="4" w:tentative="1">
+      <w:start w:val="1"/>
+      <w:numFmt w:val="bullet"/>
+      <w:lvlText w:val=""/>
+      <w:lvlJc w:val="left"/>
+      <w:pPr>
+        <w:tabs>
+          <w:tab w:val="num" w:pos="3600"/>
+        </w:tabs>
+        <w:ind w:left="3600" w:hanging="360"/>
+      </w:pPr>
+      <w:rPr>
+        <w:rFonts w:ascii="Wingdings" w:hAnsi="Wingdings" w:hint="default"/>
+        <w:sz w:val="20"/>
+      </w:rPr>
+    </w:lvl>
+    <w:lvl w:ilvl="5" w:tentative="1">
+      <w:start w:val="1"/>
+      <w:numFmt w:val="bullet"/>
+      <w:lvlText w:val=""/>
+      <w:lvlJc w:val="left"/>
+      <w:pPr>
+        <w:tabs>
+          <w:tab w:val="num" w:pos="4320"/>
+        </w:tabs>
+        <w:ind w:left="4320" w:hanging="360"/>
+      </w:pPr>
+      <w:rPr>
+        <w:rFonts w:ascii="Wingdings" w:hAnsi="Wingdings" w:hint="default"/>
+        <w:sz w:val="20"/>
+      </w:rPr>
+    </w:lvl>
+    <w:lvl w:ilvl="6" w:tentative="1">
+      <w:start w:val="1"/>
+      <w:numFmt w:val="bullet"/>
+      <w:lvlText w:val=""/>
+      <w:lvlJc w:val="left"/>
+      <w:pPr>
+        <w:tabs>
+          <w:tab w:val="num" w:pos="5040"/>
+        </w:tabs>
+        <w:ind w:left="5040" w:hanging="360"/>
+      </w:pPr>
+      <w:rPr>
+        <w:rFonts w:ascii="Wingdings" w:hAnsi="Wingdings" w:hint="default"/>
+        <w:sz w:val="20"/>
+      </w:rPr>
+    </w:lvl>
+    <w:lvl w:ilvl="7" w:tentative="1">
+      <w:start w:val="1"/>
+      <w:numFmt w:val="bullet"/>
+      <w:lvlText w:val=""/>
+      <w:lvlJc w:val="left"/>
+      <w:pPr>
+        <w:tabs>
+          <w:tab w:val="num" w:pos="5760"/>
+        </w:tabs>
+        <w:ind w:left="5760" w:hanging="360"/>
+      </w:pPr>
+      <w:rPr>
+        <w:rFonts w:ascii="Wingdings" w:hAnsi="Wingdings" w:hint="default"/>
+        <w:sz w:val="20"/>
+      </w:rPr>
+    </w:lvl>
+    <w:lvl w:ilvl="8" w:tentative="1">
+      <w:start w:val="1"/>
+      <w:numFmt w:val="bullet"/>
+      <w:lvlText w:val=""/>
+      <w:lvlJc w:val="left"/>
+      <w:pPr>
+        <w:tabs>
+          <w:tab w:val="num" w:pos="6480"/>
+        </w:tabs>
+        <w:ind w:left="6480" w:hanging="360"/>
+      </w:pPr>
+      <w:rPr>
+        <w:rFonts w:ascii="Wingdings" w:hAnsi="Wingdings" w:hint="default"/>
+        <w:sz w:val="20"/>
+      </w:rPr>
+    </w:lvl>
+  </w:abstractNum>
+  <w:abstractNum w:abstractNumId="18" w15:restartNumberingAfterBreak="0">
+    <w:nsid w:val="595E3CD2"/>
+    <w:multiLevelType w:val="multilevel"/>
+    <w:tmpl w:val="25CC6EF6"/>
+    <w:lvl w:ilvl="0">
+      <w:start w:val="1"/>
+      <w:numFmt w:val="bullet"/>
+      <w:lvlText w:val=""/>
+      <w:lvlJc w:val="left"/>
+      <w:pPr>
+        <w:tabs>
+          <w:tab w:val="num" w:pos="720"/>
+        </w:tabs>
+        <w:ind w:left="720" w:hanging="360"/>
+      </w:pPr>
+      <w:rPr>
+        <w:rFonts w:ascii="Symbol" w:hAnsi="Symbol" w:hint="default"/>
+        <w:sz w:val="20"/>
+      </w:rPr>
+    </w:lvl>
+    <w:lvl w:ilvl="1" w:tentative="1">
+      <w:start w:val="1"/>
+      <w:numFmt w:val="bullet"/>
+      <w:lvlText w:val="o"/>
+      <w:lvlJc w:val="left"/>
+      <w:pPr>
+        <w:tabs>
+          <w:tab w:val="num" w:pos="1440"/>
+        </w:tabs>
+        <w:ind w:left="1440" w:hanging="360"/>
+      </w:pPr>
+      <w:rPr>
+        <w:rFonts w:ascii="Courier New" w:hAnsi="Courier New" w:hint="default"/>
+        <w:sz w:val="20"/>
+      </w:rPr>
+    </w:lvl>
+    <w:lvl w:ilvl="2" w:tentative="1">
+      <w:start w:val="1"/>
+      <w:numFmt w:val="bullet"/>
+      <w:lvlText w:val=""/>
+      <w:lvlJc w:val="left"/>
+      <w:pPr>
+        <w:tabs>
+          <w:tab w:val="num" w:pos="2160"/>
+        </w:tabs>
+        <w:ind w:left="2160" w:hanging="360"/>
+      </w:pPr>
+      <w:rPr>
+        <w:rFonts w:ascii="Wingdings" w:hAnsi="Wingdings" w:hint="default"/>
+        <w:sz w:val="20"/>
+      </w:rPr>
+    </w:lvl>
+    <w:lvl w:ilvl="3" w:tentative="1">
+      <w:start w:val="1"/>
+      <w:numFmt w:val="bullet"/>
+      <w:lvlText w:val=""/>
+      <w:lvlJc w:val="left"/>
+      <w:pPr>
+        <w:tabs>
+          <w:tab w:val="num" w:pos="2880"/>
+        </w:tabs>
+        <w:ind w:left="2880" w:hanging="360"/>
+      </w:pPr>
+      <w:rPr>
+        <w:rFonts w:ascii="Wingdings" w:hAnsi="Wingdings" w:hint="default"/>
+        <w:sz w:val="20"/>
+      </w:rPr>
+    </w:lvl>
+    <w:lvl w:ilvl="4" w:tentative="1">
+      <w:start w:val="1"/>
+      <w:numFmt w:val="bullet"/>
+      <w:lvlText w:val=""/>
+      <w:lvlJc w:val="left"/>
+      <w:pPr>
+        <w:tabs>
+          <w:tab w:val="num" w:pos="3600"/>
+        </w:tabs>
+        <w:ind w:left="3600" w:hanging="360"/>
+      </w:pPr>
+      <w:rPr>
+        <w:rFonts w:ascii="Wingdings" w:hAnsi="Wingdings" w:hint="default"/>
+        <w:sz w:val="20"/>
+      </w:rPr>
+    </w:lvl>
+    <w:lvl w:ilvl="5" w:tentative="1">
+      <w:start w:val="1"/>
+      <w:numFmt w:val="bullet"/>
+      <w:lvlText w:val=""/>
+      <w:lvlJc w:val="left"/>
+      <w:pPr>
+        <w:tabs>
+          <w:tab w:val="num" w:pos="4320"/>
+        </w:tabs>
+        <w:ind w:left="4320" w:hanging="360"/>
+      </w:pPr>
+      <w:rPr>
+        <w:rFonts w:ascii="Wingdings" w:hAnsi="Wingdings" w:hint="default"/>
+        <w:sz w:val="20"/>
+      </w:rPr>
+    </w:lvl>
+    <w:lvl w:ilvl="6" w:tentative="1">
+      <w:start w:val="1"/>
+      <w:numFmt w:val="bullet"/>
+      <w:lvlText w:val=""/>
+      <w:lvlJc w:val="left"/>
+      <w:pPr>
+        <w:tabs>
+          <w:tab w:val="num" w:pos="5040"/>
+        </w:tabs>
+        <w:ind w:left="5040" w:hanging="360"/>
+      </w:pPr>
+      <w:rPr>
+        <w:rFonts w:ascii="Wingdings" w:hAnsi="Wingdings" w:hint="default"/>
+        <w:sz w:val="20"/>
+      </w:rPr>
+    </w:lvl>
+    <w:lvl w:ilvl="7" w:tentative="1">
+      <w:start w:val="1"/>
+      <w:numFmt w:val="bullet"/>
+      <w:lvlText w:val=""/>
+      <w:lvlJc w:val="left"/>
+      <w:pPr>
+        <w:tabs>
+          <w:tab w:val="num" w:pos="5760"/>
+        </w:tabs>
+        <w:ind w:left="5760" w:hanging="360"/>
+      </w:pPr>
+      <w:rPr>
+        <w:rFonts w:ascii="Wingdings" w:hAnsi="Wingdings" w:hint="default"/>
+        <w:sz w:val="20"/>
+      </w:rPr>
+    </w:lvl>
+    <w:lvl w:ilvl="8" w:tentative="1">
+      <w:start w:val="1"/>
+      <w:numFmt w:val="bullet"/>
+      <w:lvlText w:val=""/>
+      <w:lvlJc w:val="left"/>
+      <w:pPr>
+        <w:tabs>
+          <w:tab w:val="num" w:pos="6480"/>
+        </w:tabs>
+        <w:ind w:left="6480" w:hanging="360"/>
+      </w:pPr>
+      <w:rPr>
+        <w:rFonts w:ascii="Wingdings" w:hAnsi="Wingdings" w:hint="default"/>
+        <w:sz w:val="20"/>
+      </w:rPr>
+    </w:lvl>
+  </w:abstractNum>
+  <w:abstractNum w:abstractNumId="19" w15:restartNumberingAfterBreak="0">
     <w:nsid w:val="5B09310F"/>
     <w:multiLevelType w:val="hybridMultilevel"/>
     <w:tmpl w:val="A308E674"/>
@@ -3273,7 +10515,7 @@
       </w:rPr>
     </w:lvl>
   </w:abstractNum>
-  <w:abstractNum w:abstractNumId="9" w15:restartNumberingAfterBreak="0">
+  <w:abstractNum w:abstractNumId="20" w15:restartNumberingAfterBreak="0">
     <w:nsid w:val="623A0AA5"/>
     <w:multiLevelType w:val="hybridMultilevel"/>
     <w:tmpl w:val="0C14DE6E"/>
@@ -3386,7 +10628,7 @@
       </w:rPr>
     </w:lvl>
   </w:abstractNum>
-  <w:abstractNum w:abstractNumId="10" w15:restartNumberingAfterBreak="0">
+  <w:abstractNum w:abstractNumId="21" w15:restartNumberingAfterBreak="0">
     <w:nsid w:val="6BCF1FFD"/>
     <w:multiLevelType w:val="hybridMultilevel"/>
     <w:tmpl w:val="845C1CFC"/>
@@ -3475,38 +10717,454 @@
       </w:pPr>
     </w:lvl>
   </w:abstractNum>
+  <w:abstractNum w:abstractNumId="22" w15:restartNumberingAfterBreak="0">
+    <w:nsid w:val="6CDB6940"/>
+    <w:multiLevelType w:val="hybridMultilevel"/>
+    <w:tmpl w:val="B0CAA9A2"/>
+    <w:lvl w:ilvl="0" w:tplc="18C6B55A">
+      <w:numFmt w:val="bullet"/>
+      <w:lvlText w:val=""/>
+      <w:lvlJc w:val="left"/>
+      <w:pPr>
+        <w:ind w:left="720" w:hanging="360"/>
+      </w:pPr>
+      <w:rPr>
+        <w:rFonts w:ascii="Aptos" w:eastAsiaTheme="minorHAnsi" w:hAnsi="Aptos" w:cstheme="minorBidi" w:hint="default"/>
+      </w:rPr>
+    </w:lvl>
+    <w:lvl w:ilvl="1" w:tplc="0C070003" w:tentative="1">
+      <w:start w:val="1"/>
+      <w:numFmt w:val="bullet"/>
+      <w:lvlText w:val="o"/>
+      <w:lvlJc w:val="left"/>
+      <w:pPr>
+        <w:ind w:left="1440" w:hanging="360"/>
+      </w:pPr>
+      <w:rPr>
+        <w:rFonts w:ascii="Courier New" w:hAnsi="Courier New" w:cs="Courier New" w:hint="default"/>
+      </w:rPr>
+    </w:lvl>
+    <w:lvl w:ilvl="2" w:tplc="0C070005" w:tentative="1">
+      <w:start w:val="1"/>
+      <w:numFmt w:val="bullet"/>
+      <w:lvlText w:val=""/>
+      <w:lvlJc w:val="left"/>
+      <w:pPr>
+        <w:ind w:left="2160" w:hanging="360"/>
+      </w:pPr>
+      <w:rPr>
+        <w:rFonts w:ascii="Wingdings" w:hAnsi="Wingdings" w:hint="default"/>
+      </w:rPr>
+    </w:lvl>
+    <w:lvl w:ilvl="3" w:tplc="0C070001" w:tentative="1">
+      <w:start w:val="1"/>
+      <w:numFmt w:val="bullet"/>
+      <w:lvlText w:val=""/>
+      <w:lvlJc w:val="left"/>
+      <w:pPr>
+        <w:ind w:left="2880" w:hanging="360"/>
+      </w:pPr>
+      <w:rPr>
+        <w:rFonts w:ascii="Symbol" w:hAnsi="Symbol" w:hint="default"/>
+      </w:rPr>
+    </w:lvl>
+    <w:lvl w:ilvl="4" w:tplc="0C070003" w:tentative="1">
+      <w:start w:val="1"/>
+      <w:numFmt w:val="bullet"/>
+      <w:lvlText w:val="o"/>
+      <w:lvlJc w:val="left"/>
+      <w:pPr>
+        <w:ind w:left="3600" w:hanging="360"/>
+      </w:pPr>
+      <w:rPr>
+        <w:rFonts w:ascii="Courier New" w:hAnsi="Courier New" w:cs="Courier New" w:hint="default"/>
+      </w:rPr>
+    </w:lvl>
+    <w:lvl w:ilvl="5" w:tplc="0C070005" w:tentative="1">
+      <w:start w:val="1"/>
+      <w:numFmt w:val="bullet"/>
+      <w:lvlText w:val=""/>
+      <w:lvlJc w:val="left"/>
+      <w:pPr>
+        <w:ind w:left="4320" w:hanging="360"/>
+      </w:pPr>
+      <w:rPr>
+        <w:rFonts w:ascii="Wingdings" w:hAnsi="Wingdings" w:hint="default"/>
+      </w:rPr>
+    </w:lvl>
+    <w:lvl w:ilvl="6" w:tplc="0C070001" w:tentative="1">
+      <w:start w:val="1"/>
+      <w:numFmt w:val="bullet"/>
+      <w:lvlText w:val=""/>
+      <w:lvlJc w:val="left"/>
+      <w:pPr>
+        <w:ind w:left="5040" w:hanging="360"/>
+      </w:pPr>
+      <w:rPr>
+        <w:rFonts w:ascii="Symbol" w:hAnsi="Symbol" w:hint="default"/>
+      </w:rPr>
+    </w:lvl>
+    <w:lvl w:ilvl="7" w:tplc="0C070003" w:tentative="1">
+      <w:start w:val="1"/>
+      <w:numFmt w:val="bullet"/>
+      <w:lvlText w:val="o"/>
+      <w:lvlJc w:val="left"/>
+      <w:pPr>
+        <w:ind w:left="5760" w:hanging="360"/>
+      </w:pPr>
+      <w:rPr>
+        <w:rFonts w:ascii="Courier New" w:hAnsi="Courier New" w:cs="Courier New" w:hint="default"/>
+      </w:rPr>
+    </w:lvl>
+    <w:lvl w:ilvl="8" w:tplc="0C070005" w:tentative="1">
+      <w:start w:val="1"/>
+      <w:numFmt w:val="bullet"/>
+      <w:lvlText w:val=""/>
+      <w:lvlJc w:val="left"/>
+      <w:pPr>
+        <w:ind w:left="6480" w:hanging="360"/>
+      </w:pPr>
+      <w:rPr>
+        <w:rFonts w:ascii="Wingdings" w:hAnsi="Wingdings" w:hint="default"/>
+      </w:rPr>
+    </w:lvl>
+  </w:abstractNum>
+  <w:abstractNum w:abstractNumId="23" w15:restartNumberingAfterBreak="0">
+    <w:nsid w:val="6FD91DC7"/>
+    <w:multiLevelType w:val="hybridMultilevel"/>
+    <w:tmpl w:val="332EE4C2"/>
+    <w:lvl w:ilvl="0" w:tplc="D96C7F32">
+      <w:start w:val="1"/>
+      <w:numFmt w:val="bullet"/>
+      <w:lvlText w:val="-"/>
+      <w:lvlJc w:val="left"/>
+      <w:pPr>
+        <w:ind w:left="720" w:hanging="360"/>
+      </w:pPr>
+      <w:rPr>
+        <w:rFonts w:ascii="Aptos" w:eastAsiaTheme="minorHAnsi" w:hAnsi="Aptos" w:cstheme="minorBidi" w:hint="default"/>
+      </w:rPr>
+    </w:lvl>
+    <w:lvl w:ilvl="1" w:tplc="0C070003" w:tentative="1">
+      <w:start w:val="1"/>
+      <w:numFmt w:val="bullet"/>
+      <w:lvlText w:val="o"/>
+      <w:lvlJc w:val="left"/>
+      <w:pPr>
+        <w:ind w:left="1440" w:hanging="360"/>
+      </w:pPr>
+      <w:rPr>
+        <w:rFonts w:ascii="Courier New" w:hAnsi="Courier New" w:cs="Courier New" w:hint="default"/>
+      </w:rPr>
+    </w:lvl>
+    <w:lvl w:ilvl="2" w:tplc="0C070005" w:tentative="1">
+      <w:start w:val="1"/>
+      <w:numFmt w:val="bullet"/>
+      <w:lvlText w:val=""/>
+      <w:lvlJc w:val="left"/>
+      <w:pPr>
+        <w:ind w:left="2160" w:hanging="360"/>
+      </w:pPr>
+      <w:rPr>
+        <w:rFonts w:ascii="Wingdings" w:hAnsi="Wingdings" w:hint="default"/>
+      </w:rPr>
+    </w:lvl>
+    <w:lvl w:ilvl="3" w:tplc="0C070001" w:tentative="1">
+      <w:start w:val="1"/>
+      <w:numFmt w:val="bullet"/>
+      <w:lvlText w:val=""/>
+      <w:lvlJc w:val="left"/>
+      <w:pPr>
+        <w:ind w:left="2880" w:hanging="360"/>
+      </w:pPr>
+      <w:rPr>
+        <w:rFonts w:ascii="Symbol" w:hAnsi="Symbol" w:hint="default"/>
+      </w:rPr>
+    </w:lvl>
+    <w:lvl w:ilvl="4" w:tplc="0C070003" w:tentative="1">
+      <w:start w:val="1"/>
+      <w:numFmt w:val="bullet"/>
+      <w:lvlText w:val="o"/>
+      <w:lvlJc w:val="left"/>
+      <w:pPr>
+        <w:ind w:left="3600" w:hanging="360"/>
+      </w:pPr>
+      <w:rPr>
+        <w:rFonts w:ascii="Courier New" w:hAnsi="Courier New" w:cs="Courier New" w:hint="default"/>
+      </w:rPr>
+    </w:lvl>
+    <w:lvl w:ilvl="5" w:tplc="0C070005" w:tentative="1">
+      <w:start w:val="1"/>
+      <w:numFmt w:val="bullet"/>
+      <w:lvlText w:val=""/>
+      <w:lvlJc w:val="left"/>
+      <w:pPr>
+        <w:ind w:left="4320" w:hanging="360"/>
+      </w:pPr>
+      <w:rPr>
+        <w:rFonts w:ascii="Wingdings" w:hAnsi="Wingdings" w:hint="default"/>
+      </w:rPr>
+    </w:lvl>
+    <w:lvl w:ilvl="6" w:tplc="0C070001" w:tentative="1">
+      <w:start w:val="1"/>
+      <w:numFmt w:val="bullet"/>
+      <w:lvlText w:val=""/>
+      <w:lvlJc w:val="left"/>
+      <w:pPr>
+        <w:ind w:left="5040" w:hanging="360"/>
+      </w:pPr>
+      <w:rPr>
+        <w:rFonts w:ascii="Symbol" w:hAnsi="Symbol" w:hint="default"/>
+      </w:rPr>
+    </w:lvl>
+    <w:lvl w:ilvl="7" w:tplc="0C070003" w:tentative="1">
+      <w:start w:val="1"/>
+      <w:numFmt w:val="bullet"/>
+      <w:lvlText w:val="o"/>
+      <w:lvlJc w:val="left"/>
+      <w:pPr>
+        <w:ind w:left="5760" w:hanging="360"/>
+      </w:pPr>
+      <w:rPr>
+        <w:rFonts w:ascii="Courier New" w:hAnsi="Courier New" w:cs="Courier New" w:hint="default"/>
+      </w:rPr>
+    </w:lvl>
+    <w:lvl w:ilvl="8" w:tplc="0C070005" w:tentative="1">
+      <w:start w:val="1"/>
+      <w:numFmt w:val="bullet"/>
+      <w:lvlText w:val=""/>
+      <w:lvlJc w:val="left"/>
+      <w:pPr>
+        <w:ind w:left="6480" w:hanging="360"/>
+      </w:pPr>
+      <w:rPr>
+        <w:rFonts w:ascii="Wingdings" w:hAnsi="Wingdings" w:hint="default"/>
+      </w:rPr>
+    </w:lvl>
+  </w:abstractNum>
+  <w:abstractNum w:abstractNumId="24" w15:restartNumberingAfterBreak="0">
+    <w:nsid w:val="70AC5680"/>
+    <w:multiLevelType w:val="multilevel"/>
+    <w:tmpl w:val="4BB268F4"/>
+    <w:lvl w:ilvl="0">
+      <w:start w:val="1"/>
+      <w:numFmt w:val="bullet"/>
+      <w:lvlText w:val=""/>
+      <w:lvlJc w:val="left"/>
+      <w:pPr>
+        <w:tabs>
+          <w:tab w:val="num" w:pos="720"/>
+        </w:tabs>
+        <w:ind w:left="720" w:hanging="360"/>
+      </w:pPr>
+      <w:rPr>
+        <w:rFonts w:ascii="Symbol" w:hAnsi="Symbol" w:hint="default"/>
+        <w:sz w:val="20"/>
+      </w:rPr>
+    </w:lvl>
+    <w:lvl w:ilvl="1" w:tentative="1">
+      <w:start w:val="1"/>
+      <w:numFmt w:val="bullet"/>
+      <w:lvlText w:val="o"/>
+      <w:lvlJc w:val="left"/>
+      <w:pPr>
+        <w:tabs>
+          <w:tab w:val="num" w:pos="1440"/>
+        </w:tabs>
+        <w:ind w:left="1440" w:hanging="360"/>
+      </w:pPr>
+      <w:rPr>
+        <w:rFonts w:ascii="Courier New" w:hAnsi="Courier New" w:hint="default"/>
+        <w:sz w:val="20"/>
+      </w:rPr>
+    </w:lvl>
+    <w:lvl w:ilvl="2" w:tentative="1">
+      <w:start w:val="1"/>
+      <w:numFmt w:val="bullet"/>
+      <w:lvlText w:val=""/>
+      <w:lvlJc w:val="left"/>
+      <w:pPr>
+        <w:tabs>
+          <w:tab w:val="num" w:pos="2160"/>
+        </w:tabs>
+        <w:ind w:left="2160" w:hanging="360"/>
+      </w:pPr>
+      <w:rPr>
+        <w:rFonts w:ascii="Wingdings" w:hAnsi="Wingdings" w:hint="default"/>
+        <w:sz w:val="20"/>
+      </w:rPr>
+    </w:lvl>
+    <w:lvl w:ilvl="3" w:tentative="1">
+      <w:start w:val="1"/>
+      <w:numFmt w:val="bullet"/>
+      <w:lvlText w:val=""/>
+      <w:lvlJc w:val="left"/>
+      <w:pPr>
+        <w:tabs>
+          <w:tab w:val="num" w:pos="2880"/>
+        </w:tabs>
+        <w:ind w:left="2880" w:hanging="360"/>
+      </w:pPr>
+      <w:rPr>
+        <w:rFonts w:ascii="Wingdings" w:hAnsi="Wingdings" w:hint="default"/>
+        <w:sz w:val="20"/>
+      </w:rPr>
+    </w:lvl>
+    <w:lvl w:ilvl="4" w:tentative="1">
+      <w:start w:val="1"/>
+      <w:numFmt w:val="bullet"/>
+      <w:lvlText w:val=""/>
+      <w:lvlJc w:val="left"/>
+      <w:pPr>
+        <w:tabs>
+          <w:tab w:val="num" w:pos="3600"/>
+        </w:tabs>
+        <w:ind w:left="3600" w:hanging="360"/>
+      </w:pPr>
+      <w:rPr>
+        <w:rFonts w:ascii="Wingdings" w:hAnsi="Wingdings" w:hint="default"/>
+        <w:sz w:val="20"/>
+      </w:rPr>
+    </w:lvl>
+    <w:lvl w:ilvl="5" w:tentative="1">
+      <w:start w:val="1"/>
+      <w:numFmt w:val="bullet"/>
+      <w:lvlText w:val=""/>
+      <w:lvlJc w:val="left"/>
+      <w:pPr>
+        <w:tabs>
+          <w:tab w:val="num" w:pos="4320"/>
+        </w:tabs>
+        <w:ind w:left="4320" w:hanging="360"/>
+      </w:pPr>
+      <w:rPr>
+        <w:rFonts w:ascii="Wingdings" w:hAnsi="Wingdings" w:hint="default"/>
+        <w:sz w:val="20"/>
+      </w:rPr>
+    </w:lvl>
+    <w:lvl w:ilvl="6" w:tentative="1">
+      <w:start w:val="1"/>
+      <w:numFmt w:val="bullet"/>
+      <w:lvlText w:val=""/>
+      <w:lvlJc w:val="left"/>
+      <w:pPr>
+        <w:tabs>
+          <w:tab w:val="num" w:pos="5040"/>
+        </w:tabs>
+        <w:ind w:left="5040" w:hanging="360"/>
+      </w:pPr>
+      <w:rPr>
+        <w:rFonts w:ascii="Wingdings" w:hAnsi="Wingdings" w:hint="default"/>
+        <w:sz w:val="20"/>
+      </w:rPr>
+    </w:lvl>
+    <w:lvl w:ilvl="7" w:tentative="1">
+      <w:start w:val="1"/>
+      <w:numFmt w:val="bullet"/>
+      <w:lvlText w:val=""/>
+      <w:lvlJc w:val="left"/>
+      <w:pPr>
+        <w:tabs>
+          <w:tab w:val="num" w:pos="5760"/>
+        </w:tabs>
+        <w:ind w:left="5760" w:hanging="360"/>
+      </w:pPr>
+      <w:rPr>
+        <w:rFonts w:ascii="Wingdings" w:hAnsi="Wingdings" w:hint="default"/>
+        <w:sz w:val="20"/>
+      </w:rPr>
+    </w:lvl>
+    <w:lvl w:ilvl="8" w:tentative="1">
+      <w:start w:val="1"/>
+      <w:numFmt w:val="bullet"/>
+      <w:lvlText w:val=""/>
+      <w:lvlJc w:val="left"/>
+      <w:pPr>
+        <w:tabs>
+          <w:tab w:val="num" w:pos="6480"/>
+        </w:tabs>
+        <w:ind w:left="6480" w:hanging="360"/>
+      </w:pPr>
+      <w:rPr>
+        <w:rFonts w:ascii="Wingdings" w:hAnsi="Wingdings" w:hint="default"/>
+        <w:sz w:val="20"/>
+      </w:rPr>
+    </w:lvl>
+  </w:abstractNum>
   <w:num w:numId="1" w16cid:durableId="2014913406">
+    <w:abstractNumId w:val="12"/>
+  </w:num>
+  <w:num w:numId="2" w16cid:durableId="1830631355">
+    <w:abstractNumId w:val="21"/>
+  </w:num>
+  <w:num w:numId="3" w16cid:durableId="1584417657">
+    <w:abstractNumId w:val="8"/>
+  </w:num>
+  <w:num w:numId="4" w16cid:durableId="296689790">
+    <w:abstractNumId w:val="16"/>
+  </w:num>
+  <w:num w:numId="5" w16cid:durableId="110126660">
+    <w:abstractNumId w:val="11"/>
+  </w:num>
+  <w:num w:numId="6" w16cid:durableId="1463113085">
+    <w:abstractNumId w:val="10"/>
+  </w:num>
+  <w:num w:numId="7" w16cid:durableId="1898197414">
+    <w:abstractNumId w:val="19"/>
+  </w:num>
+  <w:num w:numId="8" w16cid:durableId="1172373799">
+    <w:abstractNumId w:val="7"/>
+  </w:num>
+  <w:num w:numId="9" w16cid:durableId="186916625">
     <w:abstractNumId w:val="6"/>
   </w:num>
-  <w:num w:numId="2" w16cid:durableId="1830631355">
-    <w:abstractNumId w:val="10"/>
+  <w:num w:numId="10" w16cid:durableId="516431245">
+    <w:abstractNumId w:val="20"/>
   </w:num>
-  <w:num w:numId="3" w16cid:durableId="1584417657">
+  <w:num w:numId="11" w16cid:durableId="1734044715">
+    <w:abstractNumId w:val="9"/>
+  </w:num>
+  <w:num w:numId="12" w16cid:durableId="2118482550">
+    <w:abstractNumId w:val="13"/>
+  </w:num>
+  <w:num w:numId="13" w16cid:durableId="1283028486">
+    <w:abstractNumId w:val="17"/>
+  </w:num>
+  <w:num w:numId="14" w16cid:durableId="1724717636">
+    <w:abstractNumId w:val="4"/>
+  </w:num>
+  <w:num w:numId="15" w16cid:durableId="1563054856">
+    <w:abstractNumId w:val="5"/>
+  </w:num>
+  <w:num w:numId="16" w16cid:durableId="929123159">
+    <w:abstractNumId w:val="22"/>
+  </w:num>
+  <w:num w:numId="17" w16cid:durableId="1412317611">
     <w:abstractNumId w:val="2"/>
   </w:num>
-  <w:num w:numId="4" w16cid:durableId="296689790">
-    <w:abstractNumId w:val="7"/>
+  <w:num w:numId="18" w16cid:durableId="514149832">
+    <w:abstractNumId w:val="3"/>
   </w:num>
-  <w:num w:numId="5" w16cid:durableId="110126660">
-    <w:abstractNumId w:val="5"/>
+  <w:num w:numId="19" w16cid:durableId="600184815">
+    <w:abstractNumId w:val="23"/>
   </w:num>
-  <w:num w:numId="6" w16cid:durableId="1463113085">
-    <w:abstractNumId w:val="4"/>
-  </w:num>
-  <w:num w:numId="7" w16cid:durableId="1898197414">
-    <w:abstractNumId w:val="8"/>
-  </w:num>
-  <w:num w:numId="8" w16cid:durableId="1172373799">
+  <w:num w:numId="20" w16cid:durableId="1449201384">
     <w:abstractNumId w:val="1"/>
   </w:num>
-  <w:num w:numId="9" w16cid:durableId="186916625">
+  <w:num w:numId="21" w16cid:durableId="756750061">
+    <w:abstractNumId w:val="15"/>
+  </w:num>
+  <w:num w:numId="22" w16cid:durableId="476186612">
+    <w:abstractNumId w:val="18"/>
+  </w:num>
+  <w:num w:numId="23" w16cid:durableId="1693072936">
     <w:abstractNumId w:val="0"/>
   </w:num>
-  <w:num w:numId="10" w16cid:durableId="516431245">
-    <w:abstractNumId w:val="9"/>
+  <w:num w:numId="24" w16cid:durableId="1964270760">
+    <w:abstractNumId w:val="24"/>
   </w:num>
-  <w:num w:numId="11" w16cid:durableId="1734044715">
-    <w:abstractNumId w:val="3"/>
+  <w:num w:numId="25" w16cid:durableId="871040607">
+    <w:abstractNumId w:val="14"/>
   </w:num>
 </w:numbering>
 </file>
@@ -3911,6 +11569,7 @@
   <w:style w:type="paragraph" w:default="1" w:styleId="Standard">
     <w:name w:val="Normal"/>
     <w:qFormat/>
+    <w:rsid w:val="00A44434"/>
   </w:style>
   <w:style w:type="paragraph" w:styleId="berschrift1">
     <w:name w:val="heading 1"/>
@@ -4542,6 +12201,498 @@
       </w:tblBorders>
     </w:tblPr>
   </w:style>
+  <w:style w:type="table" w:styleId="Listentabelle3Akzent1">
+    <w:name w:val="List Table 3 Accent 1"/>
+    <w:basedOn w:val="NormaleTabelle"/>
+    <w:uiPriority w:val="48"/>
+    <w:rsid w:val="00347163"/>
+    <w:pPr>
+      <w:spacing w:after="0" w:line="240" w:lineRule="auto"/>
+    </w:pPr>
+    <w:tblPr>
+      <w:tblStyleRowBandSize w:val="1"/>
+      <w:tblStyleColBandSize w:val="1"/>
+      <w:tblBorders>
+        <w:top w:val="single" w:sz="4" w:space="0" w:color="156082" w:themeColor="accent1"/>
+        <w:left w:val="single" w:sz="4" w:space="0" w:color="156082" w:themeColor="accent1"/>
+        <w:bottom w:val="single" w:sz="4" w:space="0" w:color="156082" w:themeColor="accent1"/>
+        <w:right w:val="single" w:sz="4" w:space="0" w:color="156082" w:themeColor="accent1"/>
+      </w:tblBorders>
+    </w:tblPr>
+    <w:tblStylePr w:type="firstRow">
+      <w:rPr>
+        <w:b/>
+        <w:bCs/>
+        <w:color w:val="FFFFFF" w:themeColor="background1"/>
+      </w:rPr>
+      <w:tblPr/>
+      <w:tcPr>
+        <w:shd w:val="clear" w:color="auto" w:fill="156082" w:themeFill="accent1"/>
+      </w:tcPr>
+    </w:tblStylePr>
+    <w:tblStylePr w:type="lastRow">
+      <w:rPr>
+        <w:b/>
+        <w:bCs/>
+      </w:rPr>
+      <w:tblPr/>
+      <w:tcPr>
+        <w:tcBorders>
+          <w:top w:val="double" w:sz="4" w:space="0" w:color="156082" w:themeColor="accent1"/>
+        </w:tcBorders>
+        <w:shd w:val="clear" w:color="auto" w:fill="FFFFFF" w:themeFill="background1"/>
+      </w:tcPr>
+    </w:tblStylePr>
+    <w:tblStylePr w:type="firstCol">
+      <w:rPr>
+        <w:b/>
+        <w:bCs/>
+      </w:rPr>
+      <w:tblPr/>
+      <w:tcPr>
+        <w:tcBorders>
+          <w:right w:val="nil"/>
+        </w:tcBorders>
+        <w:shd w:val="clear" w:color="auto" w:fill="FFFFFF" w:themeFill="background1"/>
+      </w:tcPr>
+    </w:tblStylePr>
+    <w:tblStylePr w:type="lastCol">
+      <w:rPr>
+        <w:b/>
+        <w:bCs/>
+      </w:rPr>
+      <w:tblPr/>
+      <w:tcPr>
+        <w:tcBorders>
+          <w:left w:val="nil"/>
+        </w:tcBorders>
+        <w:shd w:val="clear" w:color="auto" w:fill="FFFFFF" w:themeFill="background1"/>
+      </w:tcPr>
+    </w:tblStylePr>
+    <w:tblStylePr w:type="band1Vert">
+      <w:tblPr/>
+      <w:tcPr>
+        <w:tcBorders>
+          <w:left w:val="single" w:sz="4" w:space="0" w:color="156082" w:themeColor="accent1"/>
+          <w:right w:val="single" w:sz="4" w:space="0" w:color="156082" w:themeColor="accent1"/>
+        </w:tcBorders>
+      </w:tcPr>
+    </w:tblStylePr>
+    <w:tblStylePr w:type="band1Horz">
+      <w:tblPr/>
+      <w:tcPr>
+        <w:tcBorders>
+          <w:top w:val="single" w:sz="4" w:space="0" w:color="156082" w:themeColor="accent1"/>
+          <w:bottom w:val="single" w:sz="4" w:space="0" w:color="156082" w:themeColor="accent1"/>
+          <w:insideH w:val="nil"/>
+        </w:tcBorders>
+      </w:tcPr>
+    </w:tblStylePr>
+    <w:tblStylePr w:type="neCell">
+      <w:tblPr/>
+      <w:tcPr>
+        <w:tcBorders>
+          <w:left w:val="nil"/>
+          <w:bottom w:val="nil"/>
+        </w:tcBorders>
+      </w:tcPr>
+    </w:tblStylePr>
+    <w:tblStylePr w:type="nwCell">
+      <w:tblPr/>
+      <w:tcPr>
+        <w:tcBorders>
+          <w:bottom w:val="nil"/>
+          <w:right w:val="nil"/>
+        </w:tcBorders>
+      </w:tcPr>
+    </w:tblStylePr>
+    <w:tblStylePr w:type="seCell">
+      <w:tblPr/>
+      <w:tcPr>
+        <w:tcBorders>
+          <w:top w:val="double" w:sz="4" w:space="0" w:color="156082" w:themeColor="accent1"/>
+          <w:left w:val="nil"/>
+        </w:tcBorders>
+      </w:tcPr>
+    </w:tblStylePr>
+    <w:tblStylePr w:type="swCell">
+      <w:tblPr/>
+      <w:tcPr>
+        <w:tcBorders>
+          <w:top w:val="double" w:sz="4" w:space="0" w:color="156082" w:themeColor="accent1"/>
+          <w:right w:val="nil"/>
+        </w:tcBorders>
+      </w:tcPr>
+    </w:tblStylePr>
+  </w:style>
+  <w:style w:type="table" w:styleId="Listentabelle4Akzent5">
+    <w:name w:val="List Table 4 Accent 5"/>
+    <w:basedOn w:val="NormaleTabelle"/>
+    <w:uiPriority w:val="49"/>
+    <w:rsid w:val="00347163"/>
+    <w:pPr>
+      <w:spacing w:after="0" w:line="240" w:lineRule="auto"/>
+    </w:pPr>
+    <w:tblPr>
+      <w:tblStyleRowBandSize w:val="1"/>
+      <w:tblStyleColBandSize w:val="1"/>
+      <w:tblBorders>
+        <w:top w:val="single" w:sz="4" w:space="0" w:color="D86DCB" w:themeColor="accent5" w:themeTint="99"/>
+        <w:left w:val="single" w:sz="4" w:space="0" w:color="D86DCB" w:themeColor="accent5" w:themeTint="99"/>
+        <w:bottom w:val="single" w:sz="4" w:space="0" w:color="D86DCB" w:themeColor="accent5" w:themeTint="99"/>
+        <w:right w:val="single" w:sz="4" w:space="0" w:color="D86DCB" w:themeColor="accent5" w:themeTint="99"/>
+        <w:insideH w:val="single" w:sz="4" w:space="0" w:color="D86DCB" w:themeColor="accent5" w:themeTint="99"/>
+      </w:tblBorders>
+    </w:tblPr>
+    <w:tblStylePr w:type="firstRow">
+      <w:rPr>
+        <w:b/>
+        <w:bCs/>
+        <w:color w:val="FFFFFF" w:themeColor="background1"/>
+      </w:rPr>
+      <w:tblPr/>
+      <w:tcPr>
+        <w:tcBorders>
+          <w:top w:val="single" w:sz="4" w:space="0" w:color="A02B93" w:themeColor="accent5"/>
+          <w:left w:val="single" w:sz="4" w:space="0" w:color="A02B93" w:themeColor="accent5"/>
+          <w:bottom w:val="single" w:sz="4" w:space="0" w:color="A02B93" w:themeColor="accent5"/>
+          <w:right w:val="single" w:sz="4" w:space="0" w:color="A02B93" w:themeColor="accent5"/>
+          <w:insideH w:val="nil"/>
+        </w:tcBorders>
+        <w:shd w:val="clear" w:color="auto" w:fill="A02B93" w:themeFill="accent5"/>
+      </w:tcPr>
+    </w:tblStylePr>
+    <w:tblStylePr w:type="lastRow">
+      <w:rPr>
+        <w:b/>
+        <w:bCs/>
+      </w:rPr>
+      <w:tblPr/>
+      <w:tcPr>
+        <w:tcBorders>
+          <w:top w:val="double" w:sz="4" w:space="0" w:color="D86DCB" w:themeColor="accent5" w:themeTint="99"/>
+        </w:tcBorders>
+      </w:tcPr>
+    </w:tblStylePr>
+    <w:tblStylePr w:type="firstCol">
+      <w:rPr>
+        <w:b/>
+        <w:bCs/>
+      </w:rPr>
+    </w:tblStylePr>
+    <w:tblStylePr w:type="lastCol">
+      <w:rPr>
+        <w:b/>
+        <w:bCs/>
+      </w:rPr>
+    </w:tblStylePr>
+    <w:tblStylePr w:type="band1Vert">
+      <w:tblPr/>
+      <w:tcPr>
+        <w:shd w:val="clear" w:color="auto" w:fill="F2CEED" w:themeFill="accent5" w:themeFillTint="33"/>
+      </w:tcPr>
+    </w:tblStylePr>
+    <w:tblStylePr w:type="band1Horz">
+      <w:tblPr/>
+      <w:tcPr>
+        <w:shd w:val="clear" w:color="auto" w:fill="F2CEED" w:themeFill="accent5" w:themeFillTint="33"/>
+      </w:tcPr>
+    </w:tblStylePr>
+  </w:style>
+  <w:style w:type="table" w:styleId="Listentabelle4Akzent1">
+    <w:name w:val="List Table 4 Accent 1"/>
+    <w:basedOn w:val="NormaleTabelle"/>
+    <w:uiPriority w:val="49"/>
+    <w:rsid w:val="00347163"/>
+    <w:pPr>
+      <w:spacing w:after="0" w:line="240" w:lineRule="auto"/>
+    </w:pPr>
+    <w:tblPr>
+      <w:tblStyleRowBandSize w:val="1"/>
+      <w:tblStyleColBandSize w:val="1"/>
+      <w:tblBorders>
+        <w:top w:val="single" w:sz="4" w:space="0" w:color="45B0E1" w:themeColor="accent1" w:themeTint="99"/>
+        <w:left w:val="single" w:sz="4" w:space="0" w:color="45B0E1" w:themeColor="accent1" w:themeTint="99"/>
+        <w:bottom w:val="single" w:sz="4" w:space="0" w:color="45B0E1" w:themeColor="accent1" w:themeTint="99"/>
+        <w:right w:val="single" w:sz="4" w:space="0" w:color="45B0E1" w:themeColor="accent1" w:themeTint="99"/>
+        <w:insideH w:val="single" w:sz="4" w:space="0" w:color="45B0E1" w:themeColor="accent1" w:themeTint="99"/>
+      </w:tblBorders>
+    </w:tblPr>
+    <w:tblStylePr w:type="firstRow">
+      <w:rPr>
+        <w:b/>
+        <w:bCs/>
+        <w:color w:val="FFFFFF" w:themeColor="background1"/>
+      </w:rPr>
+      <w:tblPr/>
+      <w:tcPr>
+        <w:tcBorders>
+          <w:top w:val="single" w:sz="4" w:space="0" w:color="156082" w:themeColor="accent1"/>
+          <w:left w:val="single" w:sz="4" w:space="0" w:color="156082" w:themeColor="accent1"/>
+          <w:bottom w:val="single" w:sz="4" w:space="0" w:color="156082" w:themeColor="accent1"/>
+          <w:right w:val="single" w:sz="4" w:space="0" w:color="156082" w:themeColor="accent1"/>
+          <w:insideH w:val="nil"/>
+        </w:tcBorders>
+        <w:shd w:val="clear" w:color="auto" w:fill="156082" w:themeFill="accent1"/>
+      </w:tcPr>
+    </w:tblStylePr>
+    <w:tblStylePr w:type="lastRow">
+      <w:rPr>
+        <w:b/>
+        <w:bCs/>
+      </w:rPr>
+      <w:tblPr/>
+      <w:tcPr>
+        <w:tcBorders>
+          <w:top w:val="double" w:sz="4" w:space="0" w:color="45B0E1" w:themeColor="accent1" w:themeTint="99"/>
+        </w:tcBorders>
+      </w:tcPr>
+    </w:tblStylePr>
+    <w:tblStylePr w:type="firstCol">
+      <w:rPr>
+        <w:b/>
+        <w:bCs/>
+      </w:rPr>
+    </w:tblStylePr>
+    <w:tblStylePr w:type="lastCol">
+      <w:rPr>
+        <w:b/>
+        <w:bCs/>
+      </w:rPr>
+    </w:tblStylePr>
+    <w:tblStylePr w:type="band1Vert">
+      <w:tblPr/>
+      <w:tcPr>
+        <w:shd w:val="clear" w:color="auto" w:fill="C1E4F5" w:themeFill="accent1" w:themeFillTint="33"/>
+      </w:tcPr>
+    </w:tblStylePr>
+    <w:tblStylePr w:type="band1Horz">
+      <w:tblPr/>
+      <w:tcPr>
+        <w:shd w:val="clear" w:color="auto" w:fill="C1E4F5" w:themeFill="accent1" w:themeFillTint="33"/>
+      </w:tcPr>
+    </w:tblStylePr>
+  </w:style>
+  <w:style w:type="paragraph" w:styleId="Beschriftung">
+    <w:name w:val="caption"/>
+    <w:basedOn w:val="Standard"/>
+    <w:next w:val="Standard"/>
+    <w:uiPriority w:val="35"/>
+    <w:unhideWhenUsed/>
+    <w:qFormat/>
+    <w:rsid w:val="001046EC"/>
+    <w:pPr>
+      <w:spacing w:after="200" w:line="240" w:lineRule="auto"/>
+    </w:pPr>
+    <w:rPr>
+      <w:i/>
+      <w:iCs/>
+      <w:color w:val="0E2841" w:themeColor="text2"/>
+      <w:sz w:val="18"/>
+      <w:szCs w:val="18"/>
+    </w:rPr>
+  </w:style>
+  <w:style w:type="table" w:styleId="Gitternetztabelle4Akzent1">
+    <w:name w:val="Grid Table 4 Accent 1"/>
+    <w:basedOn w:val="NormaleTabelle"/>
+    <w:uiPriority w:val="49"/>
+    <w:rsid w:val="001046EC"/>
+    <w:pPr>
+      <w:spacing w:after="0" w:line="240" w:lineRule="auto"/>
+    </w:pPr>
+    <w:tblPr>
+      <w:tblStyleRowBandSize w:val="1"/>
+      <w:tblStyleColBandSize w:val="1"/>
+      <w:tblBorders>
+        <w:top w:val="single" w:sz="4" w:space="0" w:color="45B0E1" w:themeColor="accent1" w:themeTint="99"/>
+        <w:left w:val="single" w:sz="4" w:space="0" w:color="45B0E1" w:themeColor="accent1" w:themeTint="99"/>
+        <w:bottom w:val="single" w:sz="4" w:space="0" w:color="45B0E1" w:themeColor="accent1" w:themeTint="99"/>
+        <w:right w:val="single" w:sz="4" w:space="0" w:color="45B0E1" w:themeColor="accent1" w:themeTint="99"/>
+        <w:insideH w:val="single" w:sz="4" w:space="0" w:color="45B0E1" w:themeColor="accent1" w:themeTint="99"/>
+        <w:insideV w:val="single" w:sz="4" w:space="0" w:color="45B0E1" w:themeColor="accent1" w:themeTint="99"/>
+      </w:tblBorders>
+    </w:tblPr>
+    <w:tblStylePr w:type="firstRow">
+      <w:rPr>
+        <w:b/>
+        <w:bCs/>
+        <w:color w:val="FFFFFF" w:themeColor="background1"/>
+      </w:rPr>
+      <w:tblPr/>
+      <w:tcPr>
+        <w:tcBorders>
+          <w:top w:val="single" w:sz="4" w:space="0" w:color="156082" w:themeColor="accent1"/>
+          <w:left w:val="single" w:sz="4" w:space="0" w:color="156082" w:themeColor="accent1"/>
+          <w:bottom w:val="single" w:sz="4" w:space="0" w:color="156082" w:themeColor="accent1"/>
+          <w:right w:val="single" w:sz="4" w:space="0" w:color="156082" w:themeColor="accent1"/>
+          <w:insideH w:val="nil"/>
+          <w:insideV w:val="nil"/>
+        </w:tcBorders>
+        <w:shd w:val="clear" w:color="auto" w:fill="156082" w:themeFill="accent1"/>
+      </w:tcPr>
+    </w:tblStylePr>
+    <w:tblStylePr w:type="lastRow">
+      <w:rPr>
+        <w:b/>
+        <w:bCs/>
+      </w:rPr>
+      <w:tblPr/>
+      <w:tcPr>
+        <w:tcBorders>
+          <w:top w:val="double" w:sz="4" w:space="0" w:color="156082" w:themeColor="accent1"/>
+        </w:tcBorders>
+      </w:tcPr>
+    </w:tblStylePr>
+    <w:tblStylePr w:type="firstCol">
+      <w:rPr>
+        <w:b/>
+        <w:bCs/>
+      </w:rPr>
+    </w:tblStylePr>
+    <w:tblStylePr w:type="lastCol">
+      <w:rPr>
+        <w:b/>
+        <w:bCs/>
+      </w:rPr>
+    </w:tblStylePr>
+    <w:tblStylePr w:type="band1Vert">
+      <w:tblPr/>
+      <w:tcPr>
+        <w:shd w:val="clear" w:color="auto" w:fill="C1E4F5" w:themeFill="accent1" w:themeFillTint="33"/>
+      </w:tcPr>
+    </w:tblStylePr>
+    <w:tblStylePr w:type="band1Horz">
+      <w:tblPr/>
+      <w:tcPr>
+        <w:shd w:val="clear" w:color="auto" w:fill="C1E4F5" w:themeFill="accent1" w:themeFillTint="33"/>
+      </w:tcPr>
+    </w:tblStylePr>
+  </w:style>
+  <w:style w:type="table" w:styleId="TabellemithellemGitternetz">
+    <w:name w:val="Grid Table Light"/>
+    <w:basedOn w:val="NormaleTabelle"/>
+    <w:uiPriority w:val="40"/>
+    <w:rsid w:val="00F1610F"/>
+    <w:pPr>
+      <w:spacing w:after="0" w:line="240" w:lineRule="auto"/>
+    </w:pPr>
+    <w:tblPr>
+      <w:tblBorders>
+        <w:top w:val="single" w:sz="4" w:space="0" w:color="BFBFBF" w:themeColor="background1" w:themeShade="BF"/>
+        <w:left w:val="single" w:sz="4" w:space="0" w:color="BFBFBF" w:themeColor="background1" w:themeShade="BF"/>
+        <w:bottom w:val="single" w:sz="4" w:space="0" w:color="BFBFBF" w:themeColor="background1" w:themeShade="BF"/>
+        <w:right w:val="single" w:sz="4" w:space="0" w:color="BFBFBF" w:themeColor="background1" w:themeShade="BF"/>
+        <w:insideH w:val="single" w:sz="4" w:space="0" w:color="BFBFBF" w:themeColor="background1" w:themeShade="BF"/>
+        <w:insideV w:val="single" w:sz="4" w:space="0" w:color="BFBFBF" w:themeColor="background1" w:themeShade="BF"/>
+      </w:tblBorders>
+    </w:tblPr>
+  </w:style>
+  <w:style w:type="table" w:styleId="EinfacheTabelle4">
+    <w:name w:val="Plain Table 4"/>
+    <w:basedOn w:val="NormaleTabelle"/>
+    <w:uiPriority w:val="44"/>
+    <w:rsid w:val="00F1610F"/>
+    <w:pPr>
+      <w:spacing w:after="0" w:line="240" w:lineRule="auto"/>
+    </w:pPr>
+    <w:tblPr>
+      <w:tblStyleRowBandSize w:val="1"/>
+      <w:tblStyleColBandSize w:val="1"/>
+    </w:tblPr>
+    <w:tblStylePr w:type="firstRow">
+      <w:rPr>
+        <w:b/>
+        <w:bCs/>
+      </w:rPr>
+    </w:tblStylePr>
+    <w:tblStylePr w:type="lastRow">
+      <w:rPr>
+        <w:b/>
+        <w:bCs/>
+      </w:rPr>
+    </w:tblStylePr>
+    <w:tblStylePr w:type="firstCol">
+      <w:rPr>
+        <w:b/>
+        <w:bCs/>
+      </w:rPr>
+    </w:tblStylePr>
+    <w:tblStylePr w:type="lastCol">
+      <w:rPr>
+        <w:b/>
+        <w:bCs/>
+      </w:rPr>
+    </w:tblStylePr>
+    <w:tblStylePr w:type="band1Vert">
+      <w:tblPr/>
+      <w:tcPr>
+        <w:shd w:val="clear" w:color="auto" w:fill="F2F2F2" w:themeFill="background1" w:themeFillShade="F2"/>
+      </w:tcPr>
+    </w:tblStylePr>
+    <w:tblStylePr w:type="band1Horz">
+      <w:tblPr/>
+      <w:tcPr>
+        <w:shd w:val="clear" w:color="auto" w:fill="F2F2F2" w:themeFill="background1" w:themeFillShade="F2"/>
+      </w:tcPr>
+    </w:tblStylePr>
+  </w:style>
+  <w:style w:type="table" w:styleId="Gitternetztabelle1hellAkzent4">
+    <w:name w:val="Grid Table 1 Light Accent 4"/>
+    <w:basedOn w:val="NormaleTabelle"/>
+    <w:uiPriority w:val="46"/>
+    <w:rsid w:val="00F1610F"/>
+    <w:pPr>
+      <w:spacing w:after="0" w:line="240" w:lineRule="auto"/>
+    </w:pPr>
+    <w:tblPr>
+      <w:tblStyleRowBandSize w:val="1"/>
+      <w:tblStyleColBandSize w:val="1"/>
+      <w:tblBorders>
+        <w:top w:val="single" w:sz="4" w:space="0" w:color="95DCF7" w:themeColor="accent4" w:themeTint="66"/>
+        <w:left w:val="single" w:sz="4" w:space="0" w:color="95DCF7" w:themeColor="accent4" w:themeTint="66"/>
+        <w:bottom w:val="single" w:sz="4" w:space="0" w:color="95DCF7" w:themeColor="accent4" w:themeTint="66"/>
+        <w:right w:val="single" w:sz="4" w:space="0" w:color="95DCF7" w:themeColor="accent4" w:themeTint="66"/>
+        <w:insideH w:val="single" w:sz="4" w:space="0" w:color="95DCF7" w:themeColor="accent4" w:themeTint="66"/>
+        <w:insideV w:val="single" w:sz="4" w:space="0" w:color="95DCF7" w:themeColor="accent4" w:themeTint="66"/>
+      </w:tblBorders>
+    </w:tblPr>
+    <w:tblStylePr w:type="firstRow">
+      <w:rPr>
+        <w:b/>
+        <w:bCs/>
+      </w:rPr>
+      <w:tblPr/>
+      <w:tcPr>
+        <w:tcBorders>
+          <w:bottom w:val="single" w:sz="12" w:space="0" w:color="60CAF3" w:themeColor="accent4" w:themeTint="99"/>
+        </w:tcBorders>
+      </w:tcPr>
+    </w:tblStylePr>
+    <w:tblStylePr w:type="lastRow">
+      <w:rPr>
+        <w:b/>
+        <w:bCs/>
+      </w:rPr>
+      <w:tblPr/>
+      <w:tcPr>
+        <w:tcBorders>
+          <w:top w:val="double" w:sz="2" w:space="0" w:color="60CAF3" w:themeColor="accent4" w:themeTint="99"/>
+        </w:tcBorders>
+      </w:tcPr>
+    </w:tblStylePr>
+    <w:tblStylePr w:type="firstCol">
+      <w:rPr>
+        <w:b/>
+        <w:bCs/>
+      </w:rPr>
+    </w:tblStylePr>
+    <w:tblStylePr w:type="lastCol">
+      <w:rPr>
+        <w:b/>
+        <w:bCs/>
+      </w:rPr>
+    </w:tblStylePr>
+  </w:style>
 </w:styles>
 </file>
 

--- a/report/report.docx
+++ b/report/report.docx
@@ -452,7 +452,7 @@
                 <w:noProof/>
                 <w:webHidden/>
               </w:rPr>
-              <w:t>3</w:t>
+              <w:t>2</w:t>
             </w:r>
             <w:r>
               <w:rPr>
@@ -544,7 +544,7 @@
                 <w:noProof/>
                 <w:webHidden/>
               </w:rPr>
-              <w:t>4</w:t>
+              <w:t>3</w:t>
             </w:r>
             <w:r>
               <w:rPr>
@@ -636,7 +636,7 @@
                 <w:noProof/>
                 <w:webHidden/>
               </w:rPr>
-              <w:t>5</w:t>
+              <w:t>4</w:t>
             </w:r>
             <w:r>
               <w:rPr>
@@ -752,11 +752,19 @@
           <w:lang w:val="en-US"/>
         </w:rPr>
       </w:pPr>
-      <w:r>
-        <w:rPr>
-          <w:lang w:val="en-US"/>
-        </w:rPr>
-        <w:t>Generate goal state</w:t>
+      <w:proofErr w:type="gramStart"/>
+      <w:r>
+        <w:rPr>
+          <w:lang w:val="en-US"/>
+        </w:rPr>
+        <w:t>Generate</w:t>
+      </w:r>
+      <w:proofErr w:type="gramEnd"/>
+      <w:r>
+        <w:rPr>
+          <w:lang w:val="en-US"/>
+        </w:rPr>
+        <w:t xml:space="preserve"> goal state</w:t>
       </w:r>
     </w:p>
     <w:p>
@@ -884,12 +892,14 @@
         </w:rPr>
         <w:t xml:space="preserve"> </w:t>
       </w:r>
+      <w:proofErr w:type="gramStart"/>
       <w:r>
         <w:rPr>
           <w:lang w:val="en-US"/>
         </w:rPr>
         <w:t>heuristics</w:t>
       </w:r>
+      <w:proofErr w:type="gramEnd"/>
     </w:p>
     <w:p>
       <w:pPr>
@@ -930,8 +940,16 @@
         <w:rPr>
           <w:lang w:val="en-US"/>
         </w:rPr>
-        <w:t>for each heuristics</w:t>
-      </w:r>
+        <w:t xml:space="preserve">for each </w:t>
+      </w:r>
+      <w:proofErr w:type="gramStart"/>
+      <w:r>
+        <w:rPr>
+          <w:lang w:val="en-US"/>
+        </w:rPr>
+        <w:t>heuristics</w:t>
+      </w:r>
+      <w:proofErr w:type="gramEnd"/>
     </w:p>
     <w:p>
       <w:pPr>
@@ -1074,7 +1092,7 @@
           </w:rPr>
           <w:id w:val="-1328291118"/>
           <w14:checkbox>
-            <w14:checked w14:val="0"/>
+            <w14:checked w14:val="1"/>
             <w14:checkedState w14:val="2612" w14:font="MS Gothic"/>
             <w14:uncheckedState w14:val="2610" w14:font="MS Gothic"/>
           </w14:checkbox>
@@ -1085,7 +1103,7 @@
               <w:rFonts w:ascii="MS Gothic" w:eastAsia="MS Gothic" w:hAnsi="MS Gothic" w:hint="eastAsia"/>
               <w:lang w:val="en-US"/>
             </w:rPr>
-            <w:t>☐</w:t>
+            <w:t>☒</w:t>
           </w:r>
         </w:sdtContent>
       </w:sdt>
@@ -1095,6 +1113,7 @@
         </w:rPr>
         <w:t xml:space="preserve">Setup Python-Version </w:t>
       </w:r>
+      <w:proofErr w:type="gramStart"/>
       <w:r>
         <w:rPr>
           <w:lang w:val="en-US"/>
@@ -1105,16 +1124,9 @@
         <w:rPr>
           <w:lang w:val="en-US"/>
         </w:rPr>
-        <w:t xml:space="preserve"> .</w:t>
-      </w:r>
-      <w:proofErr w:type="spellStart"/>
-      <w:r>
-        <w:rPr>
-          <w:lang w:val="en-US"/>
-        </w:rPr>
-        <w:t>venv</w:t>
-      </w:r>
-      <w:proofErr w:type="spellEnd"/>
+        <w:t xml:space="preserve"> .venv</w:t>
+      </w:r>
+      <w:proofErr w:type="gramEnd"/>
     </w:p>
     <w:p>
       <w:pPr>
@@ -1131,7 +1143,7 @@
           </w:rPr>
           <w:id w:val="772365154"/>
           <w14:checkbox>
-            <w14:checked w14:val="0"/>
+            <w14:checked w14:val="1"/>
             <w14:checkedState w14:val="2612" w14:font="MS Gothic"/>
             <w14:uncheckedState w14:val="2610" w14:font="MS Gothic"/>
           </w14:checkbox>
@@ -1142,7 +1154,7 @@
               <w:rFonts w:ascii="MS Gothic" w:eastAsia="MS Gothic" w:hAnsi="MS Gothic" w:hint="eastAsia"/>
               <w:lang w:val="en-US"/>
             </w:rPr>
-            <w:t>☐</w:t>
+            <w:t>☒</w:t>
           </w:r>
         </w:sdtContent>
       </w:sdt>
@@ -1168,7 +1180,7 @@
           </w:rPr>
           <w:id w:val="-513601416"/>
           <w14:checkbox>
-            <w14:checked w14:val="0"/>
+            <w14:checked w14:val="1"/>
             <w14:checkedState w14:val="2612" w14:font="MS Gothic"/>
             <w14:uncheckedState w14:val="2610" w14:font="MS Gothic"/>
           </w14:checkbox>
@@ -1179,7 +1191,7 @@
               <w:rFonts w:ascii="MS Gothic" w:eastAsia="MS Gothic" w:hAnsi="MS Gothic" w:hint="eastAsia"/>
               <w:lang w:val="en-US"/>
             </w:rPr>
-            <w:t>☐</w:t>
+            <w:t>☒</w:t>
           </w:r>
         </w:sdtContent>
       </w:sdt>
@@ -1223,7 +1235,7 @@
           </w:rPr>
           <w:id w:val="-285510658"/>
           <w14:checkbox>
-            <w14:checked w14:val="0"/>
+            <w14:checked w14:val="1"/>
             <w14:checkedState w14:val="2612" w14:font="MS Gothic"/>
             <w14:uncheckedState w14:val="2610" w14:font="MS Gothic"/>
           </w14:checkbox>
@@ -1234,7 +1246,7 @@
               <w:rFonts w:ascii="MS Gothic" w:eastAsia="MS Gothic" w:hAnsi="MS Gothic" w:hint="eastAsia"/>
               <w:lang w:val="en-US"/>
             </w:rPr>
-            <w:t>☐</w:t>
+            <w:t>☒</w:t>
           </w:r>
         </w:sdtContent>
       </w:sdt>
@@ -1260,7 +1272,7 @@
           </w:rPr>
           <w:id w:val="-1470663145"/>
           <w14:checkbox>
-            <w14:checked w14:val="0"/>
+            <w14:checked w14:val="1"/>
             <w14:checkedState w14:val="2612" w14:font="MS Gothic"/>
             <w14:uncheckedState w14:val="2610" w14:font="MS Gothic"/>
           </w14:checkbox>
@@ -1271,7 +1283,7 @@
               <w:rFonts w:ascii="MS Gothic" w:eastAsia="MS Gothic" w:hAnsi="MS Gothic" w:hint="eastAsia"/>
               <w:lang w:val="en-US"/>
             </w:rPr>
-            <w:t>☐</w:t>
+            <w:t>☒</w:t>
           </w:r>
         </w:sdtContent>
       </w:sdt>
@@ -1315,7 +1327,7 @@
           </w:rPr>
           <w:id w:val="-1110889122"/>
           <w14:checkbox>
-            <w14:checked w14:val="0"/>
+            <w14:checked w14:val="1"/>
             <w14:checkedState w14:val="2612" w14:font="MS Gothic"/>
             <w14:uncheckedState w14:val="2610" w14:font="MS Gothic"/>
           </w14:checkbox>
@@ -1326,7 +1338,7 @@
               <w:rFonts w:ascii="MS Gothic" w:eastAsia="MS Gothic" w:hAnsi="MS Gothic" w:hint="eastAsia"/>
               <w:lang w:val="en-US"/>
             </w:rPr>
-            <w:t>☐</w:t>
+            <w:t>☒</w:t>
           </w:r>
         </w:sdtContent>
       </w:sdt>
@@ -1334,7 +1346,7 @@
         <w:rPr>
           <w:lang w:val="en-US"/>
         </w:rPr>
-        <w:t>Hamming (misplaced tiles)</w:t>
+        <w:t xml:space="preserve">Hamming </w:t>
       </w:r>
     </w:p>
     <w:p>
@@ -1352,7 +1364,7 @@
           </w:rPr>
           <w:id w:val="2019891531"/>
           <w14:checkbox>
-            <w14:checked w14:val="0"/>
+            <w14:checked w14:val="1"/>
             <w14:checkedState w14:val="2612" w14:font="MS Gothic"/>
             <w14:uncheckedState w14:val="2610" w14:font="MS Gothic"/>
           </w14:checkbox>
@@ -1363,7 +1375,7 @@
               <w:rFonts w:ascii="MS Gothic" w:eastAsia="MS Gothic" w:hAnsi="MS Gothic" w:hint="eastAsia"/>
               <w:lang w:val="en-US"/>
             </w:rPr>
-            <w:t>☐</w:t>
+            <w:t>☒</w:t>
           </w:r>
         </w:sdtContent>
       </w:sdt>
@@ -1389,7 +1401,7 @@
           </w:rPr>
           <w:id w:val="-1235093247"/>
           <w14:checkbox>
-            <w14:checked w14:val="0"/>
+            <w14:checked w14:val="1"/>
             <w14:checkedState w14:val="2612" w14:font="MS Gothic"/>
             <w14:uncheckedState w14:val="2610" w14:font="MS Gothic"/>
           </w14:checkbox>
@@ -1400,7 +1412,7 @@
               <w:rFonts w:ascii="MS Gothic" w:eastAsia="MS Gothic" w:hAnsi="MS Gothic" w:hint="eastAsia"/>
               <w:lang w:val="en-US"/>
             </w:rPr>
-            <w:t>☐</w:t>
+            <w:t>☒</w:t>
           </w:r>
         </w:sdtContent>
       </w:sdt>
@@ -1444,7 +1456,7 @@
           </w:rPr>
           <w:id w:val="-645286919"/>
           <w14:checkbox>
-            <w14:checked w14:val="0"/>
+            <w14:checked w14:val="1"/>
             <w14:checkedState w14:val="2612" w14:font="MS Gothic"/>
             <w14:uncheckedState w14:val="2610" w14:font="MS Gothic"/>
           </w14:checkbox>
@@ -1455,7 +1467,7 @@
               <w:rFonts w:ascii="MS Gothic" w:eastAsia="MS Gothic" w:hAnsi="MS Gothic" w:hint="eastAsia"/>
               <w:lang w:val="en-US"/>
             </w:rPr>
-            <w:t>☐</w:t>
+            <w:t>☒</w:t>
           </w:r>
         </w:sdtContent>
       </w:sdt>
@@ -1481,7 +1493,7 @@
           </w:rPr>
           <w:id w:val="-1595163239"/>
           <w14:checkbox>
-            <w14:checked w14:val="0"/>
+            <w14:checked w14:val="1"/>
             <w14:checkedState w14:val="2612" w14:font="MS Gothic"/>
             <w14:uncheckedState w14:val="2610" w14:font="MS Gothic"/>
           </w14:checkbox>
@@ -1492,7 +1504,7 @@
               <w:rFonts w:ascii="MS Gothic" w:eastAsia="MS Gothic" w:hAnsi="MS Gothic" w:hint="eastAsia"/>
               <w:lang w:val="en-US"/>
             </w:rPr>
-            <w:t>☐</w:t>
+            <w:t>☒</w:t>
           </w:r>
         </w:sdtContent>
       </w:sdt>
@@ -1524,7 +1536,7 @@
           </w:rPr>
           <w:id w:val="-312792550"/>
           <w14:checkbox>
-            <w14:checked w14:val="0"/>
+            <w14:checked w14:val="1"/>
             <w14:checkedState w14:val="2612" w14:font="MS Gothic"/>
             <w14:uncheckedState w14:val="2610" w14:font="MS Gothic"/>
           </w14:checkbox>
@@ -1535,7 +1547,7 @@
               <w:rFonts w:ascii="MS Gothic" w:eastAsia="MS Gothic" w:hAnsi="MS Gothic" w:hint="eastAsia"/>
               <w:lang w:val="en-US"/>
             </w:rPr>
-            <w:t>☐</w:t>
+            <w:t>☒</w:t>
           </w:r>
         </w:sdtContent>
       </w:sdt>
@@ -1561,7 +1573,7 @@
           </w:rPr>
           <w:id w:val="1415286815"/>
           <w14:checkbox>
-            <w14:checked w14:val="0"/>
+            <w14:checked w14:val="1"/>
             <w14:checkedState w14:val="2612" w14:font="MS Gothic"/>
             <w14:uncheckedState w14:val="2610" w14:font="MS Gothic"/>
           </w14:checkbox>
@@ -1572,7 +1584,7 @@
               <w:rFonts w:ascii="MS Gothic" w:eastAsia="MS Gothic" w:hAnsi="MS Gothic" w:hint="eastAsia"/>
               <w:lang w:val="en-US"/>
             </w:rPr>
-            <w:t>☐</w:t>
+            <w:t>☒</w:t>
           </w:r>
         </w:sdtContent>
       </w:sdt>
@@ -1628,7 +1640,7 @@
           </w:rPr>
           <w:id w:val="1624969792"/>
           <w14:checkbox>
-            <w14:checked w14:val="0"/>
+            <w14:checked w14:val="1"/>
             <w14:checkedState w14:val="2612" w14:font="MS Gothic"/>
             <w14:uncheckedState w14:val="2610" w14:font="MS Gothic"/>
           </w14:checkbox>
@@ -1639,7 +1651,7 @@
               <w:rFonts w:ascii="MS Gothic" w:eastAsia="MS Gothic" w:hAnsi="MS Gothic" w:hint="eastAsia"/>
               <w:lang w:val="en-US"/>
             </w:rPr>
-            <w:t>☐</w:t>
+            <w:t>☒</w:t>
           </w:r>
         </w:sdtContent>
       </w:sdt>
@@ -1665,7 +1677,7 @@
           </w:rPr>
           <w:id w:val="-1288501547"/>
           <w14:checkbox>
-            <w14:checked w14:val="0"/>
+            <w14:checked w14:val="1"/>
             <w14:checkedState w14:val="2612" w14:font="MS Gothic"/>
             <w14:uncheckedState w14:val="2610" w14:font="MS Gothic"/>
           </w14:checkbox>
@@ -1676,7 +1688,7 @@
               <w:rFonts w:ascii="MS Gothic" w:eastAsia="MS Gothic" w:hAnsi="MS Gothic" w:hint="eastAsia"/>
               <w:lang w:val="en-US"/>
             </w:rPr>
-            <w:t>☐</w:t>
+            <w:t>☒</w:t>
           </w:r>
         </w:sdtContent>
       </w:sdt>
@@ -1702,7 +1714,7 @@
           </w:rPr>
           <w:id w:val="1993515892"/>
           <w14:checkbox>
-            <w14:checked w14:val="0"/>
+            <w14:checked w14:val="1"/>
             <w14:checkedState w14:val="2612" w14:font="MS Gothic"/>
             <w14:uncheckedState w14:val="2610" w14:font="MS Gothic"/>
           </w14:checkbox>
@@ -1713,7 +1725,7 @@
               <w:rFonts w:ascii="MS Gothic" w:eastAsia="MS Gothic" w:hAnsi="MS Gothic" w:hint="eastAsia"/>
               <w:lang w:val="en-US"/>
             </w:rPr>
-            <w:t>☐</w:t>
+            <w:t>☒</w:t>
           </w:r>
         </w:sdtContent>
       </w:sdt>
@@ -1739,7 +1751,7 @@
           </w:rPr>
           <w:id w:val="-1938905446"/>
           <w14:checkbox>
-            <w14:checked w14:val="0"/>
+            <w14:checked w14:val="1"/>
             <w14:checkedState w14:val="2612" w14:font="MS Gothic"/>
             <w14:uncheckedState w14:val="2610" w14:font="MS Gothic"/>
           </w14:checkbox>
@@ -1750,7 +1762,7 @@
               <w:rFonts w:ascii="MS Gothic" w:eastAsia="MS Gothic" w:hAnsi="MS Gothic" w:hint="eastAsia"/>
               <w:lang w:val="en-US"/>
             </w:rPr>
-            <w:t>☐</w:t>
+            <w:t>☒</w:t>
           </w:r>
         </w:sdtContent>
       </w:sdt>
@@ -1794,7 +1806,7 @@
           </w:rPr>
           <w:id w:val="-1003514672"/>
           <w14:checkbox>
-            <w14:checked w14:val="0"/>
+            <w14:checked w14:val="1"/>
             <w14:checkedState w14:val="2612" w14:font="MS Gothic"/>
             <w14:uncheckedState w14:val="2610" w14:font="MS Gothic"/>
           </w14:checkbox>
@@ -1805,7 +1817,7 @@
               <w:rFonts w:ascii="MS Gothic" w:eastAsia="MS Gothic" w:hAnsi="MS Gothic" w:hint="eastAsia"/>
               <w:lang w:val="en-US"/>
             </w:rPr>
-            <w:t>☐</w:t>
+            <w:t>☒</w:t>
           </w:r>
         </w:sdtContent>
       </w:sdt>
@@ -1831,7 +1843,7 @@
           </w:rPr>
           <w:id w:val="322548487"/>
           <w14:checkbox>
-            <w14:checked w14:val="0"/>
+            <w14:checked w14:val="1"/>
             <w14:checkedState w14:val="2612" w14:font="MS Gothic"/>
             <w14:uncheckedState w14:val="2610" w14:font="MS Gothic"/>
           </w14:checkbox>
@@ -1842,7 +1854,7 @@
               <w:rFonts w:ascii="MS Gothic" w:eastAsia="MS Gothic" w:hAnsi="MS Gothic" w:hint="eastAsia"/>
               <w:lang w:val="en-US"/>
             </w:rPr>
-            <w:t>☐</w:t>
+            <w:t>☒</w:t>
           </w:r>
         </w:sdtContent>
       </w:sdt>
@@ -1886,7 +1898,7 @@
           </w:rPr>
           <w:id w:val="-634264429"/>
           <w14:checkbox>
-            <w14:checked w14:val="0"/>
+            <w14:checked w14:val="1"/>
             <w14:checkedState w14:val="2612" w14:font="MS Gothic"/>
             <w14:uncheckedState w14:val="2610" w14:font="MS Gothic"/>
           </w14:checkbox>
@@ -1897,7 +1909,7 @@
               <w:rFonts w:ascii="MS Gothic" w:eastAsia="MS Gothic" w:hAnsi="MS Gothic" w:hint="eastAsia"/>
               <w:lang w:val="en-US"/>
             </w:rPr>
-            <w:t>☐</w:t>
+            <w:t>☒</w:t>
           </w:r>
         </w:sdtContent>
       </w:sdt>
@@ -1905,7 +1917,19 @@
         <w:rPr>
           <w:lang w:val="en-US"/>
         </w:rPr>
-        <w:t>Provide you own structure</w:t>
+        <w:t>Provide you</w:t>
+      </w:r>
+      <w:r>
+        <w:rPr>
+          <w:lang w:val="en-US"/>
+        </w:rPr>
+        <w:t>r</w:t>
+      </w:r>
+      <w:r>
+        <w:rPr>
+          <w:lang w:val="en-US"/>
+        </w:rPr>
+        <w:t xml:space="preserve"> own structure</w:t>
       </w:r>
     </w:p>
     <w:p>
@@ -1923,7 +1947,7 @@
           </w:rPr>
           <w:id w:val="947970950"/>
           <w14:checkbox>
-            <w14:checked w14:val="0"/>
+            <w14:checked w14:val="1"/>
             <w14:checkedState w14:val="2612" w14:font="MS Gothic"/>
             <w14:uncheckedState w14:val="2610" w14:font="MS Gothic"/>
           </w14:checkbox>
@@ -1934,15 +1958,23 @@
               <w:rFonts w:ascii="MS Gothic" w:eastAsia="MS Gothic" w:hAnsi="MS Gothic" w:hint="eastAsia"/>
               <w:lang w:val="en-US"/>
             </w:rPr>
-            <w:t>☐</w:t>
+            <w:t>☒</w:t>
           </w:r>
         </w:sdtContent>
       </w:sdt>
-      <w:r>
-        <w:rPr>
-          <w:lang w:val="en-US"/>
-        </w:rPr>
-        <w:t>Comment the code (see above)</w:t>
+      <w:proofErr w:type="gramStart"/>
+      <w:r>
+        <w:rPr>
+          <w:lang w:val="en-US"/>
+        </w:rPr>
+        <w:t>Comment</w:t>
+      </w:r>
+      <w:proofErr w:type="gramEnd"/>
+      <w:r>
+        <w:rPr>
+          <w:lang w:val="en-US"/>
+        </w:rPr>
+        <w:t xml:space="preserve"> the code (see above)</w:t>
       </w:r>
     </w:p>
     <w:p>
@@ -1960,7 +1992,7 @@
           </w:rPr>
           <w:id w:val="-502657117"/>
           <w14:checkbox>
-            <w14:checked w14:val="0"/>
+            <w14:checked w14:val="1"/>
             <w14:checkedState w14:val="2612" w14:font="MS Gothic"/>
             <w14:uncheckedState w14:val="2610" w14:font="MS Gothic"/>
           </w14:checkbox>
@@ -1971,7 +2003,7 @@
               <w:rFonts w:ascii="MS Gothic" w:eastAsia="MS Gothic" w:hAnsi="MS Gothic" w:hint="eastAsia"/>
               <w:lang w:val="en-US"/>
             </w:rPr>
-            <w:t>☐</w:t>
+            <w:t>☒</w:t>
           </w:r>
         </w:sdtContent>
       </w:sdt>
@@ -1979,8 +2011,16 @@
         <w:rPr>
           <w:lang w:val="en-US"/>
         </w:rPr>
-        <w:t>Measure space (memory) and time complexity of each heuristics</w:t>
-      </w:r>
+        <w:t xml:space="preserve">Measure space (memory) and time complexity of each </w:t>
+      </w:r>
+      <w:proofErr w:type="gramStart"/>
+      <w:r>
+        <w:rPr>
+          <w:lang w:val="en-US"/>
+        </w:rPr>
+        <w:t>heuristics</w:t>
+      </w:r>
+      <w:proofErr w:type="gramEnd"/>
     </w:p>
     <w:p>
       <w:pPr>
@@ -2408,14 +2448,12 @@
                 <w:lang w:val="en-US"/>
               </w:rPr>
             </w:pPr>
-            <w:proofErr w:type="spellStart"/>
             <w:r>
               <w:rPr>
                 <w:lang w:val="en-US"/>
               </w:rPr>
               <w:t>SlidePuzzleGUI</w:t>
             </w:r>
-            <w:proofErr w:type="spellEnd"/>
           </w:p>
         </w:tc>
       </w:tr>
@@ -2434,7 +2472,6 @@
                 <w:lang w:val="en-US"/>
               </w:rPr>
             </w:pPr>
-            <w:proofErr w:type="spellStart"/>
             <w:r>
               <w:rPr>
                 <w:b w:val="0"/>
@@ -2459,7 +2496,6 @@
               </w:rPr>
               <w:t>bilities</w:t>
             </w:r>
-            <w:proofErr w:type="spellEnd"/>
           </w:p>
         </w:tc>
         <w:tc>
@@ -2478,21 +2514,7 @@
               <w:rPr>
                 <w:lang w:val="en-US"/>
               </w:rPr>
-              <w:t xml:space="preserve">- Handles all user interactions via the </w:t>
-            </w:r>
-            <w:proofErr w:type="spellStart"/>
-            <w:r>
-              <w:rPr>
-                <w:lang w:val="en-US"/>
-              </w:rPr>
-              <w:t>Tkinter</w:t>
-            </w:r>
-            <w:proofErr w:type="spellEnd"/>
-            <w:r>
-              <w:rPr>
-                <w:lang w:val="en-US"/>
-              </w:rPr>
-              <w:t xml:space="preserve"> interface</w:t>
+              <w:t>- Handles all user interactions via the Tkinter interface</w:t>
             </w:r>
             <w:r>
               <w:rPr>
@@ -2551,13 +2573,8 @@
                 <w:lang w:val="en-US"/>
               </w:rPr>
             </w:pPr>
-            <w:proofErr w:type="spellStart"/>
-            <w:r>
-              <w:t>create_widgets</w:t>
-            </w:r>
-            <w:proofErr w:type="spellEnd"/>
-            <w:r>
-              <w:t>()</w:t>
+            <w:r>
+              <w:t>create_widgets()</w:t>
             </w:r>
           </w:p>
         </w:tc>
@@ -2608,19 +2625,25 @@
                 <w:lang w:val="en-US"/>
               </w:rPr>
             </w:pPr>
-            <w:proofErr w:type="spellStart"/>
-            <w:r>
-              <w:rPr>
-                <w:lang w:val="en-US"/>
-              </w:rPr>
-              <w:t>log_message</w:t>
-            </w:r>
-            <w:proofErr w:type="spellEnd"/>
-            <w:r>
-              <w:rPr>
-                <w:lang w:val="en-US"/>
-              </w:rPr>
-              <w:t xml:space="preserve">(message, </w:t>
+            <w:r>
+              <w:rPr>
+                <w:lang w:val="en-US"/>
+              </w:rPr>
+              <w:t>log_</w:t>
+            </w:r>
+            <w:proofErr w:type="gramStart"/>
+            <w:r>
+              <w:rPr>
+                <w:lang w:val="en-US"/>
+              </w:rPr>
+              <w:t>message(</w:t>
+            </w:r>
+            <w:proofErr w:type="gramEnd"/>
+            <w:r>
+              <w:rPr>
+                <w:lang w:val="en-US"/>
+              </w:rPr>
+              <w:t xml:space="preserve">message, </w:t>
             </w:r>
             <w:r>
               <w:rPr>
@@ -2680,13 +2703,8 @@
                 <w:lang w:val="en-US"/>
               </w:rPr>
             </w:pPr>
-            <w:proofErr w:type="spellStart"/>
-            <w:r>
-              <w:t>shuffle_tiles</w:t>
-            </w:r>
-            <w:proofErr w:type="spellEnd"/>
-            <w:r>
-              <w:t>()</w:t>
+            <w:r>
+              <w:t>shuffle_tiles()</w:t>
             </w:r>
           </w:p>
         </w:tc>
@@ -2749,13 +2767,8 @@
                 <w:lang w:val="en-US"/>
               </w:rPr>
             </w:pPr>
-            <w:proofErr w:type="spellStart"/>
-            <w:r>
-              <w:t>move_tile</w:t>
-            </w:r>
-            <w:proofErr w:type="spellEnd"/>
-            <w:r>
-              <w:t>(i, j)</w:t>
+            <w:r>
+              <w:t>move_tile(i, j)</w:t>
             </w:r>
           </w:p>
         </w:tc>
@@ -2809,13 +2822,8 @@
                 <w:lang w:val="en-US"/>
               </w:rPr>
             </w:pPr>
-            <w:proofErr w:type="spellStart"/>
-            <w:r>
-              <w:t>check_win</w:t>
-            </w:r>
-            <w:proofErr w:type="spellEnd"/>
-            <w:r>
-              <w:t>()</w:t>
+            <w:r>
+              <w:t>check_win()</w:t>
             </w:r>
           </w:p>
         </w:tc>
@@ -2878,13 +2886,8 @@
                 <w:lang w:val="en-US"/>
               </w:rPr>
             </w:pPr>
-            <w:proofErr w:type="spellStart"/>
-            <w:r>
-              <w:t>reset_game</w:t>
-            </w:r>
-            <w:proofErr w:type="spellEnd"/>
-            <w:r>
-              <w:t>()</w:t>
+            <w:r>
+              <w:t>reset_game()</w:t>
             </w:r>
           </w:p>
         </w:tc>
@@ -2947,13 +2950,8 @@
             <w:pPr>
               <w:cnfStyle w:val="000000100000" w:firstRow="0" w:lastRow="0" w:firstColumn="0" w:lastColumn="0" w:oddVBand="0" w:evenVBand="0" w:oddHBand="1" w:evenHBand="0" w:firstRowFirstColumn="0" w:firstRowLastColumn="0" w:lastRowFirstColumn="0" w:lastRowLastColumn="0"/>
             </w:pPr>
-            <w:proofErr w:type="spellStart"/>
-            <w:r>
-              <w:t>update_buttons</w:t>
-            </w:r>
-            <w:proofErr w:type="spellEnd"/>
-            <w:r>
-              <w:t>()</w:t>
+            <w:r>
+              <w:t>update_buttons()</w:t>
             </w:r>
           </w:p>
         </w:tc>
@@ -3013,13 +3011,8 @@
             <w:pPr>
               <w:cnfStyle w:val="000000000000" w:firstRow="0" w:lastRow="0" w:firstColumn="0" w:lastColumn="0" w:oddVBand="0" w:evenVBand="0" w:oddHBand="0" w:evenHBand="0" w:firstRowFirstColumn="0" w:firstRowLastColumn="0" w:lastRowFirstColumn="0" w:lastRowLastColumn="0"/>
             </w:pPr>
-            <w:proofErr w:type="spellStart"/>
-            <w:r>
-              <w:t>calculate_heuristics</w:t>
-            </w:r>
-            <w:proofErr w:type="spellEnd"/>
-            <w:r>
-              <w:t>()</w:t>
+            <w:r>
+              <w:t>calculate_heuristics()</w:t>
             </w:r>
           </w:p>
         </w:tc>
@@ -3094,13 +3087,8 @@
             <w:pPr>
               <w:cnfStyle w:val="000000100000" w:firstRow="0" w:lastRow="0" w:firstColumn="0" w:lastColumn="0" w:oddVBand="0" w:evenVBand="0" w:oddHBand="1" w:evenHBand="0" w:firstRowFirstColumn="0" w:firstRowLastColumn="0" w:lastRowFirstColumn="0" w:lastRowLastColumn="0"/>
             </w:pPr>
-            <w:proofErr w:type="spellStart"/>
-            <w:r>
-              <w:t>update_timer</w:t>
-            </w:r>
-            <w:proofErr w:type="spellEnd"/>
-            <w:r>
-              <w:t>()</w:t>
+            <w:r>
+              <w:t>update_timer()</w:t>
             </w:r>
           </w:p>
         </w:tc>
@@ -3255,21 +3243,8 @@
             <w:pPr>
               <w:cnfStyle w:val="000000000000" w:firstRow="0" w:lastRow="0" w:firstColumn="0" w:lastColumn="0" w:oddVBand="0" w:evenVBand="0" w:oddHBand="0" w:evenHBand="0" w:firstRowFirstColumn="0" w:firstRowLastColumn="0" w:lastRowFirstColumn="0" w:lastRowLastColumn="0"/>
             </w:pPr>
-            <w:proofErr w:type="spellStart"/>
-            <w:r>
-              <w:t>run_single_benchmark</w:t>
-            </w:r>
-            <w:proofErr w:type="spellEnd"/>
-            <w:r>
-              <w:t>(</w:t>
-            </w:r>
-            <w:proofErr w:type="spellStart"/>
-            <w:r>
-              <w:t>heuristic</w:t>
-            </w:r>
-            <w:proofErr w:type="spellEnd"/>
-            <w:r>
-              <w:t>)</w:t>
+            <w:r>
+              <w:t>run_single_benchmark(heuristic)</w:t>
             </w:r>
           </w:p>
         </w:tc>
@@ -3323,19 +3298,11 @@
                 <w:lang w:val="en-US"/>
               </w:rPr>
             </w:pPr>
-            <w:proofErr w:type="spellStart"/>
-            <w:r>
-              <w:rPr>
-                <w:lang w:val="en-US"/>
-              </w:rPr>
-              <w:t>find_and_show_solution</w:t>
-            </w:r>
-            <w:proofErr w:type="spellEnd"/>
-            <w:r>
-              <w:rPr>
-                <w:lang w:val="en-US"/>
-              </w:rPr>
-              <w:t>(heuristic)</w:t>
+            <w:r>
+              <w:rPr>
+                <w:lang w:val="en-US"/>
+              </w:rPr>
+              <w:t>find_and_show_solution(heuristic)</w:t>
             </w:r>
           </w:p>
         </w:tc>
@@ -3386,13 +3353,8 @@
                 <w:lang w:val="en-US"/>
               </w:rPr>
             </w:pPr>
-            <w:proofErr w:type="spellStart"/>
-            <w:r>
-              <w:t>animate_solution</w:t>
-            </w:r>
-            <w:proofErr w:type="spellEnd"/>
-            <w:r>
-              <w:t>()</w:t>
+            <w:r>
+              <w:t>animate_solution()</w:t>
             </w:r>
           </w:p>
         </w:tc>
@@ -3549,7 +3511,6 @@
                 <w:lang w:val="en-US"/>
               </w:rPr>
             </w:pPr>
-            <w:proofErr w:type="spellStart"/>
             <w:r>
               <w:rPr>
                 <w:b w:val="0"/>
@@ -3574,7 +3535,6 @@
               </w:rPr>
               <w:t>bilities</w:t>
             </w:r>
-            <w:proofErr w:type="spellEnd"/>
           </w:p>
         </w:tc>
         <w:tc>
@@ -3647,21 +3607,8 @@
             <w:pPr>
               <w:cnfStyle w:val="000000100000" w:firstRow="0" w:lastRow="0" w:firstColumn="0" w:lastColumn="0" w:oddVBand="0" w:evenVBand="0" w:oddHBand="1" w:evenHBand="0" w:firstRowFirstColumn="0" w:firstRowLastColumn="0" w:lastRowFirstColumn="0" w:lastRowLastColumn="0"/>
             </w:pPr>
-            <w:proofErr w:type="spellStart"/>
-            <w:r>
-              <w:t>flatten</w:t>
-            </w:r>
-            <w:proofErr w:type="spellEnd"/>
-            <w:r>
-              <w:t>(</w:t>
-            </w:r>
-            <w:proofErr w:type="spellStart"/>
-            <w:r>
-              <w:t>state</w:t>
-            </w:r>
-            <w:proofErr w:type="spellEnd"/>
-            <w:r>
-              <w:t>)</w:t>
+            <w:r>
+              <w:t>flatten(state)</w:t>
             </w:r>
           </w:p>
         </w:tc>
@@ -3715,13 +3662,8 @@
                 <w:lang w:val="en-US"/>
               </w:rPr>
             </w:pPr>
-            <w:proofErr w:type="spellStart"/>
-            <w:r>
-              <w:t>generateRandomSolvableBoard</w:t>
-            </w:r>
-            <w:proofErr w:type="spellEnd"/>
-            <w:r>
-              <w:t>()</w:t>
+            <w:r>
+              <w:t>generateRandomSolvableBoard()</w:t>
             </w:r>
           </w:p>
         </w:tc>
@@ -3775,21 +3717,8 @@
                 <w:lang w:val="en-US"/>
               </w:rPr>
             </w:pPr>
-            <w:proofErr w:type="spellStart"/>
-            <w:r>
-              <w:t>isSolvable</w:t>
-            </w:r>
-            <w:proofErr w:type="spellEnd"/>
-            <w:r>
-              <w:t>(</w:t>
-            </w:r>
-            <w:proofErr w:type="spellStart"/>
-            <w:r>
-              <w:t>state</w:t>
-            </w:r>
-            <w:proofErr w:type="spellEnd"/>
-            <w:r>
-              <w:t>)</w:t>
+            <w:r>
+              <w:t>isSolvable(state)</w:t>
             </w:r>
           </w:p>
         </w:tc>
@@ -3841,21 +3770,8 @@
                 <w:lang w:val="en-US"/>
               </w:rPr>
             </w:pPr>
-            <w:proofErr w:type="spellStart"/>
-            <w:r>
-              <w:t>neighbors</w:t>
-            </w:r>
-            <w:proofErr w:type="spellEnd"/>
-            <w:r>
-              <w:t>(</w:t>
-            </w:r>
-            <w:proofErr w:type="spellStart"/>
-            <w:r>
-              <w:t>state</w:t>
-            </w:r>
-            <w:proofErr w:type="spellEnd"/>
-            <w:r>
-              <w:t>)</w:t>
+            <w:r>
+              <w:t>neighbors(state)</w:t>
             </w:r>
           </w:p>
         </w:tc>
@@ -3909,29 +3825,8 @@
                 <w:lang w:val="en-US"/>
               </w:rPr>
             </w:pPr>
-            <w:proofErr w:type="spellStart"/>
-            <w:r>
-              <w:t>calculateCosts</w:t>
-            </w:r>
-            <w:proofErr w:type="spellEnd"/>
-            <w:r>
-              <w:t>(</w:t>
-            </w:r>
-            <w:proofErr w:type="spellStart"/>
-            <w:r>
-              <w:t>state</w:t>
-            </w:r>
-            <w:proofErr w:type="spellEnd"/>
-            <w:r>
-              <w:t xml:space="preserve">, g, </w:t>
-            </w:r>
-            <w:proofErr w:type="spellStart"/>
-            <w:r>
-              <w:t>heuristic</w:t>
-            </w:r>
-            <w:proofErr w:type="spellEnd"/>
-            <w:r>
-              <w:t>)</w:t>
+            <w:r>
+              <w:t>calculateCosts(state, g, heuristic)</w:t>
             </w:r>
           </w:p>
         </w:tc>
@@ -3983,68 +3878,47 @@
                 <w:lang w:val="en-US"/>
               </w:rPr>
             </w:pPr>
-            <w:proofErr w:type="spellStart"/>
-            <w:r>
-              <w:t>solve</w:t>
-            </w:r>
-            <w:proofErr w:type="spellEnd"/>
-            <w:r>
-              <w:t>(</w:t>
-            </w:r>
-            <w:proofErr w:type="spellStart"/>
-            <w:r>
-              <w:t>startState</w:t>
-            </w:r>
-            <w:proofErr w:type="spellEnd"/>
-            <w:r>
+            <w:r>
+              <w:t>solve(startState, goalState, heuristic)</w:t>
+            </w:r>
+          </w:p>
+        </w:tc>
+        <w:tc>
+          <w:tcPr>
+            <w:tcW w:w="5812" w:type="dxa"/>
+          </w:tcPr>
+          <w:p>
+            <w:pPr>
+              <w:cnfStyle w:val="000000000000" w:firstRow="0" w:lastRow="0" w:firstColumn="0" w:lastColumn="0" w:oddVBand="0" w:evenVBand="0" w:oddHBand="0" w:evenHBand="0" w:firstRowFirstColumn="0" w:firstRowLastColumn="0" w:lastRowFirstColumn="0" w:lastRowLastColumn="0"/>
+              <w:rPr>
+                <w:lang w:val="en-US"/>
+              </w:rPr>
+            </w:pPr>
+            <w:r>
+              <w:rPr>
+                <w:lang w:val="en-US"/>
+              </w:rPr>
+              <w:t>Performs A* search</w:t>
+            </w:r>
+            <w:r>
+              <w:rPr>
+                <w:lang w:val="en-US"/>
+              </w:rPr>
               <w:t xml:space="preserve">, </w:t>
             </w:r>
-            <w:proofErr w:type="spellStart"/>
-            <w:r>
-              <w:t>goalState</w:t>
-            </w:r>
-            <w:proofErr w:type="spellEnd"/>
-            <w:r>
-              <w:t xml:space="preserve">, </w:t>
-            </w:r>
-            <w:proofErr w:type="spellStart"/>
-            <w:r>
-              <w:t>heuristic</w:t>
-            </w:r>
-            <w:proofErr w:type="spellEnd"/>
-            <w:r>
-              <w:t>)</w:t>
-            </w:r>
-          </w:p>
-        </w:tc>
-        <w:tc>
-          <w:tcPr>
-            <w:tcW w:w="5812" w:type="dxa"/>
-          </w:tcPr>
-          <w:p>
-            <w:pPr>
-              <w:cnfStyle w:val="000000000000" w:firstRow="0" w:lastRow="0" w:firstColumn="0" w:lastColumn="0" w:oddVBand="0" w:evenVBand="0" w:oddHBand="0" w:evenHBand="0" w:firstRowFirstColumn="0" w:firstRowLastColumn="0" w:lastRowFirstColumn="0" w:lastRowLastColumn="0"/>
-              <w:rPr>
-                <w:lang w:val="en-US"/>
-              </w:rPr>
-            </w:pPr>
-            <w:r>
-              <w:rPr>
-                <w:lang w:val="en-US"/>
-              </w:rPr>
-              <w:t>Performs A* search</w:t>
-            </w:r>
-            <w:r>
-              <w:rPr>
-                <w:lang w:val="en-US"/>
-              </w:rPr>
-              <w:t xml:space="preserve">, </w:t>
-            </w:r>
-            <w:r>
-              <w:rPr>
-                <w:lang w:val="en-US"/>
-              </w:rPr>
-              <w:t>returns path and expanded node count</w:t>
+            <w:proofErr w:type="gramStart"/>
+            <w:r>
+              <w:rPr>
+                <w:lang w:val="en-US"/>
+              </w:rPr>
+              <w:t>returns</w:t>
+            </w:r>
+            <w:proofErr w:type="gramEnd"/>
+            <w:r>
+              <w:rPr>
+                <w:lang w:val="en-US"/>
+              </w:rPr>
+              <w:t xml:space="preserve"> path and expanded node count</w:t>
             </w:r>
           </w:p>
         </w:tc>
@@ -4079,13 +3953,8 @@
                 <w:lang w:val="en-US"/>
               </w:rPr>
             </w:pPr>
-            <w:proofErr w:type="spellStart"/>
-            <w:r>
-              <w:t>runBenchmark</w:t>
-            </w:r>
-            <w:proofErr w:type="spellEnd"/>
-            <w:r>
-              <w:t>()</w:t>
+            <w:r>
+              <w:t>runBenchmark()</w:t>
             </w:r>
           </w:p>
         </w:tc>
@@ -4104,21 +3973,7 @@
               <w:rPr>
                 <w:lang w:val="en-US"/>
               </w:rPr>
-              <w:t>Runs 100 random boards for both heuristics and logs mean/</w:t>
-            </w:r>
-            <w:proofErr w:type="spellStart"/>
-            <w:r>
-              <w:rPr>
-                <w:lang w:val="en-US"/>
-              </w:rPr>
-              <w:t>stdev</w:t>
-            </w:r>
-            <w:proofErr w:type="spellEnd"/>
-            <w:r>
-              <w:rPr>
-                <w:lang w:val="en-US"/>
-              </w:rPr>
-              <w:t xml:space="preserve"> results</w:t>
+              <w:t>Runs 100 random boards for both heuristics and logs mean/stdev results</w:t>
             </w:r>
           </w:p>
         </w:tc>
@@ -4235,11 +4090,9 @@
                 <w:lang w:val="en-US"/>
               </w:rPr>
             </w:pPr>
-            <w:proofErr w:type="spellStart"/>
             <w:r>
               <w:t>Heuristics</w:t>
             </w:r>
-            <w:proofErr w:type="spellEnd"/>
           </w:p>
         </w:tc>
       </w:tr>
@@ -4258,7 +4111,6 @@
                 <w:lang w:val="en-US"/>
               </w:rPr>
             </w:pPr>
-            <w:proofErr w:type="spellStart"/>
             <w:r>
               <w:rPr>
                 <w:b w:val="0"/>
@@ -4283,7 +4135,6 @@
               </w:rPr>
               <w:t>bilities</w:t>
             </w:r>
-            <w:proofErr w:type="spellEnd"/>
           </w:p>
         </w:tc>
         <w:tc>
@@ -4357,23 +4208,7 @@
               <w:cnfStyle w:val="000000100000" w:firstRow="0" w:lastRow="0" w:firstColumn="0" w:lastColumn="0" w:oddVBand="0" w:evenVBand="0" w:oddHBand="1" w:evenHBand="0" w:firstRowFirstColumn="0" w:firstRowLastColumn="0" w:lastRowFirstColumn="0" w:lastRowLastColumn="0"/>
             </w:pPr>
             <w:r>
-              <w:t>__</w:t>
-            </w:r>
-            <w:proofErr w:type="spellStart"/>
-            <w:r>
-              <w:t>init</w:t>
-            </w:r>
-            <w:proofErr w:type="spellEnd"/>
-            <w:r>
-              <w:t>__(</w:t>
-            </w:r>
-            <w:proofErr w:type="spellStart"/>
-            <w:r>
-              <w:t>goalState</w:t>
-            </w:r>
-            <w:proofErr w:type="spellEnd"/>
-            <w:r>
-              <w:t>)</w:t>
+              <w:t>__init__(goalState)</w:t>
             </w:r>
           </w:p>
         </w:tc>
@@ -4388,11 +4223,19 @@
                 <w:lang w:val="en-US"/>
               </w:rPr>
             </w:pPr>
-            <w:r>
-              <w:rPr>
-                <w:lang w:val="en-US"/>
-              </w:rPr>
-              <w:t>Stores goal positions of each tile for quick lookup.</w:t>
+            <w:proofErr w:type="gramStart"/>
+            <w:r>
+              <w:rPr>
+                <w:lang w:val="en-US"/>
+              </w:rPr>
+              <w:t>Stores</w:t>
+            </w:r>
+            <w:proofErr w:type="gramEnd"/>
+            <w:r>
+              <w:rPr>
+                <w:lang w:val="en-US"/>
+              </w:rPr>
+              <w:t xml:space="preserve"> goal positions of each tile for quick lookup.</w:t>
             </w:r>
           </w:p>
         </w:tc>
@@ -4428,23 +4271,7 @@
               </w:rPr>
             </w:pPr>
             <w:r>
-              <w:t>_</w:t>
-            </w:r>
-            <w:proofErr w:type="spellStart"/>
-            <w:r>
-              <w:t>validate_state</w:t>
-            </w:r>
-            <w:proofErr w:type="spellEnd"/>
-            <w:r>
-              <w:t>(</w:t>
-            </w:r>
-            <w:proofErr w:type="spellStart"/>
-            <w:r>
-              <w:t>state</w:t>
-            </w:r>
-            <w:proofErr w:type="spellEnd"/>
-            <w:r>
-              <w:t>)</w:t>
+              <w:t>_validate_state(state)</w:t>
             </w:r>
           </w:p>
         </w:tc>
@@ -4498,21 +4325,8 @@
                 <w:lang w:val="en-US"/>
               </w:rPr>
             </w:pPr>
-            <w:proofErr w:type="spellStart"/>
-            <w:r>
-              <w:t>manhattan</w:t>
-            </w:r>
-            <w:proofErr w:type="spellEnd"/>
-            <w:r>
-              <w:t>(</w:t>
-            </w:r>
-            <w:proofErr w:type="spellStart"/>
-            <w:r>
-              <w:t>state</w:t>
-            </w:r>
-            <w:proofErr w:type="spellEnd"/>
-            <w:r>
-              <w:t>)</w:t>
+            <w:r>
+              <w:t>manhattan(state)</w:t>
             </w:r>
           </w:p>
         </w:tc>
@@ -4564,21 +4378,8 @@
                 <w:lang w:val="en-US"/>
               </w:rPr>
             </w:pPr>
-            <w:proofErr w:type="spellStart"/>
-            <w:r>
-              <w:t>hamming</w:t>
-            </w:r>
-            <w:proofErr w:type="spellEnd"/>
-            <w:r>
-              <w:t>(</w:t>
-            </w:r>
-            <w:proofErr w:type="spellStart"/>
-            <w:r>
-              <w:t>state</w:t>
-            </w:r>
-            <w:proofErr w:type="spellEnd"/>
-            <w:r>
-              <w:t>)</w:t>
+            <w:r>
+              <w:t>hamming(state)</w:t>
             </w:r>
           </w:p>
         </w:tc>
@@ -4679,19 +4480,11 @@
                 <w:lang w:val="en-US"/>
               </w:rPr>
             </w:pPr>
-            <w:proofErr w:type="spellStart"/>
             <w:r>
               <w:rPr>
                 <w:color w:val="FFFFFF" w:themeColor="background1"/>
               </w:rPr>
-              <w:t>SlidePuzzleGUI</w:t>
-            </w:r>
-            <w:proofErr w:type="spellEnd"/>
-            <w:r>
-              <w:rPr>
-                <w:color w:val="FFFFFF" w:themeColor="background1"/>
-              </w:rPr>
-              <w:t xml:space="preserve"> </w:t>
+              <w:t xml:space="preserve">SlidePuzzleGUI </w:t>
             </w:r>
             <w:r>
               <w:rPr>
@@ -4733,7 +4526,7 @@
               </w:rPr>
               <w:t xml:space="preserve">GUI calls </w:t>
             </w:r>
-            <w:proofErr w:type="spellStart"/>
+            <w:proofErr w:type="gramStart"/>
             <w:r>
               <w:rPr>
                 <w:b w:val="0"/>
@@ -4744,7 +4537,7 @@
               </w:rPr>
               <w:t>solver.solve</w:t>
             </w:r>
-            <w:proofErr w:type="spellEnd"/>
+            <w:proofErr w:type="gramEnd"/>
             <w:r>
               <w:rPr>
                 <w:b w:val="0"/>
@@ -4763,7 +4556,7 @@
               </w:rPr>
               <w:t xml:space="preserve"> or </w:t>
             </w:r>
-            <w:proofErr w:type="spellStart"/>
+            <w:proofErr w:type="gramStart"/>
             <w:r>
               <w:rPr>
                 <w:b w:val="0"/>
@@ -4774,7 +4567,7 @@
               </w:rPr>
               <w:t>solver.runBenchmark</w:t>
             </w:r>
-            <w:proofErr w:type="spellEnd"/>
+            <w:proofErr w:type="gramEnd"/>
             <w:r>
               <w:rPr>
                 <w:b w:val="0"/>
@@ -4848,16 +4641,8 @@
               <w:rPr>
                 <w:color w:val="FFFFFF" w:themeColor="background1"/>
               </w:rPr>
-              <w:t xml:space="preserve"> </w:t>
-            </w:r>
-            <w:proofErr w:type="spellStart"/>
-            <w:r>
-              <w:rPr>
-                <w:color w:val="FFFFFF" w:themeColor="background1"/>
-              </w:rPr>
-              <w:t>Heuristics</w:t>
-            </w:r>
-            <w:proofErr w:type="spellEnd"/>
+              <w:t xml:space="preserve"> Heuristics</w:t>
+            </w:r>
           </w:p>
         </w:tc>
       </w:tr>
@@ -4892,7 +4677,7 @@
                 <w:lang w:val="en-US"/>
               </w:rPr>
             </w:pPr>
-            <w:proofErr w:type="spellStart"/>
+            <w:proofErr w:type="gramStart"/>
             <w:r>
               <w:rPr>
                 <w:b w:val="0"/>
@@ -4903,7 +4688,7 @@
               </w:rPr>
               <w:t>heuristic.manhattan</w:t>
             </w:r>
-            <w:proofErr w:type="spellEnd"/>
+            <w:proofErr w:type="gramEnd"/>
             <w:r>
               <w:rPr>
                 <w:b w:val="0"/>
@@ -4930,7 +4715,7 @@
               </w:rPr>
               <w:t xml:space="preserve"> </w:t>
             </w:r>
-            <w:proofErr w:type="spellStart"/>
+            <w:proofErr w:type="gramStart"/>
             <w:r>
               <w:rPr>
                 <w:b w:val="0"/>
@@ -4941,7 +4726,7 @@
               </w:rPr>
               <w:t>heuristic.hamming</w:t>
             </w:r>
-            <w:proofErr w:type="spellEnd"/>
+            <w:proofErr w:type="gramEnd"/>
             <w:r>
               <w:rPr>
                 <w:b w:val="0"/>
@@ -5149,14 +4934,12 @@
                 <w:color w:val="FFFFFF" w:themeColor="background1"/>
               </w:rPr>
             </w:pPr>
-            <w:proofErr w:type="spellStart"/>
             <w:r>
               <w:rPr>
                 <w:color w:val="FFFFFF" w:themeColor="background1"/>
               </w:rPr>
               <w:t>Direction</w:t>
             </w:r>
-            <w:proofErr w:type="spellEnd"/>
           </w:p>
         </w:tc>
         <w:tc>
@@ -5174,23 +4957,21 @@
                 <w:color w:val="FFFFFF" w:themeColor="background1"/>
               </w:rPr>
             </w:pPr>
-            <w:proofErr w:type="spellStart"/>
             <w:r>
               <w:rPr>
                 <w:b/>
                 <w:bCs/>
                 <w:color w:val="FFFFFF" w:themeColor="background1"/>
               </w:rPr>
-              <w:t>From</w:t>
-            </w:r>
-            <w:proofErr w:type="spellEnd"/>
+              <w:t xml:space="preserve">From </w:t>
+            </w:r>
             <w:r>
               <w:rPr>
                 <w:b/>
                 <w:bCs/>
                 <w:color w:val="FFFFFF" w:themeColor="background1"/>
               </w:rPr>
-              <w:t xml:space="preserve"> </w:t>
+              <w:sym w:font="Wingdings" w:char="F0E0"/>
             </w:r>
             <w:r>
               <w:rPr>
@@ -5198,68 +4979,32 @@
                 <w:bCs/>
                 <w:color w:val="FFFFFF" w:themeColor="background1"/>
               </w:rPr>
-              <w:sym w:font="Wingdings" w:char="F0E0"/>
-            </w:r>
-            <w:r>
+              <w:t xml:space="preserve"> To</w:t>
+            </w:r>
+          </w:p>
+        </w:tc>
+        <w:tc>
+          <w:tcPr>
+            <w:tcW w:w="5098" w:type="dxa"/>
+            <w:shd w:val="clear" w:color="auto" w:fill="156082" w:themeFill="accent1"/>
+          </w:tcPr>
+          <w:p>
+            <w:pPr>
+              <w:jc w:val="center"/>
+              <w:cnfStyle w:val="000000100000" w:firstRow="0" w:lastRow="0" w:firstColumn="0" w:lastColumn="0" w:oddVBand="0" w:evenVBand="0" w:oddHBand="1" w:evenHBand="0" w:firstRowFirstColumn="0" w:firstRowLastColumn="0" w:lastRowFirstColumn="0" w:lastRowLastColumn="0"/>
               <w:rPr>
                 <w:b/>
                 <w:bCs/>
                 <w:color w:val="FFFFFF" w:themeColor="background1"/>
               </w:rPr>
-              <w:t xml:space="preserve"> </w:t>
-            </w:r>
-            <w:proofErr w:type="spellStart"/>
+            </w:pPr>
             <w:r>
               <w:rPr>
                 <w:b/>
                 <w:bCs/>
                 <w:color w:val="FFFFFF" w:themeColor="background1"/>
               </w:rPr>
-              <w:t>To</w:t>
-            </w:r>
-            <w:proofErr w:type="spellEnd"/>
-          </w:p>
-        </w:tc>
-        <w:tc>
-          <w:tcPr>
-            <w:tcW w:w="5098" w:type="dxa"/>
-            <w:shd w:val="clear" w:color="auto" w:fill="156082" w:themeFill="accent1"/>
-          </w:tcPr>
-          <w:p>
-            <w:pPr>
-              <w:jc w:val="center"/>
-              <w:cnfStyle w:val="000000100000" w:firstRow="0" w:lastRow="0" w:firstColumn="0" w:lastColumn="0" w:oddVBand="0" w:evenVBand="0" w:oddHBand="1" w:evenHBand="0" w:firstRowFirstColumn="0" w:firstRowLastColumn="0" w:lastRowFirstColumn="0" w:lastRowLastColumn="0"/>
-              <w:rPr>
-                <w:b/>
-                <w:bCs/>
-                <w:color w:val="FFFFFF" w:themeColor="background1"/>
-              </w:rPr>
-            </w:pPr>
-            <w:r>
-              <w:rPr>
-                <w:b/>
-                <w:bCs/>
-                <w:color w:val="FFFFFF" w:themeColor="background1"/>
-              </w:rPr>
-              <w:t xml:space="preserve">Type </w:t>
-            </w:r>
-            <w:proofErr w:type="spellStart"/>
-            <w:r>
-              <w:rPr>
-                <w:b/>
-                <w:bCs/>
-                <w:color w:val="FFFFFF" w:themeColor="background1"/>
-              </w:rPr>
-              <w:t>of</w:t>
-            </w:r>
-            <w:proofErr w:type="spellEnd"/>
-            <w:r>
-              <w:rPr>
-                <w:b/>
-                <w:bCs/>
-                <w:color w:val="FFFFFF" w:themeColor="background1"/>
-              </w:rPr>
-              <w:t xml:space="preserve"> Interaction</w:t>
+              <w:t>Type of Interaction</w:t>
             </w:r>
           </w:p>
         </w:tc>
@@ -5658,21 +5403,7 @@
         <w:rPr>
           <w:lang w:val="en-US"/>
         </w:rPr>
-        <w:t xml:space="preserve"> (</w:t>
-      </w:r>
-      <w:proofErr w:type="spellStart"/>
-      <w:r>
-        <w:rPr>
-          <w:lang w:val="en-US"/>
-        </w:rPr>
-        <w:t>manhattan</w:t>
-      </w:r>
-      <w:proofErr w:type="spellEnd"/>
-      <w:r>
-        <w:rPr>
-          <w:lang w:val="en-US"/>
-        </w:rPr>
-        <w:t>/hamming)</w:t>
+        <w:t xml:space="preserve"> (manhattan/hamming)</w:t>
       </w:r>
       <w:r>
         <w:rPr>
@@ -5712,8 +5443,16 @@
         <w:rPr>
           <w:lang w:val="en-US"/>
         </w:rPr>
-        <w:t xml:space="preserve"> was chosen because it is simple and has all required libraries built-in.</w:t>
-      </w:r>
+        <w:t xml:space="preserve"> was chosen because it is simple and has all required libraries </w:t>
+      </w:r>
+      <w:proofErr w:type="gramStart"/>
+      <w:r>
+        <w:rPr>
+          <w:lang w:val="en-US"/>
+        </w:rPr>
+        <w:t>built-in.</w:t>
+      </w:r>
+      <w:proofErr w:type="gramEnd"/>
       <w:r>
         <w:rPr>
           <w:lang w:val="en-US"/>
@@ -5726,7 +5465,6 @@
         </w:rPr>
         <w:t xml:space="preserve">The </w:t>
       </w:r>
-      <w:proofErr w:type="spellStart"/>
       <w:r>
         <w:rPr>
           <w:i/>
@@ -5735,7 +5473,6 @@
         </w:rPr>
         <w:t>Tkinter</w:t>
       </w:r>
-      <w:proofErr w:type="spellEnd"/>
       <w:r>
         <w:rPr>
           <w:lang w:val="en-US"/>
@@ -5993,7 +5730,25 @@
           <w:bCs/>
           <w:lang w:val="en-US"/>
         </w:rPr>
-        <w:t>Provide a table with complexity comparisons of different heuristics</w:t>
+        <w:t xml:space="preserve">Provide a table with </w:t>
+      </w:r>
+      <w:proofErr w:type="gramStart"/>
+      <w:r>
+        <w:rPr>
+          <w:b/>
+          <w:bCs/>
+          <w:lang w:val="en-US"/>
+        </w:rPr>
+        <w:t>complexity</w:t>
+      </w:r>
+      <w:proofErr w:type="gramEnd"/>
+      <w:r>
+        <w:rPr>
+          <w:b/>
+          <w:bCs/>
+          <w:lang w:val="en-US"/>
+        </w:rPr>
+        <w:t xml:space="preserve"> comparisons of different heuristics</w:t>
       </w:r>
     </w:p>
     <w:tbl>
@@ -6193,25 +5948,7 @@
                 <w:szCs w:val="21"/>
                 <w:lang w:val="en-US"/>
               </w:rPr>
-              <w:t xml:space="preserve">For an </w:t>
-            </w:r>
-            <w:proofErr w:type="spellStart"/>
-            <w:r>
-              <w:rPr>
-                <w:sz w:val="21"/>
-                <w:szCs w:val="21"/>
-                <w:lang w:val="en-US"/>
-              </w:rPr>
-              <w:t>n×n</w:t>
-            </w:r>
-            <w:proofErr w:type="spellEnd"/>
-            <w:r>
-              <w:rPr>
-                <w:sz w:val="21"/>
-                <w:szCs w:val="21"/>
-                <w:lang w:val="en-US"/>
-              </w:rPr>
-              <w:t xml:space="preserve"> puzzle (e.g., 3×3 → n=3), you have n² tiles</w:t>
+              <w:t>For an n×n puzzle (e.g., 3×3 → n=3), you have n² tiles</w:t>
             </w:r>
           </w:p>
           <w:p>
@@ -6288,39 +6025,7 @@
                 <w:sz w:val="21"/>
                 <w:szCs w:val="21"/>
               </w:rPr>
-              <w:t xml:space="preserve">This </w:t>
-            </w:r>
-            <w:proofErr w:type="spellStart"/>
-            <w:r>
-              <w:rPr>
-                <w:sz w:val="21"/>
-                <w:szCs w:val="21"/>
-              </w:rPr>
-              <w:t>is</w:t>
-            </w:r>
-            <w:proofErr w:type="spellEnd"/>
-            <w:r>
-              <w:rPr>
-                <w:sz w:val="21"/>
-                <w:szCs w:val="21"/>
-              </w:rPr>
-              <w:t xml:space="preserve"> </w:t>
-            </w:r>
-            <w:proofErr w:type="spellStart"/>
-            <w:r>
-              <w:rPr>
-                <w:sz w:val="21"/>
-                <w:szCs w:val="21"/>
-              </w:rPr>
-              <w:t>very</w:t>
-            </w:r>
-            <w:proofErr w:type="spellEnd"/>
-            <w:r>
-              <w:rPr>
-                <w:sz w:val="21"/>
-                <w:szCs w:val="21"/>
-              </w:rPr>
-              <w:t xml:space="preserve"> fast</w:t>
+              <w:t>This is very fast</w:t>
             </w:r>
           </w:p>
         </w:tc>
@@ -6816,7 +6521,29 @@
                 <w:szCs w:val="21"/>
                 <w:lang w:val="en-US"/>
               </w:rPr>
-              <w:t>In simple terms, it describes how the memory usage grows when the size of the input increases.</w:t>
+              <w:t xml:space="preserve">In simple terms, it describes how </w:t>
+            </w:r>
+            <w:proofErr w:type="gramStart"/>
+            <w:r>
+              <w:rPr>
+                <w:b w:val="0"/>
+                <w:bCs w:val="0"/>
+                <w:sz w:val="21"/>
+                <w:szCs w:val="21"/>
+                <w:lang w:val="en-US"/>
+              </w:rPr>
+              <w:t>the memory</w:t>
+            </w:r>
+            <w:proofErr w:type="gramEnd"/>
+            <w:r>
+              <w:rPr>
+                <w:b w:val="0"/>
+                <w:bCs w:val="0"/>
+                <w:sz w:val="21"/>
+                <w:szCs w:val="21"/>
+                <w:lang w:val="en-US"/>
+              </w:rPr>
+              <w:t xml:space="preserve"> usage grows when the size of the input increases.</w:t>
             </w:r>
           </w:p>
           <w:p>
@@ -6852,13 +6579,23 @@
                 <w:lang w:val="en-US"/>
               </w:rPr>
             </w:pPr>
+            <w:proofErr w:type="gramStart"/>
             <w:r>
               <w:rPr>
                 <w:sz w:val="21"/>
                 <w:szCs w:val="21"/>
                 <w:lang w:val="en-US"/>
               </w:rPr>
-              <w:t>O(1) Complexity:</w:t>
+              <w:t>O(</w:t>
+            </w:r>
+            <w:proofErr w:type="gramEnd"/>
+            <w:r>
+              <w:rPr>
+                <w:sz w:val="21"/>
+                <w:szCs w:val="21"/>
+                <w:lang w:val="en-US"/>
+              </w:rPr>
+              <w:t>1) Complexity:</w:t>
             </w:r>
             <w:r>
               <w:rPr>
@@ -6938,7 +6675,29 @@
                 <w:szCs w:val="21"/>
                 <w:lang w:val="en-US"/>
               </w:rPr>
-              <w:t>For example, when only a few counters or variables are used to process data one piece at a time, the space complexity is O(1).</w:t>
+              <w:t xml:space="preserve">For example, when only a few counters or variables are used to process data one piece at a time, the space complexity is </w:t>
+            </w:r>
+            <w:proofErr w:type="gramStart"/>
+            <w:r>
+              <w:rPr>
+                <w:b w:val="0"/>
+                <w:bCs w:val="0"/>
+                <w:sz w:val="21"/>
+                <w:szCs w:val="21"/>
+                <w:lang w:val="en-US"/>
+              </w:rPr>
+              <w:t>O(</w:t>
+            </w:r>
+            <w:proofErr w:type="gramEnd"/>
+            <w:r>
+              <w:rPr>
+                <w:b w:val="0"/>
+                <w:bCs w:val="0"/>
+                <w:sz w:val="21"/>
+                <w:szCs w:val="21"/>
+                <w:lang w:val="en-US"/>
+              </w:rPr>
+              <w:t>1).</w:t>
             </w:r>
           </w:p>
           <w:p>
@@ -7597,21 +7356,8 @@
               </w:rPr>
             </w:pPr>
             <w:r>
-              <w:t xml:space="preserve">Counts </w:t>
-            </w:r>
-            <w:proofErr w:type="spellStart"/>
-            <w:r>
-              <w:t>misplaced</w:t>
-            </w:r>
-            <w:proofErr w:type="spellEnd"/>
-            <w:r>
-              <w:t xml:space="preserve"> </w:t>
-            </w:r>
-            <w:proofErr w:type="spellStart"/>
-            <w:r>
-              <w:t>tiles</w:t>
-            </w:r>
-            <w:proofErr w:type="spellEnd"/>
+              <w:t>Counts misplaced tiles</w:t>
+            </w:r>
           </w:p>
         </w:tc>
         <w:tc>
